--- a/history.docx
+++ b/history.docx
@@ -1229,7 +1229,25 @@
           <w:szCs w:val="28"/>
         </w:rPr>
         <w:lastRenderedPageBreak/>
-        <w:t>спрямувати увагу на виконання певних логічних операцій. Характер завдань і запитань для с/р ступінь їх складності на різних етапах н</w:t>
+        <w:t xml:space="preserve">спрямувати увагу </w:t>
+      </w:r>
+      <w:r>
+        <w:rPr>
+          <w:rStyle w:val="1"/>
+          <w:rFonts w:ascii="Times New Roman" w:hAnsi="Times New Roman" w:cs="Times New Roman"/>
+          <w:sz w:val="28"/>
+          <w:szCs w:val="28"/>
+        </w:rPr>
+        <w:t xml:space="preserve">студента </w:t>
+      </w:r>
+      <w:r>
+        <w:rPr>
+          <w:rStyle w:val="1"/>
+          <w:rFonts w:ascii="Times New Roman" w:hAnsi="Times New Roman" w:cs="Times New Roman"/>
+          <w:sz w:val="28"/>
+          <w:szCs w:val="28"/>
+        </w:rPr>
+        <w:t>на виконання певних логічних операцій. Характер завдань і запитань для с/р ступінь їх складності на різних етапах н</w:t>
       </w:r>
       <w:r>
         <w:rPr>
@@ -1388,7 +1406,7 @@
           </mc:Choice>
           <mc:Fallback>
             <w:pict>
-              <v:shapetype w14:anchorId="466BEADA" id="_x0000_t32" coordsize="21600,21600" o:spt="32" o:oned="t" path="m,l21600,21600e" filled="f">
+              <v:shapetype w14:anchorId="1F813584" id="_x0000_t32" coordsize="21600,21600" o:spt="32" o:oned="t" path="m,l21600,21600e" filled="f">
                 <v:path arrowok="t" fillok="f" o:connecttype="none"/>
                 <o:lock v:ext="edit" shapetype="t"/>
               </v:shapetype>
@@ -1467,7 +1485,7 @@
           </mc:Choice>
           <mc:Fallback>
             <w:pict>
-              <v:shape w14:anchorId="79D95281" id="Прямая со стрелкой 18" o:spid="_x0000_s1026" type="#_x0000_t32" style="position:absolute;margin-left:226.65pt;margin-top:4.6pt;width:25.15pt;height:28.5pt;z-index:251676672;visibility:visible;mso-wrap-style:square;mso-width-percent:0;mso-height-percent:0;mso-wrap-distance-left:9pt;mso-wrap-distance-top:0;mso-wrap-distance-right:9pt;mso-wrap-distance-bottom:0;mso-position-horizontal:absolute;mso-position-horizontal-relative:text;mso-position-vertical:absolute;mso-position-vertical-relative:text;mso-width-percent:0;mso-height-percent:0;mso-width-relative:margin;mso-height-relative:margin" o:gfxdata="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" strokecolor="black [3200]" strokeweight=".5pt">
+              <v:shape w14:anchorId="5BE8DC71" id="Прямая со стрелкой 18" o:spid="_x0000_s1026" type="#_x0000_t32" style="position:absolute;margin-left:226.65pt;margin-top:4.6pt;width:25.15pt;height:28.5pt;z-index:251676672;visibility:visible;mso-wrap-style:square;mso-width-percent:0;mso-height-percent:0;mso-wrap-distance-left:9pt;mso-wrap-distance-top:0;mso-wrap-distance-right:9pt;mso-wrap-distance-bottom:0;mso-position-horizontal:absolute;mso-position-horizontal-relative:text;mso-position-vertical:absolute;mso-position-vertical-relative:text;mso-width-percent:0;mso-height-percent:0;mso-width-relative:margin;mso-height-relative:margin" o:gfxdata="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" strokecolor="black [3200]" strokeweight=".5pt">
                 <v:stroke endarrow="block" joinstyle="miter"/>
               </v:shape>
             </w:pict>
@@ -1541,7 +1559,7 @@
           </mc:Choice>
           <mc:Fallback>
             <w:pict>
-              <v:shape w14:anchorId="3E2CEB7F" id="Прямая со стрелкой 5" o:spid="_x0000_s1026" type="#_x0000_t32" style="position:absolute;margin-left:50.5pt;margin-top:4.7pt;width:66.5pt;height:28.5pt;flip:x;z-index:251664384;visibility:visible;mso-wrap-style:square;mso-width-percent:0;mso-height-percent:0;mso-wrap-distance-left:9pt;mso-wrap-distance-top:0;mso-wrap-distance-right:9pt;mso-wrap-distance-bottom:0;mso-position-horizontal:absolute;mso-position-horizontal-relative:text;mso-position-vertical:absolute;mso-position-vertical-relative:text;mso-width-percent:0;mso-height-percent:0;mso-width-relative:margin;mso-height-relative:margin" o:gfxdata="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" strokecolor="black [3200]" strokeweight=".5pt">
+              <v:shape w14:anchorId="56267D0A" id="Прямая со стрелкой 5" o:spid="_x0000_s1026" type="#_x0000_t32" style="position:absolute;margin-left:50.5pt;margin-top:4.7pt;width:66.5pt;height:28.5pt;flip:x;z-index:251664384;visibility:visible;mso-wrap-style:square;mso-width-percent:0;mso-height-percent:0;mso-wrap-distance-left:9pt;mso-wrap-distance-top:0;mso-wrap-distance-right:9pt;mso-wrap-distance-bottom:0;mso-position-horizontal:absolute;mso-position-horizontal-relative:text;mso-position-vertical:absolute;mso-position-vertical-relative:text;mso-width-percent:0;mso-height-percent:0;mso-width-relative:margin;mso-height-relative:margin" o:gfxdata="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" strokecolor="black [3200]" strokeweight=".5pt">
                 <v:stroke endarrow="block" joinstyle="miter"/>
               </v:shape>
             </w:pict>
@@ -1612,7 +1630,7 @@
           </mc:Choice>
           <mc:Fallback>
             <w:pict>
-              <v:shape w14:anchorId="2184D12F" id="Прямая со стрелкой 2" o:spid="_x0000_s1026" type="#_x0000_t32" style="position:absolute;margin-left:147pt;margin-top:4.7pt;width:20.5pt;height:31.5pt;flip:x;z-index:251660288;visibility:visible;mso-wrap-style:square;mso-width-percent:0;mso-wrap-distance-left:9pt;mso-wrap-distance-top:0;mso-wrap-distance-right:9pt;mso-wrap-distance-bottom:0;mso-position-horizontal:absolute;mso-position-horizontal-relative:text;mso-position-vertical:absolute;mso-position-vertical-relative:text;mso-width-percent:0;mso-width-relative:margin" o:gfxdata="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" strokecolor="black [3200]" strokeweight=".5pt">
+              <v:shape w14:anchorId="712FDEB0" id="Прямая со стрелкой 2" o:spid="_x0000_s1026" type="#_x0000_t32" style="position:absolute;margin-left:147pt;margin-top:4.7pt;width:20.5pt;height:31.5pt;flip:x;z-index:251660288;visibility:visible;mso-wrap-style:square;mso-width-percent:0;mso-wrap-distance-left:9pt;mso-wrap-distance-top:0;mso-wrap-distance-right:9pt;mso-wrap-distance-bottom:0;mso-position-horizontal:absolute;mso-position-horizontal-relative:text;mso-position-vertical:absolute;mso-position-vertical-relative:text;mso-width-percent:0;mso-width-relative:margin" o:gfxdata="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" strokecolor="black [3200]" strokeweight=".5pt">
                 <v:stroke endarrow="block" joinstyle="miter"/>
               </v:shape>
             </w:pict>
@@ -1680,7 +1698,7 @@
           </mc:Choice>
           <mc:Fallback>
             <w:pict>
-              <v:shape w14:anchorId="2EF46EAC" id="Прямая со стрелкой 1" o:spid="_x0000_s1026" type="#_x0000_t32" style="position:absolute;margin-left:277.75pt;margin-top:4.7pt;width:51pt;height:27pt;z-index:251659264;visibility:visible;mso-wrap-style:square;mso-wrap-distance-left:9pt;mso-wrap-distance-top:0;mso-wrap-distance-right:9pt;mso-wrap-distance-bottom:0;mso-position-horizontal:absolute;mso-position-horizontal-relative:text;mso-position-vertical:absolute;mso-position-vertical-relative:text" o:gfxdata="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" strokecolor="black [3200]" strokeweight=".5pt">
+              <v:shape w14:anchorId="3076ADF1" id="Прямая со стрелкой 1" o:spid="_x0000_s1026" type="#_x0000_t32" style="position:absolute;margin-left:277.75pt;margin-top:4.7pt;width:51pt;height:27pt;z-index:251659264;visibility:visible;mso-wrap-style:square;mso-wrap-distance-left:9pt;mso-wrap-distance-top:0;mso-wrap-distance-right:9pt;mso-wrap-distance-bottom:0;mso-position-horizontal:absolute;mso-position-horizontal-relative:text;mso-position-vertical:absolute;mso-position-vertical-relative:text" o:gfxdata="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" strokecolor="black [3200]" strokeweight=".5pt">
                 <v:stroke endarrow="block" joinstyle="miter"/>
               </v:shape>
             </w:pict>
@@ -1723,6 +1741,7 @@
         <w:rPr>
           <w:rFonts w:ascii="Times New Roman" w:hAnsi="Times New Roman" w:cs="Times New Roman"/>
           <w:noProof/>
+          <w:lang w:val="ru-RU" w:eastAsia="ru-RU" w:bidi="ar-SA"/>
         </w:rPr>
         <mc:AlternateContent>
           <mc:Choice Requires="wps">
@@ -1837,6 +1856,7 @@
         <w:rPr>
           <w:rFonts w:ascii="Times New Roman" w:hAnsi="Times New Roman" w:cs="Times New Roman"/>
           <w:noProof/>
+          <w:lang w:val="ru-RU" w:eastAsia="ru-RU" w:bidi="ar-SA"/>
         </w:rPr>
         <mc:AlternateContent>
           <mc:Choice Requires="wps">
@@ -1947,6 +1967,7 @@
         <w:rPr>
           <w:rFonts w:ascii="Times New Roman" w:hAnsi="Times New Roman" w:cs="Times New Roman"/>
           <w:noProof/>
+          <w:lang w:val="ru-RU" w:eastAsia="ru-RU" w:bidi="ar-SA"/>
         </w:rPr>
         <mc:AlternateContent>
           <mc:Choice Requires="wps">
@@ -2113,6 +2134,7 @@
         <w:rPr>
           <w:rFonts w:ascii="Times New Roman" w:hAnsi="Times New Roman" w:cs="Times New Roman"/>
           <w:noProof/>
+          <w:lang w:val="ru-RU" w:eastAsia="ru-RU" w:bidi="ar-SA"/>
         </w:rPr>
         <mc:AlternateContent>
           <mc:Choice Requires="wps">
@@ -2378,7 +2400,7 @@
           </mc:Choice>
           <mc:Fallback>
             <w:pict>
-              <v:shape w14:anchorId="4F3EE6E2" id="Прямая со стрелкой 13" o:spid="_x0000_s1026" type="#_x0000_t32" style="position:absolute;margin-left:443.6pt;margin-top:98.05pt;width:0;height:36.85pt;flip:x y;z-index:251671552;visibility:visible;mso-wrap-style:square;mso-width-percent:0;mso-height-percent:0;mso-wrap-distance-left:9pt;mso-wrap-distance-top:0;mso-wrap-distance-right:9pt;mso-wrap-distance-bottom:0;mso-position-horizontal:absolute;mso-position-horizontal-relative:margin;mso-position-vertical:absolute;mso-position-vertical-relative:text;mso-width-percent:0;mso-height-percent:0;mso-width-relative:margin;mso-height-relative:margin" o:gfxdata="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" strokecolor="black [3200]" strokeweight=".5pt">
+              <v:shape w14:anchorId="487440F2" id="Прямая со стрелкой 13" o:spid="_x0000_s1026" type="#_x0000_t32" style="position:absolute;margin-left:443.6pt;margin-top:98.05pt;width:0;height:36.85pt;flip:x y;z-index:251671552;visibility:visible;mso-wrap-style:square;mso-width-percent:0;mso-height-percent:0;mso-wrap-distance-left:9pt;mso-wrap-distance-top:0;mso-wrap-distance-right:9pt;mso-wrap-distance-bottom:0;mso-position-horizontal:absolute;mso-position-horizontal-relative:margin;mso-position-vertical:absolute;mso-position-vertical-relative:text;mso-width-percent:0;mso-height-percent:0;mso-width-relative:margin;mso-height-relative:margin" o:gfxdata="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" strokecolor="black [3200]" strokeweight=".5pt">
                 <v:stroke endarrow="block" joinstyle="miter"/>
                 <w10:wrap anchorx="margin"/>
               </v:shape>
@@ -2453,7 +2475,7 @@
           </mc:Choice>
           <mc:Fallback>
             <w:pict>
-              <v:shape w14:anchorId="00D68607" id="Прямая со стрелкой 12" o:spid="_x0000_s1026" type="#_x0000_t32" style="position:absolute;margin-left:443.6pt;margin-top:6.45pt;width:0;height:37.8pt;flip:y;z-index:251670528;visibility:visible;mso-wrap-style:square;mso-width-percent:0;mso-height-percent:0;mso-wrap-distance-left:9pt;mso-wrap-distance-top:0;mso-wrap-distance-right:9pt;mso-wrap-distance-bottom:0;mso-position-horizontal:absolute;mso-position-horizontal-relative:margin;mso-position-vertical:absolute;mso-position-vertical-relative:text;mso-width-percent:0;mso-height-percent:0;mso-width-relative:margin;mso-height-relative:margin" o:gfxdata="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" strokecolor="black [3200]" strokeweight=".5pt">
+              <v:shape w14:anchorId="165A75BB" id="Прямая со стрелкой 12" o:spid="_x0000_s1026" type="#_x0000_t32" style="position:absolute;margin-left:443.6pt;margin-top:6.45pt;width:0;height:37.8pt;flip:y;z-index:251670528;visibility:visible;mso-wrap-style:square;mso-width-percent:0;mso-height-percent:0;mso-wrap-distance-left:9pt;mso-wrap-distance-top:0;mso-wrap-distance-right:9pt;mso-wrap-distance-bottom:0;mso-position-horizontal:absolute;mso-position-horizontal-relative:margin;mso-position-vertical:absolute;mso-position-vertical-relative:text;mso-width-percent:0;mso-height-percent:0;mso-width-relative:margin;mso-height-relative:margin" o:gfxdata="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" strokecolor="black [3200]" strokeweight=".5pt">
                 <v:stroke endarrow="block" joinstyle="miter"/>
                 <w10:wrap anchorx="margin"/>
               </v:shape>
@@ -2528,7 +2550,7 @@
           </mc:Choice>
           <mc:Fallback>
             <w:pict>
-              <v:shape w14:anchorId="5F403616" id="Прямая со стрелкой 14" o:spid="_x0000_s1026" type="#_x0000_t32" style="position:absolute;margin-left:443.6pt;margin-top:177.25pt;width:0;height:36.85pt;flip:x y;z-index:251672576;visibility:visible;mso-wrap-style:square;mso-width-percent:0;mso-height-percent:0;mso-wrap-distance-left:9pt;mso-wrap-distance-top:0;mso-wrap-distance-right:9pt;mso-wrap-distance-bottom:0;mso-position-horizontal:absolute;mso-position-horizontal-relative:margin;mso-position-vertical:absolute;mso-position-vertical-relative:text;mso-width-percent:0;mso-height-percent:0;mso-width-relative:margin;mso-height-relative:margin" o:gfxdata="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" strokecolor="black [3200]" strokeweight=".5pt">
+              <v:shape w14:anchorId="5DF1B462" id="Прямая со стрелкой 14" o:spid="_x0000_s1026" type="#_x0000_t32" style="position:absolute;margin-left:443.6pt;margin-top:177.25pt;width:0;height:36.85pt;flip:x y;z-index:251672576;visibility:visible;mso-wrap-style:square;mso-width-percent:0;mso-height-percent:0;mso-wrap-distance-left:9pt;mso-wrap-distance-top:0;mso-wrap-distance-right:9pt;mso-wrap-distance-bottom:0;mso-position-horizontal:absolute;mso-position-horizontal-relative:margin;mso-position-vertical:absolute;mso-position-vertical-relative:text;mso-width-percent:0;mso-height-percent:0;mso-width-relative:margin;mso-height-relative:margin" o:gfxdata="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" strokecolor="black [3200]" strokeweight=".5pt">
                 <v:stroke endarrow="block" joinstyle="miter"/>
                 <w10:wrap anchorx="margin"/>
               </v:shape>
@@ -2572,6 +2594,7 @@
         <w:rPr>
           <w:rFonts w:ascii="Times New Roman" w:hAnsi="Times New Roman" w:cs="Times New Roman"/>
           <w:noProof/>
+          <w:lang w:val="ru-RU" w:eastAsia="ru-RU" w:bidi="ar-SA"/>
         </w:rPr>
         <mc:AlternateContent>
           <mc:Choice Requires="wps">
@@ -2682,6 +2705,7 @@
         <w:rPr>
           <w:rFonts w:ascii="Times New Roman" w:hAnsi="Times New Roman" w:cs="Times New Roman"/>
           <w:noProof/>
+          <w:lang w:val="ru-RU" w:eastAsia="ru-RU" w:bidi="ar-SA"/>
         </w:rPr>
         <mc:AlternateContent>
           <mc:Choice Requires="wps">
@@ -2887,7 +2911,7 @@
           </mc:Choice>
           <mc:Fallback>
             <w:pict>
-              <v:shape w14:anchorId="393A4012" id="Прямая со стрелкой 19" o:spid="_x0000_s1026" type="#_x0000_t32" style="position:absolute;margin-left:590.45pt;margin-top:12.95pt;width:0;height:39.75pt;flip:x;z-index:251677696;visibility:visible;mso-wrap-style:square;mso-width-percent:0;mso-height-percent:0;mso-wrap-distance-left:9pt;mso-wrap-distance-top:0;mso-wrap-distance-right:9pt;mso-wrap-distance-bottom:0;mso-position-horizontal:absolute;mso-position-horizontal-relative:margin;mso-position-vertical:absolute;mso-position-vertical-relative:text;mso-width-percent:0;mso-height-percent:0;mso-width-relative:margin;mso-height-relative:margin" o:gfxdata="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" strokecolor="black [3200]" strokeweight=".5pt">
+              <v:shape w14:anchorId="3BC5679B" id="Прямая со стрелкой 19" o:spid="_x0000_s1026" type="#_x0000_t32" style="position:absolute;margin-left:590.45pt;margin-top:12.95pt;width:0;height:39.75pt;flip:x;z-index:251677696;visibility:visible;mso-wrap-style:square;mso-width-percent:0;mso-height-percent:0;mso-wrap-distance-left:9pt;mso-wrap-distance-top:0;mso-wrap-distance-right:9pt;mso-wrap-distance-bottom:0;mso-position-horizontal:absolute;mso-position-horizontal-relative:margin;mso-position-vertical:absolute;mso-position-vertical-relative:text;mso-width-percent:0;mso-height-percent:0;mso-width-relative:margin;mso-height-relative:margin" o:gfxdata="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" strokecolor="black [3200]" strokeweight=".5pt">
                 <v:stroke endarrow="block" joinstyle="miter"/>
                 <w10:wrap anchorx="margin"/>
               </v:shape>
@@ -2931,6 +2955,7 @@
         <w:rPr>
           <w:rFonts w:ascii="Times New Roman" w:hAnsi="Times New Roman" w:cs="Times New Roman"/>
           <w:noProof/>
+          <w:lang w:val="ru-RU" w:eastAsia="ru-RU" w:bidi="ar-SA"/>
         </w:rPr>
         <mc:AlternateContent>
           <mc:Choice Requires="wps">
@@ -3057,6 +3082,7 @@
         <w:rPr>
           <w:rFonts w:ascii="Times New Roman" w:hAnsi="Times New Roman" w:cs="Times New Roman"/>
           <w:noProof/>
+          <w:lang w:val="ru-RU" w:eastAsia="ru-RU" w:bidi="ar-SA"/>
         </w:rPr>
         <mc:AlternateContent>
           <mc:Choice Requires="wps">
@@ -3262,7 +3288,7 @@
           </mc:Choice>
           <mc:Fallback>
             <w:pict>
-              <v:shape w14:anchorId="55877611" id="Прямая со стрелкой 20" o:spid="_x0000_s1026" type="#_x0000_t32" style="position:absolute;margin-left:590.45pt;margin-top:2.9pt;width:0;height:39.75pt;flip:x;z-index:251678720;visibility:visible;mso-wrap-style:square;mso-width-percent:0;mso-height-percent:0;mso-wrap-distance-left:9pt;mso-wrap-distance-top:0;mso-wrap-distance-right:9pt;mso-wrap-distance-bottom:0;mso-position-horizontal:absolute;mso-position-horizontal-relative:margin;mso-position-vertical:absolute;mso-position-vertical-relative:text;mso-width-percent:0;mso-height-percent:0;mso-width-relative:margin;mso-height-relative:margin" o:gfxdata="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" strokecolor="black [3200]" strokeweight=".5pt">
+              <v:shape w14:anchorId="531A9D36" id="Прямая со стрелкой 20" o:spid="_x0000_s1026" type="#_x0000_t32" style="position:absolute;margin-left:590.45pt;margin-top:2.9pt;width:0;height:39.75pt;flip:x;z-index:251678720;visibility:visible;mso-wrap-style:square;mso-width-percent:0;mso-height-percent:0;mso-wrap-distance-left:9pt;mso-wrap-distance-top:0;mso-wrap-distance-right:9pt;mso-wrap-distance-bottom:0;mso-position-horizontal:absolute;mso-position-horizontal-relative:margin;mso-position-vertical:absolute;mso-position-vertical-relative:text;mso-width-percent:0;mso-height-percent:0;mso-width-relative:margin;mso-height-relative:margin" o:gfxdata="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" strokecolor="black [3200]" strokeweight=".5pt">
                 <v:stroke endarrow="block" joinstyle="miter"/>
                 <w10:wrap anchorx="margin"/>
               </v:shape>
@@ -3306,6 +3332,7 @@
         <w:rPr>
           <w:rFonts w:ascii="Times New Roman" w:hAnsi="Times New Roman" w:cs="Times New Roman"/>
           <w:noProof/>
+          <w:lang w:val="ru-RU" w:eastAsia="ru-RU" w:bidi="ar-SA"/>
         </w:rPr>
         <mc:AlternateContent>
           <mc:Choice Requires="wps">
@@ -3416,6 +3443,7 @@
         <w:rPr>
           <w:rFonts w:ascii="Times New Roman" w:hAnsi="Times New Roman" w:cs="Times New Roman"/>
           <w:noProof/>
+          <w:lang w:val="ru-RU" w:eastAsia="ru-RU" w:bidi="ar-SA"/>
         </w:rPr>
         <mc:AlternateContent>
           <mc:Choice Requires="wps">
@@ -3578,17 +3606,19 @@
         <w:ind w:firstLine="709"/>
         <w:jc w:val="both"/>
         <w:rPr>
-          <w:rFonts w:ascii="Times New Roman" w:hAnsi="Times New Roman" w:cs="Times New Roman"/>
-        </w:rPr>
-      </w:pPr>
-      <w:r>
-        <w:rPr>
-          <w:rStyle w:val="1"/>
-          <w:rFonts w:ascii="Times New Roman" w:hAnsi="Times New Roman" w:cs="Times New Roman"/>
-          <w:sz w:val="28"/>
-          <w:szCs w:val="28"/>
-        </w:rPr>
-        <w:t xml:space="preserve"> Не</w:t>
+          <w:rStyle w:val="12pt0ptExact"/>
+          <w:rFonts w:ascii="Times New Roman" w:hAnsi="Times New Roman" w:cs="Times New Roman"/>
+          <w:spacing w:val="0"/>
+        </w:rPr>
+      </w:pPr>
+      <w:r>
+        <w:rPr>
+          <w:rStyle w:val="1"/>
+          <w:rFonts w:ascii="Times New Roman" w:hAnsi="Times New Roman" w:cs="Times New Roman"/>
+          <w:sz w:val="28"/>
+          <w:szCs w:val="28"/>
+        </w:rPr>
+        <w:t>Не</w:t>
       </w:r>
       <w:r>
         <w:rPr>
@@ -3680,15 +3710,19 @@
         </w:rPr>
         <w:t>культури</w:t>
       </w:r>
-      <w:bookmarkStart w:id="0" w:name="_GoBack"/>
-      <w:bookmarkEnd w:id="0"/>
+      <w:r>
+        <w:rPr>
+          <w:rFonts w:ascii="Times New Roman" w:hAnsi="Times New Roman" w:cs="Times New Roman"/>
+        </w:rPr>
+        <w:t xml:space="preserve"> </w:t>
+      </w:r>
       <w:r>
         <w:rPr>
           <w:rStyle w:val="12pt0ptExact"/>
           <w:rFonts w:ascii="Times New Roman" w:hAnsi="Times New Roman" w:cs="Times New Roman"/>
           <w:spacing w:val="0"/>
         </w:rPr>
-        <w:t>)</w:t>
+        <w:t>розумової праці. Характер запитань і завдань може</w:t>
       </w:r>
       <w:r>
         <w:rPr>
@@ -3704,7 +3738,7 @@
           <w:rFonts w:ascii="Times New Roman" w:hAnsi="Times New Roman" w:cs="Times New Roman"/>
           <w:spacing w:val="0"/>
         </w:rPr>
-        <w:t>самостійно, бо усвідомлення власних прогалин у знаннях породжує невпевненість і пасивність.</w:t>
+        <w:t>бути найрізноманітніший, наприклад:</w:t>
       </w:r>
       <w:r>
         <w:rPr>
@@ -3713,358 +3747,77 @@
           <w:spacing w:val="0"/>
         </w:rPr>
         <w:t xml:space="preserve"> </w:t>
-      </w:r>
-      <w:r>
-        <w:rPr>
-          <w:rStyle w:val="12pt0ptExact"/>
-          <w:rFonts w:ascii="Times New Roman" w:hAnsi="Times New Roman" w:cs="Times New Roman"/>
-          <w:spacing w:val="0"/>
-        </w:rPr>
-        <w:t>Диференціація завдань має сприяти не. тільки підвищенню якості знань і вмінь кожно^З^рпІя^ а й поступовому переходові його з однієї групи до іншої. Такий підхід забезпечить послідовний розвиток осо</w:t>
-      </w:r>
-      <w:r>
-        <w:rPr>
-          <w:rStyle w:val="12pt0ptExact"/>
-          <w:rFonts w:ascii="Times New Roman" w:hAnsi="Times New Roman" w:cs="Times New Roman"/>
-          <w:spacing w:val="0"/>
-        </w:rPr>
-        <w:softHyphen/>
-        <w:t xml:space="preserve">бистості і пізнавальних здібностей кожного уздм. </w:t>
-      </w:r>
-      <w:r>
-        <w:rPr>
-          <w:rStyle w:val="-1ptExact"/>
-          <w:rFonts w:ascii="Times New Roman" w:hAnsi="Times New Roman" w:cs="Times New Roman"/>
-          <w:spacing w:val="0"/>
-          <w:sz w:val="28"/>
-          <w:szCs w:val="28"/>
-        </w:rPr>
-        <w:t>і^і</w:t>
-      </w:r>
-      <w:r>
-        <w:rPr>
-          <w:rStyle w:val="-1ptExact0"/>
-          <w:rFonts w:ascii="Times New Roman" w:hAnsi="Times New Roman" w:cs="Times New Roman"/>
-          <w:spacing w:val="0"/>
-          <w:sz w:val="28"/>
-          <w:szCs w:val="28"/>
-        </w:rPr>
-        <w:tab/>
-        <w:t>СТиДі*//</w:t>
-      </w:r>
-      <w:r>
-        <w:rPr>
-          <w:rStyle w:val="12pt0ptExact"/>
-          <w:rFonts w:ascii="Times New Roman" w:hAnsi="Times New Roman" w:cs="Times New Roman"/>
-          <w:spacing w:val="0"/>
-        </w:rPr>
-        <w:t xml:space="preserve">II. </w:t>
-      </w:r>
-      <w:r>
-        <w:rPr>
-          <w:rStyle w:val="12pt-1ptExact"/>
-          <w:rFonts w:ascii="Times New Roman" w:hAnsi="Times New Roman" w:cs="Times New Roman"/>
-          <w:spacing w:val="0"/>
-          <w:sz w:val="28"/>
-          <w:szCs w:val="28"/>
-        </w:rPr>
-        <w:t>Штшфф</w:t>
-      </w:r>
-      <w:r>
-        <w:rPr>
-          <w:rStyle w:val="12pt0ptExact"/>
-          <w:rFonts w:ascii="Times New Roman" w:hAnsi="Times New Roman" w:cs="Times New Roman"/>
-          <w:spacing w:val="0"/>
-        </w:rPr>
-        <w:t xml:space="preserve"> повинен готувати #ИЙь до </w:t>
-      </w:r>
-      <w:r>
-        <w:rPr>
-          <w:rStyle w:val="12pt0ptExact"/>
-          <w:rFonts w:ascii="Times New Roman" w:hAnsi="Times New Roman" w:cs="Times New Roman"/>
-          <w:spacing w:val="0"/>
-        </w:rPr>
-        <w:t>виконання</w:t>
-      </w:r>
-      <w:r>
-        <w:rPr>
-          <w:rStyle w:val="12pt0ptExact"/>
-          <w:rFonts w:ascii="Times New Roman" w:hAnsi="Times New Roman" w:cs="Times New Roman"/>
-          <w:spacing w:val="0"/>
-        </w:rPr>
-        <w:t xml:space="preserve">/р. Відомо, що процес </w:t>
-      </w:r>
-      <w:r>
-        <w:rPr>
-          <w:rStyle w:val="12pt0ptExact"/>
-          <w:rFonts w:ascii="Times New Roman" w:hAnsi="Times New Roman" w:cs="Times New Roman"/>
-          <w:spacing w:val="0"/>
-        </w:rPr>
-        <w:t>розв’язання</w:t>
-      </w:r>
-      <w:r>
-        <w:rPr>
-          <w:rStyle w:val="12pt0ptExact"/>
-          <w:rFonts w:ascii="Times New Roman" w:hAnsi="Times New Roman" w:cs="Times New Roman"/>
-          <w:spacing w:val="0"/>
-        </w:rPr>
-        <w:t xml:space="preserve"> </w:t>
-      </w:r>
-      <w:r>
-        <w:rPr>
-          <w:rStyle w:val="12pt0ptExact"/>
-          <w:rFonts w:ascii="Times New Roman" w:hAnsi="Times New Roman" w:cs="Times New Roman"/>
-          <w:spacing w:val="0"/>
-        </w:rPr>
-        <w:t>проблеми</w:t>
-      </w:r>
-      <w:r>
-        <w:rPr>
-          <w:rStyle w:val="12pt0ptExact"/>
-          <w:rFonts w:ascii="Times New Roman" w:hAnsi="Times New Roman" w:cs="Times New Roman"/>
-          <w:spacing w:val="0"/>
-        </w:rPr>
-        <w:t xml:space="preserve"> значно прискорюється, коли дослідник д|йиь| не оперує ме</w:t>
-      </w:r>
-      <w:r>
-        <w:rPr>
-          <w:rStyle w:val="12pt0ptExact"/>
-          <w:rFonts w:ascii="Times New Roman" w:hAnsi="Times New Roman" w:cs="Times New Roman"/>
-          <w:spacing w:val="0"/>
-        </w:rPr>
-        <w:softHyphen/>
-        <w:t>тодом «спроб і помилок», а керується певними пра</w:t>
-      </w:r>
-      <w:r>
-        <w:rPr>
-          <w:rStyle w:val="12pt0ptExact"/>
-          <w:rFonts w:ascii="Times New Roman" w:hAnsi="Times New Roman" w:cs="Times New Roman"/>
-          <w:spacing w:val="0"/>
-        </w:rPr>
-        <w:softHyphen/>
-        <w:t xml:space="preserve">вилами, алгоритмами діяльності. Звичайно, не існує універсального алгоритму для аналізу бздь^ких_,_, проблем, але </w:t>
-      </w:r>
-      <w:r>
-        <w:rPr>
-          <w:rStyle w:val="12pt-1ptExact"/>
-          <w:rFonts w:ascii="Times New Roman" w:hAnsi="Times New Roman" w:cs="Times New Roman"/>
-          <w:spacing w:val="0"/>
-          <w:sz w:val="28"/>
-          <w:szCs w:val="28"/>
-        </w:rPr>
-        <w:t>ттШт</w:t>
-      </w:r>
-      <w:r>
-        <w:rPr>
-          <w:rStyle w:val="12pt0ptExact"/>
-          <w:rFonts w:ascii="Times New Roman" w:hAnsi="Times New Roman" w:cs="Times New Roman"/>
-          <w:spacing w:val="0"/>
-        </w:rPr>
-        <w:t xml:space="preserve"> повинен формувати уміння знаходити раціональні підходи, уникати втрат часу. Для цього дітям пропонується використовувати в роботі такий алгоритм: Уважно проаналізуй умови завдання, чітко виз</w:t>
-      </w:r>
-      <w:r>
-        <w:rPr>
-          <w:rStyle w:val="12pt0ptExact"/>
-          <w:rFonts w:ascii="Times New Roman" w:hAnsi="Times New Roman" w:cs="Times New Roman"/>
-          <w:spacing w:val="0"/>
-        </w:rPr>
-        <w:softHyphen/>
-        <w:t>нач, що треба знайти, порівняти, встановити, довести. З'ясуй, що треба мати для того, щоб дістати відповіді на поставлені питання. Визнач можливі шляхи одержання відсутніх да</w:t>
-      </w:r>
-      <w:r>
-        <w:rPr>
-          <w:rStyle w:val="12pt0ptExact"/>
-          <w:rFonts w:ascii="Times New Roman" w:hAnsi="Times New Roman" w:cs="Times New Roman"/>
-          <w:spacing w:val="0"/>
-        </w:rPr>
-        <w:softHyphen/>
-        <w:t>них. Накресли послідовні «Кроки» розв'язання зав</w:t>
-      </w:r>
-      <w:r>
-        <w:rPr>
-          <w:rStyle w:val="12pt0ptExact"/>
-          <w:rFonts w:ascii="Times New Roman" w:hAnsi="Times New Roman" w:cs="Times New Roman"/>
-          <w:spacing w:val="0"/>
-        </w:rPr>
-        <w:softHyphen/>
-        <w:t>дання, поетапно реалізуй їх. Перевір правильність знайденого рішення.</w:t>
-      </w:r>
-      <w:r>
-        <w:rPr>
-          <w:rStyle w:val="12pt0ptExact"/>
-          <w:rFonts w:ascii="Times New Roman" w:hAnsi="Times New Roman" w:cs="Times New Roman"/>
-          <w:spacing w:val="0"/>
-        </w:rPr>
-        <w:t xml:space="preserve"> </w:t>
-      </w:r>
-      <w:r>
-        <w:rPr>
-          <w:rStyle w:val="12pt0ptExact"/>
-          <w:rFonts w:ascii="Times New Roman" w:hAnsi="Times New Roman" w:cs="Times New Roman"/>
-          <w:spacing w:val="0"/>
-        </w:rPr>
-        <w:t>Такий «загальний метод» розв'язання проблем даєзмогу ефективно управляти інтелектуальним розвит</w:t>
-      </w:r>
-      <w:r>
-        <w:rPr>
-          <w:rStyle w:val="12pt0ptExact"/>
-          <w:rFonts w:ascii="Times New Roman" w:hAnsi="Times New Roman" w:cs="Times New Roman"/>
-          <w:spacing w:val="0"/>
-        </w:rPr>
-        <w:softHyphen/>
-        <w:t xml:space="preserve">ком кожного уШія. В разі виникнення у </w:t>
-      </w:r>
-      <w:r>
-        <w:rPr>
-          <w:rStyle w:val="12pt0ptExact0"/>
-          <w:rFonts w:ascii="Times New Roman" w:hAnsi="Times New Roman" w:cs="Times New Roman"/>
-          <w:spacing w:val="0"/>
-          <w:sz w:val="28"/>
-          <w:szCs w:val="28"/>
-        </w:rPr>
-        <w:t>&amp;г¥к</w:t>
-      </w:r>
-      <w:r>
-        <w:rPr>
-          <w:rStyle w:val="12pt0ptExact"/>
-          <w:rFonts w:ascii="Times New Roman" w:hAnsi="Times New Roman" w:cs="Times New Roman"/>
-          <w:spacing w:val="0"/>
-        </w:rPr>
-        <w:t xml:space="preserve"> Серйоз</w:t>
-      </w:r>
-      <w:r>
-        <w:rPr>
-          <w:rStyle w:val="12pt0ptExact"/>
-          <w:rFonts w:ascii="Times New Roman" w:hAnsi="Times New Roman" w:cs="Times New Roman"/>
-          <w:spacing w:val="0"/>
-        </w:rPr>
-        <w:softHyphen/>
-        <w:t>них ускладнень у роботі мдаеиь завжди може нада</w:t>
-      </w:r>
-      <w:r>
-        <w:rPr>
-          <w:rStyle w:val="12pt0ptExact"/>
-          <w:rFonts w:ascii="Times New Roman" w:hAnsi="Times New Roman" w:cs="Times New Roman"/>
-          <w:spacing w:val="0"/>
-        </w:rPr>
-        <w:softHyphen/>
-        <w:t>ти диференційовану допомогу: порадити звернутися до інформаційного матеріалу (довідника, підручника, словника), згадати про колись пережиті ситуації, схожі завдання. Проте ніж не варто підказувати го</w:t>
-      </w:r>
-      <w:r>
-        <w:rPr>
-          <w:rStyle w:val="12pt0ptExact"/>
-          <w:rFonts w:ascii="Times New Roman" w:hAnsi="Times New Roman" w:cs="Times New Roman"/>
-          <w:spacing w:val="0"/>
-        </w:rPr>
-        <w:softHyphen/>
-        <w:t>тові шляхи розв'язання!</w:t>
-      </w:r>
-      <w:r>
-        <w:rPr>
-          <w:rStyle w:val="12pt0ptExact"/>
-          <w:rFonts w:ascii="Times New Roman" w:hAnsi="Times New Roman" w:cs="Times New Roman"/>
-          <w:spacing w:val="0"/>
-        </w:rPr>
-        <w:t xml:space="preserve"> </w:t>
-      </w:r>
-      <w:r>
-        <w:rPr>
-          <w:rStyle w:val="12pt0ptExact"/>
-          <w:rFonts w:ascii="Times New Roman" w:hAnsi="Times New Roman" w:cs="Times New Roman"/>
-          <w:spacing w:val="0"/>
-        </w:rPr>
-        <w:t>Для зручності використання алгоритм схематич</w:t>
-      </w:r>
-      <w:r>
-        <w:rPr>
-          <w:rStyle w:val="12pt0ptExact"/>
-          <w:rFonts w:ascii="Times New Roman" w:hAnsi="Times New Roman" w:cs="Times New Roman"/>
-          <w:spacing w:val="0"/>
-        </w:rPr>
-        <w:lastRenderedPageBreak/>
-        <w:t>но</w:t>
-      </w:r>
-      <w:r>
-        <w:rPr>
-          <w:rStyle w:val="12pt0ptExact"/>
-          <w:rFonts w:ascii="Times New Roman" w:hAnsi="Times New Roman" w:cs="Times New Roman"/>
-          <w:spacing w:val="0"/>
-        </w:rPr>
-        <w:t xml:space="preserve"> </w:t>
-      </w:r>
-      <w:r>
-        <w:rPr>
-          <w:rStyle w:val="12pt0ptExact"/>
-          <w:rFonts w:ascii="Times New Roman" w:hAnsi="Times New Roman" w:cs="Times New Roman"/>
-          <w:spacing w:val="0"/>
-        </w:rPr>
-        <w:t>може бути записаний в зошитах урййв, наприклад ось так:</w:t>
-      </w:r>
-      <w:r>
-        <w:rPr>
-          <w:rFonts w:ascii="Times New Roman" w:hAnsi="Times New Roman" w:cs="Times New Roman"/>
-        </w:rPr>
-        <w:t xml:space="preserve"> </w:t>
-      </w:r>
-      <w:r>
-        <w:rPr>
-          <w:rStyle w:val="12pt0ptExact"/>
-          <w:rFonts w:ascii="Times New Roman" w:hAnsi="Times New Roman" w:cs="Times New Roman"/>
-          <w:spacing w:val="0"/>
-        </w:rPr>
-        <w:t>розумової праці. Характер запитань і завдань можебути найрізноманітніший, наприклад:</w:t>
-      </w:r>
-      <w:r>
-        <w:rPr>
-          <w:rStyle w:val="12pt0ptExact"/>
-          <w:rFonts w:ascii="Times New Roman" w:hAnsi="Times New Roman" w:cs="Times New Roman"/>
-          <w:spacing w:val="0"/>
-        </w:rPr>
-        <w:t xml:space="preserve"> </w:t>
-      </w:r>
-      <w:r>
-        <w:rPr>
-          <w:rStyle w:val="12pt0ptExact"/>
-          <w:rFonts w:ascii="Times New Roman" w:hAnsi="Times New Roman" w:cs="Times New Roman"/>
-          <w:spacing w:val="0"/>
-        </w:rPr>
-        <w:t>а) запитання на відтворення, добір фактів;</w:t>
-      </w:r>
-      <w:r>
-        <w:rPr>
-          <w:rStyle w:val="12pt0ptExact"/>
-          <w:rFonts w:ascii="Times New Roman" w:hAnsi="Times New Roman" w:cs="Times New Roman"/>
-          <w:spacing w:val="0"/>
-        </w:rPr>
-        <w:t xml:space="preserve"> </w:t>
-      </w:r>
-      <w:r>
-        <w:rPr>
-          <w:rStyle w:val="12pt0ptExact"/>
-          <w:rFonts w:ascii="Times New Roman" w:hAnsi="Times New Roman" w:cs="Times New Roman"/>
-          <w:spacing w:val="0"/>
-        </w:rPr>
-        <w:t>б) запитання, що вимагають розробки історичних фактів, розкриття причиново-наслідкових зв'язків;</w:t>
       </w:r>
     </w:p>
     <w:p>
       <w:pPr>
         <w:pStyle w:val="2"/>
+        <w:numPr>
+          <w:ilvl w:val="0"/>
+          <w:numId w:val="7"/>
+        </w:numPr>
         <w:shd w:val="clear" w:color="auto" w:fill="auto"/>
         <w:spacing w:after="0" w:line="276" w:lineRule="auto"/>
-        <w:ind w:firstLine="709"/>
         <w:jc w:val="both"/>
         <w:rPr>
-          <w:rFonts w:ascii="Times New Roman" w:hAnsi="Times New Roman" w:cs="Times New Roman"/>
-        </w:rPr>
-      </w:pPr>
-      <w:r>
-        <w:rPr>
           <w:rStyle w:val="12pt0ptExact"/>
           <w:rFonts w:ascii="Times New Roman" w:hAnsi="Times New Roman" w:cs="Times New Roman"/>
           <w:spacing w:val="0"/>
         </w:rPr>
-        <w:t>в) запитання, що вимагають узагальнення, систе</w:t>
+      </w:pPr>
+      <w:r>
+        <w:rPr>
+          <w:rStyle w:val="12pt0ptExact"/>
+          <w:rFonts w:ascii="Times New Roman" w:hAnsi="Times New Roman" w:cs="Times New Roman"/>
+          <w:spacing w:val="0"/>
+        </w:rPr>
+        <w:t>запитання на відтворення, добір фактів;</w:t>
+      </w:r>
+    </w:p>
+    <w:p>
+      <w:pPr>
+        <w:pStyle w:val="2"/>
+        <w:numPr>
+          <w:ilvl w:val="0"/>
+          <w:numId w:val="7"/>
+        </w:numPr>
+        <w:shd w:val="clear" w:color="auto" w:fill="auto"/>
+        <w:spacing w:after="0" w:line="276" w:lineRule="auto"/>
+        <w:jc w:val="both"/>
+        <w:rPr>
+          <w:rFonts w:ascii="Times New Roman" w:hAnsi="Times New Roman" w:cs="Times New Roman"/>
+        </w:rPr>
+      </w:pPr>
+      <w:r>
+        <w:rPr>
+          <w:rStyle w:val="12pt0ptExact"/>
+          <w:rFonts w:ascii="Times New Roman" w:hAnsi="Times New Roman" w:cs="Times New Roman"/>
+          <w:spacing w:val="0"/>
+        </w:rPr>
+        <w:t>запитання, що вимагають розробки історичних фактів, розкриття причиново-наслідкових зв'язків;</w:t>
+      </w:r>
+    </w:p>
+    <w:p>
+      <w:pPr>
+        <w:pStyle w:val="2"/>
+        <w:numPr>
+          <w:ilvl w:val="0"/>
+          <w:numId w:val="7"/>
+        </w:numPr>
+        <w:shd w:val="clear" w:color="auto" w:fill="auto"/>
+        <w:spacing w:after="0" w:line="276" w:lineRule="auto"/>
+        <w:jc w:val="both"/>
+        <w:rPr>
+          <w:rFonts w:ascii="Times New Roman" w:hAnsi="Times New Roman" w:cs="Times New Roman"/>
+        </w:rPr>
+      </w:pPr>
+      <w:r>
+        <w:rPr>
+          <w:rStyle w:val="12pt0ptExact"/>
+          <w:rFonts w:ascii="Times New Roman" w:hAnsi="Times New Roman" w:cs="Times New Roman"/>
+          <w:spacing w:val="0"/>
+        </w:rPr>
+        <w:t>запитання, що вимагають узагальнення, систе</w:t>
       </w:r>
       <w:r>
         <w:rPr>
@@ -4079,9 +3832,12 @@
     <w:p>
       <w:pPr>
         <w:pStyle w:val="2"/>
+        <w:numPr>
+          <w:ilvl w:val="0"/>
+          <w:numId w:val="7"/>
+        </w:numPr>
         <w:shd w:val="clear" w:color="auto" w:fill="auto"/>
         <w:spacing w:after="0" w:line="276" w:lineRule="auto"/>
-        <w:ind w:firstLine="709"/>
         <w:jc w:val="both"/>
         <w:rPr>
           <w:rFonts w:ascii="Times New Roman" w:hAnsi="Times New Roman" w:cs="Times New Roman"/>
@@ -4093,35 +3849,43 @@
           <w:rFonts w:ascii="Times New Roman" w:hAnsi="Times New Roman" w:cs="Times New Roman"/>
           <w:spacing w:val="0"/>
         </w:rPr>
-        <w:t>г) запитання, що вимагають порівняння, зіставлення та доведення;</w:t>
+        <w:t>запитання, що вимагають порівняння, зіставлення та доведення;</w:t>
       </w:r>
     </w:p>
     <w:p>
       <w:pPr>
         <w:pStyle w:val="2"/>
+        <w:numPr>
+          <w:ilvl w:val="0"/>
+          <w:numId w:val="8"/>
+        </w:numPr>
         <w:shd w:val="clear" w:color="auto" w:fill="auto"/>
         <w:spacing w:after="0" w:line="276" w:lineRule="auto"/>
-        <w:ind w:firstLine="709"/>
         <w:jc w:val="both"/>
         <w:rPr>
-          <w:rFonts w:ascii="Times New Roman" w:hAnsi="Times New Roman" w:cs="Times New Roman"/>
-        </w:rPr>
-      </w:pPr>
-      <w:r>
-        <w:rPr>
           <w:rStyle w:val="12pt0ptExact"/>
           <w:rFonts w:ascii="Times New Roman" w:hAnsi="Times New Roman" w:cs="Times New Roman"/>
           <w:spacing w:val="0"/>
         </w:rPr>
-        <w:t>д) запитання, що сприяють визначенню особистого ставлення учнів до фактів історичного минулого і сучасного;</w:t>
+      </w:pPr>
+      <w:r>
+        <w:rPr>
+          <w:rStyle w:val="12pt0ptExact"/>
+          <w:rFonts w:ascii="Times New Roman" w:hAnsi="Times New Roman" w:cs="Times New Roman"/>
+          <w:spacing w:val="0"/>
+        </w:rPr>
+        <w:t>запитання, що сприяють визначенню особистого ставлення учнів до фактів історичного минулого і сучасного;</w:t>
       </w:r>
     </w:p>
     <w:p>
       <w:pPr>
         <w:pStyle w:val="2"/>
+        <w:numPr>
+          <w:ilvl w:val="0"/>
+          <w:numId w:val="8"/>
+        </w:numPr>
         <w:shd w:val="clear" w:color="auto" w:fill="auto"/>
         <w:spacing w:after="0" w:line="276" w:lineRule="auto"/>
-        <w:ind w:firstLine="709"/>
         <w:jc w:val="both"/>
         <w:rPr>
           <w:rFonts w:ascii="Times New Roman" w:hAnsi="Times New Roman" w:cs="Times New Roman"/>
@@ -4148,23 +3912,43 @@
         <w:ind w:firstLine="709"/>
         <w:jc w:val="both"/>
         <w:rPr>
-          <w:rFonts w:ascii="Times New Roman" w:hAnsi="Times New Roman" w:cs="Times New Roman"/>
-        </w:rPr>
-      </w:pPr>
-      <w:r>
-        <w:rPr>
           <w:rStyle w:val="12pt0ptExact"/>
           <w:rFonts w:ascii="Times New Roman" w:hAnsi="Times New Roman" w:cs="Times New Roman"/>
-          <w:spacing w:val="0"/>
-        </w:rPr>
-        <w:t>Завдання, побудовані на великому за обсягом матеріали, вивчення якого потребує багато часу, або на матеріалі, з якого студенти не зможуть вичленити головного, не дають позитивних наслідків. Проте й легкі завдання часто виконуються механічно, без особливого розумового напруження. Так 69% студентів повідомили що їм цікаво відповідати на «важкі запитання», на «запитання-загадки». Щоб завдання були посильними й містили певні труднощі, їх необхідно поступово і розумно ускладнювати та індивідуалізувати. Це ж стосується і форм роботи.</w:t>
-      </w:r>
+          <w:b/>
+          <w:spacing w:val="0"/>
+          <w:kern w:val="28"/>
+        </w:rPr>
+      </w:pPr>
       <w:r>
         <w:rPr>
           <w:rStyle w:val="12pt0ptExact"/>
           <w:rFonts w:ascii="Times New Roman" w:hAnsi="Times New Roman" w:cs="Times New Roman"/>
           <w:spacing w:val="0"/>
         </w:rPr>
+        <w:t xml:space="preserve">Завдання, побудовані </w:t>
+      </w:r>
+      <w:r>
+        <w:rPr>
+          <w:rStyle w:val="12pt0ptExact"/>
+          <w:rFonts w:ascii="Times New Roman" w:hAnsi="Times New Roman" w:cs="Times New Roman"/>
+          <w:spacing w:val="0"/>
+        </w:rPr>
+        <w:t>на великому за обсягом матеріалі</w:t>
+      </w:r>
+      <w:r>
+        <w:rPr>
+          <w:rStyle w:val="12pt0ptExact"/>
+          <w:rFonts w:ascii="Times New Roman" w:hAnsi="Times New Roman" w:cs="Times New Roman"/>
+          <w:spacing w:val="0"/>
+        </w:rPr>
+        <w:t>, вивчення якого потребує багато часу, або на матеріалі, з якого студенти не зможуть вичленити головного, не дають позитивних наслідків. Проте й легкі завдання часто виконуються механічно, без особливого розумового напруження. Так 69% студентів повідомили що їм цікаво відповідати на «важкі запитання», на «запитання-загадки». Щоб завдання були посильними й містили певні труднощі, їх необхідно поступово і розумно ускладнювати та індивідуалізувати. Це ж стосується і форм роботи.</w:t>
+      </w:r>
+      <w:r>
+        <w:rPr>
+          <w:rStyle w:val="12pt0ptExact"/>
+          <w:rFonts w:ascii="Times New Roman" w:hAnsi="Times New Roman" w:cs="Times New Roman"/>
+          <w:spacing w:val="0"/>
+        </w:rPr>
         <w:br/>
       </w:r>
       <w:r>
@@ -4174,7 +3958,23 @@
           <w:spacing w:val="0"/>
         </w:rPr>
         <w:tab/>
-        <w:t>Диференціація с/р на занятті може</w:t>
+      </w:r>
+      <w:r>
+        <w:rPr>
+          <w:rStyle w:val="12pt0ptExact"/>
+          <w:rFonts w:ascii="Times New Roman" w:hAnsi="Times New Roman" w:cs="Times New Roman"/>
+          <w:b/>
+          <w:spacing w:val="0"/>
+        </w:rPr>
+        <w:t xml:space="preserve">Диференціація с/р </w:t>
+      </w:r>
+      <w:r>
+        <w:rPr>
+          <w:rStyle w:val="12pt0ptExact"/>
+          <w:rFonts w:ascii="Times New Roman" w:hAnsi="Times New Roman" w:cs="Times New Roman"/>
+          <w:spacing w:val="0"/>
+        </w:rPr>
+        <w:t>на занятті може</w:t>
       </w:r>
       <w:r>
         <w:rPr>
@@ -4185,69 +3985,92 @@
         <w:tab/>
         <w:t>приводитесь</w:t>
       </w:r>
+      <w:r>
+        <w:rPr>
+          <w:rStyle w:val="12pt0ptExact"/>
+          <w:rFonts w:ascii="Times New Roman" w:hAnsi="Times New Roman" w:cs="Times New Roman"/>
+          <w:b/>
+          <w:spacing w:val="0"/>
+        </w:rPr>
+        <w:br/>
+      </w:r>
+      <w:r>
+        <w:rPr>
+          <w:rStyle w:val="12pt0ptExact"/>
+          <w:rFonts w:ascii="Times New Roman" w:hAnsi="Times New Roman" w:cs="Times New Roman"/>
+          <w:spacing w:val="0"/>
+        </w:rPr>
+        <w:t xml:space="preserve">по-різному. При цьому доцільно поділити студентів </w:t>
+      </w:r>
+      <w:r>
+        <w:rPr>
+          <w:rStyle w:val="12pt0ptExact"/>
+          <w:rFonts w:ascii="Times New Roman" w:hAnsi="Times New Roman" w:cs="Times New Roman"/>
+          <w:spacing w:val="0"/>
+        </w:rPr>
+        <w:t>групи</w:t>
+      </w:r>
+      <w:r>
+        <w:rPr>
+          <w:rStyle w:val="12pt0ptExact"/>
+          <w:rFonts w:ascii="Times New Roman" w:hAnsi="Times New Roman" w:cs="Times New Roman"/>
+          <w:spacing w:val="0"/>
+        </w:rPr>
+        <w:t xml:space="preserve"> на певні групи за рівнем їх знань та умінь. Враховуючи психологічні особливості, ми умовно визначили 3 групи студентів які </w:t>
+      </w:r>
+      <w:r>
+        <w:rPr>
+          <w:rStyle w:val="12pt0ptExact"/>
+          <w:rFonts w:ascii="Times New Roman" w:hAnsi="Times New Roman" w:cs="Times New Roman"/>
+          <w:spacing w:val="0"/>
+        </w:rPr>
+        <w:lastRenderedPageBreak/>
+        <w:t xml:space="preserve">відрізняються різним ступенем готовності до с/р, різним ставленням до навчання та </w:t>
+      </w:r>
+      <w:r>
+        <w:rPr>
+          <w:rStyle w:val="12pt0ptExact"/>
+          <w:rFonts w:ascii="Times New Roman" w:hAnsi="Times New Roman" w:cs="Times New Roman"/>
+          <w:spacing w:val="0"/>
+          <w:kern w:val="28"/>
+        </w:rPr>
+        <w:t>умінням володіти окремими прийомами розумової праці.</w:t>
+      </w:r>
+      <w:r>
+        <w:rPr>
+          <w:rStyle w:val="12pt0ptExact"/>
+          <w:rFonts w:ascii="Times New Roman" w:hAnsi="Times New Roman" w:cs="Times New Roman"/>
+          <w:spacing w:val="0"/>
+          <w:kern w:val="28"/>
+        </w:rPr>
+        <w:br/>
+      </w:r>
+      <w:r>
+        <w:rPr>
+          <w:rStyle w:val="12pt0ptExact"/>
+          <w:rFonts w:ascii="Times New Roman" w:hAnsi="Times New Roman" w:cs="Times New Roman"/>
+          <w:b/>
+          <w:spacing w:val="0"/>
+          <w:kern w:val="28"/>
+        </w:rPr>
+        <w:t>І група — хочу — можу.</w:t>
+      </w:r>
     </w:p>
     <w:p>
       <w:pPr>
         <w:pStyle w:val="2"/>
         <w:shd w:val="clear" w:color="auto" w:fill="auto"/>
-        <w:spacing w:after="66" w:line="276" w:lineRule="auto"/>
+        <w:tabs>
+          <w:tab w:val="right" w:pos="5100"/>
+          <w:tab w:val="right" w:pos="6792"/>
+        </w:tabs>
+        <w:spacing w:after="0" w:line="276" w:lineRule="auto"/>
         <w:ind w:firstLine="709"/>
-        <w:rPr>
-          <w:rFonts w:ascii="Times New Roman" w:hAnsi="Times New Roman" w:cs="Times New Roman"/>
-        </w:rPr>
-      </w:pPr>
-      <w:r>
-        <w:rPr>
-          <w:rStyle w:val="12pt0ptExact"/>
-          <w:rFonts w:ascii="Times New Roman" w:hAnsi="Times New Roman" w:cs="Times New Roman"/>
-          <w:spacing w:val="0"/>
-        </w:rPr>
-        <w:t xml:space="preserve">по-різному. При цьому доцільно поділити студентів </w:t>
-      </w:r>
-      <w:r>
-        <w:rPr>
-          <w:rStyle w:val="12pt0ptExact"/>
-          <w:rFonts w:ascii="Times New Roman" w:hAnsi="Times New Roman" w:cs="Times New Roman"/>
-          <w:spacing w:val="0"/>
-        </w:rPr>
-        <w:t>групи</w:t>
-      </w:r>
-      <w:r>
-        <w:rPr>
-          <w:rStyle w:val="12pt0ptExact"/>
-          <w:rFonts w:ascii="Times New Roman" w:hAnsi="Times New Roman" w:cs="Times New Roman"/>
-          <w:spacing w:val="0"/>
-        </w:rPr>
-        <w:t xml:space="preserve"> на певні групи за рівнем їх знань та умінь. Враховуючи психологічні особливості, ми умовно визначили 3 групи студентів які відрізняються різним ступенем готовності до с/р, різним ставленням до навчання та </w:t>
-      </w:r>
-      <w:r>
-        <w:rPr>
-          <w:rStyle w:val="12pt0ptExact"/>
-          <w:rFonts w:ascii="Times New Roman" w:hAnsi="Times New Roman" w:cs="Times New Roman"/>
-          <w:spacing w:val="0"/>
-          <w:kern w:val="28"/>
-        </w:rPr>
-        <w:t>умінням володіти окремими прийомами розумової праці.</w:t>
-      </w:r>
-      <w:r>
-        <w:rPr>
-          <w:rStyle w:val="12pt0ptExact"/>
-          <w:rFonts w:ascii="Times New Roman" w:hAnsi="Times New Roman" w:cs="Times New Roman"/>
-          <w:spacing w:val="0"/>
-          <w:kern w:val="28"/>
-        </w:rPr>
-        <w:br/>
-        <w:t>І група — хочу — можу.</w:t>
-      </w:r>
-      <w:r>
-        <w:rPr>
-          <w:rStyle w:val="12pt0ptExact"/>
-          <w:rFonts w:ascii="Times New Roman" w:hAnsi="Times New Roman" w:cs="Times New Roman"/>
-          <w:spacing w:val="0"/>
-          <w:kern w:val="28"/>
-        </w:rPr>
-        <w:br/>
-      </w:r>
+        <w:jc w:val="both"/>
+        <w:rPr>
+          <w:rFonts w:ascii="Times New Roman" w:hAnsi="Times New Roman" w:cs="Times New Roman"/>
+        </w:rPr>
+      </w:pPr>
       <w:r>
         <w:rPr>
           <w:rStyle w:val="12pt0ptExact"/>
@@ -4343,6 +4166,7 @@
         <w:rPr>
           <w:rStyle w:val="12pt0ptExact"/>
           <w:rFonts w:ascii="Times New Roman" w:hAnsi="Times New Roman" w:cs="Times New Roman"/>
+          <w:b/>
           <w:spacing w:val="0"/>
         </w:rPr>
         <w:t>— хочу — не можу.</w:t>
@@ -4448,9 +4272,523 @@
     </w:p>
     <w:p>
       <w:pPr>
+        <w:pStyle w:val="2"/>
+        <w:shd w:val="clear" w:color="auto" w:fill="auto"/>
+        <w:spacing w:after="0" w:line="276" w:lineRule="auto"/>
+        <w:ind w:firstLine="709"/>
+        <w:jc w:val="both"/>
+        <w:rPr>
+          <w:rStyle w:val="12pt0ptExact"/>
+          <w:rFonts w:ascii="Times New Roman" w:hAnsi="Times New Roman" w:cs="Times New Roman"/>
+          <w:spacing w:val="0"/>
+        </w:rPr>
+      </w:pPr>
+      <w:r>
+        <w:rPr>
+          <w:rStyle w:val="12pt0ptExact"/>
+          <w:rFonts w:ascii="Times New Roman" w:hAnsi="Times New Roman" w:cs="Times New Roman"/>
+          <w:spacing w:val="0"/>
+        </w:rPr>
+        <w:t>самостійно, бо усвідомлення власних прогалин у знаннях породжує невпевненість і пасивність. Диференціація завдань має сприяти не. тільки підвищенню якості знань і вмінь кожно</w:t>
+      </w:r>
+      <w:r>
+        <w:rPr>
+          <w:rStyle w:val="12pt0ptExact"/>
+          <w:rFonts w:ascii="Times New Roman" w:hAnsi="Times New Roman" w:cs="Times New Roman"/>
+          <w:spacing w:val="0"/>
+        </w:rPr>
+        <w:t xml:space="preserve">го студента, </w:t>
+      </w:r>
+      <w:r>
+        <w:rPr>
+          <w:rStyle w:val="12pt0ptExact"/>
+          <w:rFonts w:ascii="Times New Roman" w:hAnsi="Times New Roman" w:cs="Times New Roman"/>
+          <w:spacing w:val="0"/>
+        </w:rPr>
+        <w:t>а й поступовому переходові його з однієї групи до іншої. Такий підхід забезпечить послідовний розвиток особистості і пізнавальних здібностей кожного</w:t>
+      </w:r>
+      <w:r>
+        <w:rPr>
+          <w:rStyle w:val="12pt0ptExact"/>
+          <w:rFonts w:ascii="Times New Roman" w:hAnsi="Times New Roman" w:cs="Times New Roman"/>
+          <w:spacing w:val="0"/>
+        </w:rPr>
+        <w:t xml:space="preserve"> студента </w:t>
+      </w:r>
+    </w:p>
+    <w:p>
+      <w:pPr>
+        <w:pStyle w:val="2"/>
+        <w:shd w:val="clear" w:color="auto" w:fill="auto"/>
+        <w:spacing w:after="0" w:line="276" w:lineRule="auto"/>
+        <w:ind w:firstLine="709"/>
+        <w:jc w:val="both"/>
+        <w:rPr>
+          <w:rStyle w:val="12pt0ptExact"/>
+          <w:rFonts w:ascii="Times New Roman" w:hAnsi="Times New Roman" w:cs="Times New Roman"/>
+          <w:spacing w:val="0"/>
+        </w:rPr>
+      </w:pPr>
+      <w:r>
+        <w:rPr>
+          <w:rStyle w:val="12pt0ptExact"/>
+          <w:rFonts w:ascii="Times New Roman" w:hAnsi="Times New Roman" w:cs="Times New Roman"/>
+          <w:b/>
+          <w:spacing w:val="0"/>
+        </w:rPr>
+        <w:t>ІІ. Викладач повинен готувати студентів до виконання с/р</w:t>
+      </w:r>
+      <w:r>
+        <w:rPr>
+          <w:rStyle w:val="12pt0ptExact"/>
+          <w:rFonts w:ascii="Times New Roman" w:hAnsi="Times New Roman" w:cs="Times New Roman"/>
+          <w:spacing w:val="0"/>
+        </w:rPr>
+        <w:t>. Відомо, що процес розв’язання</w:t>
+      </w:r>
+      <w:r>
+        <w:rPr>
+          <w:rStyle w:val="12pt0ptExact"/>
+          <w:rFonts w:ascii="Times New Roman" w:hAnsi="Times New Roman" w:cs="Times New Roman"/>
+          <w:spacing w:val="0"/>
+        </w:rPr>
+        <w:t xml:space="preserve"> </w:t>
+      </w:r>
+      <w:r>
+        <w:rPr>
+          <w:rStyle w:val="12pt0ptExact"/>
+          <w:rFonts w:ascii="Times New Roman" w:hAnsi="Times New Roman" w:cs="Times New Roman"/>
+          <w:spacing w:val="0"/>
+        </w:rPr>
+        <w:t xml:space="preserve">проблеми значно прискорюється, коли дослідник </w:t>
+      </w:r>
+      <w:r>
+        <w:rPr>
+          <w:rStyle w:val="12pt0ptExact"/>
+          <w:rFonts w:ascii="Times New Roman" w:hAnsi="Times New Roman" w:cs="Times New Roman"/>
+          <w:spacing w:val="0"/>
+        </w:rPr>
+        <w:t>студент не оперує ме</w:t>
+      </w:r>
+      <w:r>
+        <w:rPr>
+          <w:rStyle w:val="12pt0ptExact"/>
+          <w:rFonts w:ascii="Times New Roman" w:hAnsi="Times New Roman" w:cs="Times New Roman"/>
+          <w:spacing w:val="0"/>
+        </w:rPr>
+        <w:t xml:space="preserve">тодом «спроб і помилок», </w:t>
+      </w:r>
+      <w:r>
+        <w:rPr>
+          <w:rStyle w:val="12pt0ptExact"/>
+          <w:rFonts w:ascii="Times New Roman" w:hAnsi="Times New Roman" w:cs="Times New Roman"/>
+          <w:spacing w:val="0"/>
+        </w:rPr>
+        <w:t>а керується певними пра</w:t>
+      </w:r>
+      <w:r>
+        <w:rPr>
+          <w:rStyle w:val="12pt0ptExact"/>
+          <w:rFonts w:ascii="Times New Roman" w:hAnsi="Times New Roman" w:cs="Times New Roman"/>
+          <w:spacing w:val="0"/>
+        </w:rPr>
+        <w:t xml:space="preserve">вилами, алгоритмами діяльності. Звичайно, не існує універсального алгоритму для аналізу </w:t>
+      </w:r>
+      <w:r>
+        <w:rPr>
+          <w:rStyle w:val="12pt0ptExact"/>
+          <w:rFonts w:ascii="Times New Roman" w:hAnsi="Times New Roman" w:cs="Times New Roman"/>
+          <w:spacing w:val="0"/>
+        </w:rPr>
+        <w:t>будь-яких</w:t>
+      </w:r>
+      <w:r>
+        <w:rPr>
+          <w:rStyle w:val="12pt0ptExact"/>
+          <w:rFonts w:ascii="Times New Roman" w:hAnsi="Times New Roman" w:cs="Times New Roman"/>
+          <w:spacing w:val="0"/>
+        </w:rPr>
+        <w:t xml:space="preserve"> проблем, але </w:t>
+      </w:r>
+      <w:r>
+        <w:rPr>
+          <w:rStyle w:val="12pt-1ptExact"/>
+          <w:rFonts w:ascii="Times New Roman" w:hAnsi="Times New Roman" w:cs="Times New Roman"/>
+          <w:i w:val="0"/>
+          <w:spacing w:val="0"/>
+          <w:sz w:val="28"/>
+          <w:szCs w:val="28"/>
+        </w:rPr>
+        <w:t>викладач</w:t>
+      </w:r>
+      <w:r>
+        <w:rPr>
+          <w:rStyle w:val="12pt0ptExact"/>
+          <w:rFonts w:ascii="Times New Roman" w:hAnsi="Times New Roman" w:cs="Times New Roman"/>
+          <w:spacing w:val="0"/>
+        </w:rPr>
+        <w:t xml:space="preserve"> повинен формувати уміння знаходити раціональні підходи, уникати втрат часу. Для цього дітям пропонується використовувати в роботі такий </w:t>
+      </w:r>
+      <w:r>
+        <w:rPr>
+          <w:rStyle w:val="12pt0ptExact"/>
+          <w:rFonts w:ascii="Times New Roman" w:hAnsi="Times New Roman" w:cs="Times New Roman"/>
+          <w:b/>
+          <w:spacing w:val="0"/>
+        </w:rPr>
+        <w:t>алгоритм</w:t>
+      </w:r>
+      <w:r>
+        <w:rPr>
+          <w:rStyle w:val="12pt0ptExact"/>
+          <w:rFonts w:ascii="Times New Roman" w:hAnsi="Times New Roman" w:cs="Times New Roman"/>
+          <w:spacing w:val="0"/>
+        </w:rPr>
+        <w:t xml:space="preserve">: </w:t>
+      </w:r>
+    </w:p>
+    <w:p>
+      <w:pPr>
+        <w:pStyle w:val="2"/>
+        <w:numPr>
+          <w:ilvl w:val="0"/>
+          <w:numId w:val="3"/>
+        </w:numPr>
+        <w:shd w:val="clear" w:color="auto" w:fill="auto"/>
+        <w:spacing w:after="0" w:line="276" w:lineRule="auto"/>
+        <w:jc w:val="both"/>
+        <w:rPr>
+          <w:rStyle w:val="12pt0ptExact"/>
+          <w:rFonts w:ascii="Times New Roman" w:hAnsi="Times New Roman" w:cs="Times New Roman"/>
+          <w:spacing w:val="0"/>
+        </w:rPr>
+      </w:pPr>
+      <w:r>
+        <w:rPr>
+          <w:rStyle w:val="12pt0ptExact"/>
+          <w:rFonts w:ascii="Times New Roman" w:hAnsi="Times New Roman" w:cs="Times New Roman"/>
+          <w:spacing w:val="0"/>
+        </w:rPr>
+        <w:t>Уважно проана</w:t>
+      </w:r>
+      <w:r>
+        <w:rPr>
+          <w:rStyle w:val="12pt0ptExact"/>
+          <w:rFonts w:ascii="Times New Roman" w:hAnsi="Times New Roman" w:cs="Times New Roman"/>
+          <w:spacing w:val="0"/>
+        </w:rPr>
+        <w:t>лізуй умови завдання, чітко виз</w:t>
+      </w:r>
+      <w:r>
+        <w:rPr>
+          <w:rStyle w:val="12pt0ptExact"/>
+          <w:rFonts w:ascii="Times New Roman" w:hAnsi="Times New Roman" w:cs="Times New Roman"/>
+          <w:spacing w:val="0"/>
+        </w:rPr>
+        <w:t xml:space="preserve">нач, що треба знайти, порівняти, встановити, довести. </w:t>
+      </w:r>
+    </w:p>
+    <w:p>
+      <w:pPr>
+        <w:pStyle w:val="2"/>
+        <w:numPr>
+          <w:ilvl w:val="0"/>
+          <w:numId w:val="3"/>
+        </w:numPr>
+        <w:shd w:val="clear" w:color="auto" w:fill="auto"/>
+        <w:spacing w:after="0" w:line="276" w:lineRule="auto"/>
+        <w:jc w:val="both"/>
+        <w:rPr>
+          <w:rStyle w:val="12pt0ptExact"/>
+          <w:rFonts w:ascii="Times New Roman" w:hAnsi="Times New Roman" w:cs="Times New Roman"/>
+          <w:spacing w:val="0"/>
+        </w:rPr>
+      </w:pPr>
+      <w:r>
+        <w:rPr>
+          <w:rStyle w:val="12pt0ptExact"/>
+          <w:rFonts w:ascii="Times New Roman" w:hAnsi="Times New Roman" w:cs="Times New Roman"/>
+          <w:spacing w:val="0"/>
+        </w:rPr>
+        <w:t xml:space="preserve">З'ясуй, що треба мати для того, щоб дістати відповіді на поставлені питання. </w:t>
+      </w:r>
+    </w:p>
+    <w:p>
+      <w:pPr>
+        <w:pStyle w:val="2"/>
+        <w:numPr>
+          <w:ilvl w:val="0"/>
+          <w:numId w:val="3"/>
+        </w:numPr>
+        <w:shd w:val="clear" w:color="auto" w:fill="auto"/>
+        <w:spacing w:after="0" w:line="276" w:lineRule="auto"/>
+        <w:jc w:val="both"/>
+        <w:rPr>
+          <w:rStyle w:val="12pt0ptExact"/>
+          <w:rFonts w:ascii="Times New Roman" w:hAnsi="Times New Roman" w:cs="Times New Roman"/>
+          <w:spacing w:val="0"/>
+        </w:rPr>
+      </w:pPr>
+      <w:r>
+        <w:rPr>
+          <w:rStyle w:val="12pt0ptExact"/>
+          <w:rFonts w:ascii="Times New Roman" w:hAnsi="Times New Roman" w:cs="Times New Roman"/>
+          <w:spacing w:val="0"/>
+        </w:rPr>
+        <w:t>Визнач можли</w:t>
+      </w:r>
+      <w:r>
+        <w:rPr>
+          <w:rStyle w:val="12pt0ptExact"/>
+          <w:rFonts w:ascii="Times New Roman" w:hAnsi="Times New Roman" w:cs="Times New Roman"/>
+          <w:spacing w:val="0"/>
+        </w:rPr>
+        <w:t>ві шляхи одержання відсутніх да</w:t>
+      </w:r>
+      <w:r>
+        <w:rPr>
+          <w:rStyle w:val="12pt0ptExact"/>
+          <w:rFonts w:ascii="Times New Roman" w:hAnsi="Times New Roman" w:cs="Times New Roman"/>
+          <w:spacing w:val="0"/>
+        </w:rPr>
+        <w:t xml:space="preserve">них. </w:t>
+      </w:r>
+    </w:p>
+    <w:p>
+      <w:pPr>
+        <w:pStyle w:val="2"/>
+        <w:numPr>
+          <w:ilvl w:val="0"/>
+          <w:numId w:val="3"/>
+        </w:numPr>
+        <w:shd w:val="clear" w:color="auto" w:fill="auto"/>
+        <w:spacing w:after="0" w:line="276" w:lineRule="auto"/>
+        <w:jc w:val="both"/>
+        <w:rPr>
+          <w:rStyle w:val="12pt0ptExact"/>
+          <w:rFonts w:ascii="Times New Roman" w:hAnsi="Times New Roman" w:cs="Times New Roman"/>
+          <w:spacing w:val="0"/>
+        </w:rPr>
+      </w:pPr>
+      <w:r>
+        <w:rPr>
+          <w:rStyle w:val="12pt0ptExact"/>
+          <w:rFonts w:ascii="Times New Roman" w:hAnsi="Times New Roman" w:cs="Times New Roman"/>
+          <w:spacing w:val="0"/>
+        </w:rPr>
+        <w:t>Накресли пос</w:t>
+      </w:r>
+      <w:r>
+        <w:rPr>
+          <w:rStyle w:val="12pt0ptExact"/>
+          <w:rFonts w:ascii="Times New Roman" w:hAnsi="Times New Roman" w:cs="Times New Roman"/>
+          <w:spacing w:val="0"/>
+        </w:rPr>
+        <w:t>лідовні «Кроки» розв'язання зав</w:t>
+      </w:r>
+      <w:r>
+        <w:rPr>
+          <w:rStyle w:val="12pt0ptExact"/>
+          <w:rFonts w:ascii="Times New Roman" w:hAnsi="Times New Roman" w:cs="Times New Roman"/>
+          <w:spacing w:val="0"/>
+        </w:rPr>
+        <w:t>дання, поетапно реалізуй їх.</w:t>
+      </w:r>
+    </w:p>
+    <w:p>
+      <w:pPr>
+        <w:pStyle w:val="2"/>
+        <w:numPr>
+          <w:ilvl w:val="0"/>
+          <w:numId w:val="3"/>
+        </w:numPr>
+        <w:shd w:val="clear" w:color="auto" w:fill="auto"/>
+        <w:spacing w:after="0" w:line="276" w:lineRule="auto"/>
+        <w:jc w:val="both"/>
+        <w:rPr>
+          <w:rStyle w:val="12pt0ptExact"/>
+          <w:rFonts w:ascii="Times New Roman" w:hAnsi="Times New Roman" w:cs="Times New Roman"/>
+          <w:spacing w:val="0"/>
+        </w:rPr>
+      </w:pPr>
+      <w:r>
+        <w:rPr>
+          <w:rStyle w:val="12pt0ptExact"/>
+          <w:rFonts w:ascii="Times New Roman" w:hAnsi="Times New Roman" w:cs="Times New Roman"/>
+          <w:spacing w:val="0"/>
+        </w:rPr>
+        <w:t xml:space="preserve"> Перевір правильність знайденого рішення. </w:t>
+      </w:r>
+    </w:p>
+    <w:p>
+      <w:pPr>
         <w:spacing w:line="276" w:lineRule="auto"/>
         <w:ind w:firstLine="709"/>
       </w:pPr>
+      <w:r>
+        <w:rPr>
+          <w:rStyle w:val="12pt0ptExact"/>
+          <w:rFonts w:ascii="Times New Roman" w:hAnsi="Times New Roman" w:cs="Times New Roman"/>
+          <w:spacing w:val="0"/>
+        </w:rPr>
+        <w:t>Такий «загальний метод» розв'язання проблем дає</w:t>
+      </w:r>
+      <w:r>
+        <w:rPr>
+          <w:rStyle w:val="12pt0ptExact"/>
+          <w:rFonts w:ascii="Times New Roman" w:hAnsi="Times New Roman" w:cs="Times New Roman"/>
+          <w:spacing w:val="0"/>
+        </w:rPr>
+        <w:t xml:space="preserve"> </w:t>
+      </w:r>
+      <w:r>
+        <w:rPr>
+          <w:rStyle w:val="12pt0ptExact"/>
+          <w:rFonts w:ascii="Times New Roman" w:hAnsi="Times New Roman" w:cs="Times New Roman"/>
+          <w:spacing w:val="0"/>
+        </w:rPr>
+        <w:t>змогу ефективно у</w:t>
+      </w:r>
+      <w:r>
+        <w:rPr>
+          <w:rStyle w:val="12pt0ptExact"/>
+          <w:rFonts w:ascii="Times New Roman" w:hAnsi="Times New Roman" w:cs="Times New Roman"/>
+          <w:spacing w:val="0"/>
+        </w:rPr>
+        <w:t>правляти інтелектуальним розвит</w:t>
+      </w:r>
+      <w:r>
+        <w:rPr>
+          <w:rStyle w:val="12pt0ptExact"/>
+          <w:rFonts w:ascii="Times New Roman" w:hAnsi="Times New Roman" w:cs="Times New Roman"/>
+          <w:spacing w:val="0"/>
+        </w:rPr>
+        <w:t xml:space="preserve">ком кожного </w:t>
+      </w:r>
+      <w:r>
+        <w:rPr>
+          <w:rStyle w:val="12pt0ptExact"/>
+          <w:rFonts w:ascii="Times New Roman" w:hAnsi="Times New Roman" w:cs="Times New Roman"/>
+          <w:spacing w:val="0"/>
+        </w:rPr>
+        <w:t>студента.</w:t>
+      </w:r>
+      <w:r>
+        <w:rPr>
+          <w:rStyle w:val="12pt0ptExact"/>
+          <w:rFonts w:ascii="Times New Roman" w:hAnsi="Times New Roman" w:cs="Times New Roman"/>
+          <w:spacing w:val="0"/>
+        </w:rPr>
+        <w:t xml:space="preserve"> В разі виникнення у </w:t>
+      </w:r>
+      <w:r>
+        <w:rPr>
+          <w:rStyle w:val="12pt0ptExact0"/>
+          <w:rFonts w:ascii="Times New Roman" w:hAnsi="Times New Roman" w:cs="Times New Roman"/>
+          <w:i w:val="0"/>
+          <w:spacing w:val="0"/>
+          <w:sz w:val="28"/>
+          <w:szCs w:val="28"/>
+        </w:rPr>
+        <w:t>студентів</w:t>
+      </w:r>
+      <w:r>
+        <w:rPr>
+          <w:rStyle w:val="12pt0ptExact"/>
+          <w:rFonts w:ascii="Times New Roman" w:hAnsi="Times New Roman" w:cs="Times New Roman"/>
+          <w:spacing w:val="0"/>
+        </w:rPr>
+        <w:t xml:space="preserve"> серйоз</w:t>
+      </w:r>
+      <w:r>
+        <w:rPr>
+          <w:rStyle w:val="12pt0ptExact"/>
+          <w:rFonts w:ascii="Times New Roman" w:hAnsi="Times New Roman" w:cs="Times New Roman"/>
+          <w:spacing w:val="0"/>
+        </w:rPr>
+        <w:t xml:space="preserve">них ускладнень у роботі </w:t>
+      </w:r>
+      <w:r>
+        <w:rPr>
+          <w:rStyle w:val="12pt0ptExact"/>
+          <w:rFonts w:ascii="Times New Roman" w:hAnsi="Times New Roman" w:cs="Times New Roman"/>
+          <w:spacing w:val="0"/>
+        </w:rPr>
+        <w:t>викладач завжди може нада</w:t>
+      </w:r>
+      <w:r>
+        <w:rPr>
+          <w:rStyle w:val="12pt0ptExact"/>
+          <w:rFonts w:ascii="Times New Roman" w:hAnsi="Times New Roman" w:cs="Times New Roman"/>
+          <w:spacing w:val="0"/>
+        </w:rPr>
+        <w:t xml:space="preserve">ти диференційовану допомогу: порадити звернутися до інформаційного матеріалу (довідника, підручника, словника), згадати про колись пережиті ситуації, схожі завдання. </w:t>
+      </w:r>
+      <w:r>
+        <w:rPr>
+          <w:rStyle w:val="12pt0ptExact"/>
+          <w:rFonts w:ascii="Times New Roman" w:hAnsi="Times New Roman" w:cs="Times New Roman"/>
+          <w:b/>
+          <w:spacing w:val="0"/>
+        </w:rPr>
+        <w:t>Проте ніж не варто підказувати готові шляхи розв'язання!</w:t>
+      </w:r>
+      <w:r>
+        <w:rPr>
+          <w:rStyle w:val="12pt0ptExact"/>
+          <w:rFonts w:ascii="Times New Roman" w:hAnsi="Times New Roman" w:cs="Times New Roman"/>
+          <w:spacing w:val="0"/>
+        </w:rPr>
+        <w:t xml:space="preserve"> </w:t>
+      </w:r>
+      <w:r>
+        <w:rPr>
+          <w:rStyle w:val="12pt0ptExact"/>
+          <w:rFonts w:ascii="Times New Roman" w:hAnsi="Times New Roman" w:cs="Times New Roman"/>
+          <w:spacing w:val="0"/>
+        </w:rPr>
+        <w:br/>
+      </w:r>
+      <w:r>
+        <w:rPr>
+          <w:rStyle w:val="12pt0ptExact"/>
+          <w:rFonts w:ascii="Times New Roman" w:hAnsi="Times New Roman" w:cs="Times New Roman"/>
+          <w:spacing w:val="0"/>
+        </w:rPr>
+        <w:tab/>
+      </w:r>
+      <w:r>
+        <w:rPr>
+          <w:rStyle w:val="12pt0ptExact"/>
+          <w:rFonts w:ascii="Times New Roman" w:hAnsi="Times New Roman" w:cs="Times New Roman"/>
+          <w:spacing w:val="0"/>
+        </w:rPr>
+        <w:t xml:space="preserve">Для зручності використання алгоритм схематично може бути записаний в зошитах </w:t>
+      </w:r>
+      <w:r>
+        <w:rPr>
+          <w:rStyle w:val="12pt0ptExact"/>
+          <w:rFonts w:ascii="Times New Roman" w:hAnsi="Times New Roman" w:cs="Times New Roman"/>
+          <w:spacing w:val="0"/>
+        </w:rPr>
+        <w:t>студентів</w:t>
+      </w:r>
+      <w:r>
+        <w:rPr>
+          <w:rStyle w:val="12pt0ptExact"/>
+          <w:rFonts w:ascii="Times New Roman" w:hAnsi="Times New Roman" w:cs="Times New Roman"/>
+          <w:spacing w:val="0"/>
+        </w:rPr>
+        <w:t>, наприклад ось так:</w:t>
+      </w:r>
+      <w:r>
+        <w:rPr>
+          <w:rStyle w:val="12pt0ptExact"/>
+          <w:rFonts w:ascii="Times New Roman" w:hAnsi="Times New Roman" w:cs="Times New Roman"/>
+          <w:spacing w:val="0"/>
+        </w:rPr>
+        <w:br/>
+      </w:r>
     </w:p>
     <w:p>
       <w:pPr>
@@ -4467,67 +4805,123 @@
         <w:rPr>
           <w:rStyle w:val="1"/>
           <w:rFonts w:ascii="Times New Roman" w:hAnsi="Times New Roman" w:cs="Times New Roman"/>
-          <w:sz w:val="28"/>
-          <w:szCs w:val="28"/>
-        </w:rPr>
-        <w:t>III. Слід пам'ятати: курс історії — це певна сис</w:t>
-      </w:r>
-      <w:r>
-        <w:rPr>
-          <w:rStyle w:val="1"/>
-          <w:rFonts w:ascii="Times New Roman" w:hAnsi="Times New Roman" w:cs="Times New Roman"/>
-          <w:sz w:val="28"/>
-          <w:szCs w:val="28"/>
-        </w:rPr>
-        <w:softHyphen/>
-        <w:t>тема фактів і^понятьвис ті^нс^у зв'язку. В міру пе</w:t>
-      </w:r>
-      <w:r>
-        <w:rPr>
-          <w:rStyle w:val="1"/>
-          <w:rFonts w:ascii="Times New Roman" w:hAnsi="Times New Roman" w:cs="Times New Roman"/>
-          <w:sz w:val="28"/>
-          <w:szCs w:val="28"/>
-        </w:rPr>
-        <w:softHyphen/>
+          <w:b/>
+          <w:sz w:val="28"/>
+          <w:szCs w:val="28"/>
+        </w:rPr>
+        <w:t>III</w:t>
+      </w:r>
+      <w:r>
+        <w:rPr>
+          <w:rStyle w:val="1"/>
+          <w:rFonts w:ascii="Times New Roman" w:hAnsi="Times New Roman" w:cs="Times New Roman"/>
+          <w:sz w:val="28"/>
+          <w:szCs w:val="28"/>
+        </w:rPr>
+        <w:t>. Слід пам'ята</w:t>
+      </w:r>
+      <w:r>
+        <w:rPr>
+          <w:rStyle w:val="1"/>
+          <w:rFonts w:ascii="Times New Roman" w:hAnsi="Times New Roman" w:cs="Times New Roman"/>
+          <w:sz w:val="28"/>
+          <w:szCs w:val="28"/>
+        </w:rPr>
+        <w:t xml:space="preserve">ти: курс історії — це певна система фактів і </w:t>
+      </w:r>
+      <w:r>
+        <w:rPr>
+          <w:rStyle w:val="1"/>
+          <w:rFonts w:ascii="Times New Roman" w:hAnsi="Times New Roman" w:cs="Times New Roman"/>
+          <w:sz w:val="28"/>
+          <w:szCs w:val="28"/>
+        </w:rPr>
+        <w:t>понять</w:t>
+      </w:r>
+      <w:r>
+        <w:rPr>
+          <w:rStyle w:val="1"/>
+          <w:rFonts w:ascii="Times New Roman" w:hAnsi="Times New Roman" w:cs="Times New Roman"/>
+          <w:sz w:val="28"/>
+          <w:szCs w:val="28"/>
+        </w:rPr>
+        <w:t xml:space="preserve"> в їх  тісному зв'язку. В міру пе</w:t>
+      </w:r>
+      <w:r>
+        <w:rPr>
+          <w:rStyle w:val="1"/>
+          <w:rFonts w:ascii="Times New Roman" w:hAnsi="Times New Roman" w:cs="Times New Roman"/>
+          <w:sz w:val="28"/>
+          <w:szCs w:val="28"/>
+        </w:rPr>
         <w:t xml:space="preserve">реходу </w:t>
       </w:r>
       <w:r>
         <w:rPr>
           <w:rStyle w:val="a7"/>
           <w:rFonts w:ascii="Times New Roman" w:hAnsi="Times New Roman" w:cs="Times New Roman"/>
-          <w:sz w:val="28"/>
-          <w:szCs w:val="28"/>
-        </w:rPr>
-        <w:t>фМ</w:t>
-      </w:r>
-      <w:r>
-        <w:rPr>
-          <w:rStyle w:val="a5"/>
-          <w:rFonts w:ascii="Times New Roman" w:hAnsi="Times New Roman" w:cs="Times New Roman"/>
-          <w:sz w:val="28"/>
-          <w:szCs w:val="28"/>
-        </w:rPr>
-        <w:t>іжз шщф щ/-</w:t>
-      </w:r>
-      <w:r>
-        <w:rPr>
-          <w:rStyle w:val="1"/>
-          <w:rFonts w:ascii="Times New Roman" w:hAnsi="Times New Roman" w:cs="Times New Roman"/>
-          <w:sz w:val="28"/>
-          <w:szCs w:val="28"/>
-        </w:rPr>
-        <w:t>к^ас зростає рівень їх знань і пізнавальні можливості. Історичний процес розк</w:t>
-      </w:r>
-      <w:r>
-        <w:rPr>
-          <w:rStyle w:val="1"/>
-          <w:rFonts w:ascii="Times New Roman" w:hAnsi="Times New Roman" w:cs="Times New Roman"/>
-          <w:sz w:val="28"/>
-          <w:szCs w:val="28"/>
-        </w:rPr>
-        <w:softHyphen/>
-        <w:t>ривається все повніше й глибше. У зв'язку з цим і види с/р поступово ускладнюються. При цьому важлива наступність у застосуванні с/р.</w:t>
+          <w:i w:val="0"/>
+          <w:strike w:val="0"/>
+          <w:sz w:val="28"/>
+          <w:szCs w:val="28"/>
+        </w:rPr>
+        <w:t>студентів з курсу на курс</w:t>
+      </w:r>
+      <w:r>
+        <w:rPr>
+          <w:rStyle w:val="1"/>
+          <w:rFonts w:ascii="Times New Roman" w:hAnsi="Times New Roman" w:cs="Times New Roman"/>
+          <w:i/>
+          <w:sz w:val="28"/>
+          <w:szCs w:val="28"/>
+        </w:rPr>
+        <w:t xml:space="preserve"> </w:t>
+      </w:r>
+      <w:r>
+        <w:rPr>
+          <w:rStyle w:val="1"/>
+          <w:rFonts w:ascii="Times New Roman" w:hAnsi="Times New Roman" w:cs="Times New Roman"/>
+          <w:sz w:val="28"/>
+          <w:szCs w:val="28"/>
+        </w:rPr>
+        <w:t>зростає рівень їх знань і пізнавальні мож</w:t>
+      </w:r>
+      <w:r>
+        <w:rPr>
+          <w:rStyle w:val="1"/>
+          <w:rFonts w:ascii="Times New Roman" w:hAnsi="Times New Roman" w:cs="Times New Roman"/>
+          <w:sz w:val="28"/>
+          <w:szCs w:val="28"/>
+        </w:rPr>
+        <w:t>ливості. Історичний процес розк</w:t>
+      </w:r>
+      <w:r>
+        <w:rPr>
+          <w:rStyle w:val="1"/>
+          <w:rFonts w:ascii="Times New Roman" w:hAnsi="Times New Roman" w:cs="Times New Roman"/>
+          <w:sz w:val="28"/>
+          <w:szCs w:val="28"/>
+        </w:rPr>
+        <w:t xml:space="preserve">ривається все повніше й глибше. У зв'язку з цим і види с/р поступово </w:t>
+      </w:r>
+      <w:r>
+        <w:rPr>
+          <w:rStyle w:val="1"/>
+          <w:rFonts w:ascii="Times New Roman" w:hAnsi="Times New Roman" w:cs="Times New Roman"/>
+          <w:b/>
+          <w:sz w:val="28"/>
+          <w:szCs w:val="28"/>
+        </w:rPr>
+        <w:t>ускладнюються</w:t>
+      </w:r>
+      <w:r>
+        <w:rPr>
+          <w:rStyle w:val="1"/>
+          <w:rFonts w:ascii="Times New Roman" w:hAnsi="Times New Roman" w:cs="Times New Roman"/>
+          <w:sz w:val="28"/>
+          <w:szCs w:val="28"/>
+        </w:rPr>
+        <w:t>. При цьому важлива наступність у застосуванні с/р.</w:t>
       </w:r>
     </w:p>
     <w:p>
@@ -4548,40 +4942,184 @@
         <w:rPr>
           <w:rStyle w:val="1"/>
           <w:rFonts w:ascii="Times New Roman" w:hAnsi="Times New Roman" w:cs="Times New Roman"/>
-          <w:sz w:val="28"/>
-          <w:szCs w:val="28"/>
-        </w:rPr>
-        <w:t>Ж Необхідно, щоб між основними видами с/р існував взаємов'язок і щоб він був не ме</w:t>
-      </w:r>
-      <w:r>
-        <w:rPr>
-          <w:rStyle w:val="1"/>
-          <w:rFonts w:ascii="Times New Roman" w:hAnsi="Times New Roman" w:cs="Times New Roman"/>
-          <w:sz w:val="28"/>
-          <w:szCs w:val="28"/>
-        </w:rPr>
-        <w:softHyphen/>
-        <w:t>ханічним, а становив єдину цілісну систему с/р про</w:t>
-      </w:r>
-      <w:r>
-        <w:rPr>
-          <w:rStyle w:val="1"/>
-          <w:rFonts w:ascii="Times New Roman" w:hAnsi="Times New Roman" w:cs="Times New Roman"/>
-          <w:sz w:val="28"/>
-          <w:szCs w:val="28"/>
-        </w:rPr>
-        <w:softHyphen/>
-        <w:t xml:space="preserve">тягом усього УРЙ5У- Вибір і ефективність різних видів с/р ^рйю^зумовлюється великою кількістю факторів: віковими та індивіду^льніщиюсобливос- тямирІквів, </w:t>
-      </w:r>
-      <w:r>
-        <w:rPr>
-          <w:rStyle w:val="1"/>
-          <w:rFonts w:ascii="Times New Roman" w:hAnsi="Times New Roman" w:cs="Times New Roman"/>
-          <w:sz w:val="28"/>
-          <w:szCs w:val="28"/>
+          <w:b/>
+          <w:sz w:val="28"/>
+          <w:szCs w:val="28"/>
+          <w:lang w:val="en-US"/>
         </w:rPr>
         <w:lastRenderedPageBreak/>
-        <w:t>дидактичною меток5^^^/иого типом і структурою, методами навчання, рівнем знань, умінь і навичок с/р*®!!®^^ також педагогічною майстерністю в«ишля.</w:t>
+        <w:t>IV</w:t>
+      </w:r>
+      <w:r>
+        <w:rPr>
+          <w:rStyle w:val="1"/>
+          <w:rFonts w:ascii="Times New Roman" w:hAnsi="Times New Roman" w:cs="Times New Roman"/>
+          <w:sz w:val="28"/>
+          <w:szCs w:val="28"/>
+        </w:rPr>
+        <w:t xml:space="preserve"> Необхідно, щоб між основними видами с/р </w:t>
+      </w:r>
+      <w:r>
+        <w:rPr>
+          <w:rStyle w:val="1"/>
+          <w:rFonts w:ascii="Times New Roman" w:hAnsi="Times New Roman" w:cs="Times New Roman"/>
+          <w:sz w:val="28"/>
+          <w:szCs w:val="28"/>
+        </w:rPr>
+        <w:t xml:space="preserve">студентів </w:t>
+      </w:r>
+      <w:r>
+        <w:rPr>
+          <w:rStyle w:val="1"/>
+          <w:rFonts w:ascii="Times New Roman" w:hAnsi="Times New Roman" w:cs="Times New Roman"/>
+          <w:sz w:val="28"/>
+          <w:szCs w:val="28"/>
+        </w:rPr>
+        <w:t>існував в</w:t>
+      </w:r>
+      <w:r>
+        <w:rPr>
+          <w:rStyle w:val="1"/>
+          <w:rFonts w:ascii="Times New Roman" w:hAnsi="Times New Roman" w:cs="Times New Roman"/>
+          <w:sz w:val="28"/>
+          <w:szCs w:val="28"/>
+        </w:rPr>
+        <w:t>заємов'язок і щоб він був не ме</w:t>
+      </w:r>
+      <w:r>
+        <w:rPr>
+          <w:rStyle w:val="1"/>
+          <w:rFonts w:ascii="Times New Roman" w:hAnsi="Times New Roman" w:cs="Times New Roman"/>
+          <w:sz w:val="28"/>
+          <w:szCs w:val="28"/>
+        </w:rPr>
+        <w:t>ханічним, а станови</w:t>
+      </w:r>
+      <w:r>
+        <w:rPr>
+          <w:rStyle w:val="1"/>
+          <w:rFonts w:ascii="Times New Roman" w:hAnsi="Times New Roman" w:cs="Times New Roman"/>
+          <w:sz w:val="28"/>
+          <w:szCs w:val="28"/>
+        </w:rPr>
+        <w:t>в єдину цілісну систему с/р про</w:t>
+      </w:r>
+      <w:r>
+        <w:rPr>
+          <w:rStyle w:val="1"/>
+          <w:rFonts w:ascii="Times New Roman" w:hAnsi="Times New Roman" w:cs="Times New Roman"/>
+          <w:sz w:val="28"/>
+          <w:szCs w:val="28"/>
+        </w:rPr>
+        <w:t xml:space="preserve">тягом усього </w:t>
+      </w:r>
+      <w:r>
+        <w:rPr>
+          <w:rStyle w:val="1"/>
+          <w:rFonts w:ascii="Times New Roman" w:hAnsi="Times New Roman" w:cs="Times New Roman"/>
+          <w:sz w:val="28"/>
+          <w:szCs w:val="28"/>
+        </w:rPr>
+        <w:t>уроку</w:t>
+      </w:r>
+      <w:r>
+        <w:rPr>
+          <w:rStyle w:val="1"/>
+          <w:rFonts w:ascii="Times New Roman" w:hAnsi="Times New Roman" w:cs="Times New Roman"/>
+          <w:sz w:val="28"/>
+          <w:szCs w:val="28"/>
+        </w:rPr>
+        <w:t xml:space="preserve"> Вибір і ефективність різних видів с/р </w:t>
+      </w:r>
+      <w:r>
+        <w:rPr>
+          <w:rStyle w:val="1"/>
+          <w:rFonts w:ascii="Times New Roman" w:hAnsi="Times New Roman" w:cs="Times New Roman"/>
+          <w:sz w:val="28"/>
+          <w:szCs w:val="28"/>
+        </w:rPr>
+        <w:t>студентів</w:t>
+      </w:r>
+      <w:r>
+        <w:rPr>
+          <w:rStyle w:val="1"/>
+          <w:rFonts w:ascii="Times New Roman" w:hAnsi="Times New Roman" w:cs="Times New Roman"/>
+          <w:sz w:val="28"/>
+          <w:szCs w:val="28"/>
+        </w:rPr>
+        <w:t xml:space="preserve"> великою кількістю</w:t>
+      </w:r>
+      <w:r>
+        <w:rPr>
+          <w:rStyle w:val="1"/>
+          <w:rFonts w:ascii="Times New Roman" w:hAnsi="Times New Roman" w:cs="Times New Roman"/>
+          <w:sz w:val="28"/>
+          <w:szCs w:val="28"/>
+        </w:rPr>
+        <w:t xml:space="preserve"> факторів: віковими та індивідуальними особливостями</w:t>
+      </w:r>
+      <w:r>
+        <w:rPr>
+          <w:rStyle w:val="1"/>
+          <w:rFonts w:ascii="Times New Roman" w:hAnsi="Times New Roman" w:cs="Times New Roman"/>
+          <w:sz w:val="28"/>
+          <w:szCs w:val="28"/>
+        </w:rPr>
+        <w:t xml:space="preserve"> </w:t>
+      </w:r>
+      <w:r>
+        <w:rPr>
+          <w:rStyle w:val="1"/>
+          <w:rFonts w:ascii="Times New Roman" w:hAnsi="Times New Roman" w:cs="Times New Roman"/>
+          <w:sz w:val="28"/>
+          <w:szCs w:val="28"/>
+        </w:rPr>
+        <w:t>студентів, дидактичною метою заняття його</w:t>
+      </w:r>
+      <w:r>
+        <w:rPr>
+          <w:rStyle w:val="1"/>
+          <w:rFonts w:ascii="Times New Roman" w:hAnsi="Times New Roman" w:cs="Times New Roman"/>
+          <w:sz w:val="28"/>
+          <w:szCs w:val="28"/>
+        </w:rPr>
+        <w:t xml:space="preserve"> типом і структурою, методами навчання, рівнем знань, умінь і навичок с/р</w:t>
+      </w:r>
+      <w:r>
+        <w:rPr>
+          <w:rStyle w:val="1"/>
+          <w:rFonts w:ascii="Times New Roman" w:hAnsi="Times New Roman" w:cs="Times New Roman"/>
+          <w:sz w:val="28"/>
+          <w:szCs w:val="28"/>
+        </w:rPr>
+        <w:t xml:space="preserve"> студентів, а </w:t>
+      </w:r>
+      <w:r>
+        <w:rPr>
+          <w:rStyle w:val="1"/>
+          <w:rFonts w:ascii="Times New Roman" w:hAnsi="Times New Roman" w:cs="Times New Roman"/>
+          <w:sz w:val="28"/>
+          <w:szCs w:val="28"/>
+        </w:rPr>
+        <w:t xml:space="preserve">також педагогічною майстерністю </w:t>
+      </w:r>
+      <w:r>
+        <w:rPr>
+          <w:rStyle w:val="1"/>
+          <w:rFonts w:ascii="Times New Roman" w:hAnsi="Times New Roman" w:cs="Times New Roman"/>
+          <w:sz w:val="28"/>
+          <w:szCs w:val="28"/>
+        </w:rPr>
+        <w:t>викладача</w:t>
+      </w:r>
+      <w:r>
+        <w:rPr>
+          <w:rStyle w:val="1"/>
+          <w:rFonts w:ascii="Times New Roman" w:hAnsi="Times New Roman" w:cs="Times New Roman"/>
+          <w:sz w:val="28"/>
+          <w:szCs w:val="28"/>
+        </w:rPr>
+        <w:t>.</w:t>
       </w:r>
     </w:p>
     <w:p>
@@ -4608,139 +5146,76 @@
         <w:rPr>
           <w:rStyle w:val="1"/>
           <w:rFonts w:ascii="Times New Roman" w:hAnsi="Times New Roman" w:cs="Times New Roman"/>
-          <w:sz w:val="28"/>
-          <w:szCs w:val="28"/>
-        </w:rPr>
-        <w:t>V. Органічним продовженням</w:t>
-      </w:r>
-      <w:r>
-        <w:rPr>
-          <w:rStyle w:val="1"/>
-          <w:rFonts w:ascii="Times New Roman" w:hAnsi="Times New Roman" w:cs="Times New Roman"/>
-          <w:sz w:val="28"/>
-          <w:szCs w:val="28"/>
-        </w:rPr>
-        <w:tab/>
-        <w:t>с/р/є до</w:t>
-      </w:r>
-      <w:r>
-        <w:rPr>
-          <w:rStyle w:val="1"/>
-          <w:rFonts w:ascii="Times New Roman" w:hAnsi="Times New Roman" w:cs="Times New Roman"/>
-          <w:sz w:val="28"/>
-          <w:szCs w:val="28"/>
-        </w:rPr>
-        <w:softHyphen/>
-      </w:r>
-    </w:p>
-    <w:p>
-      <w:pPr>
-        <w:pStyle w:val="2"/>
-        <w:shd w:val="clear" w:color="auto" w:fill="auto"/>
-        <w:tabs>
-          <w:tab w:val="right" w:pos="2934"/>
-          <w:tab w:val="center" w:pos="3547"/>
-          <w:tab w:val="center" w:pos="4188"/>
-          <w:tab w:val="right" w:pos="5476"/>
-          <w:tab w:val="right" w:pos="5933"/>
-          <w:tab w:val="right" w:pos="6803"/>
-        </w:tabs>
-        <w:spacing w:after="0" w:line="276" w:lineRule="auto"/>
-        <w:ind w:firstLine="709"/>
-        <w:jc w:val="both"/>
-        <w:rPr>
-          <w:rFonts w:ascii="Times New Roman" w:hAnsi="Times New Roman" w:cs="Times New Roman"/>
-        </w:rPr>
-      </w:pPr>
-      <w:r>
-        <w:rPr>
-          <w:rStyle w:val="1"/>
-          <w:rFonts w:ascii="Times New Roman" w:hAnsi="Times New Roman" w:cs="Times New Roman"/>
-          <w:sz w:val="28"/>
-          <w:szCs w:val="28"/>
-        </w:rPr>
-        <w:t>машня самостійна робота. Великою мірою робота р№&amp;, хід</w:t>
-      </w:r>
-      <w:r>
-        <w:rPr>
-          <w:rStyle w:val="1"/>
-          <w:rFonts w:ascii="Times New Roman" w:hAnsi="Times New Roman" w:cs="Times New Roman"/>
-          <w:sz w:val="28"/>
-          <w:szCs w:val="28"/>
-        </w:rPr>
-        <w:tab/>
-        <w:t>тісно</w:t>
-      </w:r>
-      <w:r>
-        <w:rPr>
-          <w:rStyle w:val="1"/>
-          <w:rFonts w:ascii="Times New Roman" w:hAnsi="Times New Roman" w:cs="Times New Roman"/>
-          <w:sz w:val="28"/>
-          <w:szCs w:val="28"/>
-        </w:rPr>
-        <w:tab/>
-        <w:t>зв'язані</w:t>
-      </w:r>
-      <w:r>
-        <w:rPr>
-          <w:rStyle w:val="1"/>
-          <w:rFonts w:ascii="Times New Roman" w:hAnsi="Times New Roman" w:cs="Times New Roman"/>
-          <w:sz w:val="28"/>
-          <w:szCs w:val="28"/>
-        </w:rPr>
-        <w:tab/>
-        <w:t>і</w:t>
-      </w:r>
-      <w:r>
-        <w:rPr>
-          <w:rStyle w:val="1"/>
-          <w:rFonts w:ascii="Times New Roman" w:hAnsi="Times New Roman" w:cs="Times New Roman"/>
-          <w:sz w:val="28"/>
-          <w:szCs w:val="28"/>
-        </w:rPr>
-        <w:tab/>
-        <w:t>залежать</w:t>
-      </w:r>
-      <w:r>
-        <w:rPr>
-          <w:rStyle w:val="1"/>
-          <w:rFonts w:ascii="Times New Roman" w:hAnsi="Times New Roman" w:cs="Times New Roman"/>
-          <w:sz w:val="28"/>
-          <w:szCs w:val="28"/>
-        </w:rPr>
-        <w:tab/>
-        <w:t>від</w:t>
-      </w:r>
-      <w:r>
-        <w:rPr>
-          <w:rStyle w:val="1"/>
-          <w:rFonts w:ascii="Times New Roman" w:hAnsi="Times New Roman" w:cs="Times New Roman"/>
-          <w:sz w:val="28"/>
-          <w:szCs w:val="28"/>
-        </w:rPr>
-        <w:tab/>
-        <w:t>якості с/р іріийчь вдома. Мета домашньої тботад, ірторії —</w:t>
-      </w:r>
-    </w:p>
-    <w:p>
-      <w:pPr>
-        <w:pStyle w:val="2"/>
-        <w:shd w:val="clear" w:color="auto" w:fill="auto"/>
-        <w:spacing w:after="149" w:line="276" w:lineRule="auto"/>
-        <w:ind w:firstLine="709"/>
-        <w:jc w:val="both"/>
-        <w:rPr>
-          <w:rFonts w:ascii="Times New Roman" w:hAnsi="Times New Roman" w:cs="Times New Roman"/>
-        </w:rPr>
-      </w:pPr>
-      <w:r>
-        <w:rPr>
-          <w:rStyle w:val="1"/>
-          <w:rFonts w:ascii="Times New Roman" w:hAnsi="Times New Roman" w:cs="Times New Roman"/>
-          <w:sz w:val="28"/>
-          <w:szCs w:val="28"/>
-        </w:rPr>
-        <w:t>міцне закріплення вивченого на</w:t>
+          <w:b/>
+          <w:sz w:val="28"/>
+          <w:szCs w:val="28"/>
+        </w:rPr>
+        <w:t>V</w:t>
+      </w:r>
+      <w:r>
+        <w:rPr>
+          <w:rStyle w:val="1"/>
+          <w:rFonts w:ascii="Times New Roman" w:hAnsi="Times New Roman" w:cs="Times New Roman"/>
+          <w:sz w:val="28"/>
+          <w:szCs w:val="28"/>
+        </w:rPr>
+        <w:t xml:space="preserve">. Органічним продовженням </w:t>
+      </w:r>
+      <w:r>
+        <w:rPr>
+          <w:rStyle w:val="1"/>
+          <w:rFonts w:ascii="Times New Roman" w:hAnsi="Times New Roman" w:cs="Times New Roman"/>
+          <w:sz w:val="28"/>
+          <w:szCs w:val="28"/>
+        </w:rPr>
+        <w:t>с/р/</w:t>
+      </w:r>
+      <w:r>
+        <w:rPr>
+          <w:rStyle w:val="1"/>
+          <w:rFonts w:ascii="Times New Roman" w:hAnsi="Times New Roman" w:cs="Times New Roman"/>
+          <w:sz w:val="28"/>
+          <w:szCs w:val="28"/>
+        </w:rPr>
+        <w:t xml:space="preserve"> в группі є до</w:t>
+      </w:r>
+      <w:r>
+        <w:rPr>
+          <w:rStyle w:val="1"/>
+          <w:rFonts w:ascii="Times New Roman" w:hAnsi="Times New Roman" w:cs="Times New Roman"/>
+          <w:sz w:val="28"/>
+          <w:szCs w:val="28"/>
+        </w:rPr>
+        <w:t xml:space="preserve">машня самостійна робота. Великою мірою робота </w:t>
+      </w:r>
+      <w:r>
+        <w:rPr>
+          <w:rStyle w:val="1"/>
+          <w:rFonts w:ascii="Times New Roman" w:hAnsi="Times New Roman" w:cs="Times New Roman"/>
+          <w:sz w:val="28"/>
+          <w:szCs w:val="28"/>
+        </w:rPr>
+        <w:t xml:space="preserve">. Великою робота студентів </w:t>
+      </w:r>
+      <w:bookmarkStart w:id="0" w:name="_GoBack"/>
+      <w:bookmarkEnd w:id="0"/>
+      <w:r>
+        <w:rPr>
+          <w:rStyle w:val="1"/>
+          <w:rFonts w:ascii="Times New Roman" w:hAnsi="Times New Roman" w:cs="Times New Roman"/>
+          <w:sz w:val="28"/>
+          <w:szCs w:val="28"/>
+        </w:rPr>
+        <w:t xml:space="preserve">зв'язані і залежать від </w:t>
+      </w:r>
+      <w:r>
+        <w:rPr>
+          <w:rStyle w:val="1"/>
+          <w:rFonts w:ascii="Times New Roman" w:hAnsi="Times New Roman" w:cs="Times New Roman"/>
+          <w:sz w:val="28"/>
+          <w:szCs w:val="28"/>
+        </w:rPr>
+        <w:t>якості с/р іріийчь вдома. Мета домашньої тботад, ірторії —міцне закріплення вивченого на</w:t>
       </w:r>
       <w:r>
         <w:rPr>
@@ -4759,32 +5234,7 @@
           <w:sz w:val="28"/>
           <w:szCs w:val="28"/>
         </w:rPr>
-        <w:t>?)я!ЙЙІг матеріалу,</w:t>
-      </w:r>
-    </w:p>
-    <w:p>
-      <w:pPr>
-        <w:pStyle w:val="2"/>
-        <w:shd w:val="clear" w:color="auto" w:fill="auto"/>
-        <w:tabs>
-          <w:tab w:val="left" w:pos="3939"/>
-          <w:tab w:val="center" w:pos="4797"/>
-          <w:tab w:val="right" w:pos="6469"/>
-        </w:tabs>
-        <w:spacing w:after="0" w:line="276" w:lineRule="auto"/>
-        <w:ind w:firstLine="709"/>
-        <w:rPr>
-          <w:rFonts w:ascii="Times New Roman" w:hAnsi="Times New Roman" w:cs="Times New Roman"/>
-        </w:rPr>
-      </w:pPr>
-      <w:r>
-        <w:rPr>
-          <w:rStyle w:val="1"/>
-          <w:rFonts w:ascii="Times New Roman" w:hAnsi="Times New Roman" w:cs="Times New Roman"/>
-          <w:sz w:val="28"/>
-          <w:szCs w:val="28"/>
-        </w:rPr>
-        <w:t xml:space="preserve">глибше його осмислення, дальший розвиток набу- </w:t>
+        <w:t xml:space="preserve">?)я!ЙЙІг матеріалу,глибше його осмислення, дальший розвиток набу- </w:t>
       </w:r>
       <w:r>
         <w:rPr>
@@ -4819,49 +5269,6 @@
       </w:r>
       <w:r>
         <w:rPr>
-          <w:rStyle w:val="15pt-2pt0"/>
-          <w:rFonts w:ascii="Times New Roman" w:hAnsi="Times New Roman" w:cs="Times New Roman"/>
-          <w:spacing w:val="0"/>
-          <w:sz w:val="28"/>
-          <w:szCs w:val="28"/>
-        </w:rPr>
-        <w:tab/>
-        <w:t>¥.</w:t>
-      </w:r>
-      <w:r>
-        <w:rPr>
-          <w:rStyle w:val="15pt-2pt0"/>
-          <w:rFonts w:ascii="Times New Roman" w:hAnsi="Times New Roman" w:cs="Times New Roman"/>
-          <w:spacing w:val="0"/>
-          <w:sz w:val="28"/>
-          <w:szCs w:val="28"/>
-        </w:rPr>
-        <w:tab/>
-      </w:r>
-      <w:r>
-        <w:rPr>
-          <w:rStyle w:val="15pt"/>
-          <w:rFonts w:ascii="Times New Roman" w:hAnsi="Times New Roman" w:cs="Times New Roman"/>
-          <w:sz w:val="28"/>
-          <w:szCs w:val="28"/>
-          <w:vertAlign w:val="superscript"/>
-        </w:rPr>
-        <w:t>7</w:t>
-      </w:r>
-    </w:p>
-    <w:p>
-      <w:pPr>
-        <w:pStyle w:val="2"/>
-        <w:shd w:val="clear" w:color="auto" w:fill="auto"/>
-        <w:spacing w:after="0" w:line="276" w:lineRule="auto"/>
-        <w:ind w:firstLine="709"/>
-        <w:jc w:val="both"/>
-        <w:rPr>
-          <w:rFonts w:ascii="Times New Roman" w:hAnsi="Times New Roman" w:cs="Times New Roman"/>
-        </w:rPr>
-      </w:pPr>
-      <w:r>
-        <w:rPr>
           <w:rStyle w:val="1"/>
           <w:rFonts w:ascii="Times New Roman" w:hAnsi="Times New Roman" w:cs="Times New Roman"/>
           <w:sz w:val="28"/>
@@ -4869,18 +5276,6 @@
         </w:rPr>
         <w:t>тих-деЩЩіи умінь і навичок с/р з текстом підручни-</w:t>
       </w:r>
-    </w:p>
-    <w:p>
-      <w:pPr>
-        <w:pStyle w:val="2"/>
-        <w:shd w:val="clear" w:color="auto" w:fill="auto"/>
-        <w:spacing w:after="0" w:line="276" w:lineRule="auto"/>
-        <w:ind w:firstLine="709"/>
-        <w:jc w:val="both"/>
-        <w:rPr>
-          <w:rFonts w:ascii="Times New Roman" w:hAnsi="Times New Roman" w:cs="Times New Roman"/>
-        </w:rPr>
-      </w:pPr>
       <w:r>
         <w:rPr>
           <w:rStyle w:val="1"/>
@@ -5501,7 +5896,17 @@
           <w:sz w:val="28"/>
           <w:szCs w:val="28"/>
         </w:rPr>
-        <w:t>Випиши важливі дати, висновки, положення, які зустрічаються вперше, виділи основну дум</w:t>
+        <w:t>Випиши важливі дати, висновки, положення, які зустрі</w:t>
+      </w:r>
+      <w:r>
+        <w:rPr>
+          <w:rStyle w:val="1"/>
+          <w:rFonts w:ascii="Times New Roman" w:hAnsi="Times New Roman" w:cs="Times New Roman"/>
+          <w:sz w:val="28"/>
+          <w:szCs w:val="28"/>
+        </w:rPr>
+        <w:lastRenderedPageBreak/>
+        <w:t>чаються вперше, виділи основну дум</w:t>
       </w:r>
       <w:r>
         <w:rPr>
@@ -5556,7 +5961,6 @@
           <w:sz w:val="28"/>
           <w:szCs w:val="28"/>
         </w:rPr>
-        <w:lastRenderedPageBreak/>
         <w:t>Коротко запиши конспект.</w:t>
       </w:r>
       <w:r>
@@ -6158,6 +6562,184 @@
 <file path=word/numbering.xml><?xml version="1.0" encoding="utf-8"?>
 <w:numbering xmlns:wpc="http://schemas.microsoft.com/office/word/2010/wordprocessingCanvas" xmlns:mc="http://schemas.openxmlformats.org/markup-compatibility/2006" xmlns:o="urn:schemas-microsoft-com:office:office" xmlns:r="http://schemas.openxmlformats.org/officeDocument/2006/relationships" xmlns:m="http://schemas.openxmlformats.org/officeDocument/2006/math" xmlns:v="urn:schemas-microsoft-com:vml" xmlns:wp14="http://schemas.microsoft.com/office/word/2010/wordprocessingDrawing" xmlns:wp="http://schemas.openxmlformats.org/drawingml/2006/wordprocessingDrawing" xmlns:w10="urn:schemas-microsoft-com:office:word" xmlns:w="http://schemas.openxmlformats.org/wordprocessingml/2006/main" xmlns:w14="http://schemas.microsoft.com/office/word/2010/wordml" xmlns:w15="http://schemas.microsoft.com/office/word/2012/wordml" xmlns:wpg="http://schemas.microsoft.com/office/word/2010/wordprocessingGroup" xmlns:wpi="http://schemas.microsoft.com/office/word/2010/wordprocessingInk" xmlns:wne="http://schemas.microsoft.com/office/word/2006/wordml" xmlns:wps="http://schemas.microsoft.com/office/word/2010/wordprocessingShape" mc:Ignorable="w14 w15 wp14">
   <w:abstractNum w:abstractNumId="0">
+    <w:nsid w:val="06925092"/>
+    <w:multiLevelType w:val="hybridMultilevel"/>
+    <w:tmpl w:val="0422C9EA"/>
+    <w:lvl w:ilvl="0" w:tplc="04190017">
+      <w:start w:val="1"/>
+      <w:numFmt w:val="lowerLetter"/>
+      <w:lvlText w:val="%1)"/>
+      <w:lvlJc w:val="left"/>
+      <w:pPr>
+        <w:ind w:left="1429" w:hanging="360"/>
+      </w:pPr>
+      <w:rPr>
+        <w:rFonts w:hint="default"/>
+      </w:rPr>
+    </w:lvl>
+    <w:lvl w:ilvl="1" w:tplc="04190019" w:tentative="1">
+      <w:start w:val="1"/>
+      <w:numFmt w:val="lowerLetter"/>
+      <w:lvlText w:val="%2."/>
+      <w:lvlJc w:val="left"/>
+      <w:pPr>
+        <w:ind w:left="2149" w:hanging="360"/>
+      </w:pPr>
+    </w:lvl>
+    <w:lvl w:ilvl="2" w:tplc="0419001B" w:tentative="1">
+      <w:start w:val="1"/>
+      <w:numFmt w:val="lowerRoman"/>
+      <w:lvlText w:val="%3."/>
+      <w:lvlJc w:val="right"/>
+      <w:pPr>
+        <w:ind w:left="2869" w:hanging="180"/>
+      </w:pPr>
+    </w:lvl>
+    <w:lvl w:ilvl="3" w:tplc="0419000F" w:tentative="1">
+      <w:start w:val="1"/>
+      <w:numFmt w:val="decimal"/>
+      <w:lvlText w:val="%4."/>
+      <w:lvlJc w:val="left"/>
+      <w:pPr>
+        <w:ind w:left="3589" w:hanging="360"/>
+      </w:pPr>
+    </w:lvl>
+    <w:lvl w:ilvl="4" w:tplc="04190019" w:tentative="1">
+      <w:start w:val="1"/>
+      <w:numFmt w:val="lowerLetter"/>
+      <w:lvlText w:val="%5."/>
+      <w:lvlJc w:val="left"/>
+      <w:pPr>
+        <w:ind w:left="4309" w:hanging="360"/>
+      </w:pPr>
+    </w:lvl>
+    <w:lvl w:ilvl="5" w:tplc="0419001B" w:tentative="1">
+      <w:start w:val="1"/>
+      <w:numFmt w:val="lowerRoman"/>
+      <w:lvlText w:val="%6."/>
+      <w:lvlJc w:val="right"/>
+      <w:pPr>
+        <w:ind w:left="5029" w:hanging="180"/>
+      </w:pPr>
+    </w:lvl>
+    <w:lvl w:ilvl="6" w:tplc="0419000F" w:tentative="1">
+      <w:start w:val="1"/>
+      <w:numFmt w:val="decimal"/>
+      <w:lvlText w:val="%7."/>
+      <w:lvlJc w:val="left"/>
+      <w:pPr>
+        <w:ind w:left="5749" w:hanging="360"/>
+      </w:pPr>
+    </w:lvl>
+    <w:lvl w:ilvl="7" w:tplc="04190019" w:tentative="1">
+      <w:start w:val="1"/>
+      <w:numFmt w:val="lowerLetter"/>
+      <w:lvlText w:val="%8."/>
+      <w:lvlJc w:val="left"/>
+      <w:pPr>
+        <w:ind w:left="6469" w:hanging="360"/>
+      </w:pPr>
+    </w:lvl>
+    <w:lvl w:ilvl="8" w:tplc="0419001B" w:tentative="1">
+      <w:start w:val="1"/>
+      <w:numFmt w:val="lowerRoman"/>
+      <w:lvlText w:val="%9."/>
+      <w:lvlJc w:val="right"/>
+      <w:pPr>
+        <w:ind w:left="7189" w:hanging="180"/>
+      </w:pPr>
+    </w:lvl>
+  </w:abstractNum>
+  <w:abstractNum w:abstractNumId="1">
+    <w:nsid w:val="159E1416"/>
+    <w:multiLevelType w:val="hybridMultilevel"/>
+    <w:tmpl w:val="62689D40"/>
+    <w:lvl w:ilvl="0" w:tplc="0419000B">
+      <w:start w:val="1"/>
+      <w:numFmt w:val="bullet"/>
+      <w:lvlText w:val=""/>
+      <w:lvlJc w:val="left"/>
+      <w:pPr>
+        <w:ind w:left="1429" w:hanging="360"/>
+      </w:pPr>
+      <w:rPr>
+        <w:rFonts w:ascii="Wingdings" w:hAnsi="Wingdings" w:hint="default"/>
+      </w:rPr>
+    </w:lvl>
+    <w:lvl w:ilvl="1" w:tplc="04190019" w:tentative="1">
+      <w:start w:val="1"/>
+      <w:numFmt w:val="lowerLetter"/>
+      <w:lvlText w:val="%2."/>
+      <w:lvlJc w:val="left"/>
+      <w:pPr>
+        <w:ind w:left="2149" w:hanging="360"/>
+      </w:pPr>
+    </w:lvl>
+    <w:lvl w:ilvl="2" w:tplc="0419001B" w:tentative="1">
+      <w:start w:val="1"/>
+      <w:numFmt w:val="lowerRoman"/>
+      <w:lvlText w:val="%3."/>
+      <w:lvlJc w:val="right"/>
+      <w:pPr>
+        <w:ind w:left="2869" w:hanging="180"/>
+      </w:pPr>
+    </w:lvl>
+    <w:lvl w:ilvl="3" w:tplc="0419000F" w:tentative="1">
+      <w:start w:val="1"/>
+      <w:numFmt w:val="decimal"/>
+      <w:lvlText w:val="%4."/>
+      <w:lvlJc w:val="left"/>
+      <w:pPr>
+        <w:ind w:left="3589" w:hanging="360"/>
+      </w:pPr>
+    </w:lvl>
+    <w:lvl w:ilvl="4" w:tplc="04190019" w:tentative="1">
+      <w:start w:val="1"/>
+      <w:numFmt w:val="lowerLetter"/>
+      <w:lvlText w:val="%5."/>
+      <w:lvlJc w:val="left"/>
+      <w:pPr>
+        <w:ind w:left="4309" w:hanging="360"/>
+      </w:pPr>
+    </w:lvl>
+    <w:lvl w:ilvl="5" w:tplc="0419001B" w:tentative="1">
+      <w:start w:val="1"/>
+      <w:numFmt w:val="lowerRoman"/>
+      <w:lvlText w:val="%6."/>
+      <w:lvlJc w:val="right"/>
+      <w:pPr>
+        <w:ind w:left="5029" w:hanging="180"/>
+      </w:pPr>
+    </w:lvl>
+    <w:lvl w:ilvl="6" w:tplc="0419000F" w:tentative="1">
+      <w:start w:val="1"/>
+      <w:numFmt w:val="decimal"/>
+      <w:lvlText w:val="%7."/>
+      <w:lvlJc w:val="left"/>
+      <w:pPr>
+        <w:ind w:left="5749" w:hanging="360"/>
+      </w:pPr>
+    </w:lvl>
+    <w:lvl w:ilvl="7" w:tplc="04190019" w:tentative="1">
+      <w:start w:val="1"/>
+      <w:numFmt w:val="lowerLetter"/>
+      <w:lvlText w:val="%8."/>
+      <w:lvlJc w:val="left"/>
+      <w:pPr>
+        <w:ind w:left="6469" w:hanging="360"/>
+      </w:pPr>
+    </w:lvl>
+    <w:lvl w:ilvl="8" w:tplc="0419001B" w:tentative="1">
+      <w:start w:val="1"/>
+      <w:numFmt w:val="lowerRoman"/>
+      <w:lvlText w:val="%9."/>
+      <w:lvlJc w:val="right"/>
+      <w:pPr>
+        <w:ind w:left="7189" w:hanging="180"/>
+      </w:pPr>
+    </w:lvl>
+  </w:abstractNum>
+  <w:abstractNum w:abstractNumId="2">
     <w:nsid w:val="17025C8C"/>
     <w:multiLevelType w:val="multilevel"/>
     <w:tmpl w:val="441897FA"/>
@@ -6225,7 +6807,357 @@
       <w:lvlJc w:val="left"/>
     </w:lvl>
   </w:abstractNum>
-  <w:abstractNum w:abstractNumId="1">
+  <w:abstractNum w:abstractNumId="3">
+    <w:nsid w:val="265C62DA"/>
+    <w:multiLevelType w:val="hybridMultilevel"/>
+    <w:tmpl w:val="302A37A4"/>
+    <w:lvl w:ilvl="0" w:tplc="7FA44ED8">
+      <w:start w:val="1"/>
+      <w:numFmt w:val="decimal"/>
+      <w:lvlText w:val="%1."/>
+      <w:lvlJc w:val="left"/>
+      <w:pPr>
+        <w:ind w:left="1069" w:hanging="360"/>
+      </w:pPr>
+      <w:rPr>
+        <w:rFonts w:hint="default"/>
+      </w:rPr>
+    </w:lvl>
+    <w:lvl w:ilvl="1" w:tplc="04190019" w:tentative="1">
+      <w:start w:val="1"/>
+      <w:numFmt w:val="lowerLetter"/>
+      <w:lvlText w:val="%2."/>
+      <w:lvlJc w:val="left"/>
+      <w:pPr>
+        <w:ind w:left="1789" w:hanging="360"/>
+      </w:pPr>
+    </w:lvl>
+    <w:lvl w:ilvl="2" w:tplc="0419001B" w:tentative="1">
+      <w:start w:val="1"/>
+      <w:numFmt w:val="lowerRoman"/>
+      <w:lvlText w:val="%3."/>
+      <w:lvlJc w:val="right"/>
+      <w:pPr>
+        <w:ind w:left="2509" w:hanging="180"/>
+      </w:pPr>
+    </w:lvl>
+    <w:lvl w:ilvl="3" w:tplc="0419000F" w:tentative="1">
+      <w:start w:val="1"/>
+      <w:numFmt w:val="decimal"/>
+      <w:lvlText w:val="%4."/>
+      <w:lvlJc w:val="left"/>
+      <w:pPr>
+        <w:ind w:left="3229" w:hanging="360"/>
+      </w:pPr>
+    </w:lvl>
+    <w:lvl w:ilvl="4" w:tplc="04190019" w:tentative="1">
+      <w:start w:val="1"/>
+      <w:numFmt w:val="lowerLetter"/>
+      <w:lvlText w:val="%5."/>
+      <w:lvlJc w:val="left"/>
+      <w:pPr>
+        <w:ind w:left="3949" w:hanging="360"/>
+      </w:pPr>
+    </w:lvl>
+    <w:lvl w:ilvl="5" w:tplc="0419001B" w:tentative="1">
+      <w:start w:val="1"/>
+      <w:numFmt w:val="lowerRoman"/>
+      <w:lvlText w:val="%6."/>
+      <w:lvlJc w:val="right"/>
+      <w:pPr>
+        <w:ind w:left="4669" w:hanging="180"/>
+      </w:pPr>
+    </w:lvl>
+    <w:lvl w:ilvl="6" w:tplc="0419000F" w:tentative="1">
+      <w:start w:val="1"/>
+      <w:numFmt w:val="decimal"/>
+      <w:lvlText w:val="%7."/>
+      <w:lvlJc w:val="left"/>
+      <w:pPr>
+        <w:ind w:left="5389" w:hanging="360"/>
+      </w:pPr>
+    </w:lvl>
+    <w:lvl w:ilvl="7" w:tplc="04190019" w:tentative="1">
+      <w:start w:val="1"/>
+      <w:numFmt w:val="lowerLetter"/>
+      <w:lvlText w:val="%8."/>
+      <w:lvlJc w:val="left"/>
+      <w:pPr>
+        <w:ind w:left="6109" w:hanging="360"/>
+      </w:pPr>
+    </w:lvl>
+    <w:lvl w:ilvl="8" w:tplc="0419001B" w:tentative="1">
+      <w:start w:val="1"/>
+      <w:numFmt w:val="lowerRoman"/>
+      <w:lvlText w:val="%9."/>
+      <w:lvlJc w:val="right"/>
+      <w:pPr>
+        <w:ind w:left="6829" w:hanging="180"/>
+      </w:pPr>
+    </w:lvl>
+  </w:abstractNum>
+  <w:abstractNum w:abstractNumId="4">
+    <w:nsid w:val="42C9609E"/>
+    <w:multiLevelType w:val="hybridMultilevel"/>
+    <w:tmpl w:val="B63831E2"/>
+    <w:lvl w:ilvl="0" w:tplc="04190017">
+      <w:start w:val="1"/>
+      <w:numFmt w:val="lowerLetter"/>
+      <w:lvlText w:val="%1)"/>
+      <w:lvlJc w:val="left"/>
+      <w:pPr>
+        <w:ind w:left="1429" w:hanging="360"/>
+      </w:pPr>
+    </w:lvl>
+    <w:lvl w:ilvl="1" w:tplc="04190019" w:tentative="1">
+      <w:start w:val="1"/>
+      <w:numFmt w:val="lowerLetter"/>
+      <w:lvlText w:val="%2."/>
+      <w:lvlJc w:val="left"/>
+      <w:pPr>
+        <w:ind w:left="2149" w:hanging="360"/>
+      </w:pPr>
+    </w:lvl>
+    <w:lvl w:ilvl="2" w:tplc="0419001B" w:tentative="1">
+      <w:start w:val="1"/>
+      <w:numFmt w:val="lowerRoman"/>
+      <w:lvlText w:val="%3."/>
+      <w:lvlJc w:val="right"/>
+      <w:pPr>
+        <w:ind w:left="2869" w:hanging="180"/>
+      </w:pPr>
+    </w:lvl>
+    <w:lvl w:ilvl="3" w:tplc="0419000F" w:tentative="1">
+      <w:start w:val="1"/>
+      <w:numFmt w:val="decimal"/>
+      <w:lvlText w:val="%4."/>
+      <w:lvlJc w:val="left"/>
+      <w:pPr>
+        <w:ind w:left="3589" w:hanging="360"/>
+      </w:pPr>
+    </w:lvl>
+    <w:lvl w:ilvl="4" w:tplc="04190019" w:tentative="1">
+      <w:start w:val="1"/>
+      <w:numFmt w:val="lowerLetter"/>
+      <w:lvlText w:val="%5."/>
+      <w:lvlJc w:val="left"/>
+      <w:pPr>
+        <w:ind w:left="4309" w:hanging="360"/>
+      </w:pPr>
+    </w:lvl>
+    <w:lvl w:ilvl="5" w:tplc="0419001B" w:tentative="1">
+      <w:start w:val="1"/>
+      <w:numFmt w:val="lowerRoman"/>
+      <w:lvlText w:val="%6."/>
+      <w:lvlJc w:val="right"/>
+      <w:pPr>
+        <w:ind w:left="5029" w:hanging="180"/>
+      </w:pPr>
+    </w:lvl>
+    <w:lvl w:ilvl="6" w:tplc="0419000F" w:tentative="1">
+      <w:start w:val="1"/>
+      <w:numFmt w:val="decimal"/>
+      <w:lvlText w:val="%7."/>
+      <w:lvlJc w:val="left"/>
+      <w:pPr>
+        <w:ind w:left="5749" w:hanging="360"/>
+      </w:pPr>
+    </w:lvl>
+    <w:lvl w:ilvl="7" w:tplc="04190019" w:tentative="1">
+      <w:start w:val="1"/>
+      <w:numFmt w:val="lowerLetter"/>
+      <w:lvlText w:val="%8."/>
+      <w:lvlJc w:val="left"/>
+      <w:pPr>
+        <w:ind w:left="6469" w:hanging="360"/>
+      </w:pPr>
+    </w:lvl>
+    <w:lvl w:ilvl="8" w:tplc="0419001B" w:tentative="1">
+      <w:start w:val="1"/>
+      <w:numFmt w:val="lowerRoman"/>
+      <w:lvlText w:val="%9."/>
+      <w:lvlJc w:val="right"/>
+      <w:pPr>
+        <w:ind w:left="7189" w:hanging="180"/>
+      </w:pPr>
+    </w:lvl>
+  </w:abstractNum>
+  <w:abstractNum w:abstractNumId="5">
+    <w:nsid w:val="5FAF765B"/>
+    <w:multiLevelType w:val="hybridMultilevel"/>
+    <w:tmpl w:val="9EB2B458"/>
+    <w:lvl w:ilvl="0" w:tplc="04190017">
+      <w:start w:val="1"/>
+      <w:numFmt w:val="lowerLetter"/>
+      <w:lvlText w:val="%1)"/>
+      <w:lvlJc w:val="left"/>
+      <w:pPr>
+        <w:ind w:left="1429" w:hanging="360"/>
+      </w:pPr>
+    </w:lvl>
+    <w:lvl w:ilvl="1" w:tplc="04190019" w:tentative="1">
+      <w:start w:val="1"/>
+      <w:numFmt w:val="lowerLetter"/>
+      <w:lvlText w:val="%2."/>
+      <w:lvlJc w:val="left"/>
+      <w:pPr>
+        <w:ind w:left="2149" w:hanging="360"/>
+      </w:pPr>
+    </w:lvl>
+    <w:lvl w:ilvl="2" w:tplc="0419001B" w:tentative="1">
+      <w:start w:val="1"/>
+      <w:numFmt w:val="lowerRoman"/>
+      <w:lvlText w:val="%3."/>
+      <w:lvlJc w:val="right"/>
+      <w:pPr>
+        <w:ind w:left="2869" w:hanging="180"/>
+      </w:pPr>
+    </w:lvl>
+    <w:lvl w:ilvl="3" w:tplc="0419000F" w:tentative="1">
+      <w:start w:val="1"/>
+      <w:numFmt w:val="decimal"/>
+      <w:lvlText w:val="%4."/>
+      <w:lvlJc w:val="left"/>
+      <w:pPr>
+        <w:ind w:left="3589" w:hanging="360"/>
+      </w:pPr>
+    </w:lvl>
+    <w:lvl w:ilvl="4" w:tplc="04190019" w:tentative="1">
+      <w:start w:val="1"/>
+      <w:numFmt w:val="lowerLetter"/>
+      <w:lvlText w:val="%5."/>
+      <w:lvlJc w:val="left"/>
+      <w:pPr>
+        <w:ind w:left="4309" w:hanging="360"/>
+      </w:pPr>
+    </w:lvl>
+    <w:lvl w:ilvl="5" w:tplc="0419001B" w:tentative="1">
+      <w:start w:val="1"/>
+      <w:numFmt w:val="lowerRoman"/>
+      <w:lvlText w:val="%6."/>
+      <w:lvlJc w:val="right"/>
+      <w:pPr>
+        <w:ind w:left="5029" w:hanging="180"/>
+      </w:pPr>
+    </w:lvl>
+    <w:lvl w:ilvl="6" w:tplc="0419000F" w:tentative="1">
+      <w:start w:val="1"/>
+      <w:numFmt w:val="decimal"/>
+      <w:lvlText w:val="%7."/>
+      <w:lvlJc w:val="left"/>
+      <w:pPr>
+        <w:ind w:left="5749" w:hanging="360"/>
+      </w:pPr>
+    </w:lvl>
+    <w:lvl w:ilvl="7" w:tplc="04190019" w:tentative="1">
+      <w:start w:val="1"/>
+      <w:numFmt w:val="lowerLetter"/>
+      <w:lvlText w:val="%8."/>
+      <w:lvlJc w:val="left"/>
+      <w:pPr>
+        <w:ind w:left="6469" w:hanging="360"/>
+      </w:pPr>
+    </w:lvl>
+    <w:lvl w:ilvl="8" w:tplc="0419001B" w:tentative="1">
+      <w:start w:val="1"/>
+      <w:numFmt w:val="lowerRoman"/>
+      <w:lvlText w:val="%9."/>
+      <w:lvlJc w:val="right"/>
+      <w:pPr>
+        <w:ind w:left="7189" w:hanging="180"/>
+      </w:pPr>
+    </w:lvl>
+  </w:abstractNum>
+  <w:abstractNum w:abstractNumId="6">
+    <w:nsid w:val="618A3E66"/>
+    <w:multiLevelType w:val="hybridMultilevel"/>
+    <w:tmpl w:val="403471B2"/>
+    <w:lvl w:ilvl="0" w:tplc="0419000B">
+      <w:start w:val="1"/>
+      <w:numFmt w:val="bullet"/>
+      <w:lvlText w:val=""/>
+      <w:lvlJc w:val="left"/>
+      <w:pPr>
+        <w:ind w:left="1429" w:hanging="360"/>
+      </w:pPr>
+      <w:rPr>
+        <w:rFonts w:ascii="Wingdings" w:hAnsi="Wingdings" w:hint="default"/>
+      </w:rPr>
+    </w:lvl>
+    <w:lvl w:ilvl="1" w:tplc="04190019" w:tentative="1">
+      <w:start w:val="1"/>
+      <w:numFmt w:val="lowerLetter"/>
+      <w:lvlText w:val="%2."/>
+      <w:lvlJc w:val="left"/>
+      <w:pPr>
+        <w:ind w:left="2149" w:hanging="360"/>
+      </w:pPr>
+    </w:lvl>
+    <w:lvl w:ilvl="2" w:tplc="0419001B" w:tentative="1">
+      <w:start w:val="1"/>
+      <w:numFmt w:val="lowerRoman"/>
+      <w:lvlText w:val="%3."/>
+      <w:lvlJc w:val="right"/>
+      <w:pPr>
+        <w:ind w:left="2869" w:hanging="180"/>
+      </w:pPr>
+    </w:lvl>
+    <w:lvl w:ilvl="3" w:tplc="0419000F" w:tentative="1">
+      <w:start w:val="1"/>
+      <w:numFmt w:val="decimal"/>
+      <w:lvlText w:val="%4."/>
+      <w:lvlJc w:val="left"/>
+      <w:pPr>
+        <w:ind w:left="3589" w:hanging="360"/>
+      </w:pPr>
+    </w:lvl>
+    <w:lvl w:ilvl="4" w:tplc="04190019" w:tentative="1">
+      <w:start w:val="1"/>
+      <w:numFmt w:val="lowerLetter"/>
+      <w:lvlText w:val="%5."/>
+      <w:lvlJc w:val="left"/>
+      <w:pPr>
+        <w:ind w:left="4309" w:hanging="360"/>
+      </w:pPr>
+    </w:lvl>
+    <w:lvl w:ilvl="5" w:tplc="0419001B" w:tentative="1">
+      <w:start w:val="1"/>
+      <w:numFmt w:val="lowerRoman"/>
+      <w:lvlText w:val="%6."/>
+      <w:lvlJc w:val="right"/>
+      <w:pPr>
+        <w:ind w:left="5029" w:hanging="180"/>
+      </w:pPr>
+    </w:lvl>
+    <w:lvl w:ilvl="6" w:tplc="0419000F" w:tentative="1">
+      <w:start w:val="1"/>
+      <w:numFmt w:val="decimal"/>
+      <w:lvlText w:val="%7."/>
+      <w:lvlJc w:val="left"/>
+      <w:pPr>
+        <w:ind w:left="5749" w:hanging="360"/>
+      </w:pPr>
+    </w:lvl>
+    <w:lvl w:ilvl="7" w:tplc="04190019" w:tentative="1">
+      <w:start w:val="1"/>
+      <w:numFmt w:val="lowerLetter"/>
+      <w:lvlText w:val="%8."/>
+      <w:lvlJc w:val="left"/>
+      <w:pPr>
+        <w:ind w:left="6469" w:hanging="360"/>
+      </w:pPr>
+    </w:lvl>
+    <w:lvl w:ilvl="8" w:tplc="0419001B" w:tentative="1">
+      <w:start w:val="1"/>
+      <w:numFmt w:val="lowerRoman"/>
+      <w:lvlText w:val="%9."/>
+      <w:lvlJc w:val="right"/>
+      <w:pPr>
+        <w:ind w:left="7189" w:hanging="180"/>
+      </w:pPr>
+    </w:lvl>
+  </w:abstractNum>
+  <w:abstractNum w:abstractNumId="7">
     <w:nsid w:val="7D6F578A"/>
     <w:multiLevelType w:val="multilevel"/>
     <w:tmpl w:val="FE964490"/>
@@ -6294,10 +7226,28 @@
     </w:lvl>
   </w:abstractNum>
   <w:num w:numId="1">
+    <w:abstractNumId w:val="2"/>
+  </w:num>
+  <w:num w:numId="2">
+    <w:abstractNumId w:val="7"/>
+  </w:num>
+  <w:num w:numId="3">
+    <w:abstractNumId w:val="3"/>
+  </w:num>
+  <w:num w:numId="4">
+    <w:abstractNumId w:val="5"/>
+  </w:num>
+  <w:num w:numId="5">
+    <w:abstractNumId w:val="4"/>
+  </w:num>
+  <w:num w:numId="6">
     <w:abstractNumId w:val="0"/>
   </w:num>
-  <w:num w:numId="2">
+  <w:num w:numId="7">
     <w:abstractNumId w:val="1"/>
+  </w:num>
+  <w:num w:numId="8">
+    <w:abstractNumId w:val="6"/>
   </w:num>
 </w:numbering>
 </file>
@@ -9088,7 +10038,7 @@
 </file>
 
 <file path=customXml/itemProps1.xml><?xml version="1.0" encoding="utf-8"?>
-<ds:datastoreItem xmlns:ds="http://schemas.openxmlformats.org/officeDocument/2006/customXml" ds:itemID="{9694E17F-3DC1-4C6E-B783-963703BCCFF8}">
+<ds:datastoreItem xmlns:ds="http://schemas.openxmlformats.org/officeDocument/2006/customXml" ds:itemID="{08CDCCD3-F461-4849-948E-6EA1A37D8A3A}">
   <ds:schemaRefs>
     <ds:schemaRef ds:uri="http://schemas.openxmlformats.org/officeDocument/2006/bibliography"/>
   </ds:schemaRefs>

--- a/history.docx
+++ b/history.docx
@@ -10,19 +10,21 @@
           <w:tab w:val="center" w:pos="6311"/>
           <w:tab w:val="right" w:pos="7296"/>
         </w:tabs>
-        <w:spacing w:after="0" w:line="276" w:lineRule="auto"/>
+        <w:spacing w:after="0" w:line="240" w:lineRule="auto"/>
         <w:ind w:firstLine="709"/>
         <w:jc w:val="both"/>
         <w:rPr>
           <w:rFonts w:ascii="Times New Roman" w:hAnsi="Times New Roman" w:cs="Times New Roman"/>
-        </w:rPr>
-      </w:pPr>
-      <w:r>
-        <w:rPr>
-          <w:rStyle w:val="1"/>
-          <w:rFonts w:ascii="Times New Roman" w:hAnsi="Times New Roman" w:cs="Times New Roman"/>
-          <w:sz w:val="28"/>
-          <w:szCs w:val="28"/>
+          <w:sz w:val="20"/>
+          <w:szCs w:val="20"/>
+        </w:rPr>
+      </w:pPr>
+      <w:r>
+        <w:rPr>
+          <w:rStyle w:val="1"/>
+          <w:rFonts w:ascii="Times New Roman" w:hAnsi="Times New Roman" w:cs="Times New Roman"/>
+          <w:sz w:val="20"/>
+          <w:szCs w:val="20"/>
         </w:rPr>
         <w:t xml:space="preserve">Що має стати результатом навчання? Сьогодні відповідь на це питання начебто є ясною. Сучасний випускник школи має знати основи наук, володіти прийомами розумової діяльності </w:t>
       </w:r>
@@ -30,8 +32,8 @@
         <w:rPr>
           <w:rStyle w:val="a5"/>
           <w:rFonts w:ascii="Times New Roman" w:hAnsi="Times New Roman" w:cs="Times New Roman"/>
-          <w:sz w:val="28"/>
-          <w:szCs w:val="28"/>
+          <w:sz w:val="20"/>
+          <w:szCs w:val="20"/>
         </w:rPr>
         <w:t>(аналіз, синтез, уза</w:t>
       </w:r>
@@ -39,8 +41,8 @@
         <w:rPr>
           <w:rStyle w:val="a5"/>
           <w:rFonts w:ascii="Times New Roman" w:hAnsi="Times New Roman" w:cs="Times New Roman"/>
-          <w:sz w:val="28"/>
-          <w:szCs w:val="28"/>
+          <w:sz w:val="20"/>
+          <w:szCs w:val="20"/>
         </w:rPr>
         <w:softHyphen/>
         <w:t>гальнення, порівняння, систематизація)</w:t>
@@ -49,8 +51,8 @@
         <w:rPr>
           <w:rStyle w:val="1"/>
           <w:rFonts w:ascii="Times New Roman" w:hAnsi="Times New Roman" w:cs="Times New Roman"/>
-          <w:sz w:val="28"/>
-          <w:szCs w:val="28"/>
+          <w:sz w:val="20"/>
+          <w:szCs w:val="20"/>
         </w:rPr>
         <w:t xml:space="preserve"> і вміти вико</w:t>
       </w:r>
@@ -58,8 +60,8 @@
         <w:rPr>
           <w:rStyle w:val="1"/>
           <w:rFonts w:ascii="Times New Roman" w:hAnsi="Times New Roman" w:cs="Times New Roman"/>
-          <w:sz w:val="28"/>
-          <w:szCs w:val="28"/>
+          <w:sz w:val="20"/>
+          <w:szCs w:val="20"/>
         </w:rPr>
         <w:softHyphen/>
         <w:t>ристовувати набу</w:t>
@@ -68,8 +70,8 @@
         <w:rPr>
           <w:rStyle w:val="1"/>
           <w:rFonts w:ascii="Times New Roman" w:hAnsi="Times New Roman" w:cs="Times New Roman"/>
-          <w:sz w:val="28"/>
-          <w:szCs w:val="28"/>
+          <w:sz w:val="20"/>
+          <w:szCs w:val="20"/>
         </w:rPr>
         <w:t>ті знання за нових ситуацій, са</w:t>
       </w:r>
@@ -77,8 +79,8 @@
         <w:rPr>
           <w:rStyle w:val="1"/>
           <w:rFonts w:ascii="Times New Roman" w:hAnsi="Times New Roman" w:cs="Times New Roman"/>
-          <w:sz w:val="28"/>
-          <w:szCs w:val="28"/>
+          <w:sz w:val="20"/>
+          <w:szCs w:val="20"/>
         </w:rPr>
         <w:t>мостійно поповнюв</w:t>
       </w:r>
@@ -86,8 +88,8 @@
         <w:rPr>
           <w:rStyle w:val="1"/>
           <w:rFonts w:ascii="Times New Roman" w:hAnsi="Times New Roman" w:cs="Times New Roman"/>
-          <w:sz w:val="28"/>
-          <w:szCs w:val="28"/>
+          <w:sz w:val="20"/>
+          <w:szCs w:val="20"/>
         </w:rPr>
         <w:t>ати їх. Отже, головним результа</w:t>
       </w:r>
@@ -95,8 +97,8 @@
         <w:rPr>
           <w:rStyle w:val="1"/>
           <w:rFonts w:ascii="Times New Roman" w:hAnsi="Times New Roman" w:cs="Times New Roman"/>
-          <w:sz w:val="28"/>
-          <w:szCs w:val="28"/>
+          <w:sz w:val="20"/>
+          <w:szCs w:val="20"/>
         </w:rPr>
         <w:t xml:space="preserve">том процесу навчання має стати розвиток </w:t>
       </w:r>
@@ -104,8 +106,8 @@
         <w:rPr>
           <w:rStyle w:val="1"/>
           <w:rFonts w:ascii="Times New Roman" w:hAnsi="Times New Roman" w:cs="Times New Roman"/>
-          <w:sz w:val="28"/>
-          <w:szCs w:val="28"/>
+          <w:sz w:val="20"/>
+          <w:szCs w:val="20"/>
         </w:rPr>
         <w:t xml:space="preserve">студентів. </w:t>
       </w:r>
@@ -113,8 +115,8 @@
         <w:rPr>
           <w:rStyle w:val="1"/>
           <w:rFonts w:ascii="Times New Roman" w:hAnsi="Times New Roman" w:cs="Times New Roman"/>
-          <w:sz w:val="28"/>
-          <w:szCs w:val="28"/>
+          <w:sz w:val="20"/>
+          <w:szCs w:val="20"/>
         </w:rPr>
         <w:t xml:space="preserve">Але у реальній навчально-виховній роботі педагоги заклопотані насамперед тим, як вкласти в </w:t>
       </w:r>
@@ -122,8 +124,8 @@
         <w:rPr>
           <w:rStyle w:val="1"/>
           <w:rFonts w:ascii="Times New Roman" w:hAnsi="Times New Roman" w:cs="Times New Roman"/>
-          <w:sz w:val="28"/>
-          <w:szCs w:val="28"/>
+          <w:sz w:val="20"/>
+          <w:szCs w:val="20"/>
         </w:rPr>
         <w:t>студента прог</w:t>
       </w:r>
@@ -131,8 +133,8 @@
         <w:rPr>
           <w:rStyle w:val="1"/>
           <w:rFonts w:ascii="Times New Roman" w:hAnsi="Times New Roman" w:cs="Times New Roman"/>
-          <w:sz w:val="28"/>
-          <w:szCs w:val="28"/>
+          <w:sz w:val="20"/>
+          <w:szCs w:val="20"/>
         </w:rPr>
         <w:t>рамний обсяг інф</w:t>
       </w:r>
@@ -140,8 +142,8 @@
         <w:rPr>
           <w:rStyle w:val="1"/>
           <w:rFonts w:ascii="Times New Roman" w:hAnsi="Times New Roman" w:cs="Times New Roman"/>
-          <w:sz w:val="28"/>
-          <w:szCs w:val="28"/>
+          <w:sz w:val="20"/>
+          <w:szCs w:val="20"/>
         </w:rPr>
         <w:t>ормації. Основною формою ор</w:t>
       </w:r>
@@ -149,8 +151,8 @@
         <w:rPr>
           <w:rStyle w:val="1"/>
           <w:rFonts w:ascii="Times New Roman" w:hAnsi="Times New Roman" w:cs="Times New Roman"/>
-          <w:sz w:val="28"/>
-          <w:szCs w:val="28"/>
+          <w:sz w:val="20"/>
+          <w:szCs w:val="20"/>
         </w:rPr>
         <w:t>ганізації традиційного навчання є</w:t>
       </w:r>
@@ -158,14 +160,16 @@
         <w:rPr>
           <w:rStyle w:val="1"/>
           <w:rFonts w:ascii="Times New Roman" w:hAnsi="Times New Roman" w:cs="Times New Roman"/>
-          <w:sz w:val="28"/>
-          <w:szCs w:val="28"/>
+          <w:sz w:val="20"/>
+          <w:szCs w:val="20"/>
         </w:rPr>
         <w:t xml:space="preserve"> заняття. Він являє собою</w:t>
       </w:r>
       <w:r>
         <w:rPr>
           <w:rFonts w:ascii="Times New Roman" w:hAnsi="Times New Roman" w:cs="Times New Roman"/>
+          <w:sz w:val="20"/>
+          <w:szCs w:val="20"/>
         </w:rPr>
         <w:t xml:space="preserve"> </w:t>
       </w:r>
@@ -173,8 +177,8 @@
         <w:rPr>
           <w:rStyle w:val="1"/>
           <w:rFonts w:ascii="Times New Roman" w:hAnsi="Times New Roman" w:cs="Times New Roman"/>
-          <w:sz w:val="28"/>
-          <w:szCs w:val="28"/>
+          <w:sz w:val="20"/>
+          <w:szCs w:val="20"/>
         </w:rPr>
         <w:t xml:space="preserve">організаційну одиницю навчального процесу, функція якого полягає у досягненні завершеної, але </w:t>
       </w:r>
@@ -182,8 +186,8 @@
         <w:rPr>
           <w:rStyle w:val="1"/>
           <w:rFonts w:ascii="Times New Roman" w:hAnsi="Times New Roman" w:cs="Times New Roman"/>
-          <w:sz w:val="28"/>
-          <w:szCs w:val="28"/>
+          <w:sz w:val="20"/>
+          <w:szCs w:val="20"/>
         </w:rPr>
         <w:t>часткової мети навчання. Більше 90% навчального ча</w:t>
       </w:r>
@@ -191,8 +195,8 @@
         <w:rPr>
           <w:rStyle w:val="1"/>
           <w:rFonts w:ascii="Times New Roman" w:hAnsi="Times New Roman" w:cs="Times New Roman"/>
-          <w:sz w:val="28"/>
-          <w:szCs w:val="28"/>
+          <w:sz w:val="20"/>
+          <w:szCs w:val="20"/>
         </w:rPr>
         <w:t xml:space="preserve">су в </w:t>
       </w:r>
@@ -200,8 +204,8 @@
         <w:rPr>
           <w:rStyle w:val="1"/>
           <w:rFonts w:ascii="Times New Roman" w:hAnsi="Times New Roman" w:cs="Times New Roman"/>
-          <w:sz w:val="28"/>
-          <w:szCs w:val="28"/>
+          <w:sz w:val="20"/>
+          <w:szCs w:val="20"/>
         </w:rPr>
         <w:t>ВНЗ</w:t>
       </w:r>
@@ -209,8 +213,8 @@
         <w:rPr>
           <w:rStyle w:val="1"/>
           <w:rFonts w:ascii="Times New Roman" w:hAnsi="Times New Roman" w:cs="Times New Roman"/>
-          <w:sz w:val="28"/>
-          <w:szCs w:val="28"/>
+          <w:sz w:val="20"/>
+          <w:szCs w:val="20"/>
         </w:rPr>
         <w:t xml:space="preserve"> витрачається на </w:t>
       </w:r>
@@ -218,8 +222,8 @@
         <w:rPr>
           <w:rStyle w:val="1"/>
           <w:rFonts w:ascii="Times New Roman" w:hAnsi="Times New Roman" w:cs="Times New Roman"/>
-          <w:sz w:val="28"/>
-          <w:szCs w:val="28"/>
+          <w:sz w:val="20"/>
+          <w:szCs w:val="20"/>
         </w:rPr>
         <w:t xml:space="preserve">заняття. Весь </w:t>
       </w:r>
@@ -227,8 +231,8 @@
         <w:rPr>
           <w:rStyle w:val="1"/>
           <w:rFonts w:ascii="Times New Roman" w:hAnsi="Times New Roman" w:cs="Times New Roman"/>
-          <w:sz w:val="28"/>
-          <w:szCs w:val="28"/>
+          <w:sz w:val="20"/>
+          <w:szCs w:val="20"/>
         </w:rPr>
         <w:t xml:space="preserve">матеріал, що входить у комплекс основ наук, викладається в ході </w:t>
       </w:r>
@@ -236,8 +240,8 @@
         <w:rPr>
           <w:rStyle w:val="1"/>
           <w:rFonts w:ascii="Times New Roman" w:hAnsi="Times New Roman" w:cs="Times New Roman"/>
-          <w:sz w:val="28"/>
-          <w:szCs w:val="28"/>
+          <w:sz w:val="20"/>
+          <w:szCs w:val="20"/>
         </w:rPr>
         <w:t>занять</w:t>
       </w:r>
@@ -245,8 +249,8 @@
         <w:rPr>
           <w:rStyle w:val="1"/>
           <w:rFonts w:ascii="Times New Roman" w:hAnsi="Times New Roman" w:cs="Times New Roman"/>
-          <w:sz w:val="28"/>
-          <w:szCs w:val="28"/>
+          <w:sz w:val="20"/>
+          <w:szCs w:val="20"/>
         </w:rPr>
         <w:t xml:space="preserve"> решту фо</w:t>
       </w:r>
@@ -254,8 +258,8 @@
         <w:rPr>
           <w:rStyle w:val="1"/>
           <w:rFonts w:ascii="Times New Roman" w:hAnsi="Times New Roman" w:cs="Times New Roman"/>
-          <w:sz w:val="28"/>
-          <w:szCs w:val="28"/>
+          <w:sz w:val="20"/>
+          <w:szCs w:val="20"/>
         </w:rPr>
         <w:t>рм організації навчання: семіна</w:t>
       </w:r>
@@ -263,8 +267,8 @@
         <w:rPr>
           <w:rStyle w:val="1"/>
           <w:rFonts w:ascii="Times New Roman" w:hAnsi="Times New Roman" w:cs="Times New Roman"/>
-          <w:sz w:val="28"/>
-          <w:szCs w:val="28"/>
+          <w:sz w:val="20"/>
+          <w:szCs w:val="20"/>
         </w:rPr>
         <w:t>ри, екскурсії, додат</w:t>
       </w:r>
@@ -272,8 +276,8 @@
         <w:rPr>
           <w:rStyle w:val="1"/>
           <w:rFonts w:ascii="Times New Roman" w:hAnsi="Times New Roman" w:cs="Times New Roman"/>
-          <w:sz w:val="28"/>
-          <w:szCs w:val="28"/>
+          <w:sz w:val="20"/>
+          <w:szCs w:val="20"/>
         </w:rPr>
         <w:t>кові та індивідуальні, факульта</w:t>
       </w:r>
@@ -281,8 +285,8 @@
         <w:rPr>
           <w:rStyle w:val="1"/>
           <w:rFonts w:ascii="Times New Roman" w:hAnsi="Times New Roman" w:cs="Times New Roman"/>
-          <w:sz w:val="28"/>
-          <w:szCs w:val="28"/>
+          <w:sz w:val="20"/>
+          <w:szCs w:val="20"/>
         </w:rPr>
         <w:t>тивні заняття і гурткову роботу припадає незначна частина навчального навантаження.</w:t>
       </w:r>
@@ -290,8 +294,8 @@
         <w:rPr>
           <w:rStyle w:val="1"/>
           <w:rFonts w:ascii="Times New Roman" w:hAnsi="Times New Roman" w:cs="Times New Roman"/>
-          <w:sz w:val="28"/>
-          <w:szCs w:val="28"/>
+          <w:sz w:val="20"/>
+          <w:szCs w:val="20"/>
         </w:rPr>
         <w:t xml:space="preserve"> Основою тра</w:t>
       </w:r>
@@ -299,8 +303,8 @@
         <w:rPr>
           <w:rStyle w:val="1"/>
           <w:rFonts w:ascii="Times New Roman" w:hAnsi="Times New Roman" w:cs="Times New Roman"/>
-          <w:sz w:val="28"/>
-          <w:szCs w:val="28"/>
+          <w:sz w:val="20"/>
+          <w:szCs w:val="20"/>
         </w:rPr>
         <w:t>ди</w:t>
       </w:r>
@@ -308,8 +312,8 @@
         <w:rPr>
           <w:rStyle w:val="1"/>
           <w:rFonts w:ascii="Times New Roman" w:hAnsi="Times New Roman" w:cs="Times New Roman"/>
-          <w:sz w:val="28"/>
-          <w:szCs w:val="28"/>
+          <w:sz w:val="20"/>
+          <w:szCs w:val="20"/>
         </w:rPr>
         <w:t xml:space="preserve">ційного навчання є комбіноване заняття. Якщо </w:t>
       </w:r>
@@ -317,8 +321,8 @@
         <w:rPr>
           <w:rStyle w:val="1"/>
           <w:rFonts w:ascii="Times New Roman" w:hAnsi="Times New Roman" w:cs="Times New Roman"/>
-          <w:sz w:val="28"/>
-          <w:szCs w:val="28"/>
+          <w:sz w:val="20"/>
+          <w:szCs w:val="20"/>
         </w:rPr>
         <w:t>взя</w:t>
       </w:r>
@@ -326,17 +330,8 @@
         <w:rPr>
           <w:rStyle w:val="1"/>
           <w:rFonts w:ascii="Times New Roman" w:hAnsi="Times New Roman" w:cs="Times New Roman"/>
-          <w:sz w:val="28"/>
-          <w:szCs w:val="28"/>
-        </w:rPr>
-        <w:softHyphen/>
-      </w:r>
-      <w:r>
-        <w:rPr>
-          <w:rStyle w:val="1"/>
-          <w:rFonts w:ascii="Times New Roman" w:hAnsi="Times New Roman" w:cs="Times New Roman"/>
-          <w:sz w:val="28"/>
-          <w:szCs w:val="28"/>
+          <w:sz w:val="20"/>
+          <w:szCs w:val="20"/>
         </w:rPr>
         <w:t>ти</w:t>
       </w:r>
@@ -344,8 +339,8 @@
         <w:rPr>
           <w:rStyle w:val="1"/>
           <w:rFonts w:ascii="Times New Roman" w:hAnsi="Times New Roman" w:cs="Times New Roman"/>
-          <w:sz w:val="28"/>
-          <w:szCs w:val="28"/>
+          <w:sz w:val="20"/>
+          <w:szCs w:val="20"/>
         </w:rPr>
         <w:t xml:space="preserve"> найбільш вживану його структуру </w:t>
       </w:r>
@@ -353,8 +348,8 @@
         <w:rPr>
           <w:rStyle w:val="a5"/>
           <w:rFonts w:ascii="Times New Roman" w:hAnsi="Times New Roman" w:cs="Times New Roman"/>
-          <w:sz w:val="28"/>
-          <w:szCs w:val="28"/>
+          <w:sz w:val="20"/>
+          <w:szCs w:val="20"/>
         </w:rPr>
         <w:t>(комбіноване</w:t>
       </w:r>
@@ -362,8 +357,8 @@
         <w:rPr>
           <w:rStyle w:val="a5"/>
           <w:rFonts w:ascii="Times New Roman" w:hAnsi="Times New Roman" w:cs="Times New Roman"/>
-          <w:sz w:val="28"/>
-          <w:szCs w:val="28"/>
+          <w:sz w:val="20"/>
+          <w:szCs w:val="20"/>
         </w:rPr>
         <w:t xml:space="preserve"> </w:t>
       </w:r>
@@ -371,8 +366,8 @@
         <w:rPr>
           <w:rStyle w:val="a5"/>
           <w:rFonts w:ascii="Times New Roman" w:hAnsi="Times New Roman" w:cs="Times New Roman"/>
-          <w:sz w:val="28"/>
-          <w:szCs w:val="28"/>
+          <w:sz w:val="20"/>
+          <w:szCs w:val="20"/>
         </w:rPr>
         <w:t xml:space="preserve">заняття </w:t>
       </w:r>
@@ -380,8 +375,8 @@
         <w:rPr>
           <w:rStyle w:val="a5"/>
           <w:rFonts w:ascii="Times New Roman" w:hAnsi="Times New Roman" w:cs="Times New Roman"/>
-          <w:sz w:val="28"/>
-          <w:szCs w:val="28"/>
+          <w:sz w:val="20"/>
+          <w:szCs w:val="20"/>
         </w:rPr>
         <w:t>може мати різні структури) і</w:t>
       </w:r>
@@ -389,8 +384,8 @@
         <w:rPr>
           <w:rStyle w:val="1"/>
           <w:rFonts w:ascii="Times New Roman" w:hAnsi="Times New Roman" w:cs="Times New Roman"/>
-          <w:sz w:val="28"/>
-          <w:szCs w:val="28"/>
+          <w:sz w:val="20"/>
+          <w:szCs w:val="20"/>
         </w:rPr>
         <w:t xml:space="preserve"> середні витрата часу на кожний з йо</w:t>
       </w:r>
@@ -398,8 +393,8 @@
         <w:rPr>
           <w:rStyle w:val="1"/>
           <w:rFonts w:ascii="Times New Roman" w:hAnsi="Times New Roman" w:cs="Times New Roman"/>
-          <w:sz w:val="28"/>
-          <w:szCs w:val="28"/>
+          <w:sz w:val="20"/>
+          <w:szCs w:val="20"/>
         </w:rPr>
         <w:t>го етапів, то матимемо таку картину:</w:t>
       </w:r>
@@ -407,7 +402,7 @@
     <w:tbl>
       <w:tblPr>
         <w:tblpPr w:leftFromText="180" w:rightFromText="180" w:vertAnchor="text" w:horzAnchor="margin" w:tblpY="215"/>
-        <w:tblW w:w="0" w:type="auto"/>
+        <w:tblW w:w="4830" w:type="dxa"/>
         <w:tblLayout w:type="fixed"/>
         <w:tblCellMar>
           <w:left w:w="10" w:type="dxa"/>
@@ -416,8 +411,8 @@
         <w:tblLook w:val="0000" w:firstRow="0" w:lastRow="0" w:firstColumn="0" w:lastColumn="0" w:noHBand="0" w:noVBand="0"/>
       </w:tblPr>
       <w:tblGrid>
-        <w:gridCol w:w="6146"/>
-        <w:gridCol w:w="1377"/>
+        <w:gridCol w:w="4263"/>
+        <w:gridCol w:w="567"/>
       </w:tblGrid>
       <w:tr>
         <w:trPr>
@@ -425,7 +420,7 @@
         </w:trPr>
         <w:tc>
           <w:tcPr>
-            <w:tcW w:w="6146" w:type="dxa"/>
+            <w:tcW w:w="4263" w:type="dxa"/>
             <w:tcBorders>
               <w:top w:val="single" w:sz="4" w:space="0" w:color="auto"/>
               <w:left w:val="single" w:sz="4" w:space="0" w:color="auto"/>
@@ -437,15 +432,19 @@
             <w:pPr>
               <w:pStyle w:val="90"/>
               <w:shd w:val="clear" w:color="auto" w:fill="auto"/>
-              <w:spacing w:before="0" w:line="276" w:lineRule="auto"/>
+              <w:spacing w:before="0" w:line="240" w:lineRule="auto"/>
               <w:ind w:firstLine="709"/>
+              <w:rPr>
+                <w:sz w:val="20"/>
+                <w:szCs w:val="20"/>
+              </w:rPr>
             </w:pPr>
             <w:r>
               <w:rPr>
                 <w:rStyle w:val="9BookmanOldStyle12pt"/>
                 <w:rFonts w:ascii="Times New Roman" w:hAnsi="Times New Roman" w:cs="Times New Roman"/>
-                <w:sz w:val="28"/>
-                <w:szCs w:val="28"/>
+                <w:sz w:val="20"/>
+                <w:szCs w:val="20"/>
               </w:rPr>
               <w:t>Організація групи до заняття</w:t>
             </w:r>
@@ -453,7 +452,7 @@
         </w:tc>
         <w:tc>
           <w:tcPr>
-            <w:tcW w:w="1377" w:type="dxa"/>
+            <w:tcW w:w="567" w:type="dxa"/>
             <w:tcBorders>
               <w:top w:val="single" w:sz="4" w:space="0" w:color="auto"/>
               <w:left w:val="single" w:sz="4" w:space="0" w:color="auto"/>
@@ -466,15 +465,19 @@
             <w:pPr>
               <w:pStyle w:val="90"/>
               <w:shd w:val="clear" w:color="auto" w:fill="auto"/>
-              <w:spacing w:before="0" w:line="276" w:lineRule="auto"/>
+              <w:spacing w:before="0" w:line="240" w:lineRule="auto"/>
               <w:jc w:val="center"/>
+              <w:rPr>
+                <w:sz w:val="20"/>
+                <w:szCs w:val="20"/>
+              </w:rPr>
             </w:pPr>
             <w:r>
               <w:rPr>
                 <w:rStyle w:val="9BookmanOldStyle12pt"/>
                 <w:rFonts w:ascii="Times New Roman" w:hAnsi="Times New Roman" w:cs="Times New Roman"/>
-                <w:sz w:val="28"/>
-                <w:szCs w:val="28"/>
+                <w:sz w:val="20"/>
+                <w:szCs w:val="20"/>
               </w:rPr>
               <w:t>2%</w:t>
             </w:r>
@@ -483,11 +486,11 @@
       </w:tr>
       <w:tr>
         <w:trPr>
-          <w:trHeight w:hRule="exact" w:val="694"/>
+          <w:trHeight w:hRule="exact" w:val="603"/>
         </w:trPr>
         <w:tc>
           <w:tcPr>
-            <w:tcW w:w="6146" w:type="dxa"/>
+            <w:tcW w:w="4263" w:type="dxa"/>
             <w:tcBorders>
               <w:top w:val="single" w:sz="4" w:space="0" w:color="auto"/>
               <w:left w:val="single" w:sz="4" w:space="0" w:color="auto"/>
@@ -499,15 +502,19 @@
             <w:pPr>
               <w:pStyle w:val="90"/>
               <w:shd w:val="clear" w:color="auto" w:fill="auto"/>
-              <w:spacing w:before="0" w:line="276" w:lineRule="auto"/>
+              <w:spacing w:before="0" w:line="240" w:lineRule="auto"/>
               <w:ind w:firstLine="709"/>
+              <w:rPr>
+                <w:sz w:val="20"/>
+                <w:szCs w:val="20"/>
+              </w:rPr>
             </w:pPr>
             <w:r>
               <w:rPr>
                 <w:rStyle w:val="9BookmanOldStyle12pt"/>
                 <w:rFonts w:ascii="Times New Roman" w:hAnsi="Times New Roman" w:cs="Times New Roman"/>
-                <w:sz w:val="28"/>
-                <w:szCs w:val="28"/>
+                <w:sz w:val="20"/>
+                <w:szCs w:val="20"/>
               </w:rPr>
               <w:t>Перевірка домашнього завдання, актуалізація опорних знань</w:t>
             </w:r>
@@ -515,7 +522,7 @@
         </w:tc>
         <w:tc>
           <w:tcPr>
-            <w:tcW w:w="1377" w:type="dxa"/>
+            <w:tcW w:w="567" w:type="dxa"/>
             <w:tcBorders>
               <w:top w:val="single" w:sz="4" w:space="0" w:color="auto"/>
               <w:left w:val="single" w:sz="4" w:space="0" w:color="auto"/>
@@ -528,15 +535,19 @@
             <w:pPr>
               <w:pStyle w:val="90"/>
               <w:shd w:val="clear" w:color="auto" w:fill="auto"/>
-              <w:spacing w:before="0" w:line="276" w:lineRule="auto"/>
+              <w:spacing w:before="0" w:line="240" w:lineRule="auto"/>
               <w:jc w:val="center"/>
+              <w:rPr>
+                <w:sz w:val="20"/>
+                <w:szCs w:val="20"/>
+              </w:rPr>
             </w:pPr>
             <w:r>
               <w:rPr>
                 <w:rStyle w:val="9BookmanOldStyle12pt"/>
                 <w:rFonts w:ascii="Times New Roman" w:hAnsi="Times New Roman" w:cs="Times New Roman"/>
-                <w:sz w:val="28"/>
-                <w:szCs w:val="28"/>
+                <w:sz w:val="20"/>
+                <w:szCs w:val="20"/>
               </w:rPr>
               <w:t>25%</w:t>
             </w:r>
@@ -545,11 +556,11 @@
       </w:tr>
       <w:tr>
         <w:trPr>
-          <w:trHeight w:hRule="exact" w:val="713"/>
+          <w:trHeight w:hRule="exact" w:val="569"/>
         </w:trPr>
         <w:tc>
           <w:tcPr>
-            <w:tcW w:w="6146" w:type="dxa"/>
+            <w:tcW w:w="4263" w:type="dxa"/>
             <w:tcBorders>
               <w:top w:val="single" w:sz="4" w:space="0" w:color="auto"/>
               <w:left w:val="single" w:sz="4" w:space="0" w:color="auto"/>
@@ -561,15 +572,19 @@
             <w:pPr>
               <w:pStyle w:val="90"/>
               <w:shd w:val="clear" w:color="auto" w:fill="auto"/>
-              <w:spacing w:before="0" w:line="276" w:lineRule="auto"/>
+              <w:spacing w:before="0" w:line="240" w:lineRule="auto"/>
               <w:ind w:firstLine="709"/>
+              <w:rPr>
+                <w:sz w:val="20"/>
+                <w:szCs w:val="20"/>
+              </w:rPr>
             </w:pPr>
             <w:r>
               <w:rPr>
                 <w:rStyle w:val="9BookmanOldStyle12pt"/>
                 <w:rFonts w:ascii="Times New Roman" w:hAnsi="Times New Roman" w:cs="Times New Roman"/>
-                <w:sz w:val="28"/>
-                <w:szCs w:val="28"/>
+                <w:sz w:val="20"/>
+                <w:szCs w:val="20"/>
               </w:rPr>
               <w:t>Мотивація учення, повідомлення теми, мети і завдання</w:t>
             </w:r>
@@ -577,7 +592,7 @@
         </w:tc>
         <w:tc>
           <w:tcPr>
-            <w:tcW w:w="1377" w:type="dxa"/>
+            <w:tcW w:w="567" w:type="dxa"/>
             <w:tcBorders>
               <w:top w:val="single" w:sz="4" w:space="0" w:color="auto"/>
               <w:left w:val="single" w:sz="4" w:space="0" w:color="auto"/>
@@ -590,15 +605,19 @@
             <w:pPr>
               <w:pStyle w:val="90"/>
               <w:shd w:val="clear" w:color="auto" w:fill="auto"/>
-              <w:spacing w:before="0" w:line="276" w:lineRule="auto"/>
+              <w:spacing w:before="0" w:line="240" w:lineRule="auto"/>
               <w:jc w:val="center"/>
+              <w:rPr>
+                <w:sz w:val="20"/>
+                <w:szCs w:val="20"/>
+              </w:rPr>
             </w:pPr>
             <w:r>
               <w:rPr>
                 <w:rStyle w:val="9BookmanOldStyle12pt"/>
                 <w:rFonts w:ascii="Times New Roman" w:hAnsi="Times New Roman" w:cs="Times New Roman"/>
-                <w:sz w:val="28"/>
-                <w:szCs w:val="28"/>
+                <w:sz w:val="20"/>
+                <w:szCs w:val="20"/>
               </w:rPr>
               <w:t>3%</w:t>
             </w:r>
@@ -611,7 +630,7 @@
         </w:trPr>
         <w:tc>
           <w:tcPr>
-            <w:tcW w:w="6146" w:type="dxa"/>
+            <w:tcW w:w="4263" w:type="dxa"/>
             <w:tcBorders>
               <w:top w:val="single" w:sz="4" w:space="0" w:color="auto"/>
               <w:left w:val="single" w:sz="4" w:space="0" w:color="auto"/>
@@ -623,15 +642,19 @@
             <w:pPr>
               <w:pStyle w:val="90"/>
               <w:shd w:val="clear" w:color="auto" w:fill="auto"/>
-              <w:spacing w:before="0" w:line="276" w:lineRule="auto"/>
+              <w:spacing w:before="0" w:line="240" w:lineRule="auto"/>
               <w:ind w:firstLine="709"/>
+              <w:rPr>
+                <w:sz w:val="20"/>
+                <w:szCs w:val="20"/>
+              </w:rPr>
             </w:pPr>
             <w:r>
               <w:rPr>
                 <w:rStyle w:val="9BookmanOldStyle12pt"/>
                 <w:rFonts w:ascii="Times New Roman" w:hAnsi="Times New Roman" w:cs="Times New Roman"/>
-                <w:sz w:val="28"/>
-                <w:szCs w:val="28"/>
+                <w:sz w:val="20"/>
+                <w:szCs w:val="20"/>
               </w:rPr>
               <w:t>Виклад нового матеріалу</w:t>
             </w:r>
@@ -639,7 +662,7 @@
         </w:tc>
         <w:tc>
           <w:tcPr>
-            <w:tcW w:w="1377" w:type="dxa"/>
+            <w:tcW w:w="567" w:type="dxa"/>
             <w:tcBorders>
               <w:top w:val="single" w:sz="4" w:space="0" w:color="auto"/>
               <w:left w:val="single" w:sz="4" w:space="0" w:color="auto"/>
@@ -652,15 +675,19 @@
             <w:pPr>
               <w:pStyle w:val="90"/>
               <w:shd w:val="clear" w:color="auto" w:fill="auto"/>
-              <w:spacing w:before="0" w:line="276" w:lineRule="auto"/>
+              <w:spacing w:before="0" w:line="240" w:lineRule="auto"/>
               <w:jc w:val="center"/>
+              <w:rPr>
+                <w:sz w:val="20"/>
+                <w:szCs w:val="20"/>
+              </w:rPr>
             </w:pPr>
             <w:r>
               <w:rPr>
                 <w:rStyle w:val="9BookmanOldStyle12pt"/>
                 <w:rFonts w:ascii="Times New Roman" w:hAnsi="Times New Roman" w:cs="Times New Roman"/>
-                <w:sz w:val="28"/>
-                <w:szCs w:val="28"/>
+                <w:sz w:val="20"/>
+                <w:szCs w:val="20"/>
               </w:rPr>
               <w:t>50%</w:t>
             </w:r>
@@ -669,11 +696,11 @@
       </w:tr>
       <w:tr>
         <w:trPr>
-          <w:trHeight w:hRule="exact" w:val="668"/>
+          <w:trHeight w:hRule="exact" w:val="441"/>
         </w:trPr>
         <w:tc>
           <w:tcPr>
-            <w:tcW w:w="6146" w:type="dxa"/>
+            <w:tcW w:w="4263" w:type="dxa"/>
             <w:tcBorders>
               <w:top w:val="single" w:sz="4" w:space="0" w:color="auto"/>
               <w:left w:val="single" w:sz="4" w:space="0" w:color="auto"/>
@@ -685,15 +712,19 @@
             <w:pPr>
               <w:pStyle w:val="90"/>
               <w:shd w:val="clear" w:color="auto" w:fill="auto"/>
-              <w:spacing w:before="0" w:line="276" w:lineRule="auto"/>
+              <w:spacing w:before="0" w:line="240" w:lineRule="auto"/>
               <w:ind w:firstLine="709"/>
+              <w:rPr>
+                <w:sz w:val="20"/>
+                <w:szCs w:val="20"/>
+              </w:rPr>
             </w:pPr>
             <w:r>
               <w:rPr>
                 <w:rStyle w:val="9BookmanOldStyle12pt"/>
                 <w:rFonts w:ascii="Times New Roman" w:hAnsi="Times New Roman" w:cs="Times New Roman"/>
-                <w:sz w:val="28"/>
-                <w:szCs w:val="28"/>
+                <w:sz w:val="20"/>
+                <w:szCs w:val="20"/>
               </w:rPr>
               <w:t>Закріплення щойно вивченого, узагальнення і систематизація знань</w:t>
             </w:r>
@@ -701,7 +732,7 @@
         </w:tc>
         <w:tc>
           <w:tcPr>
-            <w:tcW w:w="1377" w:type="dxa"/>
+            <w:tcW w:w="567" w:type="dxa"/>
             <w:tcBorders>
               <w:top w:val="single" w:sz="4" w:space="0" w:color="auto"/>
               <w:left w:val="single" w:sz="4" w:space="0" w:color="auto"/>
@@ -714,15 +745,19 @@
             <w:pPr>
               <w:pStyle w:val="90"/>
               <w:shd w:val="clear" w:color="auto" w:fill="auto"/>
-              <w:spacing w:before="0" w:line="276" w:lineRule="auto"/>
+              <w:spacing w:before="0" w:line="240" w:lineRule="auto"/>
               <w:jc w:val="center"/>
+              <w:rPr>
+                <w:sz w:val="20"/>
+                <w:szCs w:val="20"/>
+              </w:rPr>
             </w:pPr>
             <w:r>
               <w:rPr>
                 <w:rStyle w:val="9BookmanOldStyle12pt"/>
                 <w:rFonts w:ascii="Times New Roman" w:hAnsi="Times New Roman" w:cs="Times New Roman"/>
-                <w:sz w:val="28"/>
-                <w:szCs w:val="28"/>
+                <w:sz w:val="20"/>
+                <w:szCs w:val="20"/>
               </w:rPr>
               <w:t>15%</w:t>
             </w:r>
@@ -731,11 +766,11 @@
       </w:tr>
       <w:tr>
         <w:trPr>
-          <w:trHeight w:hRule="exact" w:val="668"/>
+          <w:trHeight w:hRule="exact" w:val="560"/>
         </w:trPr>
         <w:tc>
           <w:tcPr>
-            <w:tcW w:w="6146" w:type="dxa"/>
+            <w:tcW w:w="4263" w:type="dxa"/>
             <w:tcBorders>
               <w:top w:val="single" w:sz="4" w:space="0" w:color="auto"/>
               <w:left w:val="single" w:sz="4" w:space="0" w:color="auto"/>
@@ -748,15 +783,19 @@
             <w:pPr>
               <w:pStyle w:val="90"/>
               <w:shd w:val="clear" w:color="auto" w:fill="auto"/>
-              <w:spacing w:before="0" w:line="276" w:lineRule="auto"/>
+              <w:spacing w:before="0" w:line="240" w:lineRule="auto"/>
               <w:ind w:firstLine="709"/>
+              <w:rPr>
+                <w:sz w:val="20"/>
+                <w:szCs w:val="20"/>
+              </w:rPr>
             </w:pPr>
             <w:r>
               <w:rPr>
                 <w:rStyle w:val="9BookmanOldStyle12pt"/>
                 <w:rFonts w:ascii="Times New Roman" w:hAnsi="Times New Roman" w:cs="Times New Roman"/>
-                <w:sz w:val="28"/>
-                <w:szCs w:val="28"/>
+                <w:sz w:val="20"/>
+                <w:szCs w:val="20"/>
               </w:rPr>
               <w:t>Підбиття підсумків заняття, повідомлення і розв'язання домашнього завдання</w:t>
             </w:r>
@@ -764,7 +803,7 @@
         </w:tc>
         <w:tc>
           <w:tcPr>
-            <w:tcW w:w="1377" w:type="dxa"/>
+            <w:tcW w:w="567" w:type="dxa"/>
             <w:tcBorders>
               <w:top w:val="single" w:sz="4" w:space="0" w:color="auto"/>
               <w:left w:val="single" w:sz="4" w:space="0" w:color="auto"/>
@@ -778,15 +817,19 @@
             <w:pPr>
               <w:pStyle w:val="90"/>
               <w:shd w:val="clear" w:color="auto" w:fill="auto"/>
-              <w:spacing w:before="0" w:line="276" w:lineRule="auto"/>
+              <w:spacing w:before="0" w:line="240" w:lineRule="auto"/>
               <w:jc w:val="center"/>
+              <w:rPr>
+                <w:sz w:val="20"/>
+                <w:szCs w:val="20"/>
+              </w:rPr>
             </w:pPr>
             <w:r>
               <w:rPr>
                 <w:rStyle w:val="9BookmanOldStyle12pt"/>
                 <w:rFonts w:ascii="Times New Roman" w:hAnsi="Times New Roman" w:cs="Times New Roman"/>
-                <w:sz w:val="28"/>
-                <w:szCs w:val="28"/>
+                <w:sz w:val="20"/>
+                <w:szCs w:val="20"/>
               </w:rPr>
               <w:t>2%</w:t>
             </w:r>
@@ -796,8 +839,11 @@
     </w:tbl>
     <w:p>
       <w:pPr>
-        <w:spacing w:line="276" w:lineRule="auto"/>
         <w:ind w:firstLine="709"/>
+        <w:rPr>
+          <w:sz w:val="20"/>
+          <w:szCs w:val="20"/>
+        </w:rPr>
       </w:pPr>
     </w:p>
     <w:p>
@@ -808,22 +854,22 @@
           <w:tab w:val="center" w:pos="5364"/>
           <w:tab w:val="right" w:pos="7296"/>
         </w:tabs>
-        <w:spacing w:before="5" w:after="0" w:line="276" w:lineRule="auto"/>
+        <w:spacing w:before="5" w:after="0" w:line="240" w:lineRule="auto"/>
         <w:ind w:firstLine="709"/>
         <w:jc w:val="both"/>
         <w:rPr>
           <w:rStyle w:val="1"/>
           <w:rFonts w:ascii="Times New Roman" w:hAnsi="Times New Roman" w:cs="Times New Roman"/>
-          <w:sz w:val="28"/>
-          <w:szCs w:val="28"/>
-        </w:rPr>
-      </w:pPr>
-      <w:r>
-        <w:rPr>
-          <w:rStyle w:val="1"/>
-          <w:rFonts w:ascii="Times New Roman" w:hAnsi="Times New Roman" w:cs="Times New Roman"/>
-          <w:sz w:val="28"/>
-          <w:szCs w:val="28"/>
+          <w:sz w:val="20"/>
+          <w:szCs w:val="20"/>
+        </w:rPr>
+      </w:pPr>
+      <w:r>
+        <w:rPr>
+          <w:rStyle w:val="1"/>
+          <w:rFonts w:ascii="Times New Roman" w:hAnsi="Times New Roman" w:cs="Times New Roman"/>
+          <w:sz w:val="20"/>
+          <w:szCs w:val="20"/>
         </w:rPr>
         <w:t>На думку</w:t>
       </w:r>
@@ -831,8 +877,8 @@
         <w:rPr>
           <w:rStyle w:val="1"/>
           <w:rFonts w:ascii="Times New Roman" w:hAnsi="Times New Roman" w:cs="Times New Roman"/>
-          <w:sz w:val="28"/>
-          <w:szCs w:val="28"/>
+          <w:sz w:val="20"/>
+          <w:szCs w:val="20"/>
         </w:rPr>
         <w:t xml:space="preserve"> Г. Се</w:t>
       </w:r>
@@ -840,8 +886,8 @@
         <w:rPr>
           <w:rStyle w:val="1"/>
           <w:rFonts w:ascii="Times New Roman" w:hAnsi="Times New Roman" w:cs="Times New Roman"/>
-          <w:sz w:val="28"/>
-          <w:szCs w:val="28"/>
+          <w:sz w:val="20"/>
+          <w:szCs w:val="20"/>
         </w:rPr>
         <w:t>левка, за таким навчанням на одного студента</w:t>
       </w:r>
@@ -849,8 +895,8 @@
         <w:rPr>
           <w:rStyle w:val="1"/>
           <w:rFonts w:ascii="Times New Roman" w:hAnsi="Times New Roman" w:cs="Times New Roman"/>
-          <w:sz w:val="28"/>
-          <w:szCs w:val="28"/>
+          <w:sz w:val="20"/>
+          <w:szCs w:val="20"/>
         </w:rPr>
         <w:t xml:space="preserve"> в день пр</w:t>
       </w:r>
@@ -858,8 +904,8 @@
         <w:rPr>
           <w:rStyle w:val="1"/>
           <w:rFonts w:ascii="Times New Roman" w:hAnsi="Times New Roman" w:cs="Times New Roman"/>
-          <w:sz w:val="28"/>
-          <w:szCs w:val="28"/>
+          <w:sz w:val="20"/>
+          <w:szCs w:val="20"/>
         </w:rPr>
         <w:t>ипадає 2 хвилини говоріння і ли</w:t>
       </w:r>
@@ -867,8 +913,8 @@
         <w:rPr>
           <w:rStyle w:val="1"/>
           <w:rFonts w:ascii="Times New Roman" w:hAnsi="Times New Roman" w:cs="Times New Roman"/>
-          <w:sz w:val="28"/>
-          <w:szCs w:val="28"/>
+          <w:sz w:val="20"/>
+          <w:szCs w:val="20"/>
         </w:rPr>
         <w:t>ше 10% навчання с</w:t>
       </w:r>
@@ -876,8 +922,8 @@
         <w:rPr>
           <w:rStyle w:val="1"/>
           <w:rFonts w:ascii="Times New Roman" w:hAnsi="Times New Roman" w:cs="Times New Roman"/>
-          <w:sz w:val="28"/>
-          <w:szCs w:val="28"/>
+          <w:sz w:val="20"/>
+          <w:szCs w:val="20"/>
         </w:rPr>
         <w:t>кладає самостійна робота. За та</w:t>
       </w:r>
@@ -885,8 +931,8 @@
         <w:rPr>
           <w:rStyle w:val="1"/>
           <w:rFonts w:ascii="Times New Roman" w:hAnsi="Times New Roman" w:cs="Times New Roman"/>
-          <w:sz w:val="28"/>
-          <w:szCs w:val="28"/>
+          <w:sz w:val="20"/>
+          <w:szCs w:val="20"/>
         </w:rPr>
         <w:t xml:space="preserve">ких умов годі й думати про розвиток дитини і </w:t>
       </w:r>
@@ -894,8 +940,8 @@
         <w:rPr>
           <w:rStyle w:val="1"/>
           <w:rFonts w:ascii="Times New Roman" w:hAnsi="Times New Roman" w:cs="Times New Roman"/>
-          <w:sz w:val="28"/>
-          <w:szCs w:val="28"/>
+          <w:sz w:val="20"/>
+          <w:szCs w:val="20"/>
         </w:rPr>
         <w:t>підго</w:t>
       </w:r>
@@ -903,8 +949,8 @@
         <w:rPr>
           <w:rStyle w:val="1"/>
           <w:rFonts w:ascii="Times New Roman" w:hAnsi="Times New Roman" w:cs="Times New Roman"/>
-          <w:sz w:val="28"/>
-          <w:szCs w:val="28"/>
+          <w:sz w:val="20"/>
+          <w:szCs w:val="20"/>
         </w:rPr>
         <w:t>товку її до творчості. То як сполучити засвоє</w:t>
       </w:r>
@@ -912,8 +958,8 @@
         <w:rPr>
           <w:rStyle w:val="1"/>
           <w:rFonts w:ascii="Times New Roman" w:hAnsi="Times New Roman" w:cs="Times New Roman"/>
-          <w:sz w:val="28"/>
-          <w:szCs w:val="28"/>
+          <w:sz w:val="20"/>
+          <w:szCs w:val="20"/>
         </w:rPr>
         <w:t xml:space="preserve">ння знань із процесами розвитку студентів? Таке </w:t>
       </w:r>
@@ -921,8 +967,8 @@
         <w:rPr>
           <w:rStyle w:val="1"/>
           <w:rFonts w:ascii="Times New Roman" w:hAnsi="Times New Roman" w:cs="Times New Roman"/>
-          <w:sz w:val="28"/>
-          <w:szCs w:val="28"/>
+          <w:sz w:val="20"/>
+          <w:szCs w:val="20"/>
         </w:rPr>
         <w:t>сполучення</w:t>
       </w:r>
@@ -930,8 +976,8 @@
         <w:rPr>
           <w:rStyle w:val="1"/>
           <w:rFonts w:ascii="Times New Roman" w:hAnsi="Times New Roman" w:cs="Times New Roman"/>
-          <w:sz w:val="28"/>
-          <w:szCs w:val="28"/>
+          <w:sz w:val="20"/>
+          <w:szCs w:val="20"/>
         </w:rPr>
         <w:t xml:space="preserve"> </w:t>
       </w:r>
@@ -939,8 +985,8 @@
         <w:rPr>
           <w:rStyle w:val="1"/>
           <w:rFonts w:ascii="Times New Roman" w:hAnsi="Times New Roman" w:cs="Times New Roman"/>
-          <w:sz w:val="28"/>
-          <w:szCs w:val="28"/>
+          <w:sz w:val="20"/>
+          <w:szCs w:val="20"/>
         </w:rPr>
         <w:t>є і необхідним, і м</w:t>
       </w:r>
@@ -948,8 +994,8 @@
         <w:rPr>
           <w:rStyle w:val="1"/>
           <w:rFonts w:ascii="Times New Roman" w:hAnsi="Times New Roman" w:cs="Times New Roman"/>
-          <w:sz w:val="28"/>
-          <w:szCs w:val="28"/>
+          <w:sz w:val="20"/>
+          <w:szCs w:val="20"/>
         </w:rPr>
         <w:t>ожливим. На думку видатного пси</w:t>
       </w:r>
@@ -957,8 +1003,8 @@
         <w:rPr>
           <w:rStyle w:val="1"/>
           <w:rFonts w:ascii="Times New Roman" w:hAnsi="Times New Roman" w:cs="Times New Roman"/>
-          <w:sz w:val="28"/>
-          <w:szCs w:val="28"/>
+          <w:sz w:val="20"/>
+          <w:szCs w:val="20"/>
         </w:rPr>
         <w:t>холога Л. С. Виготського, навчання веде за собою розвиток,</w:t>
       </w:r>
@@ -966,8 +1012,8 @@
         <w:rPr>
           <w:rStyle w:val="1"/>
           <w:rFonts w:ascii="Times New Roman" w:hAnsi="Times New Roman" w:cs="Times New Roman"/>
-          <w:sz w:val="28"/>
-          <w:szCs w:val="28"/>
+          <w:sz w:val="20"/>
+          <w:szCs w:val="20"/>
         </w:rPr>
         <w:t xml:space="preserve"> тобто має йти попереду. Воно - </w:t>
       </w:r>
@@ -975,8 +1021,8 @@
         <w:rPr>
           <w:rStyle w:val="1"/>
           <w:rFonts w:ascii="Times New Roman" w:hAnsi="Times New Roman" w:cs="Times New Roman"/>
-          <w:sz w:val="28"/>
-          <w:szCs w:val="28"/>
+          <w:sz w:val="20"/>
+          <w:szCs w:val="20"/>
         </w:rPr>
         <w:t>джерело розвитку, тому дорослий, що навчає дитину чи підлітка, завжди повинен орієнтуватися на «зону найближчого розвитку», тобто на завтрашній рівень</w:t>
       </w:r>
@@ -984,8 +1030,8 @@
         <w:rPr>
           <w:rStyle w:val="1"/>
           <w:rFonts w:ascii="Times New Roman" w:hAnsi="Times New Roman" w:cs="Times New Roman"/>
-          <w:sz w:val="28"/>
-          <w:szCs w:val="28"/>
+          <w:sz w:val="20"/>
+          <w:szCs w:val="20"/>
         </w:rPr>
         <w:t xml:space="preserve"> </w:t>
       </w:r>
@@ -993,8 +1039,8 @@
         <w:rPr>
           <w:rStyle w:val="1"/>
           <w:rFonts w:ascii="Times New Roman" w:hAnsi="Times New Roman" w:cs="Times New Roman"/>
-          <w:sz w:val="28"/>
-          <w:szCs w:val="28"/>
+          <w:sz w:val="20"/>
+          <w:szCs w:val="20"/>
         </w:rPr>
         <w:t>знань та інтелектуа</w:t>
       </w:r>
@@ -1002,8 +1048,8 @@
         <w:rPr>
           <w:rStyle w:val="1"/>
           <w:rFonts w:ascii="Times New Roman" w:hAnsi="Times New Roman" w:cs="Times New Roman"/>
-          <w:sz w:val="28"/>
-          <w:szCs w:val="28"/>
+          <w:sz w:val="20"/>
+          <w:szCs w:val="20"/>
         </w:rPr>
         <w:t>льних умінь. Мету такого навчання філософ К. Поп</w:t>
       </w:r>
@@ -1011,8 +1057,8 @@
         <w:rPr>
           <w:rStyle w:val="1"/>
           <w:rFonts w:ascii="Times New Roman" w:hAnsi="Times New Roman" w:cs="Times New Roman"/>
-          <w:sz w:val="28"/>
-          <w:szCs w:val="28"/>
+          <w:sz w:val="20"/>
+          <w:szCs w:val="20"/>
         </w:rPr>
         <w:t xml:space="preserve">пер визначив двома словами: «Не зашкодь» </w:t>
       </w:r>
@@ -1020,8 +1066,8 @@
         <w:rPr>
           <w:rStyle w:val="a5"/>
           <w:rFonts w:ascii="Times New Roman" w:hAnsi="Times New Roman" w:cs="Times New Roman"/>
-          <w:sz w:val="28"/>
-          <w:szCs w:val="28"/>
+          <w:sz w:val="20"/>
+          <w:szCs w:val="20"/>
         </w:rPr>
         <w:t>(отже дай молодим те, в</w:t>
       </w:r>
@@ -1029,8 +1075,8 @@
         <w:rPr>
           <w:rStyle w:val="1"/>
           <w:rFonts w:ascii="Times New Roman" w:hAnsi="Times New Roman" w:cs="Times New Roman"/>
-          <w:sz w:val="28"/>
-          <w:szCs w:val="28"/>
+          <w:sz w:val="20"/>
+          <w:szCs w:val="20"/>
         </w:rPr>
         <w:t xml:space="preserve"> чому </w:t>
       </w:r>
@@ -1038,8 +1084,8 @@
         <w:rPr>
           <w:rStyle w:val="a5"/>
           <w:rFonts w:ascii="Times New Roman" w:hAnsi="Times New Roman" w:cs="Times New Roman"/>
-          <w:sz w:val="28"/>
-          <w:szCs w:val="28"/>
+          <w:sz w:val="20"/>
+          <w:szCs w:val="20"/>
         </w:rPr>
         <w:t>вони відчу</w:t>
       </w:r>
@@ -1047,8 +1093,8 @@
         <w:rPr>
           <w:rStyle w:val="a5"/>
           <w:rFonts w:ascii="Times New Roman" w:hAnsi="Times New Roman" w:cs="Times New Roman"/>
-          <w:sz w:val="28"/>
-          <w:szCs w:val="28"/>
+          <w:sz w:val="20"/>
+          <w:szCs w:val="20"/>
         </w:rPr>
         <w:t>вають нагальну потребу, щоб стати незалежними від нас і спроможними робити свій вибір).</w:t>
       </w:r>
@@ -1056,8 +1102,8 @@
         <w:rPr>
           <w:rStyle w:val="1"/>
           <w:rFonts w:ascii="Times New Roman" w:hAnsi="Times New Roman" w:cs="Times New Roman"/>
-          <w:sz w:val="28"/>
-          <w:szCs w:val="28"/>
+          <w:sz w:val="20"/>
+          <w:szCs w:val="20"/>
         </w:rPr>
         <w:t xml:space="preserve"> «Не </w:t>
       </w:r>
@@ -1065,8 +1111,8 @@
         <w:rPr>
           <w:rStyle w:val="a5"/>
           <w:rFonts w:ascii="Times New Roman" w:hAnsi="Times New Roman" w:cs="Times New Roman"/>
-          <w:sz w:val="28"/>
-          <w:szCs w:val="28"/>
+          <w:sz w:val="20"/>
+          <w:szCs w:val="20"/>
         </w:rPr>
         <w:t>так вже важливо вчити дітей,</w:t>
       </w:r>
@@ -1074,8 +1120,8 @@
         <w:rPr>
           <w:rStyle w:val="1"/>
           <w:rFonts w:ascii="Times New Roman" w:hAnsi="Times New Roman" w:cs="Times New Roman"/>
-          <w:sz w:val="28"/>
-          <w:szCs w:val="28"/>
+          <w:sz w:val="20"/>
+          <w:szCs w:val="20"/>
         </w:rPr>
         <w:t xml:space="preserve"> — наголошує К. Роджерс, — </w:t>
       </w:r>
@@ -1083,8 +1129,8 @@
         <w:rPr>
           <w:rStyle w:val="a5"/>
           <w:rFonts w:ascii="Times New Roman" w:hAnsi="Times New Roman" w:cs="Times New Roman"/>
-          <w:sz w:val="28"/>
-          <w:szCs w:val="28"/>
+          <w:sz w:val="20"/>
+          <w:szCs w:val="20"/>
         </w:rPr>
         <w:t xml:space="preserve">як важливо створити ситуацію, в якій дитина просто могла б вчитися сама і робила </w:t>
       </w:r>
@@ -1092,8 +1138,8 @@
         <w:rPr>
           <w:rStyle w:val="a5"/>
           <w:rFonts w:ascii="Times New Roman" w:hAnsi="Times New Roman" w:cs="Times New Roman"/>
-          <w:sz w:val="28"/>
-          <w:szCs w:val="28"/>
+          <w:sz w:val="20"/>
+          <w:szCs w:val="20"/>
         </w:rPr>
         <w:t>б це з задово</w:t>
       </w:r>
@@ -1101,8 +1147,8 @@
         <w:rPr>
           <w:rStyle w:val="a5"/>
           <w:rFonts w:ascii="Times New Roman" w:hAnsi="Times New Roman" w:cs="Times New Roman"/>
-          <w:sz w:val="28"/>
-          <w:szCs w:val="28"/>
+          <w:sz w:val="20"/>
+          <w:szCs w:val="20"/>
         </w:rPr>
         <w:t>ленням».</w:t>
       </w:r>
@@ -1110,8 +1156,8 @@
         <w:rPr>
           <w:rStyle w:val="1"/>
           <w:rFonts w:ascii="Times New Roman" w:hAnsi="Times New Roman" w:cs="Times New Roman"/>
-          <w:sz w:val="28"/>
-          <w:szCs w:val="28"/>
+          <w:sz w:val="20"/>
+          <w:szCs w:val="20"/>
         </w:rPr>
         <w:t xml:space="preserve"> Обов'язковою умовою розвитку підлітків є їхня самостійна робота щодо засвоєння навчального матеріалу. Щоб остання була ефективною, у </w:t>
       </w:r>
@@ -1119,8 +1165,8 @@
         <w:rPr>
           <w:rStyle w:val="1"/>
           <w:rFonts w:ascii="Times New Roman" w:hAnsi="Times New Roman" w:cs="Times New Roman"/>
-          <w:sz w:val="28"/>
-          <w:szCs w:val="28"/>
+          <w:sz w:val="20"/>
+          <w:szCs w:val="20"/>
         </w:rPr>
         <w:t>студентів</w:t>
       </w:r>
@@ -1128,8 +1174,8 @@
         <w:rPr>
           <w:rStyle w:val="1"/>
           <w:rFonts w:ascii="Times New Roman" w:hAnsi="Times New Roman" w:cs="Times New Roman"/>
-          <w:sz w:val="28"/>
-          <w:szCs w:val="28"/>
+          <w:sz w:val="20"/>
+          <w:szCs w:val="20"/>
         </w:rPr>
         <w:t xml:space="preserve"> треба сформувати усталені мотиви діяльності. Головними серед них є пізнавальний інтерес, усвідомлення важливост</w:t>
       </w:r>
@@ -1137,8 +1183,8 @@
         <w:rPr>
           <w:rStyle w:val="1"/>
           <w:rFonts w:ascii="Times New Roman" w:hAnsi="Times New Roman" w:cs="Times New Roman"/>
-          <w:sz w:val="28"/>
-          <w:szCs w:val="28"/>
+          <w:sz w:val="20"/>
+          <w:szCs w:val="20"/>
         </w:rPr>
         <w:t>і, корисності виконуваної роботи</w:t>
       </w:r>
@@ -1146,8 +1192,8 @@
         <w:rPr>
           <w:rStyle w:val="1"/>
           <w:rFonts w:ascii="Times New Roman" w:hAnsi="Times New Roman" w:cs="Times New Roman"/>
-          <w:sz w:val="28"/>
-          <w:szCs w:val="28"/>
+          <w:sz w:val="20"/>
+          <w:szCs w:val="20"/>
         </w:rPr>
         <w:t>.</w:t>
       </w:r>
@@ -1156,22 +1202,22 @@
       <w:pPr>
         <w:pStyle w:val="2"/>
         <w:shd w:val="clear" w:color="auto" w:fill="auto"/>
-        <w:spacing w:after="0" w:line="276" w:lineRule="auto"/>
+        <w:spacing w:after="0" w:line="240" w:lineRule="auto"/>
         <w:ind w:firstLine="709"/>
         <w:jc w:val="both"/>
         <w:rPr>
           <w:rStyle w:val="1"/>
           <w:rFonts w:ascii="Times New Roman" w:hAnsi="Times New Roman" w:cs="Times New Roman"/>
-          <w:sz w:val="28"/>
-          <w:szCs w:val="28"/>
-        </w:rPr>
-      </w:pPr>
-      <w:r>
-        <w:rPr>
-          <w:rStyle w:val="1"/>
-          <w:rFonts w:ascii="Times New Roman" w:hAnsi="Times New Roman" w:cs="Times New Roman"/>
-          <w:sz w:val="28"/>
-          <w:szCs w:val="28"/>
+          <w:sz w:val="20"/>
+          <w:szCs w:val="20"/>
+        </w:rPr>
+      </w:pPr>
+      <w:r>
+        <w:rPr>
+          <w:rStyle w:val="1"/>
+          <w:rFonts w:ascii="Times New Roman" w:hAnsi="Times New Roman" w:cs="Times New Roman"/>
+          <w:sz w:val="20"/>
+          <w:szCs w:val="20"/>
         </w:rPr>
         <w:t>І.</w:t>
       </w:r>
@@ -1179,8 +1225,8 @@
         <w:rPr>
           <w:rStyle w:val="1"/>
           <w:rFonts w:ascii="Times New Roman" w:hAnsi="Times New Roman" w:cs="Times New Roman"/>
-          <w:sz w:val="28"/>
-          <w:szCs w:val="28"/>
+          <w:sz w:val="20"/>
+          <w:szCs w:val="20"/>
         </w:rPr>
         <w:tab/>
         <w:t xml:space="preserve">Дослідження показують, що </w:t>
@@ -1189,8 +1235,8 @@
         <w:rPr>
           <w:rStyle w:val="1"/>
           <w:rFonts w:ascii="Times New Roman" w:hAnsi="Times New Roman" w:cs="Times New Roman"/>
-          <w:sz w:val="28"/>
-          <w:szCs w:val="28"/>
+          <w:sz w:val="20"/>
+          <w:szCs w:val="20"/>
         </w:rPr>
         <w:t>студенти</w:t>
       </w:r>
@@ -1198,8 +1244,8 @@
         <w:rPr>
           <w:rStyle w:val="1"/>
           <w:rFonts w:ascii="Times New Roman" w:hAnsi="Times New Roman" w:cs="Times New Roman"/>
-          <w:sz w:val="28"/>
-          <w:szCs w:val="28"/>
+          <w:sz w:val="20"/>
+          <w:szCs w:val="20"/>
         </w:rPr>
         <w:t xml:space="preserve"> поверхово засвоюють історичний матеріал, якщо їм дається нечітко визначене завдання </w:t>
       </w:r>
@@ -1207,36 +1253,36 @@
         <w:rPr>
           <w:rStyle w:val="a5"/>
           <w:rFonts w:ascii="Times New Roman" w:hAnsi="Times New Roman" w:cs="Times New Roman"/>
-          <w:sz w:val="28"/>
-          <w:szCs w:val="28"/>
-        </w:rPr>
-        <w:t>(наприклад, прочитати відповідний параграф підручника).</w:t>
-      </w:r>
-      <w:r>
-        <w:rPr>
-          <w:rStyle w:val="1"/>
-          <w:rFonts w:ascii="Times New Roman" w:hAnsi="Times New Roman" w:cs="Times New Roman"/>
-          <w:sz w:val="28"/>
-          <w:szCs w:val="28"/>
-        </w:rPr>
-        <w:t xml:space="preserve"> Організовуючи самостійну роботу, доцільно </w:t>
-      </w:r>
-      <w:r>
-        <w:rPr>
-          <w:rStyle w:val="1"/>
-          <w:rFonts w:ascii="Times New Roman" w:hAnsi="Times New Roman" w:cs="Times New Roman"/>
-          <w:sz w:val="28"/>
-          <w:szCs w:val="28"/>
+          <w:sz w:val="20"/>
+          <w:szCs w:val="20"/>
+        </w:rPr>
+        <w:t>(наприклад, прочита</w:t>
+      </w:r>
+      <w:r>
+        <w:rPr>
+          <w:rStyle w:val="a5"/>
+          <w:rFonts w:ascii="Times New Roman" w:hAnsi="Times New Roman" w:cs="Times New Roman"/>
+          <w:sz w:val="20"/>
+          <w:szCs w:val="20"/>
         </w:rPr>
         <w:lastRenderedPageBreak/>
-        <w:t xml:space="preserve">спрямувати увагу </w:t>
-      </w:r>
-      <w:r>
-        <w:rPr>
-          <w:rStyle w:val="1"/>
-          <w:rFonts w:ascii="Times New Roman" w:hAnsi="Times New Roman" w:cs="Times New Roman"/>
-          <w:sz w:val="28"/>
-          <w:szCs w:val="28"/>
+        <w:t>ти відповідний параграф підручника).</w:t>
+      </w:r>
+      <w:r>
+        <w:rPr>
+          <w:rStyle w:val="1"/>
+          <w:rFonts w:ascii="Times New Roman" w:hAnsi="Times New Roman" w:cs="Times New Roman"/>
+          <w:sz w:val="20"/>
+          <w:szCs w:val="20"/>
+        </w:rPr>
+        <w:t xml:space="preserve"> Організовуючи самостійну роботу, доцільно спрямувати увагу </w:t>
+      </w:r>
+      <w:r>
+        <w:rPr>
+          <w:rStyle w:val="1"/>
+          <w:rFonts w:ascii="Times New Roman" w:hAnsi="Times New Roman" w:cs="Times New Roman"/>
+          <w:sz w:val="20"/>
+          <w:szCs w:val="20"/>
         </w:rPr>
         <w:t xml:space="preserve">студента </w:t>
       </w:r>
@@ -1244,8 +1290,8 @@
         <w:rPr>
           <w:rStyle w:val="1"/>
           <w:rFonts w:ascii="Times New Roman" w:hAnsi="Times New Roman" w:cs="Times New Roman"/>
-          <w:sz w:val="28"/>
-          <w:szCs w:val="28"/>
+          <w:sz w:val="20"/>
+          <w:szCs w:val="20"/>
         </w:rPr>
         <w:t>на виконання певних логічних операцій. Характер завдань і запитань для с/р ступінь їх складності на різних етапах н</w:t>
       </w:r>
@@ -1253,8 +1299,8 @@
         <w:rPr>
           <w:rStyle w:val="1"/>
           <w:rFonts w:ascii="Times New Roman" w:hAnsi="Times New Roman" w:cs="Times New Roman"/>
-          <w:sz w:val="28"/>
-          <w:szCs w:val="28"/>
+          <w:sz w:val="20"/>
+          <w:szCs w:val="20"/>
         </w:rPr>
         <w:t>авчання повинен змінюватись.</w:t>
       </w:r>
@@ -1263,14 +1309,14 @@
       <w:pPr>
         <w:pStyle w:val="2"/>
         <w:shd w:val="clear" w:color="auto" w:fill="auto"/>
-        <w:spacing w:after="0" w:line="276" w:lineRule="auto"/>
+        <w:spacing w:after="0" w:line="240" w:lineRule="auto"/>
         <w:ind w:firstLine="709"/>
         <w:jc w:val="both"/>
         <w:rPr>
           <w:rStyle w:val="1"/>
           <w:rFonts w:ascii="Times New Roman" w:hAnsi="Times New Roman" w:cs="Times New Roman"/>
-          <w:sz w:val="28"/>
-          <w:szCs w:val="28"/>
+          <w:sz w:val="20"/>
+          <w:szCs w:val="20"/>
         </w:rPr>
       </w:pPr>
     </w:p>
@@ -1278,2345 +1324,95 @@
       <w:pPr>
         <w:pStyle w:val="2"/>
         <w:shd w:val="clear" w:color="auto" w:fill="auto"/>
-        <w:tabs>
-          <w:tab w:val="center" w:pos="5364"/>
-          <w:tab w:val="right" w:pos="7296"/>
-        </w:tabs>
-        <w:spacing w:before="5" w:after="0" w:line="276" w:lineRule="auto"/>
+        <w:spacing w:after="0" w:line="240" w:lineRule="auto"/>
         <w:ind w:firstLine="709"/>
-        <w:jc w:val="center"/>
-        <w:rPr>
-          <w:rStyle w:val="1"/>
-          <w:rFonts w:ascii="Times New Roman" w:hAnsi="Times New Roman" w:cs="Times New Roman"/>
-          <w:sz w:val="28"/>
-          <w:szCs w:val="28"/>
-        </w:rPr>
-      </w:pPr>
-      <w:r>
-        <w:rPr>
-          <w:rStyle w:val="1"/>
-          <w:rFonts w:ascii="Times New Roman" w:hAnsi="Times New Roman" w:cs="Times New Roman"/>
-          <w:sz w:val="28"/>
-          <w:szCs w:val="28"/>
-        </w:rPr>
-        <w:t>Умови, що сприяють ефективності</w:t>
+        <w:rPr>
+          <w:rStyle w:val="1"/>
+          <w:rFonts w:ascii="Times New Roman" w:hAnsi="Times New Roman" w:cs="Times New Roman"/>
+          <w:sz w:val="20"/>
+          <w:szCs w:val="20"/>
+          <w:lang w:val="en-US"/>
+        </w:rPr>
+      </w:pPr>
+      <w:r>
+        <w:rPr>
+          <w:noProof/>
+        </w:rPr>
+        <w:object w:dxaOrig="225" w:dyaOrig="225">
+          <v:shapetype id="_x0000_t75" coordsize="21600,21600" o:spt="75" o:preferrelative="t" path="m@4@5l@4@11@9@11@9@5xe" filled="f" stroked="f">
+            <v:stroke joinstyle="miter"/>
+            <v:formulas>
+              <v:f eqn="if lineDrawn pixelLineWidth 0"/>
+              <v:f eqn="sum @0 1 0"/>
+              <v:f eqn="sum 0 0 @1"/>
+              <v:f eqn="prod @2 1 2"/>
+              <v:f eqn="prod @3 21600 pixelWidth"/>
+              <v:f eqn="prod @3 21600 pixelHeight"/>
+              <v:f eqn="sum @0 0 1"/>
+              <v:f eqn="prod @6 1 2"/>
+              <v:f eqn="prod @7 21600 pixelWidth"/>
+              <v:f eqn="sum @8 21600 0"/>
+              <v:f eqn="prod @7 21600 pixelHeight"/>
+              <v:f eqn="sum @10 21600 0"/>
+            </v:formulas>
+            <v:path o:extrusionok="f" gradientshapeok="t" o:connecttype="rect"/>
+            <o:lock v:ext="edit" aspectratio="t"/>
+          </v:shapetype>
+          <v:shape id="_x0000_s1027" type="#_x0000_t75" style="position:absolute;left:0;text-align:left;margin-left:-1.7pt;margin-top:5.55pt;width:243.9pt;height:194.8pt;z-index:251754496;mso-position-horizontal-relative:text;mso-position-vertical-relative:text">
+            <v:imagedata r:id="rId8" o:title=""/>
+            <w10:wrap type="square"/>
+          </v:shape>
+          <o:OLEObject Type="Embed" ProgID="Visio.Drawing.15" ShapeID="_x0000_s1027" DrawAspect="Content" ObjectID="_1447532017" r:id="rId9"/>
+        </w:object>
+      </w:r>
+      <w:r>
+        <w:rPr>
+          <w:rStyle w:val="1"/>
+          <w:rFonts w:ascii="Times New Roman" w:hAnsi="Times New Roman" w:cs="Times New Roman"/>
+          <w:sz w:val="20"/>
+          <w:szCs w:val="20"/>
+          <w:lang w:val="en-US"/>
+        </w:rPr>
+        <w:t>Pic. 1</w:t>
       </w:r>
     </w:p>
     <w:p>
       <w:pPr>
         <w:pStyle w:val="2"/>
         <w:shd w:val="clear" w:color="auto" w:fill="auto"/>
-        <w:tabs>
-          <w:tab w:val="center" w:pos="5364"/>
-          <w:tab w:val="right" w:pos="7296"/>
-        </w:tabs>
-        <w:spacing w:before="5" w:after="0" w:line="276" w:lineRule="auto"/>
+        <w:spacing w:after="0" w:line="240" w:lineRule="auto"/>
         <w:ind w:firstLine="709"/>
-        <w:jc w:val="center"/>
-        <w:rPr>
-          <w:rFonts w:ascii="Times New Roman" w:hAnsi="Times New Roman" w:cs="Times New Roman"/>
-        </w:rPr>
-      </w:pPr>
-      <w:r>
-        <w:rPr>
-          <w:rFonts w:ascii="Times New Roman" w:hAnsi="Times New Roman" w:cs="Times New Roman"/>
-        </w:rPr>
-        <w:t>самостійної роботи студентів</w:t>
-      </w:r>
+        <w:jc w:val="both"/>
+        <w:rPr>
+          <w:rStyle w:val="1"/>
+          <w:rFonts w:ascii="Times New Roman" w:hAnsi="Times New Roman" w:cs="Times New Roman"/>
+          <w:sz w:val="20"/>
+          <w:szCs w:val="20"/>
+          <w:lang w:val="en-US"/>
+        </w:rPr>
+      </w:pPr>
     </w:p>
     <w:p>
       <w:pPr>
         <w:pStyle w:val="2"/>
         <w:shd w:val="clear" w:color="auto" w:fill="auto"/>
-        <w:tabs>
-          <w:tab w:val="center" w:pos="5364"/>
-          <w:tab w:val="right" w:pos="7296"/>
-        </w:tabs>
-        <w:spacing w:before="5" w:after="0" w:line="276" w:lineRule="auto"/>
-        <w:ind w:firstLine="709"/>
-        <w:jc w:val="center"/>
-        <w:rPr>
-          <w:rFonts w:ascii="Times New Roman" w:hAnsi="Times New Roman" w:cs="Times New Roman"/>
-        </w:rPr>
-      </w:pPr>
-      <w:r>
-        <w:rPr>
-          <w:rFonts w:ascii="Times New Roman" w:hAnsi="Times New Roman" w:cs="Times New Roman"/>
-          <w:noProof/>
-          <w:lang w:val="ru-RU" w:eastAsia="ru-RU" w:bidi="ar-SA"/>
-        </w:rPr>
-        <mc:AlternateContent>
-          <mc:Choice Requires="wps">
-            <w:drawing>
-              <wp:anchor distT="0" distB="0" distL="114300" distR="114300" simplePos="0" relativeHeight="251661312" behindDoc="0" locked="0" layoutInCell="1" allowOverlap="1" wp14:anchorId="38E3F86A" wp14:editId="1CBDD4A6">
-                <wp:simplePos x="0" y="0"/>
-                <wp:positionH relativeFrom="margin">
-                  <wp:posOffset>7488941</wp:posOffset>
-                </wp:positionH>
-                <wp:positionV relativeFrom="paragraph">
-                  <wp:posOffset>60960</wp:posOffset>
-                </wp:positionV>
-                <wp:extent cx="0" cy="1842448"/>
-                <wp:effectExtent l="76200" t="0" r="76200" b="62865"/>
-                <wp:wrapNone/>
-                <wp:docPr id="3" name="Прямая со стрелкой 3"/>
-                <wp:cNvGraphicFramePr/>
-                <a:graphic xmlns:a="http://schemas.openxmlformats.org/drawingml/2006/main">
-                  <a:graphicData uri="http://schemas.microsoft.com/office/word/2010/wordprocessingShape">
-                    <wps:wsp>
-                      <wps:cNvCnPr/>
-                      <wps:spPr>
-                        <a:xfrm>
-                          <a:off x="0" y="0"/>
-                          <a:ext cx="0" cy="1842448"/>
-                        </a:xfrm>
-                        <a:prstGeom prst="straightConnector1">
-                          <a:avLst/>
-                        </a:prstGeom>
-                        <a:ln>
-                          <a:tailEnd type="triangle"/>
-                        </a:ln>
-                      </wps:spPr>
-                      <wps:style>
-                        <a:lnRef idx="1">
-                          <a:schemeClr val="dk1"/>
-                        </a:lnRef>
-                        <a:fillRef idx="0">
-                          <a:schemeClr val="dk1"/>
-                        </a:fillRef>
-                        <a:effectRef idx="0">
-                          <a:schemeClr val="dk1"/>
-                        </a:effectRef>
-                        <a:fontRef idx="minor">
-                          <a:schemeClr val="tx1"/>
-                        </a:fontRef>
-                      </wps:style>
-                      <wps:bodyPr/>
-                    </wps:wsp>
-                  </a:graphicData>
-                </a:graphic>
-                <wp14:sizeRelH relativeFrom="margin">
-                  <wp14:pctWidth>0</wp14:pctWidth>
-                </wp14:sizeRelH>
-                <wp14:sizeRelV relativeFrom="margin">
-                  <wp14:pctHeight>0</wp14:pctHeight>
-                </wp14:sizeRelV>
-              </wp:anchor>
-            </w:drawing>
-          </mc:Choice>
-          <mc:Fallback>
-            <w:pict>
-              <v:shapetype w14:anchorId="1F813584" id="_x0000_t32" coordsize="21600,21600" o:spt="32" o:oned="t" path="m,l21600,21600e" filled="f">
-                <v:path arrowok="t" fillok="f" o:connecttype="none"/>
-                <o:lock v:ext="edit" shapetype="t"/>
-              </v:shapetype>
-              <v:shape id="Прямая со стрелкой 3" o:spid="_x0000_s1026" type="#_x0000_t32" style="position:absolute;margin-left:589.7pt;margin-top:4.8pt;width:0;height:145.05pt;z-index:251661312;visibility:visible;mso-wrap-style:square;mso-width-percent:0;mso-height-percent:0;mso-wrap-distance-left:9pt;mso-wrap-distance-top:0;mso-wrap-distance-right:9pt;mso-wrap-distance-bottom:0;mso-position-horizontal:absolute;mso-position-horizontal-relative:margin;mso-position-vertical:absolute;mso-position-vertical-relative:text;mso-width-percent:0;mso-height-percent:0;mso-width-relative:margin;mso-height-relative:margin" o:gfxdata="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" strokecolor="black [3200]" strokeweight=".5pt">
-                <v:stroke endarrow="block" joinstyle="miter"/>
-                <w10:wrap anchorx="margin"/>
-              </v:shape>
-            </w:pict>
-          </mc:Fallback>
-        </mc:AlternateContent>
-      </w:r>
-      <w:r>
-        <w:rPr>
-          <w:rFonts w:ascii="Times New Roman" w:hAnsi="Times New Roman" w:cs="Times New Roman"/>
-          <w:noProof/>
-          <w:lang w:val="ru-RU" w:eastAsia="ru-RU" w:bidi="ar-SA"/>
-        </w:rPr>
-        <mc:AlternateContent>
-          <mc:Choice Requires="wps">
-            <w:drawing>
-              <wp:anchor distT="0" distB="0" distL="114300" distR="114300" simplePos="0" relativeHeight="251676672" behindDoc="0" locked="0" layoutInCell="1" allowOverlap="1" wp14:anchorId="3993AB7D" wp14:editId="7126A350">
-                <wp:simplePos x="0" y="0"/>
-                <wp:positionH relativeFrom="column">
-                  <wp:posOffset>2878351</wp:posOffset>
-                </wp:positionH>
-                <wp:positionV relativeFrom="paragraph">
-                  <wp:posOffset>58553</wp:posOffset>
-                </wp:positionV>
-                <wp:extent cx="319680" cy="361950"/>
-                <wp:effectExtent l="0" t="0" r="61595" b="57150"/>
-                <wp:wrapNone/>
-                <wp:docPr id="18" name="Прямая со стрелкой 18"/>
-                <wp:cNvGraphicFramePr/>
-                <a:graphic xmlns:a="http://schemas.openxmlformats.org/drawingml/2006/main">
-                  <a:graphicData uri="http://schemas.microsoft.com/office/word/2010/wordprocessingShape">
-                    <wps:wsp>
-                      <wps:cNvCnPr/>
-                      <wps:spPr>
-                        <a:xfrm>
-                          <a:off x="0" y="0"/>
-                          <a:ext cx="319680" cy="361950"/>
-                        </a:xfrm>
-                        <a:prstGeom prst="straightConnector1">
-                          <a:avLst/>
-                        </a:prstGeom>
-                        <a:ln>
-                          <a:tailEnd type="triangle"/>
-                        </a:ln>
-                      </wps:spPr>
-                      <wps:style>
-                        <a:lnRef idx="1">
-                          <a:schemeClr val="dk1"/>
-                        </a:lnRef>
-                        <a:fillRef idx="0">
-                          <a:schemeClr val="dk1"/>
-                        </a:fillRef>
-                        <a:effectRef idx="0">
-                          <a:schemeClr val="dk1"/>
-                        </a:effectRef>
-                        <a:fontRef idx="minor">
-                          <a:schemeClr val="tx1"/>
-                        </a:fontRef>
-                      </wps:style>
-                      <wps:bodyPr/>
-                    </wps:wsp>
-                  </a:graphicData>
-                </a:graphic>
-                <wp14:sizeRelH relativeFrom="margin">
-                  <wp14:pctWidth>0</wp14:pctWidth>
-                </wp14:sizeRelH>
-                <wp14:sizeRelV relativeFrom="margin">
-                  <wp14:pctHeight>0</wp14:pctHeight>
-                </wp14:sizeRelV>
-              </wp:anchor>
-            </w:drawing>
-          </mc:Choice>
-          <mc:Fallback>
-            <w:pict>
-              <v:shape w14:anchorId="5BE8DC71" id="Прямая со стрелкой 18" o:spid="_x0000_s1026" type="#_x0000_t32" style="position:absolute;margin-left:226.65pt;margin-top:4.6pt;width:25.15pt;height:28.5pt;z-index:251676672;visibility:visible;mso-wrap-style:square;mso-width-percent:0;mso-height-percent:0;mso-wrap-distance-left:9pt;mso-wrap-distance-top:0;mso-wrap-distance-right:9pt;mso-wrap-distance-bottom:0;mso-position-horizontal:absolute;mso-position-horizontal-relative:text;mso-position-vertical:absolute;mso-position-vertical-relative:text;mso-width-percent:0;mso-height-percent:0;mso-width-relative:margin;mso-height-relative:margin" o:gfxdata="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" strokecolor="black [3200]" strokeweight=".5pt">
-                <v:stroke endarrow="block" joinstyle="miter"/>
-              </v:shape>
-            </w:pict>
-          </mc:Fallback>
-        </mc:AlternateContent>
-      </w:r>
-      <w:r>
-        <w:rPr>
-          <w:rFonts w:ascii="Times New Roman" w:hAnsi="Times New Roman" w:cs="Times New Roman"/>
-          <w:noProof/>
-          <w:lang w:val="ru-RU" w:eastAsia="ru-RU" w:bidi="ar-SA"/>
-        </w:rPr>
-        <mc:AlternateContent>
-          <mc:Choice Requires="wps">
-            <w:drawing>
-              <wp:anchor distT="0" distB="0" distL="114300" distR="114300" simplePos="0" relativeHeight="251664384" behindDoc="0" locked="0" layoutInCell="1" allowOverlap="1" wp14:anchorId="72542A26" wp14:editId="21E1D7D6">
-                <wp:simplePos x="0" y="0"/>
-                <wp:positionH relativeFrom="column">
-                  <wp:posOffset>641350</wp:posOffset>
-                </wp:positionH>
-                <wp:positionV relativeFrom="paragraph">
-                  <wp:posOffset>59690</wp:posOffset>
-                </wp:positionV>
-                <wp:extent cx="844550" cy="361950"/>
-                <wp:effectExtent l="38100" t="0" r="31750" b="57150"/>
-                <wp:wrapNone/>
-                <wp:docPr id="5" name="Прямая со стрелкой 5"/>
-                <wp:cNvGraphicFramePr/>
-                <a:graphic xmlns:a="http://schemas.openxmlformats.org/drawingml/2006/main">
-                  <a:graphicData uri="http://schemas.microsoft.com/office/word/2010/wordprocessingShape">
-                    <wps:wsp>
-                      <wps:cNvCnPr/>
-                      <wps:spPr>
-                        <a:xfrm flipH="1">
-                          <a:off x="0" y="0"/>
-                          <a:ext cx="844550" cy="361950"/>
-                        </a:xfrm>
-                        <a:prstGeom prst="straightConnector1">
-                          <a:avLst/>
-                        </a:prstGeom>
-                        <a:ln>
-                          <a:tailEnd type="triangle"/>
-                        </a:ln>
-                      </wps:spPr>
-                      <wps:style>
-                        <a:lnRef idx="1">
-                          <a:schemeClr val="dk1"/>
-                        </a:lnRef>
-                        <a:fillRef idx="0">
-                          <a:schemeClr val="dk1"/>
-                        </a:fillRef>
-                        <a:effectRef idx="0">
-                          <a:schemeClr val="dk1"/>
-                        </a:effectRef>
-                        <a:fontRef idx="minor">
-                          <a:schemeClr val="tx1"/>
-                        </a:fontRef>
-                      </wps:style>
-                      <wps:bodyPr/>
-                    </wps:wsp>
-                  </a:graphicData>
-                </a:graphic>
-                <wp14:sizeRelH relativeFrom="margin">
-                  <wp14:pctWidth>0</wp14:pctWidth>
-                </wp14:sizeRelH>
-                <wp14:sizeRelV relativeFrom="margin">
-                  <wp14:pctHeight>0</wp14:pctHeight>
-                </wp14:sizeRelV>
-              </wp:anchor>
-            </w:drawing>
-          </mc:Choice>
-          <mc:Fallback>
-            <w:pict>
-              <v:shape w14:anchorId="56267D0A" id="Прямая со стрелкой 5" o:spid="_x0000_s1026" type="#_x0000_t32" style="position:absolute;margin-left:50.5pt;margin-top:4.7pt;width:66.5pt;height:28.5pt;flip:x;z-index:251664384;visibility:visible;mso-wrap-style:square;mso-width-percent:0;mso-height-percent:0;mso-wrap-distance-left:9pt;mso-wrap-distance-top:0;mso-wrap-distance-right:9pt;mso-wrap-distance-bottom:0;mso-position-horizontal:absolute;mso-position-horizontal-relative:text;mso-position-vertical:absolute;mso-position-vertical-relative:text;mso-width-percent:0;mso-height-percent:0;mso-width-relative:margin;mso-height-relative:margin" o:gfxdata="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" strokecolor="black [3200]" strokeweight=".5pt">
-                <v:stroke endarrow="block" joinstyle="miter"/>
-              </v:shape>
-            </w:pict>
-          </mc:Fallback>
-        </mc:AlternateContent>
-      </w:r>
-      <w:r>
-        <w:rPr>
-          <w:rFonts w:ascii="Times New Roman" w:hAnsi="Times New Roman" w:cs="Times New Roman"/>
-          <w:noProof/>
-          <w:lang w:val="ru-RU" w:eastAsia="ru-RU" w:bidi="ar-SA"/>
-        </w:rPr>
-        <mc:AlternateContent>
-          <mc:Choice Requires="wps">
-            <w:drawing>
-              <wp:anchor distT="0" distB="0" distL="114300" distR="114300" simplePos="0" relativeHeight="251660288" behindDoc="0" locked="0" layoutInCell="1" allowOverlap="1" wp14:anchorId="7021F319" wp14:editId="6177F56C">
-                <wp:simplePos x="0" y="0"/>
-                <wp:positionH relativeFrom="column">
-                  <wp:posOffset>1866900</wp:posOffset>
-                </wp:positionH>
-                <wp:positionV relativeFrom="paragraph">
-                  <wp:posOffset>59690</wp:posOffset>
-                </wp:positionV>
-                <wp:extent cx="260350" cy="400050"/>
-                <wp:effectExtent l="38100" t="0" r="25400" b="57150"/>
-                <wp:wrapNone/>
-                <wp:docPr id="2" name="Прямая со стрелкой 2"/>
-                <wp:cNvGraphicFramePr/>
-                <a:graphic xmlns:a="http://schemas.openxmlformats.org/drawingml/2006/main">
-                  <a:graphicData uri="http://schemas.microsoft.com/office/word/2010/wordprocessingShape">
-                    <wps:wsp>
-                      <wps:cNvCnPr/>
-                      <wps:spPr>
-                        <a:xfrm flipH="1">
-                          <a:off x="0" y="0"/>
-                          <a:ext cx="260350" cy="400050"/>
-                        </a:xfrm>
-                        <a:prstGeom prst="straightConnector1">
-                          <a:avLst/>
-                        </a:prstGeom>
-                        <a:ln>
-                          <a:tailEnd type="triangle"/>
-                        </a:ln>
-                      </wps:spPr>
-                      <wps:style>
-                        <a:lnRef idx="1">
-                          <a:schemeClr val="dk1"/>
-                        </a:lnRef>
-                        <a:fillRef idx="0">
-                          <a:schemeClr val="dk1"/>
-                        </a:fillRef>
-                        <a:effectRef idx="0">
-                          <a:schemeClr val="dk1"/>
-                        </a:effectRef>
-                        <a:fontRef idx="minor">
-                          <a:schemeClr val="tx1"/>
-                        </a:fontRef>
-                      </wps:style>
-                      <wps:bodyPr/>
-                    </wps:wsp>
-                  </a:graphicData>
-                </a:graphic>
-                <wp14:sizeRelH relativeFrom="margin">
-                  <wp14:pctWidth>0</wp14:pctWidth>
-                </wp14:sizeRelH>
-              </wp:anchor>
-            </w:drawing>
-          </mc:Choice>
-          <mc:Fallback>
-            <w:pict>
-              <v:shape w14:anchorId="712FDEB0" id="Прямая со стрелкой 2" o:spid="_x0000_s1026" type="#_x0000_t32" style="position:absolute;margin-left:147pt;margin-top:4.7pt;width:20.5pt;height:31.5pt;flip:x;z-index:251660288;visibility:visible;mso-wrap-style:square;mso-width-percent:0;mso-wrap-distance-left:9pt;mso-wrap-distance-top:0;mso-wrap-distance-right:9pt;mso-wrap-distance-bottom:0;mso-position-horizontal:absolute;mso-position-horizontal-relative:text;mso-position-vertical:absolute;mso-position-vertical-relative:text;mso-width-percent:0;mso-width-relative:margin" o:gfxdata="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" strokecolor="black [3200]" strokeweight=".5pt">
-                <v:stroke endarrow="block" joinstyle="miter"/>
-              </v:shape>
-            </w:pict>
-          </mc:Fallback>
-        </mc:AlternateContent>
-      </w:r>
-      <w:r>
-        <w:rPr>
-          <w:rFonts w:ascii="Times New Roman" w:hAnsi="Times New Roman" w:cs="Times New Roman"/>
-          <w:noProof/>
-          <w:lang w:val="ru-RU" w:eastAsia="ru-RU" w:bidi="ar-SA"/>
-        </w:rPr>
-        <mc:AlternateContent>
-          <mc:Choice Requires="wps">
-            <w:drawing>
-              <wp:anchor distT="0" distB="0" distL="114300" distR="114300" simplePos="0" relativeHeight="251659264" behindDoc="0" locked="0" layoutInCell="1" allowOverlap="1" wp14:anchorId="520F2D70" wp14:editId="2B4F0F89">
-                <wp:simplePos x="0" y="0"/>
-                <wp:positionH relativeFrom="column">
-                  <wp:posOffset>3527425</wp:posOffset>
-                </wp:positionH>
-                <wp:positionV relativeFrom="paragraph">
-                  <wp:posOffset>59690</wp:posOffset>
-                </wp:positionV>
-                <wp:extent cx="647700" cy="342900"/>
-                <wp:effectExtent l="0" t="0" r="57150" b="57150"/>
-                <wp:wrapNone/>
-                <wp:docPr id="1" name="Прямая со стрелкой 1"/>
-                <wp:cNvGraphicFramePr/>
-                <a:graphic xmlns:a="http://schemas.openxmlformats.org/drawingml/2006/main">
-                  <a:graphicData uri="http://schemas.microsoft.com/office/word/2010/wordprocessingShape">
-                    <wps:wsp>
-                      <wps:cNvCnPr/>
-                      <wps:spPr>
-                        <a:xfrm>
-                          <a:off x="0" y="0"/>
-                          <a:ext cx="647700" cy="342900"/>
-                        </a:xfrm>
-                        <a:prstGeom prst="straightConnector1">
-                          <a:avLst/>
-                        </a:prstGeom>
-                        <a:ln>
-                          <a:tailEnd type="triangle"/>
-                        </a:ln>
-                      </wps:spPr>
-                      <wps:style>
-                        <a:lnRef idx="1">
-                          <a:schemeClr val="dk1"/>
-                        </a:lnRef>
-                        <a:fillRef idx="0">
-                          <a:schemeClr val="dk1"/>
-                        </a:fillRef>
-                        <a:effectRef idx="0">
-                          <a:schemeClr val="dk1"/>
-                        </a:effectRef>
-                        <a:fontRef idx="minor">
-                          <a:schemeClr val="tx1"/>
-                        </a:fontRef>
-                      </wps:style>
-                      <wps:bodyPr/>
-                    </wps:wsp>
-                  </a:graphicData>
-                </a:graphic>
-              </wp:anchor>
-            </w:drawing>
-          </mc:Choice>
-          <mc:Fallback>
-            <w:pict>
-              <v:shape w14:anchorId="3076ADF1" id="Прямая со стрелкой 1" o:spid="_x0000_s1026" type="#_x0000_t32" style="position:absolute;margin-left:277.75pt;margin-top:4.7pt;width:51pt;height:27pt;z-index:251659264;visibility:visible;mso-wrap-style:square;mso-wrap-distance-left:9pt;mso-wrap-distance-top:0;mso-wrap-distance-right:9pt;mso-wrap-distance-bottom:0;mso-position-horizontal:absolute;mso-position-horizontal-relative:text;mso-position-vertical:absolute;mso-position-vertical-relative:text" o:gfxdata="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" strokecolor="black [3200]" strokeweight=".5pt">
-                <v:stroke endarrow="block" joinstyle="miter"/>
-              </v:shape>
-            </w:pict>
-          </mc:Fallback>
-        </mc:AlternateContent>
-      </w:r>
-    </w:p>
-    <w:p>
-      <w:pPr>
-        <w:pStyle w:val="2"/>
-        <w:shd w:val="clear" w:color="auto" w:fill="auto"/>
-        <w:tabs>
-          <w:tab w:val="center" w:pos="5364"/>
-          <w:tab w:val="right" w:pos="7296"/>
-        </w:tabs>
-        <w:spacing w:before="5" w:after="0" w:line="276" w:lineRule="auto"/>
-        <w:ind w:firstLine="709"/>
-        <w:jc w:val="center"/>
-        <w:rPr>
-          <w:rFonts w:ascii="Times New Roman" w:hAnsi="Times New Roman" w:cs="Times New Roman"/>
-        </w:rPr>
-      </w:pPr>
-    </w:p>
-    <w:p>
-      <w:pPr>
-        <w:pStyle w:val="2"/>
-        <w:shd w:val="clear" w:color="auto" w:fill="auto"/>
-        <w:tabs>
-          <w:tab w:val="center" w:pos="5364"/>
-          <w:tab w:val="right" w:pos="7296"/>
-        </w:tabs>
-        <w:spacing w:before="5" w:after="0" w:line="276" w:lineRule="auto"/>
-        <w:ind w:firstLine="709"/>
-        <w:jc w:val="center"/>
-        <w:rPr>
-          <w:rFonts w:ascii="Times New Roman" w:hAnsi="Times New Roman" w:cs="Times New Roman"/>
-        </w:rPr>
-      </w:pPr>
-      <w:r>
-        <w:rPr>
-          <w:rFonts w:ascii="Times New Roman" w:hAnsi="Times New Roman" w:cs="Times New Roman"/>
-          <w:noProof/>
-          <w:lang w:val="ru-RU" w:eastAsia="ru-RU" w:bidi="ar-SA"/>
-        </w:rPr>
-        <mc:AlternateContent>
-          <mc:Choice Requires="wps">
-            <w:drawing>
-              <wp:anchor distT="45720" distB="45720" distL="114300" distR="114300" simplePos="0" relativeHeight="251666432" behindDoc="0" locked="0" layoutInCell="1" allowOverlap="1" wp14:anchorId="1313B930" wp14:editId="76B425AD">
-                <wp:simplePos x="0" y="0"/>
-                <wp:positionH relativeFrom="column">
-                  <wp:posOffset>3746500</wp:posOffset>
-                </wp:positionH>
-                <wp:positionV relativeFrom="paragraph">
-                  <wp:posOffset>148590</wp:posOffset>
-                </wp:positionV>
-                <wp:extent cx="1228725" cy="1073150"/>
-                <wp:effectExtent l="0" t="0" r="9525" b="0"/>
-                <wp:wrapNone/>
-                <wp:docPr id="7" name="Надпись 2"/>
-                <wp:cNvGraphicFramePr>
-                  <a:graphicFrameLocks xmlns:a="http://schemas.openxmlformats.org/drawingml/2006/main"/>
-                </wp:cNvGraphicFramePr>
-                <a:graphic xmlns:a="http://schemas.openxmlformats.org/drawingml/2006/main">
-                  <a:graphicData uri="http://schemas.microsoft.com/office/word/2010/wordprocessingShape">
-                    <wps:wsp>
-                      <wps:cNvSpPr txBox="1">
-                        <a:spLocks noChangeArrowheads="1"/>
-                      </wps:cNvSpPr>
-                      <wps:spPr bwMode="auto">
-                        <a:xfrm>
-                          <a:off x="0" y="0"/>
-                          <a:ext cx="1228725" cy="1073150"/>
-                        </a:xfrm>
-                        <a:prstGeom prst="rect">
-                          <a:avLst/>
-                        </a:prstGeom>
-                        <a:solidFill>
-                          <a:srgbClr val="FFFFFF"/>
-                        </a:solidFill>
-                        <a:ln w="9525">
-                          <a:noFill/>
-                          <a:miter lim="800000"/>
-                          <a:headEnd/>
-                          <a:tailEnd/>
-                        </a:ln>
-                      </wps:spPr>
-                      <wps:txbx>
-                        <w:txbxContent>
-                          <w:p>
-                            <w:pPr>
-                              <w:jc w:val="center"/>
-                              <w:rPr>
-                                <w:sz w:val="24"/>
-                                <w:szCs w:val="24"/>
-                              </w:rPr>
-                            </w:pPr>
-                            <w:r>
-                              <w:rPr>
-                                <w:sz w:val="24"/>
-                                <w:szCs w:val="24"/>
-                              </w:rPr>
-                              <w:t>Урізноманітнення і взаємозв’язок різних видів с/р на уроці</w:t>
-                            </w:r>
-                          </w:p>
-                        </w:txbxContent>
-                      </wps:txbx>
-                      <wps:bodyPr rot="0" vert="horz" wrap="square" lIns="91440" tIns="45720" rIns="91440" bIns="45720" anchor="t" anchorCtr="0">
-                        <a:noAutofit/>
-                      </wps:bodyPr>
-                    </wps:wsp>
-                  </a:graphicData>
-                </a:graphic>
-                <wp14:sizeRelH relativeFrom="margin">
-                  <wp14:pctWidth>0</wp14:pctWidth>
-                </wp14:sizeRelH>
-                <wp14:sizeRelV relativeFrom="margin">
-                  <wp14:pctHeight>0</wp14:pctHeight>
-                </wp14:sizeRelV>
-              </wp:anchor>
-            </w:drawing>
-          </mc:Choice>
-          <mc:Fallback>
-            <w:pict>
-              <v:shapetype w14:anchorId="1313B930" id="_x0000_t202" coordsize="21600,21600" o:spt="202" path="m,l,21600r21600,l21600,xe">
-                <v:stroke joinstyle="miter"/>
-                <v:path gradientshapeok="t" o:connecttype="rect"/>
-              </v:shapetype>
-              <v:shape id="Надпись 2" o:spid="_x0000_s1026" type="#_x0000_t202" style="position:absolute;left:0;text-align:left;margin-left:295pt;margin-top:11.7pt;width:96.75pt;height:84.5pt;z-index:251666432;visibility:visible;mso-wrap-style:square;mso-width-percent:0;mso-height-percent:0;mso-wrap-distance-left:9pt;mso-wrap-distance-top:3.6pt;mso-wrap-distance-right:9pt;mso-wrap-distance-bottom:3.6pt;mso-position-horizontal:absolute;mso-position-horizontal-relative:text;mso-position-vertical:absolute;mso-position-vertical-relative:text;mso-width-percent:0;mso-height-percent:0;mso-width-relative:margin;mso-height-relative:margin;v-text-anchor:top" o:gfxdata="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" stroked="f">
-                <v:textbox>
-                  <w:txbxContent>
-                    <w:p>
-                      <w:pPr>
-                        <w:jc w:val="center"/>
-                        <w:rPr>
-                          <w:sz w:val="24"/>
-                          <w:szCs w:val="24"/>
-                        </w:rPr>
-                      </w:pPr>
-                      <w:r>
-                        <w:rPr>
-                          <w:sz w:val="24"/>
-                          <w:szCs w:val="24"/>
-                        </w:rPr>
-                        <w:t>Урізноманітнення і взаємозв’язок різних видів с/р на уроці</w:t>
-                      </w:r>
-                    </w:p>
-                  </w:txbxContent>
-                </v:textbox>
-              </v:shape>
-            </w:pict>
-          </mc:Fallback>
-        </mc:AlternateContent>
-      </w:r>
-      <w:r>
-        <w:rPr>
-          <w:rFonts w:ascii="Times New Roman" w:hAnsi="Times New Roman" w:cs="Times New Roman"/>
-          <w:noProof/>
-          <w:lang w:val="ru-RU" w:eastAsia="ru-RU" w:bidi="ar-SA"/>
-        </w:rPr>
-        <mc:AlternateContent>
-          <mc:Choice Requires="wps">
-            <w:drawing>
-              <wp:anchor distT="45720" distB="45720" distL="114300" distR="114300" simplePos="0" relativeHeight="251665408" behindDoc="0" locked="0" layoutInCell="1" allowOverlap="1" wp14:anchorId="7816435F" wp14:editId="09239883">
-                <wp:simplePos x="0" y="0"/>
-                <wp:positionH relativeFrom="column">
-                  <wp:posOffset>2603500</wp:posOffset>
-                </wp:positionH>
-                <wp:positionV relativeFrom="paragraph">
-                  <wp:posOffset>142240</wp:posOffset>
-                </wp:positionV>
-                <wp:extent cx="1228725" cy="1238250"/>
-                <wp:effectExtent l="0" t="0" r="9525" b="0"/>
-                <wp:wrapNone/>
-                <wp:docPr id="6" name="Надпись 2"/>
-                <wp:cNvGraphicFramePr>
-                  <a:graphicFrameLocks xmlns:a="http://schemas.openxmlformats.org/drawingml/2006/main"/>
-                </wp:cNvGraphicFramePr>
-                <a:graphic xmlns:a="http://schemas.openxmlformats.org/drawingml/2006/main">
-                  <a:graphicData uri="http://schemas.microsoft.com/office/word/2010/wordprocessingShape">
-                    <wps:wsp>
-                      <wps:cNvSpPr txBox="1">
-                        <a:spLocks noChangeArrowheads="1"/>
-                      </wps:cNvSpPr>
-                      <wps:spPr bwMode="auto">
-                        <a:xfrm>
-                          <a:off x="0" y="0"/>
-                          <a:ext cx="1228725" cy="1238250"/>
-                        </a:xfrm>
-                        <a:prstGeom prst="rect">
-                          <a:avLst/>
-                        </a:prstGeom>
-                        <a:solidFill>
-                          <a:srgbClr val="FFFFFF"/>
-                        </a:solidFill>
-                        <a:ln w="9525">
-                          <a:noFill/>
-                          <a:miter lim="800000"/>
-                          <a:headEnd/>
-                          <a:tailEnd/>
-                        </a:ln>
-                      </wps:spPr>
-                      <wps:txbx>
-                        <w:txbxContent>
-                          <w:p>
-                            <w:pPr>
-                              <w:jc w:val="center"/>
-                              <w:rPr>
-                                <w:sz w:val="24"/>
-                                <w:szCs w:val="24"/>
-                              </w:rPr>
-                            </w:pPr>
-                            <w:r>
-                              <w:rPr>
-                                <w:sz w:val="24"/>
-                                <w:szCs w:val="24"/>
-                              </w:rPr>
-                              <w:t>Систематичність і послідовність застосування с/з у процесі навчання</w:t>
-                            </w:r>
-                          </w:p>
-                        </w:txbxContent>
-                      </wps:txbx>
-                      <wps:bodyPr rot="0" vert="horz" wrap="square" lIns="91440" tIns="45720" rIns="91440" bIns="45720" anchor="t" anchorCtr="0">
-                        <a:noAutofit/>
-                      </wps:bodyPr>
-                    </wps:wsp>
-                  </a:graphicData>
-                </a:graphic>
-                <wp14:sizeRelH relativeFrom="margin">
-                  <wp14:pctWidth>0</wp14:pctWidth>
-                </wp14:sizeRelH>
-                <wp14:sizeRelV relativeFrom="margin">
-                  <wp14:pctHeight>0</wp14:pctHeight>
-                </wp14:sizeRelV>
-              </wp:anchor>
-            </w:drawing>
-          </mc:Choice>
-          <mc:Fallback>
-            <w:pict>
-              <v:shape w14:anchorId="7816435F" id="_x0000_s1027" type="#_x0000_t202" style="position:absolute;left:0;text-align:left;margin-left:205pt;margin-top:11.2pt;width:96.75pt;height:97.5pt;z-index:251665408;visibility:visible;mso-wrap-style:square;mso-width-percent:0;mso-height-percent:0;mso-wrap-distance-left:9pt;mso-wrap-distance-top:3.6pt;mso-wrap-distance-right:9pt;mso-wrap-distance-bottom:3.6pt;mso-position-horizontal:absolute;mso-position-horizontal-relative:text;mso-position-vertical:absolute;mso-position-vertical-relative:text;mso-width-percent:0;mso-height-percent:0;mso-width-relative:margin;mso-height-relative:margin;v-text-anchor:top" o:gfxdata="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" stroked="f">
-                <v:textbox>
-                  <w:txbxContent>
-                    <w:p>
-                      <w:pPr>
-                        <w:jc w:val="center"/>
-                        <w:rPr>
-                          <w:sz w:val="24"/>
-                          <w:szCs w:val="24"/>
-                        </w:rPr>
-                      </w:pPr>
-                      <w:r>
-                        <w:rPr>
-                          <w:sz w:val="24"/>
-                          <w:szCs w:val="24"/>
-                        </w:rPr>
-                        <w:t>Систематичність і послідовність застосування с/з у процесі навчання</w:t>
-                      </w:r>
-                    </w:p>
-                  </w:txbxContent>
-                </v:textbox>
-              </v:shape>
-            </w:pict>
-          </mc:Fallback>
-        </mc:AlternateContent>
-      </w:r>
-      <w:r>
-        <w:rPr>
-          <w:rFonts w:ascii="Times New Roman" w:hAnsi="Times New Roman" w:cs="Times New Roman"/>
-          <w:noProof/>
-          <w:lang w:val="ru-RU" w:eastAsia="ru-RU" w:bidi="ar-SA"/>
-        </w:rPr>
-        <mc:AlternateContent>
-          <mc:Choice Requires="wps">
-            <w:drawing>
-              <wp:anchor distT="45720" distB="45720" distL="114300" distR="114300" simplePos="0" relativeHeight="251663360" behindDoc="0" locked="0" layoutInCell="1" allowOverlap="1" wp14:anchorId="359E9CF4" wp14:editId="20F7FB6F">
-                <wp:simplePos x="0" y="0"/>
-                <wp:positionH relativeFrom="column">
-                  <wp:posOffset>1136650</wp:posOffset>
-                </wp:positionH>
-                <wp:positionV relativeFrom="paragraph">
-                  <wp:posOffset>142240</wp:posOffset>
-                </wp:positionV>
-                <wp:extent cx="1228725" cy="1404620"/>
-                <wp:effectExtent l="0" t="0" r="9525" b="0"/>
-                <wp:wrapNone/>
-                <wp:docPr id="4" name="Надпись 2"/>
-                <wp:cNvGraphicFramePr>
-                  <a:graphicFrameLocks xmlns:a="http://schemas.openxmlformats.org/drawingml/2006/main"/>
-                </wp:cNvGraphicFramePr>
-                <a:graphic xmlns:a="http://schemas.openxmlformats.org/drawingml/2006/main">
-                  <a:graphicData uri="http://schemas.microsoft.com/office/word/2010/wordprocessingShape">
-                    <wps:wsp>
-                      <wps:cNvSpPr txBox="1">
-                        <a:spLocks noChangeArrowheads="1"/>
-                      </wps:cNvSpPr>
-                      <wps:spPr bwMode="auto">
-                        <a:xfrm>
-                          <a:off x="0" y="0"/>
-                          <a:ext cx="1228725" cy="1404620"/>
-                        </a:xfrm>
-                        <a:prstGeom prst="rect">
-                          <a:avLst/>
-                        </a:prstGeom>
-                        <a:solidFill>
-                          <a:srgbClr val="FFFFFF"/>
-                        </a:solidFill>
-                        <a:ln w="9525">
-                          <a:noFill/>
-                          <a:miter lim="800000"/>
-                          <a:headEnd/>
-                          <a:tailEnd/>
-                        </a:ln>
-                      </wps:spPr>
-                      <wps:txbx>
-                        <w:txbxContent>
-                          <w:p>
-                            <w:pPr>
-                              <w:jc w:val="center"/>
-                              <w:rPr>
-                                <w:sz w:val="24"/>
-                                <w:szCs w:val="24"/>
-                              </w:rPr>
-                            </w:pPr>
-                            <w:r>
-                              <w:rPr>
-                                <w:sz w:val="24"/>
-                                <w:szCs w:val="24"/>
-                              </w:rPr>
-                              <w:t>Інструктаж</w:t>
-                            </w:r>
-                            <w:r>
-                              <w:rPr>
-                                <w:sz w:val="24"/>
-                                <w:szCs w:val="24"/>
-                              </w:rPr>
-                              <w:t xml:space="preserve"> </w:t>
-                            </w:r>
-                            <w:r>
-                              <w:rPr>
-                                <w:sz w:val="24"/>
-                                <w:szCs w:val="24"/>
-                              </w:rPr>
-                              <w:t xml:space="preserve">та </w:t>
-                            </w:r>
-                            <w:r>
-                              <w:rPr>
-                                <w:sz w:val="24"/>
-                                <w:szCs w:val="24"/>
-                              </w:rPr>
-                              <w:t>п</w:t>
-                            </w:r>
-                            <w:r>
-                              <w:rPr>
-                                <w:sz w:val="24"/>
-                                <w:szCs w:val="24"/>
-                              </w:rPr>
-                              <w:t>ідготовка студентів до виконання с/р</w:t>
-                            </w:r>
-                          </w:p>
-                        </w:txbxContent>
-                      </wps:txbx>
-                      <wps:bodyPr rot="0" vert="horz" wrap="square" lIns="91440" tIns="45720" rIns="91440" bIns="45720" anchor="t" anchorCtr="0">
-                        <a:spAutoFit/>
-                      </wps:bodyPr>
-                    </wps:wsp>
-                  </a:graphicData>
-                </a:graphic>
-                <wp14:sizeRelH relativeFrom="margin">
-                  <wp14:pctWidth>0</wp14:pctWidth>
-                </wp14:sizeRelH>
-                <wp14:sizeRelV relativeFrom="margin">
-                  <wp14:pctHeight>20000</wp14:pctHeight>
-                </wp14:sizeRelV>
-              </wp:anchor>
-            </w:drawing>
-          </mc:Choice>
-          <mc:Fallback>
-            <w:pict>
-              <v:shape w14:anchorId="359E9CF4" id="_x0000_s1028" type="#_x0000_t202" style="position:absolute;left:0;text-align:left;margin-left:89.5pt;margin-top:11.2pt;width:96.75pt;height:110.6pt;z-index:251663360;visibility:visible;mso-wrap-style:square;mso-width-percent:0;mso-height-percent:200;mso-wrap-distance-left:9pt;mso-wrap-distance-top:3.6pt;mso-wrap-distance-right:9pt;mso-wrap-distance-bottom:3.6pt;mso-position-horizontal:absolute;mso-position-horizontal-relative:text;mso-position-vertical:absolute;mso-position-vertical-relative:text;mso-width-percent:0;mso-height-percent:200;mso-width-relative:margin;mso-height-relative:margin;v-text-anchor:top" o:gfxdata="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" stroked="f">
-                <v:textbox style="mso-fit-shape-to-text:t">
-                  <w:txbxContent>
-                    <w:p>
-                      <w:pPr>
-                        <w:jc w:val="center"/>
-                        <w:rPr>
-                          <w:sz w:val="24"/>
-                          <w:szCs w:val="24"/>
-                        </w:rPr>
-                      </w:pPr>
-                      <w:r>
-                        <w:rPr>
-                          <w:sz w:val="24"/>
-                          <w:szCs w:val="24"/>
-                        </w:rPr>
-                        <w:t>Інструктаж</w:t>
-                      </w:r>
-                      <w:r>
-                        <w:rPr>
-                          <w:sz w:val="24"/>
-                          <w:szCs w:val="24"/>
-                        </w:rPr>
-                        <w:t xml:space="preserve"> </w:t>
-                      </w:r>
-                      <w:r>
-                        <w:rPr>
-                          <w:sz w:val="24"/>
-                          <w:szCs w:val="24"/>
-                        </w:rPr>
-                        <w:t xml:space="preserve">та </w:t>
-                      </w:r>
-                      <w:r>
-                        <w:rPr>
-                          <w:sz w:val="24"/>
-                          <w:szCs w:val="24"/>
-                        </w:rPr>
-                        <w:t>п</w:t>
-                      </w:r>
-                      <w:r>
-                        <w:rPr>
-                          <w:sz w:val="24"/>
-                          <w:szCs w:val="24"/>
-                        </w:rPr>
-                        <w:t>ідготовка студентів до виконання с/р</w:t>
-                      </w:r>
-                    </w:p>
-                  </w:txbxContent>
-                </v:textbox>
-              </v:shape>
-            </w:pict>
-          </mc:Fallback>
-        </mc:AlternateContent>
-      </w:r>
-      <w:r>
-        <w:rPr>
-          <w:rFonts w:ascii="Times New Roman" w:hAnsi="Times New Roman" w:cs="Times New Roman"/>
-          <w:noProof/>
-          <w:lang w:val="ru-RU" w:eastAsia="ru-RU" w:bidi="ar-SA"/>
-        </w:rPr>
-        <mc:AlternateContent>
-          <mc:Choice Requires="wps">
-            <w:drawing>
-              <wp:anchor distT="45720" distB="45720" distL="114300" distR="114300" simplePos="0" relativeHeight="251662336" behindDoc="0" locked="0" layoutInCell="1" allowOverlap="1" wp14:anchorId="64758D0A" wp14:editId="0CB0AFEC">
-                <wp:simplePos x="0" y="0"/>
-                <wp:positionH relativeFrom="column">
-                  <wp:posOffset>-9525</wp:posOffset>
-                </wp:positionH>
-                <wp:positionV relativeFrom="paragraph">
-                  <wp:posOffset>147955</wp:posOffset>
-                </wp:positionV>
-                <wp:extent cx="1228725" cy="1404620"/>
-                <wp:effectExtent l="0" t="0" r="9525" b="0"/>
-                <wp:wrapNone/>
-                <wp:docPr id="217" name="Надпись 2"/>
-                <wp:cNvGraphicFramePr>
-                  <a:graphicFrameLocks xmlns:a="http://schemas.openxmlformats.org/drawingml/2006/main"/>
-                </wp:cNvGraphicFramePr>
-                <a:graphic xmlns:a="http://schemas.openxmlformats.org/drawingml/2006/main">
-                  <a:graphicData uri="http://schemas.microsoft.com/office/word/2010/wordprocessingShape">
-                    <wps:wsp>
-                      <wps:cNvSpPr txBox="1">
-                        <a:spLocks noChangeArrowheads="1"/>
-                      </wps:cNvSpPr>
-                      <wps:spPr bwMode="auto">
-                        <a:xfrm>
-                          <a:off x="0" y="0"/>
-                          <a:ext cx="1228725" cy="1404620"/>
-                        </a:xfrm>
-                        <a:prstGeom prst="rect">
-                          <a:avLst/>
-                        </a:prstGeom>
-                        <a:solidFill>
-                          <a:srgbClr val="FFFFFF"/>
-                        </a:solidFill>
-                        <a:ln w="9525">
-                          <a:noFill/>
-                          <a:miter lim="800000"/>
-                          <a:headEnd/>
-                          <a:tailEnd/>
-                        </a:ln>
-                      </wps:spPr>
-                      <wps:txbx>
-                        <w:txbxContent>
-                          <w:p>
-                            <w:pPr>
-                              <w:jc w:val="center"/>
-                              <w:rPr>
-                                <w:sz w:val="24"/>
-                                <w:szCs w:val="24"/>
-                              </w:rPr>
-                            </w:pPr>
-                            <w:r>
-                              <w:rPr>
-                                <w:sz w:val="24"/>
-                                <w:szCs w:val="24"/>
-                              </w:rPr>
-                              <w:t>Відповідна постановка</w:t>
-                            </w:r>
-                            <w:r>
-                              <w:rPr>
-                                <w:sz w:val="24"/>
-                                <w:szCs w:val="24"/>
-                              </w:rPr>
-                              <w:t xml:space="preserve"> </w:t>
-                            </w:r>
-                            <w:r>
-                              <w:rPr>
-                                <w:sz w:val="24"/>
-                                <w:szCs w:val="24"/>
-                              </w:rPr>
-                              <w:t>завдань і запитань</w:t>
-                            </w:r>
-                          </w:p>
-                        </w:txbxContent>
-                      </wps:txbx>
-                      <wps:bodyPr rot="0" vert="horz" wrap="square" lIns="91440" tIns="45720" rIns="91440" bIns="45720" anchor="t" anchorCtr="0">
-                        <a:spAutoFit/>
-                      </wps:bodyPr>
-                    </wps:wsp>
-                  </a:graphicData>
-                </a:graphic>
-                <wp14:sizeRelH relativeFrom="margin">
-                  <wp14:pctWidth>0</wp14:pctWidth>
-                </wp14:sizeRelH>
-                <wp14:sizeRelV relativeFrom="margin">
-                  <wp14:pctHeight>20000</wp14:pctHeight>
-                </wp14:sizeRelV>
-              </wp:anchor>
-            </w:drawing>
-          </mc:Choice>
-          <mc:Fallback>
-            <w:pict>
-              <v:shape w14:anchorId="64758D0A" id="_x0000_s1029" type="#_x0000_t202" style="position:absolute;left:0;text-align:left;margin-left:-.75pt;margin-top:11.65pt;width:96.75pt;height:110.6pt;z-index:251662336;visibility:visible;mso-wrap-style:square;mso-width-percent:0;mso-height-percent:200;mso-wrap-distance-left:9pt;mso-wrap-distance-top:3.6pt;mso-wrap-distance-right:9pt;mso-wrap-distance-bottom:3.6pt;mso-position-horizontal:absolute;mso-position-horizontal-relative:text;mso-position-vertical:absolute;mso-position-vertical-relative:text;mso-width-percent:0;mso-height-percent:200;mso-width-relative:margin;mso-height-relative:margin;v-text-anchor:top" o:gfxdata="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" stroked="f">
-                <v:textbox style="mso-fit-shape-to-text:t">
-                  <w:txbxContent>
-                    <w:p>
-                      <w:pPr>
-                        <w:jc w:val="center"/>
-                        <w:rPr>
-                          <w:sz w:val="24"/>
-                          <w:szCs w:val="24"/>
-                        </w:rPr>
-                      </w:pPr>
-                      <w:r>
-                        <w:rPr>
-                          <w:sz w:val="24"/>
-                          <w:szCs w:val="24"/>
-                        </w:rPr>
-                        <w:t>Відповідна постановка</w:t>
-                      </w:r>
-                      <w:r>
-                        <w:rPr>
-                          <w:sz w:val="24"/>
-                          <w:szCs w:val="24"/>
-                        </w:rPr>
-                        <w:t xml:space="preserve"> </w:t>
-                      </w:r>
-                      <w:r>
-                        <w:rPr>
-                          <w:sz w:val="24"/>
-                          <w:szCs w:val="24"/>
-                        </w:rPr>
-                        <w:t>завдань і запитань</w:t>
-                      </w:r>
-                    </w:p>
-                  </w:txbxContent>
-                </v:textbox>
-              </v:shape>
-            </w:pict>
-          </mc:Fallback>
-        </mc:AlternateContent>
-      </w:r>
-    </w:p>
-    <w:p>
-      <w:pPr>
-        <w:pStyle w:val="2"/>
-        <w:shd w:val="clear" w:color="auto" w:fill="auto"/>
-        <w:tabs>
-          <w:tab w:val="center" w:pos="5364"/>
-          <w:tab w:val="right" w:pos="7296"/>
-        </w:tabs>
-        <w:spacing w:before="5" w:after="0" w:line="276" w:lineRule="auto"/>
-        <w:ind w:firstLine="709"/>
-        <w:jc w:val="center"/>
-        <w:rPr>
-          <w:rFonts w:ascii="Times New Roman" w:hAnsi="Times New Roman" w:cs="Times New Roman"/>
-        </w:rPr>
-      </w:pPr>
-    </w:p>
-    <w:p>
-      <w:pPr>
-        <w:pStyle w:val="2"/>
-        <w:shd w:val="clear" w:color="auto" w:fill="auto"/>
-        <w:tabs>
-          <w:tab w:val="center" w:pos="5364"/>
-          <w:tab w:val="right" w:pos="7296"/>
-        </w:tabs>
-        <w:spacing w:before="5" w:after="0" w:line="276" w:lineRule="auto"/>
-        <w:ind w:firstLine="709"/>
-        <w:jc w:val="center"/>
-        <w:rPr>
-          <w:rFonts w:ascii="Times New Roman" w:hAnsi="Times New Roman" w:cs="Times New Roman"/>
-        </w:rPr>
-      </w:pPr>
-    </w:p>
-    <w:p>
-      <w:pPr>
-        <w:pStyle w:val="2"/>
-        <w:shd w:val="clear" w:color="auto" w:fill="auto"/>
-        <w:tabs>
-          <w:tab w:val="center" w:pos="5364"/>
-          <w:tab w:val="right" w:pos="7296"/>
-        </w:tabs>
-        <w:spacing w:before="5" w:after="0" w:line="276" w:lineRule="auto"/>
-        <w:ind w:firstLine="709"/>
-        <w:jc w:val="center"/>
-        <w:rPr>
-          <w:rFonts w:ascii="Times New Roman" w:hAnsi="Times New Roman" w:cs="Times New Roman"/>
-        </w:rPr>
-      </w:pPr>
-    </w:p>
-    <w:p>
-      <w:pPr>
-        <w:pStyle w:val="2"/>
-        <w:shd w:val="clear" w:color="auto" w:fill="auto"/>
-        <w:tabs>
-          <w:tab w:val="center" w:pos="5364"/>
-          <w:tab w:val="right" w:pos="7296"/>
-        </w:tabs>
-        <w:spacing w:before="5" w:after="0" w:line="276" w:lineRule="auto"/>
-        <w:ind w:firstLine="709"/>
-        <w:jc w:val="center"/>
-        <w:rPr>
-          <w:rFonts w:ascii="Times New Roman" w:hAnsi="Times New Roman" w:cs="Times New Roman"/>
-        </w:rPr>
-      </w:pPr>
-      <w:r>
-        <w:rPr>
-          <w:rFonts w:ascii="Times New Roman" w:hAnsi="Times New Roman" w:cs="Times New Roman"/>
-          <w:noProof/>
-          <w:lang w:val="ru-RU" w:eastAsia="ru-RU" w:bidi="ar-SA"/>
-        </w:rPr>
-        <mc:AlternateContent>
-          <mc:Choice Requires="wps">
-            <w:drawing>
-              <wp:anchor distT="0" distB="0" distL="114300" distR="114300" simplePos="0" relativeHeight="251671552" behindDoc="0" locked="0" layoutInCell="1" allowOverlap="1" wp14:anchorId="7159AACD" wp14:editId="17FA71E9">
-                <wp:simplePos x="0" y="0"/>
-                <wp:positionH relativeFrom="margin">
-                  <wp:posOffset>5633720</wp:posOffset>
-                </wp:positionH>
-                <wp:positionV relativeFrom="paragraph">
-                  <wp:posOffset>1245235</wp:posOffset>
-                </wp:positionV>
-                <wp:extent cx="0" cy="467995"/>
-                <wp:effectExtent l="76200" t="38100" r="57150" b="27305"/>
-                <wp:wrapNone/>
-                <wp:docPr id="13" name="Прямая со стрелкой 13"/>
-                <wp:cNvGraphicFramePr/>
-                <a:graphic xmlns:a="http://schemas.openxmlformats.org/drawingml/2006/main">
-                  <a:graphicData uri="http://schemas.microsoft.com/office/word/2010/wordprocessingShape">
-                    <wps:wsp>
-                      <wps:cNvCnPr/>
-                      <wps:spPr>
-                        <a:xfrm flipH="1" flipV="1">
-                          <a:off x="0" y="0"/>
-                          <a:ext cx="0" cy="467995"/>
-                        </a:xfrm>
-                        <a:prstGeom prst="straightConnector1">
-                          <a:avLst/>
-                        </a:prstGeom>
-                        <a:ln>
-                          <a:tailEnd type="triangle"/>
-                        </a:ln>
-                      </wps:spPr>
-                      <wps:style>
-                        <a:lnRef idx="1">
-                          <a:schemeClr val="dk1"/>
-                        </a:lnRef>
-                        <a:fillRef idx="0">
-                          <a:schemeClr val="dk1"/>
-                        </a:fillRef>
-                        <a:effectRef idx="0">
-                          <a:schemeClr val="dk1"/>
-                        </a:effectRef>
-                        <a:fontRef idx="minor">
-                          <a:schemeClr val="tx1"/>
-                        </a:fontRef>
-                      </wps:style>
-                      <wps:bodyPr/>
-                    </wps:wsp>
-                  </a:graphicData>
-                </a:graphic>
-                <wp14:sizeRelH relativeFrom="margin">
-                  <wp14:pctWidth>0</wp14:pctWidth>
-                </wp14:sizeRelH>
-                <wp14:sizeRelV relativeFrom="margin">
-                  <wp14:pctHeight>0</wp14:pctHeight>
-                </wp14:sizeRelV>
-              </wp:anchor>
-            </w:drawing>
-          </mc:Choice>
-          <mc:Fallback>
-            <w:pict>
-              <v:shape w14:anchorId="487440F2" id="Прямая со стрелкой 13" o:spid="_x0000_s1026" type="#_x0000_t32" style="position:absolute;margin-left:443.6pt;margin-top:98.05pt;width:0;height:36.85pt;flip:x y;z-index:251671552;visibility:visible;mso-wrap-style:square;mso-width-percent:0;mso-height-percent:0;mso-wrap-distance-left:9pt;mso-wrap-distance-top:0;mso-wrap-distance-right:9pt;mso-wrap-distance-bottom:0;mso-position-horizontal:absolute;mso-position-horizontal-relative:margin;mso-position-vertical:absolute;mso-position-vertical-relative:text;mso-width-percent:0;mso-height-percent:0;mso-width-relative:margin;mso-height-relative:margin" o:gfxdata="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" strokecolor="black [3200]" strokeweight=".5pt">
-                <v:stroke endarrow="block" joinstyle="miter"/>
-                <w10:wrap anchorx="margin"/>
-              </v:shape>
-            </w:pict>
-          </mc:Fallback>
-        </mc:AlternateContent>
-      </w:r>
-      <w:r>
-        <w:rPr>
-          <w:rFonts w:ascii="Times New Roman" w:hAnsi="Times New Roman" w:cs="Times New Roman"/>
-          <w:noProof/>
-          <w:lang w:val="ru-RU" w:eastAsia="ru-RU" w:bidi="ar-SA"/>
-        </w:rPr>
-        <mc:AlternateContent>
-          <mc:Choice Requires="wps">
-            <w:drawing>
-              <wp:anchor distT="0" distB="0" distL="114300" distR="114300" simplePos="0" relativeHeight="251670528" behindDoc="0" locked="0" layoutInCell="1" allowOverlap="1" wp14:anchorId="7DF0BFCC" wp14:editId="17FAF23E">
-                <wp:simplePos x="0" y="0"/>
-                <wp:positionH relativeFrom="margin">
-                  <wp:posOffset>5633720</wp:posOffset>
-                </wp:positionH>
-                <wp:positionV relativeFrom="paragraph">
-                  <wp:posOffset>81915</wp:posOffset>
-                </wp:positionV>
-                <wp:extent cx="0" cy="480060"/>
-                <wp:effectExtent l="76200" t="38100" r="57150" b="15240"/>
-                <wp:wrapNone/>
-                <wp:docPr id="12" name="Прямая со стрелкой 12"/>
-                <wp:cNvGraphicFramePr/>
-                <a:graphic xmlns:a="http://schemas.openxmlformats.org/drawingml/2006/main">
-                  <a:graphicData uri="http://schemas.microsoft.com/office/word/2010/wordprocessingShape">
-                    <wps:wsp>
-                      <wps:cNvCnPr/>
-                      <wps:spPr>
-                        <a:xfrm flipV="1">
-                          <a:off x="0" y="0"/>
-                          <a:ext cx="0" cy="480060"/>
-                        </a:xfrm>
-                        <a:prstGeom prst="straightConnector1">
-                          <a:avLst/>
-                        </a:prstGeom>
-                        <a:ln>
-                          <a:tailEnd type="triangle"/>
-                        </a:ln>
-                      </wps:spPr>
-                      <wps:style>
-                        <a:lnRef idx="1">
-                          <a:schemeClr val="dk1"/>
-                        </a:lnRef>
-                        <a:fillRef idx="0">
-                          <a:schemeClr val="dk1"/>
-                        </a:fillRef>
-                        <a:effectRef idx="0">
-                          <a:schemeClr val="dk1"/>
-                        </a:effectRef>
-                        <a:fontRef idx="minor">
-                          <a:schemeClr val="tx1"/>
-                        </a:fontRef>
-                      </wps:style>
-                      <wps:bodyPr/>
-                    </wps:wsp>
-                  </a:graphicData>
-                </a:graphic>
-                <wp14:sizeRelH relativeFrom="margin">
-                  <wp14:pctWidth>0</wp14:pctWidth>
-                </wp14:sizeRelH>
-                <wp14:sizeRelV relativeFrom="margin">
-                  <wp14:pctHeight>0</wp14:pctHeight>
-                </wp14:sizeRelV>
-              </wp:anchor>
-            </w:drawing>
-          </mc:Choice>
-          <mc:Fallback>
-            <w:pict>
-              <v:shape w14:anchorId="165A75BB" id="Прямая со стрелкой 12" o:spid="_x0000_s1026" type="#_x0000_t32" style="position:absolute;margin-left:443.6pt;margin-top:6.45pt;width:0;height:37.8pt;flip:y;z-index:251670528;visibility:visible;mso-wrap-style:square;mso-width-percent:0;mso-height-percent:0;mso-wrap-distance-left:9pt;mso-wrap-distance-top:0;mso-wrap-distance-right:9pt;mso-wrap-distance-bottom:0;mso-position-horizontal:absolute;mso-position-horizontal-relative:margin;mso-position-vertical:absolute;mso-position-vertical-relative:text;mso-width-percent:0;mso-height-percent:0;mso-width-relative:margin;mso-height-relative:margin" o:gfxdata="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" strokecolor="black [3200]" strokeweight=".5pt">
-                <v:stroke endarrow="block" joinstyle="miter"/>
-                <w10:wrap anchorx="margin"/>
-              </v:shape>
-            </w:pict>
-          </mc:Fallback>
-        </mc:AlternateContent>
-      </w:r>
-      <w:r>
-        <w:rPr>
-          <w:rFonts w:ascii="Times New Roman" w:hAnsi="Times New Roman" w:cs="Times New Roman"/>
-          <w:noProof/>
-          <w:lang w:val="ru-RU" w:eastAsia="ru-RU" w:bidi="ar-SA"/>
-        </w:rPr>
-        <mc:AlternateContent>
-          <mc:Choice Requires="wps">
-            <w:drawing>
-              <wp:anchor distT="0" distB="0" distL="114300" distR="114300" simplePos="0" relativeHeight="251672576" behindDoc="0" locked="0" layoutInCell="1" allowOverlap="1" wp14:anchorId="112BF531" wp14:editId="5E6A02E9">
-                <wp:simplePos x="0" y="0"/>
-                <wp:positionH relativeFrom="margin">
-                  <wp:posOffset>5633720</wp:posOffset>
-                </wp:positionH>
-                <wp:positionV relativeFrom="paragraph">
-                  <wp:posOffset>2251075</wp:posOffset>
-                </wp:positionV>
-                <wp:extent cx="0" cy="467995"/>
-                <wp:effectExtent l="76200" t="38100" r="57150" b="27305"/>
-                <wp:wrapNone/>
-                <wp:docPr id="14" name="Прямая со стрелкой 14"/>
-                <wp:cNvGraphicFramePr/>
-                <a:graphic xmlns:a="http://schemas.openxmlformats.org/drawingml/2006/main">
-                  <a:graphicData uri="http://schemas.microsoft.com/office/word/2010/wordprocessingShape">
-                    <wps:wsp>
-                      <wps:cNvCnPr/>
-                      <wps:spPr>
-                        <a:xfrm flipH="1" flipV="1">
-                          <a:off x="0" y="0"/>
-                          <a:ext cx="0" cy="467995"/>
-                        </a:xfrm>
-                        <a:prstGeom prst="straightConnector1">
-                          <a:avLst/>
-                        </a:prstGeom>
-                        <a:ln>
-                          <a:tailEnd type="triangle"/>
-                        </a:ln>
-                      </wps:spPr>
-                      <wps:style>
-                        <a:lnRef idx="1">
-                          <a:schemeClr val="dk1"/>
-                        </a:lnRef>
-                        <a:fillRef idx="0">
-                          <a:schemeClr val="dk1"/>
-                        </a:fillRef>
-                        <a:effectRef idx="0">
-                          <a:schemeClr val="dk1"/>
-                        </a:effectRef>
-                        <a:fontRef idx="minor">
-                          <a:schemeClr val="tx1"/>
-                        </a:fontRef>
-                      </wps:style>
-                      <wps:bodyPr/>
-                    </wps:wsp>
-                  </a:graphicData>
-                </a:graphic>
-                <wp14:sizeRelH relativeFrom="margin">
-                  <wp14:pctWidth>0</wp14:pctWidth>
-                </wp14:sizeRelH>
-                <wp14:sizeRelV relativeFrom="margin">
-                  <wp14:pctHeight>0</wp14:pctHeight>
-                </wp14:sizeRelV>
-              </wp:anchor>
-            </w:drawing>
-          </mc:Choice>
-          <mc:Fallback>
-            <w:pict>
-              <v:shape w14:anchorId="5DF1B462" id="Прямая со стрелкой 14" o:spid="_x0000_s1026" type="#_x0000_t32" style="position:absolute;margin-left:443.6pt;margin-top:177.25pt;width:0;height:36.85pt;flip:x y;z-index:251672576;visibility:visible;mso-wrap-style:square;mso-width-percent:0;mso-height-percent:0;mso-wrap-distance-left:9pt;mso-wrap-distance-top:0;mso-wrap-distance-right:9pt;mso-wrap-distance-bottom:0;mso-position-horizontal:absolute;mso-position-horizontal-relative:margin;mso-position-vertical:absolute;mso-position-vertical-relative:text;mso-width-percent:0;mso-height-percent:0;mso-width-relative:margin;mso-height-relative:margin" o:gfxdata="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" strokecolor="black [3200]" strokeweight=".5pt">
-                <v:stroke endarrow="block" joinstyle="miter"/>
-                <w10:wrap anchorx="margin"/>
-              </v:shape>
-            </w:pict>
-          </mc:Fallback>
-        </mc:AlternateContent>
-      </w:r>
-    </w:p>
-    <w:p>
-      <w:pPr>
-        <w:pStyle w:val="2"/>
-        <w:shd w:val="clear" w:color="auto" w:fill="auto"/>
-        <w:tabs>
-          <w:tab w:val="center" w:pos="5364"/>
-          <w:tab w:val="right" w:pos="7296"/>
-        </w:tabs>
-        <w:spacing w:before="5" w:after="0" w:line="276" w:lineRule="auto"/>
-        <w:ind w:firstLine="709"/>
-        <w:jc w:val="center"/>
-        <w:rPr>
-          <w:rFonts w:ascii="Times New Roman" w:hAnsi="Times New Roman" w:cs="Times New Roman"/>
-        </w:rPr>
-      </w:pPr>
-    </w:p>
-    <w:p>
-      <w:pPr>
-        <w:pStyle w:val="2"/>
-        <w:shd w:val="clear" w:color="auto" w:fill="auto"/>
-        <w:tabs>
-          <w:tab w:val="center" w:pos="5364"/>
-          <w:tab w:val="right" w:pos="7296"/>
-        </w:tabs>
-        <w:spacing w:before="5" w:after="0" w:line="276" w:lineRule="auto"/>
-        <w:ind w:firstLine="709"/>
-        <w:jc w:val="center"/>
-        <w:rPr>
-          <w:rFonts w:ascii="Times New Roman" w:hAnsi="Times New Roman" w:cs="Times New Roman"/>
-        </w:rPr>
-      </w:pPr>
-      <w:r>
-        <w:rPr>
-          <w:rFonts w:ascii="Times New Roman" w:hAnsi="Times New Roman" w:cs="Times New Roman"/>
-          <w:noProof/>
-          <w:lang w:val="ru-RU" w:eastAsia="ru-RU" w:bidi="ar-SA"/>
-        </w:rPr>
-        <mc:AlternateContent>
-          <mc:Choice Requires="wps">
-            <w:drawing>
-              <wp:anchor distT="45720" distB="45720" distL="114300" distR="114300" simplePos="0" relativeHeight="251673600" behindDoc="0" locked="0" layoutInCell="1" allowOverlap="1" wp14:anchorId="23FE81A2" wp14:editId="75BFE749">
-                <wp:simplePos x="0" y="0"/>
-                <wp:positionH relativeFrom="column">
-                  <wp:posOffset>1621278</wp:posOffset>
-                </wp:positionH>
-                <wp:positionV relativeFrom="paragraph">
-                  <wp:posOffset>123380</wp:posOffset>
-                </wp:positionV>
-                <wp:extent cx="1821976" cy="516928"/>
-                <wp:effectExtent l="0" t="0" r="6985" b="0"/>
-                <wp:wrapNone/>
-                <wp:docPr id="15" name="Надпись 2"/>
-                <wp:cNvGraphicFramePr>
-                  <a:graphicFrameLocks xmlns:a="http://schemas.openxmlformats.org/drawingml/2006/main"/>
-                </wp:cNvGraphicFramePr>
-                <a:graphic xmlns:a="http://schemas.openxmlformats.org/drawingml/2006/main">
-                  <a:graphicData uri="http://schemas.microsoft.com/office/word/2010/wordprocessingShape">
-                    <wps:wsp>
-                      <wps:cNvSpPr txBox="1">
-                        <a:spLocks noChangeArrowheads="1"/>
-                      </wps:cNvSpPr>
-                      <wps:spPr bwMode="auto">
-                        <a:xfrm>
-                          <a:off x="0" y="0"/>
-                          <a:ext cx="1821976" cy="516928"/>
-                        </a:xfrm>
-                        <a:prstGeom prst="rect">
-                          <a:avLst/>
-                        </a:prstGeom>
-                        <a:solidFill>
-                          <a:srgbClr val="FFFFFF"/>
-                        </a:solidFill>
-                        <a:ln w="9525">
-                          <a:noFill/>
-                          <a:miter lim="800000"/>
-                          <a:headEnd/>
-                          <a:tailEnd/>
-                        </a:ln>
-                      </wps:spPr>
-                      <wps:txbx>
-                        <w:txbxContent>
-                          <w:p>
-                            <w:pPr>
-                              <w:jc w:val="center"/>
-                              <w:rPr>
-                                <w:sz w:val="24"/>
-                                <w:szCs w:val="24"/>
-                              </w:rPr>
-                            </w:pPr>
-                            <w:r>
-                              <w:rPr>
-                                <w:sz w:val="24"/>
-                                <w:szCs w:val="24"/>
-                              </w:rPr>
-                              <w:t>Взаємозв’язок класної і домашньої с/р</w:t>
-                            </w:r>
-                          </w:p>
-                        </w:txbxContent>
-                      </wps:txbx>
-                      <wps:bodyPr rot="0" vert="horz" wrap="square" lIns="91440" tIns="45720" rIns="91440" bIns="45720" anchor="t" anchorCtr="0">
-                        <a:noAutofit/>
-                      </wps:bodyPr>
-                    </wps:wsp>
-                  </a:graphicData>
-                </a:graphic>
-                <wp14:sizeRelH relativeFrom="margin">
-                  <wp14:pctWidth>0</wp14:pctWidth>
-                </wp14:sizeRelH>
-                <wp14:sizeRelV relativeFrom="margin">
-                  <wp14:pctHeight>0</wp14:pctHeight>
-                </wp14:sizeRelV>
-              </wp:anchor>
-            </w:drawing>
-          </mc:Choice>
-          <mc:Fallback>
-            <w:pict>
-              <v:shape w14:anchorId="23FE81A2" id="_x0000_s1030" type="#_x0000_t202" style="position:absolute;left:0;text-align:left;margin-left:127.65pt;margin-top:9.7pt;width:143.45pt;height:40.7pt;z-index:251673600;visibility:visible;mso-wrap-style:square;mso-width-percent:0;mso-height-percent:0;mso-wrap-distance-left:9pt;mso-wrap-distance-top:3.6pt;mso-wrap-distance-right:9pt;mso-wrap-distance-bottom:3.6pt;mso-position-horizontal:absolute;mso-position-horizontal-relative:text;mso-position-vertical:absolute;mso-position-vertical-relative:text;mso-width-percent:0;mso-height-percent:0;mso-width-relative:margin;mso-height-relative:margin;v-text-anchor:top" o:gfxdata="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" stroked="f">
-                <v:textbox>
-                  <w:txbxContent>
-                    <w:p>
-                      <w:pPr>
-                        <w:jc w:val="center"/>
-                        <w:rPr>
-                          <w:sz w:val="24"/>
-                          <w:szCs w:val="24"/>
-                        </w:rPr>
-                      </w:pPr>
-                      <w:r>
-                        <w:rPr>
-                          <w:sz w:val="24"/>
-                          <w:szCs w:val="24"/>
-                        </w:rPr>
-                        <w:t>Взаємозв’язок класної і домашньої с/р</w:t>
-                      </w:r>
-                    </w:p>
-                  </w:txbxContent>
-                </v:textbox>
-              </v:shape>
-            </w:pict>
-          </mc:Fallback>
-        </mc:AlternateContent>
-      </w:r>
-      <w:r>
-        <w:rPr>
-          <w:rFonts w:ascii="Times New Roman" w:hAnsi="Times New Roman" w:cs="Times New Roman"/>
-          <w:noProof/>
-          <w:lang w:val="ru-RU" w:eastAsia="ru-RU" w:bidi="ar-SA"/>
-        </w:rPr>
-        <mc:AlternateContent>
-          <mc:Choice Requires="wps">
-            <w:drawing>
-              <wp:anchor distT="45720" distB="45720" distL="114300" distR="114300" simplePos="0" relativeHeight="251667456" behindDoc="0" locked="0" layoutInCell="1" allowOverlap="1" wp14:anchorId="5E18C7A4" wp14:editId="77AFBC9C">
-                <wp:simplePos x="0" y="0"/>
-                <wp:positionH relativeFrom="column">
-                  <wp:posOffset>-9525</wp:posOffset>
-                </wp:positionH>
-                <wp:positionV relativeFrom="paragraph">
-                  <wp:posOffset>106156</wp:posOffset>
-                </wp:positionV>
-                <wp:extent cx="1228725" cy="1404620"/>
-                <wp:effectExtent l="0" t="0" r="9525" b="2540"/>
-                <wp:wrapNone/>
-                <wp:docPr id="9" name="Надпись 2"/>
-                <wp:cNvGraphicFramePr>
-                  <a:graphicFrameLocks xmlns:a="http://schemas.openxmlformats.org/drawingml/2006/main"/>
-                </wp:cNvGraphicFramePr>
-                <a:graphic xmlns:a="http://schemas.openxmlformats.org/drawingml/2006/main">
-                  <a:graphicData uri="http://schemas.microsoft.com/office/word/2010/wordprocessingShape">
-                    <wps:wsp>
-                      <wps:cNvSpPr txBox="1">
-                        <a:spLocks noChangeArrowheads="1"/>
-                      </wps:cNvSpPr>
-                      <wps:spPr bwMode="auto">
-                        <a:xfrm>
-                          <a:off x="0" y="0"/>
-                          <a:ext cx="1228725" cy="1404620"/>
-                        </a:xfrm>
-                        <a:prstGeom prst="rect">
-                          <a:avLst/>
-                        </a:prstGeom>
-                        <a:solidFill>
-                          <a:srgbClr val="FFFFFF"/>
-                        </a:solidFill>
-                        <a:ln w="9525">
-                          <a:noFill/>
-                          <a:miter lim="800000"/>
-                          <a:headEnd/>
-                          <a:tailEnd/>
-                        </a:ln>
-                      </wps:spPr>
-                      <wps:txbx>
-                        <w:txbxContent>
-                          <w:p>
-                            <w:pPr>
-                              <w:jc w:val="center"/>
-                              <w:rPr>
-                                <w:sz w:val="24"/>
-                                <w:szCs w:val="24"/>
-                              </w:rPr>
-                            </w:pPr>
-                            <w:r>
-                              <w:rPr>
-                                <w:sz w:val="24"/>
-                                <w:szCs w:val="24"/>
-                              </w:rPr>
-                              <w:t>Чіткість та конкретність завдань</w:t>
-                            </w:r>
-                          </w:p>
-                        </w:txbxContent>
-                      </wps:txbx>
-                      <wps:bodyPr rot="0" vert="horz" wrap="square" lIns="91440" tIns="45720" rIns="91440" bIns="45720" anchor="t" anchorCtr="0">
-                        <a:spAutoFit/>
-                      </wps:bodyPr>
-                    </wps:wsp>
-                  </a:graphicData>
-                </a:graphic>
-                <wp14:sizeRelH relativeFrom="margin">
-                  <wp14:pctWidth>0</wp14:pctWidth>
-                </wp14:sizeRelH>
-                <wp14:sizeRelV relativeFrom="margin">
-                  <wp14:pctHeight>20000</wp14:pctHeight>
-                </wp14:sizeRelV>
-              </wp:anchor>
-            </w:drawing>
-          </mc:Choice>
-          <mc:Fallback>
-            <w:pict>
-              <v:shape w14:anchorId="5E18C7A4" id="_x0000_s1031" type="#_x0000_t202" style="position:absolute;left:0;text-align:left;margin-left:-.75pt;margin-top:8.35pt;width:96.75pt;height:110.6pt;z-index:251667456;visibility:visible;mso-wrap-style:square;mso-width-percent:0;mso-height-percent:200;mso-wrap-distance-left:9pt;mso-wrap-distance-top:3.6pt;mso-wrap-distance-right:9pt;mso-wrap-distance-bottom:3.6pt;mso-position-horizontal:absolute;mso-position-horizontal-relative:text;mso-position-vertical:absolute;mso-position-vertical-relative:text;mso-width-percent:0;mso-height-percent:200;mso-width-relative:margin;mso-height-relative:margin;v-text-anchor:top" o:gfxdata="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" stroked="f">
-                <v:textbox style="mso-fit-shape-to-text:t">
-                  <w:txbxContent>
-                    <w:p>
-                      <w:pPr>
-                        <w:jc w:val="center"/>
-                        <w:rPr>
-                          <w:sz w:val="24"/>
-                          <w:szCs w:val="24"/>
-                        </w:rPr>
-                      </w:pPr>
-                      <w:r>
-                        <w:rPr>
-                          <w:sz w:val="24"/>
-                          <w:szCs w:val="24"/>
-                        </w:rPr>
-                        <w:t>Чіткість та конкретність завдань</w:t>
-                      </w:r>
-                    </w:p>
-                  </w:txbxContent>
-                </v:textbox>
-              </v:shape>
-            </w:pict>
-          </mc:Fallback>
-        </mc:AlternateContent>
-      </w:r>
-    </w:p>
-    <w:p>
-      <w:pPr>
-        <w:pStyle w:val="2"/>
-        <w:shd w:val="clear" w:color="auto" w:fill="auto"/>
-        <w:tabs>
-          <w:tab w:val="center" w:pos="5364"/>
-          <w:tab w:val="right" w:pos="7296"/>
-        </w:tabs>
-        <w:spacing w:before="5" w:after="0" w:line="276" w:lineRule="auto"/>
-        <w:ind w:firstLine="709"/>
-        <w:jc w:val="center"/>
-        <w:rPr>
-          <w:rFonts w:ascii="Times New Roman" w:hAnsi="Times New Roman" w:cs="Times New Roman"/>
-        </w:rPr>
-      </w:pPr>
-    </w:p>
-    <w:p>
-      <w:pPr>
-        <w:pStyle w:val="2"/>
-        <w:shd w:val="clear" w:color="auto" w:fill="auto"/>
-        <w:tabs>
-          <w:tab w:val="center" w:pos="5364"/>
-          <w:tab w:val="right" w:pos="7296"/>
-        </w:tabs>
-        <w:spacing w:before="5" w:after="0" w:line="276" w:lineRule="auto"/>
-        <w:ind w:firstLine="709"/>
-        <w:jc w:val="center"/>
-        <w:rPr>
-          <w:rFonts w:ascii="Times New Roman" w:hAnsi="Times New Roman" w:cs="Times New Roman"/>
-        </w:rPr>
-      </w:pPr>
-      <w:r>
-        <w:rPr>
-          <w:rFonts w:ascii="Times New Roman" w:hAnsi="Times New Roman" w:cs="Times New Roman"/>
-          <w:noProof/>
-          <w:lang w:val="ru-RU" w:eastAsia="ru-RU" w:bidi="ar-SA"/>
-        </w:rPr>
-        <mc:AlternateContent>
-          <mc:Choice Requires="wps">
-            <w:drawing>
-              <wp:anchor distT="0" distB="0" distL="114300" distR="114300" simplePos="0" relativeHeight="251677696" behindDoc="0" locked="0" layoutInCell="1" allowOverlap="1" wp14:anchorId="2BE3AB4D" wp14:editId="582F81E9">
-                <wp:simplePos x="0" y="0"/>
-                <wp:positionH relativeFrom="margin">
-                  <wp:posOffset>7498466</wp:posOffset>
-                </wp:positionH>
-                <wp:positionV relativeFrom="paragraph">
-                  <wp:posOffset>164465</wp:posOffset>
-                </wp:positionV>
-                <wp:extent cx="0" cy="504967"/>
-                <wp:effectExtent l="76200" t="0" r="57150" b="47625"/>
-                <wp:wrapNone/>
-                <wp:docPr id="19" name="Прямая со стрелкой 19"/>
-                <wp:cNvGraphicFramePr/>
-                <a:graphic xmlns:a="http://schemas.openxmlformats.org/drawingml/2006/main">
-                  <a:graphicData uri="http://schemas.microsoft.com/office/word/2010/wordprocessingShape">
-                    <wps:wsp>
-                      <wps:cNvCnPr/>
-                      <wps:spPr>
-                        <a:xfrm flipH="1">
-                          <a:off x="0" y="0"/>
-                          <a:ext cx="0" cy="504967"/>
-                        </a:xfrm>
-                        <a:prstGeom prst="straightConnector1">
-                          <a:avLst/>
-                        </a:prstGeom>
-                        <a:ln>
-                          <a:tailEnd type="triangle"/>
-                        </a:ln>
-                      </wps:spPr>
-                      <wps:style>
-                        <a:lnRef idx="1">
-                          <a:schemeClr val="dk1"/>
-                        </a:lnRef>
-                        <a:fillRef idx="0">
-                          <a:schemeClr val="dk1"/>
-                        </a:fillRef>
-                        <a:effectRef idx="0">
-                          <a:schemeClr val="dk1"/>
-                        </a:effectRef>
-                        <a:fontRef idx="minor">
-                          <a:schemeClr val="tx1"/>
-                        </a:fontRef>
-                      </wps:style>
-                      <wps:bodyPr/>
-                    </wps:wsp>
-                  </a:graphicData>
-                </a:graphic>
-                <wp14:sizeRelH relativeFrom="margin">
-                  <wp14:pctWidth>0</wp14:pctWidth>
-                </wp14:sizeRelH>
-                <wp14:sizeRelV relativeFrom="margin">
-                  <wp14:pctHeight>0</wp14:pctHeight>
-                </wp14:sizeRelV>
-              </wp:anchor>
-            </w:drawing>
-          </mc:Choice>
-          <mc:Fallback>
-            <w:pict>
-              <v:shape w14:anchorId="3BC5679B" id="Прямая со стрелкой 19" o:spid="_x0000_s1026" type="#_x0000_t32" style="position:absolute;margin-left:590.45pt;margin-top:12.95pt;width:0;height:39.75pt;flip:x;z-index:251677696;visibility:visible;mso-wrap-style:square;mso-width-percent:0;mso-height-percent:0;mso-wrap-distance-left:9pt;mso-wrap-distance-top:0;mso-wrap-distance-right:9pt;mso-wrap-distance-bottom:0;mso-position-horizontal:absolute;mso-position-horizontal-relative:margin;mso-position-vertical:absolute;mso-position-vertical-relative:text;mso-width-percent:0;mso-height-percent:0;mso-width-relative:margin;mso-height-relative:margin" o:gfxdata="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" strokecolor="black [3200]" strokeweight=".5pt">
-                <v:stroke endarrow="block" joinstyle="miter"/>
-                <w10:wrap anchorx="margin"/>
-              </v:shape>
-            </w:pict>
-          </mc:Fallback>
-        </mc:AlternateContent>
-      </w:r>
-    </w:p>
-    <w:p>
-      <w:pPr>
-        <w:pStyle w:val="2"/>
-        <w:shd w:val="clear" w:color="auto" w:fill="auto"/>
-        <w:tabs>
-          <w:tab w:val="center" w:pos="5364"/>
-          <w:tab w:val="right" w:pos="7296"/>
-        </w:tabs>
-        <w:spacing w:before="5" w:after="0" w:line="276" w:lineRule="auto"/>
-        <w:ind w:firstLine="709"/>
-        <w:jc w:val="center"/>
-        <w:rPr>
-          <w:rFonts w:ascii="Times New Roman" w:hAnsi="Times New Roman" w:cs="Times New Roman"/>
-        </w:rPr>
-      </w:pPr>
-    </w:p>
-    <w:p>
-      <w:pPr>
-        <w:pStyle w:val="2"/>
-        <w:shd w:val="clear" w:color="auto" w:fill="auto"/>
-        <w:tabs>
-          <w:tab w:val="center" w:pos="5364"/>
-          <w:tab w:val="right" w:pos="7296"/>
-        </w:tabs>
-        <w:spacing w:before="5" w:after="0" w:line="276" w:lineRule="auto"/>
-        <w:ind w:firstLine="709"/>
-        <w:jc w:val="center"/>
-        <w:rPr>
-          <w:rFonts w:ascii="Times New Roman" w:hAnsi="Times New Roman" w:cs="Times New Roman"/>
-        </w:rPr>
-      </w:pPr>
-      <w:r>
-        <w:rPr>
-          <w:rFonts w:ascii="Times New Roman" w:hAnsi="Times New Roman" w:cs="Times New Roman"/>
-          <w:noProof/>
-          <w:lang w:val="ru-RU" w:eastAsia="ru-RU" w:bidi="ar-SA"/>
-        </w:rPr>
-        <mc:AlternateContent>
-          <mc:Choice Requires="wps">
-            <w:drawing>
-              <wp:anchor distT="45720" distB="45720" distL="114300" distR="114300" simplePos="0" relativeHeight="251674624" behindDoc="0" locked="0" layoutInCell="1" allowOverlap="1" wp14:anchorId="3197B8CA" wp14:editId="2498DB80">
-                <wp:simplePos x="0" y="0"/>
-                <wp:positionH relativeFrom="column">
-                  <wp:posOffset>1580211</wp:posOffset>
-                </wp:positionH>
-                <wp:positionV relativeFrom="paragraph">
-                  <wp:posOffset>206821</wp:posOffset>
-                </wp:positionV>
-                <wp:extent cx="1821976" cy="516928"/>
-                <wp:effectExtent l="0" t="0" r="6985" b="0"/>
-                <wp:wrapNone/>
-                <wp:docPr id="16" name="Надпись 2"/>
-                <wp:cNvGraphicFramePr>
-                  <a:graphicFrameLocks xmlns:a="http://schemas.openxmlformats.org/drawingml/2006/main"/>
-                </wp:cNvGraphicFramePr>
-                <a:graphic xmlns:a="http://schemas.openxmlformats.org/drawingml/2006/main">
-                  <a:graphicData uri="http://schemas.microsoft.com/office/word/2010/wordprocessingShape">
-                    <wps:wsp>
-                      <wps:cNvSpPr txBox="1">
-                        <a:spLocks noChangeArrowheads="1"/>
-                      </wps:cNvSpPr>
-                      <wps:spPr bwMode="auto">
-                        <a:xfrm>
-                          <a:off x="0" y="0"/>
-                          <a:ext cx="1821976" cy="516928"/>
-                        </a:xfrm>
-                        <a:prstGeom prst="rect">
-                          <a:avLst/>
-                        </a:prstGeom>
-                        <a:solidFill>
-                          <a:srgbClr val="FFFFFF"/>
-                        </a:solidFill>
-                        <a:ln w="9525">
-                          <a:noFill/>
-                          <a:miter lim="800000"/>
-                          <a:headEnd/>
-                          <a:tailEnd/>
-                        </a:ln>
-                      </wps:spPr>
-                      <wps:txbx>
-                        <w:txbxContent>
-                          <w:p>
-                            <w:pPr>
-                              <w:jc w:val="center"/>
-                              <w:rPr>
-                                <w:sz w:val="24"/>
-                                <w:szCs w:val="24"/>
-                              </w:rPr>
-                            </w:pPr>
-                            <w:r>
-                              <w:rPr>
-                                <w:sz w:val="24"/>
-                                <w:szCs w:val="24"/>
-                              </w:rPr>
-                              <w:t>Застосування с/р учнів на всіх етапах уроку</w:t>
-                            </w:r>
-                          </w:p>
-                        </w:txbxContent>
-                      </wps:txbx>
-                      <wps:bodyPr rot="0" vert="horz" wrap="square" lIns="91440" tIns="45720" rIns="91440" bIns="45720" anchor="t" anchorCtr="0">
-                        <a:noAutofit/>
-                      </wps:bodyPr>
-                    </wps:wsp>
-                  </a:graphicData>
-                </a:graphic>
-                <wp14:sizeRelH relativeFrom="margin">
-                  <wp14:pctWidth>0</wp14:pctWidth>
-                </wp14:sizeRelH>
-                <wp14:sizeRelV relativeFrom="margin">
-                  <wp14:pctHeight>0</wp14:pctHeight>
-                </wp14:sizeRelV>
-              </wp:anchor>
-            </w:drawing>
-          </mc:Choice>
-          <mc:Fallback>
-            <w:pict>
-              <v:shape w14:anchorId="3197B8CA" id="_x0000_s1032" type="#_x0000_t202" style="position:absolute;left:0;text-align:left;margin-left:124.45pt;margin-top:16.3pt;width:143.45pt;height:40.7pt;z-index:251674624;visibility:visible;mso-wrap-style:square;mso-width-percent:0;mso-height-percent:0;mso-wrap-distance-left:9pt;mso-wrap-distance-top:3.6pt;mso-wrap-distance-right:9pt;mso-wrap-distance-bottom:3.6pt;mso-position-horizontal:absolute;mso-position-horizontal-relative:text;mso-position-vertical:absolute;mso-position-vertical-relative:text;mso-width-percent:0;mso-height-percent:0;mso-width-relative:margin;mso-height-relative:margin;v-text-anchor:top" o:gfxdata="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" stroked="f">
-                <v:textbox>
-                  <w:txbxContent>
-                    <w:p>
-                      <w:pPr>
-                        <w:jc w:val="center"/>
-                        <w:rPr>
-                          <w:sz w:val="24"/>
-                          <w:szCs w:val="24"/>
-                        </w:rPr>
-                      </w:pPr>
-                      <w:r>
-                        <w:rPr>
-                          <w:sz w:val="24"/>
-                          <w:szCs w:val="24"/>
-                        </w:rPr>
-                        <w:t>Застосування с/р учнів на всіх етапах уроку</w:t>
-                      </w:r>
-                    </w:p>
-                  </w:txbxContent>
-                </v:textbox>
-              </v:shape>
-            </w:pict>
-          </mc:Fallback>
-        </mc:AlternateContent>
-      </w:r>
-    </w:p>
-    <w:p>
-      <w:pPr>
-        <w:pStyle w:val="2"/>
-        <w:shd w:val="clear" w:color="auto" w:fill="auto"/>
-        <w:tabs>
-          <w:tab w:val="center" w:pos="5364"/>
-          <w:tab w:val="right" w:pos="7296"/>
-        </w:tabs>
-        <w:spacing w:before="5" w:after="0" w:line="276" w:lineRule="auto"/>
-        <w:ind w:firstLine="709"/>
-        <w:jc w:val="center"/>
-        <w:rPr>
-          <w:rFonts w:ascii="Times New Roman" w:hAnsi="Times New Roman" w:cs="Times New Roman"/>
-        </w:rPr>
-      </w:pPr>
-      <w:r>
-        <w:rPr>
-          <w:rFonts w:ascii="Times New Roman" w:hAnsi="Times New Roman" w:cs="Times New Roman"/>
-          <w:noProof/>
-          <w:lang w:val="ru-RU" w:eastAsia="ru-RU" w:bidi="ar-SA"/>
-        </w:rPr>
-        <mc:AlternateContent>
-          <mc:Choice Requires="wps">
-            <w:drawing>
-              <wp:anchor distT="45720" distB="45720" distL="114300" distR="114300" simplePos="0" relativeHeight="251668480" behindDoc="0" locked="0" layoutInCell="1" allowOverlap="1" wp14:anchorId="1729873B" wp14:editId="2F35B215">
-                <wp:simplePos x="0" y="0"/>
-                <wp:positionH relativeFrom="column">
-                  <wp:posOffset>-9525</wp:posOffset>
-                </wp:positionH>
-                <wp:positionV relativeFrom="paragraph">
-                  <wp:posOffset>51745</wp:posOffset>
-                </wp:positionV>
-                <wp:extent cx="1228725" cy="1404620"/>
-                <wp:effectExtent l="0" t="0" r="9525" b="6350"/>
-                <wp:wrapNone/>
-                <wp:docPr id="10" name="Надпись 2"/>
-                <wp:cNvGraphicFramePr>
-                  <a:graphicFrameLocks xmlns:a="http://schemas.openxmlformats.org/drawingml/2006/main"/>
-                </wp:cNvGraphicFramePr>
-                <a:graphic xmlns:a="http://schemas.openxmlformats.org/drawingml/2006/main">
-                  <a:graphicData uri="http://schemas.microsoft.com/office/word/2010/wordprocessingShape">
-                    <wps:wsp>
-                      <wps:cNvSpPr txBox="1">
-                        <a:spLocks noChangeArrowheads="1"/>
-                      </wps:cNvSpPr>
-                      <wps:spPr bwMode="auto">
-                        <a:xfrm>
-                          <a:off x="0" y="0"/>
-                          <a:ext cx="1228725" cy="1404620"/>
-                        </a:xfrm>
-                        <a:prstGeom prst="rect">
-                          <a:avLst/>
-                        </a:prstGeom>
-                        <a:solidFill>
-                          <a:srgbClr val="FFFFFF"/>
-                        </a:solidFill>
-                        <a:ln w="9525">
-                          <a:noFill/>
-                          <a:miter lim="800000"/>
-                          <a:headEnd/>
-                          <a:tailEnd/>
-                        </a:ln>
-                      </wps:spPr>
-                      <wps:txbx>
-                        <w:txbxContent>
-                          <w:p>
-                            <w:pPr>
-                              <w:jc w:val="center"/>
-                              <w:rPr>
-                                <w:sz w:val="24"/>
-                                <w:szCs w:val="24"/>
-                              </w:rPr>
-                            </w:pPr>
-                            <w:r>
-                              <w:rPr>
-                                <w:sz w:val="24"/>
-                                <w:szCs w:val="24"/>
-                              </w:rPr>
-                              <w:t>Доступність і пильність</w:t>
-                            </w:r>
-                          </w:p>
-                        </w:txbxContent>
-                      </wps:txbx>
-                      <wps:bodyPr rot="0" vert="horz" wrap="square" lIns="91440" tIns="45720" rIns="91440" bIns="45720" anchor="t" anchorCtr="0">
-                        <a:spAutoFit/>
-                      </wps:bodyPr>
-                    </wps:wsp>
-                  </a:graphicData>
-                </a:graphic>
-                <wp14:sizeRelH relativeFrom="margin">
-                  <wp14:pctWidth>0</wp14:pctWidth>
-                </wp14:sizeRelH>
-                <wp14:sizeRelV relativeFrom="margin">
-                  <wp14:pctHeight>20000</wp14:pctHeight>
-                </wp14:sizeRelV>
-              </wp:anchor>
-            </w:drawing>
-          </mc:Choice>
-          <mc:Fallback>
-            <w:pict>
-              <v:shape w14:anchorId="1729873B" id="_x0000_s1033" type="#_x0000_t202" style="position:absolute;left:0;text-align:left;margin-left:-.75pt;margin-top:4.05pt;width:96.75pt;height:110.6pt;z-index:251668480;visibility:visible;mso-wrap-style:square;mso-width-percent:0;mso-height-percent:200;mso-wrap-distance-left:9pt;mso-wrap-distance-top:3.6pt;mso-wrap-distance-right:9pt;mso-wrap-distance-bottom:3.6pt;mso-position-horizontal:absolute;mso-position-horizontal-relative:text;mso-position-vertical:absolute;mso-position-vertical-relative:text;mso-width-percent:0;mso-height-percent:200;mso-width-relative:margin;mso-height-relative:margin;v-text-anchor:top" o:gfxdata="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" stroked="f">
-                <v:textbox style="mso-fit-shape-to-text:t">
-                  <w:txbxContent>
-                    <w:p>
-                      <w:pPr>
-                        <w:jc w:val="center"/>
-                        <w:rPr>
-                          <w:sz w:val="24"/>
-                          <w:szCs w:val="24"/>
-                        </w:rPr>
-                      </w:pPr>
-                      <w:r>
-                        <w:rPr>
-                          <w:sz w:val="24"/>
-                          <w:szCs w:val="24"/>
-                        </w:rPr>
-                        <w:t>Доступність і пильність</w:t>
-                      </w:r>
-                    </w:p>
-                  </w:txbxContent>
-                </v:textbox>
-              </v:shape>
-            </w:pict>
-          </mc:Fallback>
-        </mc:AlternateContent>
-      </w:r>
-    </w:p>
-    <w:p>
-      <w:pPr>
-        <w:pStyle w:val="2"/>
-        <w:shd w:val="clear" w:color="auto" w:fill="auto"/>
-        <w:tabs>
-          <w:tab w:val="center" w:pos="5364"/>
-          <w:tab w:val="right" w:pos="7296"/>
-        </w:tabs>
-        <w:spacing w:before="5" w:after="0" w:line="276" w:lineRule="auto"/>
-        <w:ind w:firstLine="709"/>
-        <w:jc w:val="center"/>
-        <w:rPr>
-          <w:rFonts w:ascii="Times New Roman" w:hAnsi="Times New Roman" w:cs="Times New Roman"/>
-        </w:rPr>
-      </w:pPr>
-    </w:p>
-    <w:p>
-      <w:pPr>
-        <w:pStyle w:val="2"/>
-        <w:shd w:val="clear" w:color="auto" w:fill="auto"/>
-        <w:tabs>
-          <w:tab w:val="center" w:pos="5364"/>
-          <w:tab w:val="right" w:pos="7296"/>
-        </w:tabs>
-        <w:spacing w:before="5" w:after="0" w:line="276" w:lineRule="auto"/>
-        <w:ind w:firstLine="709"/>
-        <w:jc w:val="center"/>
-        <w:rPr>
-          <w:rFonts w:ascii="Times New Roman" w:hAnsi="Times New Roman" w:cs="Times New Roman"/>
-        </w:rPr>
-      </w:pPr>
-      <w:r>
-        <w:rPr>
-          <w:rFonts w:ascii="Times New Roman" w:hAnsi="Times New Roman" w:cs="Times New Roman"/>
-          <w:noProof/>
-          <w:lang w:val="ru-RU" w:eastAsia="ru-RU" w:bidi="ar-SA"/>
-        </w:rPr>
-        <mc:AlternateContent>
-          <mc:Choice Requires="wps">
-            <w:drawing>
-              <wp:anchor distT="0" distB="0" distL="114300" distR="114300" simplePos="0" relativeHeight="251678720" behindDoc="0" locked="0" layoutInCell="1" allowOverlap="1" wp14:anchorId="39FDACB1" wp14:editId="53D6CCB4">
-                <wp:simplePos x="0" y="0"/>
-                <wp:positionH relativeFrom="margin">
-                  <wp:posOffset>7498466</wp:posOffset>
-                </wp:positionH>
-                <wp:positionV relativeFrom="paragraph">
-                  <wp:posOffset>36830</wp:posOffset>
-                </wp:positionV>
-                <wp:extent cx="0" cy="504967"/>
-                <wp:effectExtent l="76200" t="0" r="57150" b="47625"/>
-                <wp:wrapNone/>
-                <wp:docPr id="20" name="Прямая со стрелкой 20"/>
-                <wp:cNvGraphicFramePr/>
-                <a:graphic xmlns:a="http://schemas.openxmlformats.org/drawingml/2006/main">
-                  <a:graphicData uri="http://schemas.microsoft.com/office/word/2010/wordprocessingShape">
-                    <wps:wsp>
-                      <wps:cNvCnPr/>
-                      <wps:spPr>
-                        <a:xfrm flipH="1">
-                          <a:off x="0" y="0"/>
-                          <a:ext cx="0" cy="504967"/>
-                        </a:xfrm>
-                        <a:prstGeom prst="straightConnector1">
-                          <a:avLst/>
-                        </a:prstGeom>
-                        <a:ln>
-                          <a:tailEnd type="triangle"/>
-                        </a:ln>
-                      </wps:spPr>
-                      <wps:style>
-                        <a:lnRef idx="1">
-                          <a:schemeClr val="dk1"/>
-                        </a:lnRef>
-                        <a:fillRef idx="0">
-                          <a:schemeClr val="dk1"/>
-                        </a:fillRef>
-                        <a:effectRef idx="0">
-                          <a:schemeClr val="dk1"/>
-                        </a:effectRef>
-                        <a:fontRef idx="minor">
-                          <a:schemeClr val="tx1"/>
-                        </a:fontRef>
-                      </wps:style>
-                      <wps:bodyPr/>
-                    </wps:wsp>
-                  </a:graphicData>
-                </a:graphic>
-                <wp14:sizeRelH relativeFrom="margin">
-                  <wp14:pctWidth>0</wp14:pctWidth>
-                </wp14:sizeRelH>
-                <wp14:sizeRelV relativeFrom="margin">
-                  <wp14:pctHeight>0</wp14:pctHeight>
-                </wp14:sizeRelV>
-              </wp:anchor>
-            </w:drawing>
-          </mc:Choice>
-          <mc:Fallback>
-            <w:pict>
-              <v:shape w14:anchorId="531A9D36" id="Прямая со стрелкой 20" o:spid="_x0000_s1026" type="#_x0000_t32" style="position:absolute;margin-left:590.45pt;margin-top:2.9pt;width:0;height:39.75pt;flip:x;z-index:251678720;visibility:visible;mso-wrap-style:square;mso-width-percent:0;mso-height-percent:0;mso-wrap-distance-left:9pt;mso-wrap-distance-top:0;mso-wrap-distance-right:9pt;mso-wrap-distance-bottom:0;mso-position-horizontal:absolute;mso-position-horizontal-relative:margin;mso-position-vertical:absolute;mso-position-vertical-relative:text;mso-width-percent:0;mso-height-percent:0;mso-width-relative:margin;mso-height-relative:margin" o:gfxdata="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" strokecolor="black [3200]" strokeweight=".5pt">
-                <v:stroke endarrow="block" joinstyle="miter"/>
-                <w10:wrap anchorx="margin"/>
-              </v:shape>
-            </w:pict>
-          </mc:Fallback>
-        </mc:AlternateContent>
-      </w:r>
-    </w:p>
-    <w:p>
-      <w:pPr>
-        <w:pStyle w:val="2"/>
-        <w:shd w:val="clear" w:color="auto" w:fill="auto"/>
-        <w:tabs>
-          <w:tab w:val="center" w:pos="5364"/>
-          <w:tab w:val="right" w:pos="7296"/>
-        </w:tabs>
-        <w:spacing w:before="5" w:after="0" w:line="276" w:lineRule="auto"/>
-        <w:ind w:firstLine="709"/>
-        <w:jc w:val="center"/>
-        <w:rPr>
-          <w:rFonts w:ascii="Times New Roman" w:hAnsi="Times New Roman" w:cs="Times New Roman"/>
-        </w:rPr>
-      </w:pPr>
-    </w:p>
-    <w:p>
-      <w:pPr>
-        <w:pStyle w:val="2"/>
-        <w:shd w:val="clear" w:color="auto" w:fill="auto"/>
-        <w:tabs>
-          <w:tab w:val="center" w:pos="5364"/>
-          <w:tab w:val="right" w:pos="7296"/>
-        </w:tabs>
-        <w:spacing w:before="5" w:after="0" w:line="276" w:lineRule="auto"/>
-        <w:ind w:firstLine="709"/>
-        <w:jc w:val="center"/>
-        <w:rPr>
-          <w:rFonts w:ascii="Times New Roman" w:hAnsi="Times New Roman" w:cs="Times New Roman"/>
-        </w:rPr>
-      </w:pPr>
-      <w:r>
-        <w:rPr>
-          <w:rFonts w:ascii="Times New Roman" w:hAnsi="Times New Roman" w:cs="Times New Roman"/>
-          <w:noProof/>
-          <w:lang w:val="ru-RU" w:eastAsia="ru-RU" w:bidi="ar-SA"/>
-        </w:rPr>
-        <mc:AlternateContent>
-          <mc:Choice Requires="wps">
-            <w:drawing>
-              <wp:anchor distT="45720" distB="45720" distL="114300" distR="114300" simplePos="0" relativeHeight="251675648" behindDoc="0" locked="0" layoutInCell="1" allowOverlap="1" wp14:anchorId="7277FD63" wp14:editId="0040C3AB">
-                <wp:simplePos x="0" y="0"/>
-                <wp:positionH relativeFrom="column">
-                  <wp:posOffset>1580771</wp:posOffset>
-                </wp:positionH>
-                <wp:positionV relativeFrom="paragraph">
-                  <wp:posOffset>155385</wp:posOffset>
-                </wp:positionV>
-                <wp:extent cx="1821976" cy="388962"/>
-                <wp:effectExtent l="0" t="0" r="6985" b="0"/>
-                <wp:wrapNone/>
-                <wp:docPr id="17" name="Надпись 2"/>
-                <wp:cNvGraphicFramePr>
-                  <a:graphicFrameLocks xmlns:a="http://schemas.openxmlformats.org/drawingml/2006/main"/>
-                </wp:cNvGraphicFramePr>
-                <a:graphic xmlns:a="http://schemas.openxmlformats.org/drawingml/2006/main">
-                  <a:graphicData uri="http://schemas.microsoft.com/office/word/2010/wordprocessingShape">
-                    <wps:wsp>
-                      <wps:cNvSpPr txBox="1">
-                        <a:spLocks noChangeArrowheads="1"/>
-                      </wps:cNvSpPr>
-                      <wps:spPr bwMode="auto">
-                        <a:xfrm>
-                          <a:off x="0" y="0"/>
-                          <a:ext cx="1821976" cy="388962"/>
-                        </a:xfrm>
-                        <a:prstGeom prst="rect">
-                          <a:avLst/>
-                        </a:prstGeom>
-                        <a:solidFill>
-                          <a:srgbClr val="FFFFFF"/>
-                        </a:solidFill>
-                        <a:ln w="9525">
-                          <a:noFill/>
-                          <a:miter lim="800000"/>
-                          <a:headEnd/>
-                          <a:tailEnd/>
-                        </a:ln>
-                      </wps:spPr>
-                      <wps:txbx>
-                        <w:txbxContent>
-                          <w:p>
-                            <w:pPr>
-                              <w:jc w:val="center"/>
-                              <w:rPr>
-                                <w:sz w:val="24"/>
-                                <w:szCs w:val="24"/>
-                              </w:rPr>
-                            </w:pPr>
-                            <w:r>
-                              <w:rPr>
-                                <w:sz w:val="24"/>
-                                <w:szCs w:val="24"/>
-                              </w:rPr>
-                              <w:t>Перевірка наслідків с/р</w:t>
-                            </w:r>
-                          </w:p>
-                        </w:txbxContent>
-                      </wps:txbx>
-                      <wps:bodyPr rot="0" vert="horz" wrap="square" lIns="91440" tIns="45720" rIns="91440" bIns="45720" anchor="t" anchorCtr="0">
-                        <a:noAutofit/>
-                      </wps:bodyPr>
-                    </wps:wsp>
-                  </a:graphicData>
-                </a:graphic>
-                <wp14:sizeRelH relativeFrom="margin">
-                  <wp14:pctWidth>0</wp14:pctWidth>
-                </wp14:sizeRelH>
-                <wp14:sizeRelV relativeFrom="margin">
-                  <wp14:pctHeight>0</wp14:pctHeight>
-                </wp14:sizeRelV>
-              </wp:anchor>
-            </w:drawing>
-          </mc:Choice>
-          <mc:Fallback>
-            <w:pict>
-              <v:shape w14:anchorId="7277FD63" id="_x0000_s1034" type="#_x0000_t202" style="position:absolute;left:0;text-align:left;margin-left:124.45pt;margin-top:12.25pt;width:143.45pt;height:30.65pt;z-index:251675648;visibility:visible;mso-wrap-style:square;mso-width-percent:0;mso-height-percent:0;mso-wrap-distance-left:9pt;mso-wrap-distance-top:3.6pt;mso-wrap-distance-right:9pt;mso-wrap-distance-bottom:3.6pt;mso-position-horizontal:absolute;mso-position-horizontal-relative:text;mso-position-vertical:absolute;mso-position-vertical-relative:text;mso-width-percent:0;mso-height-percent:0;mso-width-relative:margin;mso-height-relative:margin;v-text-anchor:top" o:gfxdata="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" stroked="f">
-                <v:textbox>
-                  <w:txbxContent>
-                    <w:p>
-                      <w:pPr>
-                        <w:jc w:val="center"/>
-                        <w:rPr>
-                          <w:sz w:val="24"/>
-                          <w:szCs w:val="24"/>
-                        </w:rPr>
-                      </w:pPr>
-                      <w:r>
-                        <w:rPr>
-                          <w:sz w:val="24"/>
-                          <w:szCs w:val="24"/>
-                        </w:rPr>
-                        <w:t>Перевірка наслідків с/р</w:t>
-                      </w:r>
-                    </w:p>
-                  </w:txbxContent>
-                </v:textbox>
-              </v:shape>
-            </w:pict>
-          </mc:Fallback>
-        </mc:AlternateContent>
-      </w:r>
-      <w:r>
-        <w:rPr>
-          <w:rFonts w:ascii="Times New Roman" w:hAnsi="Times New Roman" w:cs="Times New Roman"/>
-          <w:noProof/>
-          <w:lang w:val="ru-RU" w:eastAsia="ru-RU" w:bidi="ar-SA"/>
-        </w:rPr>
-        <mc:AlternateContent>
-          <mc:Choice Requires="wps">
-            <w:drawing>
-              <wp:anchor distT="45720" distB="45720" distL="114300" distR="114300" simplePos="0" relativeHeight="251669504" behindDoc="0" locked="0" layoutInCell="1" allowOverlap="1" wp14:anchorId="4F9F1E9C" wp14:editId="266615F3">
-                <wp:simplePos x="0" y="0"/>
-                <wp:positionH relativeFrom="column">
-                  <wp:posOffset>-9525</wp:posOffset>
-                </wp:positionH>
-                <wp:positionV relativeFrom="paragraph">
-                  <wp:posOffset>201787</wp:posOffset>
-                </wp:positionV>
-                <wp:extent cx="1228725" cy="1404620"/>
-                <wp:effectExtent l="0" t="0" r="9525" b="6350"/>
-                <wp:wrapNone/>
-                <wp:docPr id="11" name="Надпись 2"/>
-                <wp:cNvGraphicFramePr>
-                  <a:graphicFrameLocks xmlns:a="http://schemas.openxmlformats.org/drawingml/2006/main"/>
-                </wp:cNvGraphicFramePr>
-                <a:graphic xmlns:a="http://schemas.openxmlformats.org/drawingml/2006/main">
-                  <a:graphicData uri="http://schemas.microsoft.com/office/word/2010/wordprocessingShape">
-                    <wps:wsp>
-                      <wps:cNvSpPr txBox="1">
-                        <a:spLocks noChangeArrowheads="1"/>
-                      </wps:cNvSpPr>
-                      <wps:spPr bwMode="auto">
-                        <a:xfrm>
-                          <a:off x="0" y="0"/>
-                          <a:ext cx="1228725" cy="1404620"/>
-                        </a:xfrm>
-                        <a:prstGeom prst="rect">
-                          <a:avLst/>
-                        </a:prstGeom>
-                        <a:solidFill>
-                          <a:srgbClr val="FFFFFF"/>
-                        </a:solidFill>
-                        <a:ln w="9525">
-                          <a:noFill/>
-                          <a:miter lim="800000"/>
-                          <a:headEnd/>
-                          <a:tailEnd/>
-                        </a:ln>
-                      </wps:spPr>
-                      <wps:txbx>
-                        <w:txbxContent>
-                          <w:p>
-                            <w:pPr>
-                              <w:jc w:val="center"/>
-                              <w:rPr>
-                                <w:sz w:val="24"/>
-                                <w:szCs w:val="24"/>
-                              </w:rPr>
-                            </w:pPr>
-                            <w:r>
-                              <w:rPr>
-                                <w:sz w:val="24"/>
-                                <w:szCs w:val="24"/>
-                              </w:rPr>
-                              <w:t>Диференціація завдань</w:t>
-                            </w:r>
-                          </w:p>
-                        </w:txbxContent>
-                      </wps:txbx>
-                      <wps:bodyPr rot="0" vert="horz" wrap="square" lIns="91440" tIns="45720" rIns="91440" bIns="45720" anchor="t" anchorCtr="0">
-                        <a:spAutoFit/>
-                      </wps:bodyPr>
-                    </wps:wsp>
-                  </a:graphicData>
-                </a:graphic>
-                <wp14:sizeRelH relativeFrom="margin">
-                  <wp14:pctWidth>0</wp14:pctWidth>
-                </wp14:sizeRelH>
-                <wp14:sizeRelV relativeFrom="margin">
-                  <wp14:pctHeight>20000</wp14:pctHeight>
-                </wp14:sizeRelV>
-              </wp:anchor>
-            </w:drawing>
-          </mc:Choice>
-          <mc:Fallback>
-            <w:pict>
-              <v:shape w14:anchorId="4F9F1E9C" id="_x0000_s1035" type="#_x0000_t202" style="position:absolute;left:0;text-align:left;margin-left:-.75pt;margin-top:15.9pt;width:96.75pt;height:110.6pt;z-index:251669504;visibility:visible;mso-wrap-style:square;mso-width-percent:0;mso-height-percent:200;mso-wrap-distance-left:9pt;mso-wrap-distance-top:3.6pt;mso-wrap-distance-right:9pt;mso-wrap-distance-bottom:3.6pt;mso-position-horizontal:absolute;mso-position-horizontal-relative:text;mso-position-vertical:absolute;mso-position-vertical-relative:text;mso-width-percent:0;mso-height-percent:200;mso-width-relative:margin;mso-height-relative:margin;v-text-anchor:top" o:gfxdata="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" stroked="f">
-                <v:textbox style="mso-fit-shape-to-text:t">
-                  <w:txbxContent>
-                    <w:p>
-                      <w:pPr>
-                        <w:jc w:val="center"/>
-                        <w:rPr>
-                          <w:sz w:val="24"/>
-                          <w:szCs w:val="24"/>
-                        </w:rPr>
-                      </w:pPr>
-                      <w:r>
-                        <w:rPr>
-                          <w:sz w:val="24"/>
-                          <w:szCs w:val="24"/>
-                        </w:rPr>
-                        <w:t>Диференціація завдань</w:t>
-                      </w:r>
-                    </w:p>
-                  </w:txbxContent>
-                </v:textbox>
-              </v:shape>
-            </w:pict>
-          </mc:Fallback>
-        </mc:AlternateContent>
-      </w:r>
-    </w:p>
-    <w:p>
-      <w:pPr>
-        <w:pStyle w:val="2"/>
-        <w:shd w:val="clear" w:color="auto" w:fill="auto"/>
-        <w:tabs>
-          <w:tab w:val="center" w:pos="5364"/>
-          <w:tab w:val="right" w:pos="7296"/>
-        </w:tabs>
-        <w:spacing w:before="5" w:after="0" w:line="276" w:lineRule="auto"/>
-        <w:ind w:firstLine="709"/>
-        <w:jc w:val="center"/>
-        <w:rPr>
-          <w:rFonts w:ascii="Times New Roman" w:hAnsi="Times New Roman" w:cs="Times New Roman"/>
-        </w:rPr>
-      </w:pPr>
-    </w:p>
-    <w:p>
-      <w:pPr>
-        <w:pStyle w:val="2"/>
-        <w:shd w:val="clear" w:color="auto" w:fill="auto"/>
-        <w:tabs>
-          <w:tab w:val="center" w:pos="5364"/>
-          <w:tab w:val="right" w:pos="7296"/>
-        </w:tabs>
-        <w:spacing w:before="5" w:after="0" w:line="276" w:lineRule="auto"/>
-        <w:ind w:firstLine="709"/>
-        <w:jc w:val="center"/>
-        <w:rPr>
-          <w:rFonts w:ascii="Times New Roman" w:hAnsi="Times New Roman" w:cs="Times New Roman"/>
-        </w:rPr>
-      </w:pPr>
-    </w:p>
-    <w:p>
-      <w:pPr>
-        <w:pStyle w:val="2"/>
-        <w:shd w:val="clear" w:color="auto" w:fill="auto"/>
-        <w:spacing w:after="0" w:line="276" w:lineRule="auto"/>
+        <w:spacing w:after="0" w:line="240" w:lineRule="auto"/>
         <w:ind w:firstLine="709"/>
         <w:jc w:val="both"/>
         <w:rPr>
-          <w:rStyle w:val="1"/>
-          <w:rFonts w:ascii="Times New Roman" w:hAnsi="Times New Roman" w:cs="Times New Roman"/>
-          <w:sz w:val="28"/>
-          <w:szCs w:val="28"/>
-        </w:rPr>
-      </w:pPr>
-    </w:p>
-    <w:p>
-      <w:pPr>
-        <w:pStyle w:val="2"/>
-        <w:shd w:val="clear" w:color="auto" w:fill="auto"/>
-        <w:spacing w:after="0" w:line="276" w:lineRule="auto"/>
-        <w:ind w:firstLine="709"/>
-        <w:jc w:val="both"/>
-        <w:rPr>
           <w:rStyle w:val="12pt0ptExact"/>
           <w:rFonts w:ascii="Times New Roman" w:hAnsi="Times New Roman" w:cs="Times New Roman"/>
           <w:spacing w:val="0"/>
-        </w:rPr>
-      </w:pPr>
-      <w:r>
-        <w:rPr>
-          <w:rStyle w:val="1"/>
-          <w:rFonts w:ascii="Times New Roman" w:hAnsi="Times New Roman" w:cs="Times New Roman"/>
-          <w:sz w:val="28"/>
-          <w:szCs w:val="28"/>
+          <w:sz w:val="20"/>
+          <w:szCs w:val="20"/>
+        </w:rPr>
+      </w:pPr>
+      <w:r>
+        <w:rPr>
+          <w:rStyle w:val="1"/>
+          <w:rFonts w:ascii="Times New Roman" w:hAnsi="Times New Roman" w:cs="Times New Roman"/>
+          <w:sz w:val="20"/>
+          <w:szCs w:val="20"/>
         </w:rPr>
         <w:t>Не</w:t>
       </w:r>
@@ -3624,8 +1420,8 @@
         <w:rPr>
           <w:rStyle w:val="1"/>
           <w:rFonts w:ascii="Times New Roman" w:hAnsi="Times New Roman" w:cs="Times New Roman"/>
-          <w:sz w:val="28"/>
-          <w:szCs w:val="28"/>
+          <w:sz w:val="20"/>
+          <w:szCs w:val="20"/>
         </w:rPr>
         <w:t>обхідн</w:t>
       </w:r>
@@ -3633,8 +1429,8 @@
         <w:rPr>
           <w:rStyle w:val="1"/>
           <w:rFonts w:ascii="Times New Roman" w:hAnsi="Times New Roman" w:cs="Times New Roman"/>
-          <w:sz w:val="28"/>
-          <w:szCs w:val="28"/>
+          <w:sz w:val="20"/>
+          <w:szCs w:val="20"/>
         </w:rPr>
         <w:t>а така організація самостійних робіт у сучас</w:t>
       </w:r>
@@ -3642,8 +1438,8 @@
         <w:rPr>
           <w:rStyle w:val="1"/>
           <w:rFonts w:ascii="Times New Roman" w:hAnsi="Times New Roman" w:cs="Times New Roman"/>
-          <w:sz w:val="28"/>
-          <w:szCs w:val="28"/>
+          <w:sz w:val="20"/>
+          <w:szCs w:val="20"/>
         </w:rPr>
         <w:t>ному н</w:t>
       </w:r>
@@ -3651,8 +1447,8 @@
         <w:rPr>
           <w:rStyle w:val="1"/>
           <w:rFonts w:ascii="Times New Roman" w:hAnsi="Times New Roman" w:cs="Times New Roman"/>
-          <w:sz w:val="28"/>
-          <w:szCs w:val="28"/>
+          <w:sz w:val="20"/>
+          <w:szCs w:val="20"/>
         </w:rPr>
         <w:t>авчальному процесі, за якої студенти не</w:t>
       </w:r>
@@ -3660,8 +1456,8 @@
         <w:rPr>
           <w:rStyle w:val="1"/>
           <w:rFonts w:ascii="Times New Roman" w:hAnsi="Times New Roman" w:cs="Times New Roman"/>
-          <w:sz w:val="28"/>
-          <w:szCs w:val="28"/>
+          <w:sz w:val="20"/>
+          <w:szCs w:val="20"/>
         </w:rPr>
         <w:t xml:space="preserve"> тільки засвоюють систему </w:t>
       </w:r>
@@ -3669,8 +1465,8 @@
         <w:rPr>
           <w:rStyle w:val="1"/>
           <w:rFonts w:ascii="Times New Roman" w:hAnsi="Times New Roman" w:cs="Times New Roman"/>
-          <w:sz w:val="28"/>
-          <w:szCs w:val="28"/>
+          <w:sz w:val="20"/>
+          <w:szCs w:val="20"/>
         </w:rPr>
         <w:t>знань, умінь і навичок, визначе</w:t>
       </w:r>
@@ -3678,8 +1474,8 @@
         <w:rPr>
           <w:rStyle w:val="1"/>
           <w:rFonts w:ascii="Times New Roman" w:hAnsi="Times New Roman" w:cs="Times New Roman"/>
-          <w:sz w:val="28"/>
-          <w:szCs w:val="28"/>
+          <w:sz w:val="20"/>
+          <w:szCs w:val="20"/>
         </w:rPr>
         <w:t>них програмою, а</w:t>
       </w:r>
@@ -3687,8 +1483,8 @@
         <w:rPr>
           <w:rStyle w:val="1"/>
           <w:rFonts w:ascii="Times New Roman" w:hAnsi="Times New Roman" w:cs="Times New Roman"/>
-          <w:sz w:val="28"/>
-          <w:szCs w:val="28"/>
+          <w:sz w:val="20"/>
+          <w:szCs w:val="20"/>
         </w:rPr>
         <w:t xml:space="preserve"> й розвивають свої творчі можли</w:t>
       </w:r>
@@ -3696,8 +1492,8 @@
         <w:rPr>
           <w:rStyle w:val="1"/>
           <w:rFonts w:ascii="Times New Roman" w:hAnsi="Times New Roman" w:cs="Times New Roman"/>
-          <w:sz w:val="28"/>
-          <w:szCs w:val="28"/>
+          <w:sz w:val="20"/>
+          <w:szCs w:val="20"/>
         </w:rPr>
         <w:t xml:space="preserve">вості і готуються до безперервної самоосвіти, тобто до систематичного формування навичок </w:t>
       </w:r>
@@ -3705,14 +1501,16 @@
         <w:rPr>
           <w:rStyle w:val="1"/>
           <w:rFonts w:ascii="Times New Roman" w:hAnsi="Times New Roman" w:cs="Times New Roman"/>
-          <w:sz w:val="28"/>
-          <w:szCs w:val="28"/>
+          <w:sz w:val="20"/>
+          <w:szCs w:val="20"/>
         </w:rPr>
         <w:t>культури</w:t>
       </w:r>
       <w:r>
         <w:rPr>
           <w:rFonts w:ascii="Times New Roman" w:hAnsi="Times New Roman" w:cs="Times New Roman"/>
+          <w:sz w:val="20"/>
+          <w:szCs w:val="20"/>
         </w:rPr>
         <w:t xml:space="preserve"> </w:t>
       </w:r>
@@ -3721,6 +1519,8 @@
           <w:rStyle w:val="12pt0ptExact"/>
           <w:rFonts w:ascii="Times New Roman" w:hAnsi="Times New Roman" w:cs="Times New Roman"/>
           <w:spacing w:val="0"/>
+          <w:sz w:val="20"/>
+          <w:szCs w:val="20"/>
         </w:rPr>
         <w:t>розумової праці. Характер запитань і завдань може</w:t>
       </w:r>
@@ -3729,6 +1529,8 @@
           <w:rStyle w:val="12pt0ptExact"/>
           <w:rFonts w:ascii="Times New Roman" w:hAnsi="Times New Roman" w:cs="Times New Roman"/>
           <w:spacing w:val="0"/>
+          <w:sz w:val="20"/>
+          <w:szCs w:val="20"/>
         </w:rPr>
         <w:t xml:space="preserve"> </w:t>
       </w:r>
@@ -3737,6 +1539,8 @@
           <w:rStyle w:val="12pt0ptExact"/>
           <w:rFonts w:ascii="Times New Roman" w:hAnsi="Times New Roman" w:cs="Times New Roman"/>
           <w:spacing w:val="0"/>
+          <w:sz w:val="20"/>
+          <w:szCs w:val="20"/>
         </w:rPr>
         <w:t>бути найрізноманітніший, наприклад:</w:t>
       </w:r>
@@ -3745,6 +1549,8 @@
           <w:rStyle w:val="12pt0ptExact"/>
           <w:rFonts w:ascii="Times New Roman" w:hAnsi="Times New Roman" w:cs="Times New Roman"/>
           <w:spacing w:val="0"/>
+          <w:sz w:val="20"/>
+          <w:szCs w:val="20"/>
         </w:rPr>
         <w:t xml:space="preserve"> </w:t>
       </w:r>
@@ -3757,12 +1563,14 @@
           <w:numId w:val="7"/>
         </w:numPr>
         <w:shd w:val="clear" w:color="auto" w:fill="auto"/>
-        <w:spacing w:after="0" w:line="276" w:lineRule="auto"/>
+        <w:spacing w:after="0" w:line="240" w:lineRule="auto"/>
         <w:jc w:val="both"/>
         <w:rPr>
           <w:rStyle w:val="12pt0ptExact"/>
           <w:rFonts w:ascii="Times New Roman" w:hAnsi="Times New Roman" w:cs="Times New Roman"/>
           <w:spacing w:val="0"/>
+          <w:sz w:val="20"/>
+          <w:szCs w:val="20"/>
         </w:rPr>
       </w:pPr>
       <w:r>
@@ -3770,6 +1578,8 @@
           <w:rStyle w:val="12pt0ptExact"/>
           <w:rFonts w:ascii="Times New Roman" w:hAnsi="Times New Roman" w:cs="Times New Roman"/>
           <w:spacing w:val="0"/>
+          <w:sz w:val="20"/>
+          <w:szCs w:val="20"/>
         </w:rPr>
         <w:t>запитання на відтворення, добір фактів;</w:t>
       </w:r>
@@ -3782,10 +1592,12 @@
           <w:numId w:val="7"/>
         </w:numPr>
         <w:shd w:val="clear" w:color="auto" w:fill="auto"/>
-        <w:spacing w:after="0" w:line="276" w:lineRule="auto"/>
+        <w:spacing w:after="0" w:line="240" w:lineRule="auto"/>
         <w:jc w:val="both"/>
         <w:rPr>
           <w:rFonts w:ascii="Times New Roman" w:hAnsi="Times New Roman" w:cs="Times New Roman"/>
+          <w:sz w:val="20"/>
+          <w:szCs w:val="20"/>
         </w:rPr>
       </w:pPr>
       <w:r>
@@ -3793,6 +1605,8 @@
           <w:rStyle w:val="12pt0ptExact"/>
           <w:rFonts w:ascii="Times New Roman" w:hAnsi="Times New Roman" w:cs="Times New Roman"/>
           <w:spacing w:val="0"/>
+          <w:sz w:val="20"/>
+          <w:szCs w:val="20"/>
         </w:rPr>
         <w:t>запитання, що вимагають розробки історичних фактів, розкриття причиново-наслідкових зв'язків;</w:t>
       </w:r>
@@ -3805,10 +1619,12 @@
           <w:numId w:val="7"/>
         </w:numPr>
         <w:shd w:val="clear" w:color="auto" w:fill="auto"/>
-        <w:spacing w:after="0" w:line="276" w:lineRule="auto"/>
+        <w:spacing w:after="0" w:line="240" w:lineRule="auto"/>
         <w:jc w:val="both"/>
         <w:rPr>
           <w:rFonts w:ascii="Times New Roman" w:hAnsi="Times New Roman" w:cs="Times New Roman"/>
+          <w:sz w:val="20"/>
+          <w:szCs w:val="20"/>
         </w:rPr>
       </w:pPr>
       <w:r>
@@ -3816,6 +1632,8 @@
           <w:rStyle w:val="12pt0ptExact"/>
           <w:rFonts w:ascii="Times New Roman" w:hAnsi="Times New Roman" w:cs="Times New Roman"/>
           <w:spacing w:val="0"/>
+          <w:sz w:val="20"/>
+          <w:szCs w:val="20"/>
         </w:rPr>
         <w:t>запитання, що вимагають узагальнення, систе</w:t>
       </w:r>
@@ -3824,6 +1642,8 @@
           <w:rStyle w:val="12pt0ptExact"/>
           <w:rFonts w:ascii="Times New Roman" w:hAnsi="Times New Roman" w:cs="Times New Roman"/>
           <w:spacing w:val="0"/>
+          <w:sz w:val="20"/>
+          <w:szCs w:val="20"/>
         </w:rPr>
         <w:softHyphen/>
         <w:t>матизації вивчених фактів і явищ;</w:t>
@@ -3837,10 +1657,12 @@
           <w:numId w:val="7"/>
         </w:numPr>
         <w:shd w:val="clear" w:color="auto" w:fill="auto"/>
-        <w:spacing w:after="0" w:line="276" w:lineRule="auto"/>
+        <w:spacing w:after="0" w:line="240" w:lineRule="auto"/>
         <w:jc w:val="both"/>
         <w:rPr>
           <w:rFonts w:ascii="Times New Roman" w:hAnsi="Times New Roman" w:cs="Times New Roman"/>
+          <w:sz w:val="20"/>
+          <w:szCs w:val="20"/>
         </w:rPr>
       </w:pPr>
       <w:r>
@@ -3848,6 +1670,8 @@
           <w:rStyle w:val="12pt0ptExact"/>
           <w:rFonts w:ascii="Times New Roman" w:hAnsi="Times New Roman" w:cs="Times New Roman"/>
           <w:spacing w:val="0"/>
+          <w:sz w:val="20"/>
+          <w:szCs w:val="20"/>
         </w:rPr>
         <w:t>запитання, що вимагають порівняння, зіставлення та доведення;</w:t>
       </w:r>
@@ -3860,12 +1684,14 @@
           <w:numId w:val="8"/>
         </w:numPr>
         <w:shd w:val="clear" w:color="auto" w:fill="auto"/>
-        <w:spacing w:after="0" w:line="276" w:lineRule="auto"/>
+        <w:spacing w:after="0" w:line="240" w:lineRule="auto"/>
         <w:jc w:val="both"/>
         <w:rPr>
           <w:rStyle w:val="12pt0ptExact"/>
           <w:rFonts w:ascii="Times New Roman" w:hAnsi="Times New Roman" w:cs="Times New Roman"/>
           <w:spacing w:val="0"/>
+          <w:sz w:val="20"/>
+          <w:szCs w:val="20"/>
         </w:rPr>
       </w:pPr>
       <w:r>
@@ -3873,6 +1699,8 @@
           <w:rStyle w:val="12pt0ptExact"/>
           <w:rFonts w:ascii="Times New Roman" w:hAnsi="Times New Roman" w:cs="Times New Roman"/>
           <w:spacing w:val="0"/>
+          <w:sz w:val="20"/>
+          <w:szCs w:val="20"/>
         </w:rPr>
         <w:t>запитання, що сприяють визначенню особистого ставлення учнів до фактів історичного минулого і сучасного;</w:t>
       </w:r>
@@ -3885,10 +1713,12 @@
           <w:numId w:val="8"/>
         </w:numPr>
         <w:shd w:val="clear" w:color="auto" w:fill="auto"/>
-        <w:spacing w:after="0" w:line="276" w:lineRule="auto"/>
+        <w:spacing w:after="0" w:line="240" w:lineRule="auto"/>
         <w:jc w:val="both"/>
         <w:rPr>
           <w:rFonts w:ascii="Times New Roman" w:hAnsi="Times New Roman" w:cs="Times New Roman"/>
+          <w:sz w:val="20"/>
+          <w:szCs w:val="20"/>
         </w:rPr>
       </w:pPr>
       <w:r>
@@ -3896,6 +1726,8 @@
           <w:rStyle w:val="12pt0ptExact"/>
           <w:rFonts w:ascii="Times New Roman" w:hAnsi="Times New Roman" w:cs="Times New Roman"/>
           <w:spacing w:val="0"/>
+          <w:sz w:val="20"/>
+          <w:szCs w:val="20"/>
         </w:rPr>
         <w:t>запитання, що вимагають характеристики, оцінки історичних фактів, подій, історичних діячів.</w:t>
       </w:r>
@@ -3908,79 +1740,96 @@
           <w:tab w:val="right" w:pos="5100"/>
           <w:tab w:val="right" w:pos="6792"/>
         </w:tabs>
-        <w:spacing w:after="0" w:line="276" w:lineRule="auto"/>
+        <w:spacing w:after="0" w:line="240" w:lineRule="auto"/>
         <w:ind w:firstLine="709"/>
         <w:jc w:val="both"/>
         <w:rPr>
           <w:rStyle w:val="12pt0ptExact"/>
           <w:rFonts w:ascii="Times New Roman" w:hAnsi="Times New Roman" w:cs="Times New Roman"/>
+          <w:spacing w:val="0"/>
+          <w:kern w:val="28"/>
+          <w:sz w:val="20"/>
+          <w:szCs w:val="20"/>
+        </w:rPr>
+      </w:pPr>
+      <w:r>
+        <w:rPr>
+          <w:rStyle w:val="12pt0ptExact"/>
+          <w:rFonts w:ascii="Times New Roman" w:hAnsi="Times New Roman" w:cs="Times New Roman"/>
+          <w:spacing w:val="0"/>
+          <w:sz w:val="20"/>
+          <w:szCs w:val="20"/>
+        </w:rPr>
+        <w:t xml:space="preserve">Завдання, побудовані </w:t>
+      </w:r>
+      <w:r>
+        <w:rPr>
+          <w:rStyle w:val="12pt0ptExact"/>
+          <w:rFonts w:ascii="Times New Roman" w:hAnsi="Times New Roman" w:cs="Times New Roman"/>
+          <w:spacing w:val="0"/>
+          <w:sz w:val="20"/>
+          <w:szCs w:val="20"/>
+        </w:rPr>
+        <w:t>на великому за обсягом матеріалі</w:t>
+      </w:r>
+      <w:r>
+        <w:rPr>
+          <w:rStyle w:val="12pt0ptExact"/>
+          <w:rFonts w:ascii="Times New Roman" w:hAnsi="Times New Roman" w:cs="Times New Roman"/>
+          <w:spacing w:val="0"/>
+          <w:sz w:val="20"/>
+          <w:szCs w:val="20"/>
+        </w:rPr>
+        <w:t>, вивчення якого потребує багато часу, або на матеріалі, з якого студенти не зможуть вичленити головного, не дають позитивних наслідків. Проте й легкі завдання часто виконуються механічно, без особливого розумового напруження. Так 69% студентів повідомили що їм цікаво відповідати на «важкі запитання», на «запитання-загадки». Щоб завдання були посильними й містили певні труднощі, їх необхідно поступово і розумно ускладнювати та індивідуалізувати. Це ж стосується і форм роботи.</w:t>
+      </w:r>
+      <w:r>
+        <w:rPr>
+          <w:rStyle w:val="12pt0ptExact"/>
+          <w:rFonts w:ascii="Times New Roman" w:hAnsi="Times New Roman" w:cs="Times New Roman"/>
+          <w:spacing w:val="0"/>
+          <w:sz w:val="20"/>
+          <w:szCs w:val="20"/>
+        </w:rPr>
+        <w:br/>
+      </w:r>
+      <w:r>
+        <w:rPr>
+          <w:rStyle w:val="12pt0ptExact"/>
+          <w:rFonts w:ascii="Times New Roman" w:hAnsi="Times New Roman" w:cs="Times New Roman"/>
+          <w:spacing w:val="0"/>
+          <w:sz w:val="20"/>
+          <w:szCs w:val="20"/>
+        </w:rPr>
+        <w:tab/>
+      </w:r>
+      <w:r>
+        <w:rPr>
+          <w:rStyle w:val="12pt0ptExact"/>
+          <w:rFonts w:ascii="Times New Roman" w:hAnsi="Times New Roman" w:cs="Times New Roman"/>
           <w:b/>
           <w:spacing w:val="0"/>
-          <w:kern w:val="28"/>
-        </w:rPr>
-      </w:pPr>
+          <w:sz w:val="20"/>
+          <w:szCs w:val="20"/>
+        </w:rPr>
+        <w:t xml:space="preserve">Диференціація с/р </w:t>
+      </w:r>
       <w:r>
         <w:rPr>
           <w:rStyle w:val="12pt0ptExact"/>
           <w:rFonts w:ascii="Times New Roman" w:hAnsi="Times New Roman" w:cs="Times New Roman"/>
           <w:spacing w:val="0"/>
-        </w:rPr>
-        <w:t xml:space="preserve">Завдання, побудовані </w:t>
+          <w:sz w:val="20"/>
+          <w:szCs w:val="20"/>
+        </w:rPr>
+        <w:t>на занятті може</w:t>
       </w:r>
       <w:r>
         <w:rPr>
           <w:rStyle w:val="12pt0ptExact"/>
           <w:rFonts w:ascii="Times New Roman" w:hAnsi="Times New Roman" w:cs="Times New Roman"/>
           <w:spacing w:val="0"/>
-        </w:rPr>
-        <w:t>на великому за обсягом матеріалі</w:t>
-      </w:r>
-      <w:r>
-        <w:rPr>
-          <w:rStyle w:val="12pt0ptExact"/>
-          <w:rFonts w:ascii="Times New Roman" w:hAnsi="Times New Roman" w:cs="Times New Roman"/>
-          <w:spacing w:val="0"/>
-        </w:rPr>
-        <w:t>, вивчення якого потребує багато часу, або на матеріалі, з якого студенти не зможуть вичленити головного, не дають позитивних наслідків. Проте й легкі завдання часто виконуються механічно, без особливого розумового напруження. Так 69% студентів повідомили що їм цікаво відповідати на «важкі запитання», на «запитання-загадки». Щоб завдання були посильними й містили певні труднощі, їх необхідно поступово і розумно ускладнювати та індивідуалізувати. Це ж стосується і форм роботи.</w:t>
-      </w:r>
-      <w:r>
-        <w:rPr>
-          <w:rStyle w:val="12pt0ptExact"/>
-          <w:rFonts w:ascii="Times New Roman" w:hAnsi="Times New Roman" w:cs="Times New Roman"/>
-          <w:spacing w:val="0"/>
-        </w:rPr>
-        <w:br/>
-      </w:r>
-      <w:r>
-        <w:rPr>
-          <w:rStyle w:val="12pt0ptExact"/>
-          <w:rFonts w:ascii="Times New Roman" w:hAnsi="Times New Roman" w:cs="Times New Roman"/>
-          <w:spacing w:val="0"/>
-        </w:rPr>
-        <w:tab/>
-      </w:r>
-      <w:r>
-        <w:rPr>
-          <w:rStyle w:val="12pt0ptExact"/>
-          <w:rFonts w:ascii="Times New Roman" w:hAnsi="Times New Roman" w:cs="Times New Roman"/>
-          <w:b/>
-          <w:spacing w:val="0"/>
-        </w:rPr>
-        <w:t xml:space="preserve">Диференціація с/р </w:t>
-      </w:r>
-      <w:r>
-        <w:rPr>
-          <w:rStyle w:val="12pt0ptExact"/>
-          <w:rFonts w:ascii="Times New Roman" w:hAnsi="Times New Roman" w:cs="Times New Roman"/>
-          <w:spacing w:val="0"/>
-        </w:rPr>
-        <w:t>на занятті може</w:t>
-      </w:r>
-      <w:r>
-        <w:rPr>
-          <w:rStyle w:val="12pt0ptExact"/>
-          <w:rFonts w:ascii="Times New Roman" w:hAnsi="Times New Roman" w:cs="Times New Roman"/>
-          <w:spacing w:val="0"/>
+          <w:sz w:val="20"/>
+          <w:szCs w:val="20"/>
         </w:rPr>
         <w:tab/>
         <w:t>приводитесь</w:t>
@@ -3991,6 +1840,8 @@
           <w:rFonts w:ascii="Times New Roman" w:hAnsi="Times New Roman" w:cs="Times New Roman"/>
           <w:b/>
           <w:spacing w:val="0"/>
+          <w:sz w:val="20"/>
+          <w:szCs w:val="20"/>
         </w:rPr>
         <w:br/>
       </w:r>
@@ -3999,6 +1850,8 @@
           <w:rStyle w:val="12pt0ptExact"/>
           <w:rFonts w:ascii="Times New Roman" w:hAnsi="Times New Roman" w:cs="Times New Roman"/>
           <w:spacing w:val="0"/>
+          <w:sz w:val="20"/>
+          <w:szCs w:val="20"/>
         </w:rPr>
         <w:t xml:space="preserve">по-різному. При цьому доцільно поділити студентів </w:t>
       </w:r>
@@ -4007,6 +1860,8 @@
           <w:rStyle w:val="12pt0ptExact"/>
           <w:rFonts w:ascii="Times New Roman" w:hAnsi="Times New Roman" w:cs="Times New Roman"/>
           <w:spacing w:val="0"/>
+          <w:sz w:val="20"/>
+          <w:szCs w:val="20"/>
         </w:rPr>
         <w:t>групи</w:t>
       </w:r>
@@ -4015,45 +1870,21 @@
           <w:rStyle w:val="12pt0ptExact"/>
           <w:rFonts w:ascii="Times New Roman" w:hAnsi="Times New Roman" w:cs="Times New Roman"/>
           <w:spacing w:val="0"/>
-        </w:rPr>
-        <w:t xml:space="preserve"> на певні групи за рівнем їх знань та умінь. Враховуючи психологічні особливості, ми умовно визначили 3 групи студентів які </w:t>
+          <w:sz w:val="20"/>
+          <w:szCs w:val="20"/>
+        </w:rPr>
+        <w:t xml:space="preserve"> на певні групи за рівнем їх знань та умінь. Враховуючи психологічні особливості, ми умовно визначили 3 групи студентів які відрізняються різним ступенем готовності до с/р, різним ставленням до навчання та </w:t>
       </w:r>
       <w:r>
         <w:rPr>
           <w:rStyle w:val="12pt0ptExact"/>
           <w:rFonts w:ascii="Times New Roman" w:hAnsi="Times New Roman" w:cs="Times New Roman"/>
           <w:spacing w:val="0"/>
-        </w:rPr>
-        <w:lastRenderedPageBreak/>
-        <w:t xml:space="preserve">відрізняються різним ступенем готовності до с/р, різним ставленням до навчання та </w:t>
-      </w:r>
-      <w:r>
-        <w:rPr>
-          <w:rStyle w:val="12pt0ptExact"/>
-          <w:rFonts w:ascii="Times New Roman" w:hAnsi="Times New Roman" w:cs="Times New Roman"/>
-          <w:spacing w:val="0"/>
           <w:kern w:val="28"/>
+          <w:sz w:val="20"/>
+          <w:szCs w:val="20"/>
         </w:rPr>
         <w:t>умінням володіти окремими прийомами розумової праці.</w:t>
-      </w:r>
-      <w:r>
-        <w:rPr>
-          <w:rStyle w:val="12pt0ptExact"/>
-          <w:rFonts w:ascii="Times New Roman" w:hAnsi="Times New Roman" w:cs="Times New Roman"/>
-          <w:spacing w:val="0"/>
-          <w:kern w:val="28"/>
-        </w:rPr>
-        <w:br/>
-      </w:r>
-      <w:r>
-        <w:rPr>
-          <w:rStyle w:val="12pt0ptExact"/>
-          <w:rFonts w:ascii="Times New Roman" w:hAnsi="Times New Roman" w:cs="Times New Roman"/>
-          <w:b/>
-          <w:spacing w:val="0"/>
-          <w:kern w:val="28"/>
-        </w:rPr>
-        <w:t>І група — хочу — можу.</w:t>
       </w:r>
     </w:p>
     <w:p>
@@ -4064,28 +1895,92 @@
           <w:tab w:val="right" w:pos="5100"/>
           <w:tab w:val="right" w:pos="6792"/>
         </w:tabs>
-        <w:spacing w:after="0" w:line="276" w:lineRule="auto"/>
+        <w:spacing w:after="0" w:line="240" w:lineRule="auto"/>
         <w:ind w:firstLine="709"/>
         <w:jc w:val="both"/>
         <w:rPr>
-          <w:rFonts w:ascii="Times New Roman" w:hAnsi="Times New Roman" w:cs="Times New Roman"/>
-        </w:rPr>
-      </w:pPr>
-      <w:r>
-        <w:rPr>
           <w:rStyle w:val="12pt0ptExact"/>
           <w:rFonts w:ascii="Times New Roman" w:hAnsi="Times New Roman" w:cs="Times New Roman"/>
+          <w:b/>
           <w:spacing w:val="0"/>
           <w:kern w:val="28"/>
-        </w:rPr>
-        <w:tab/>
-        <w:t xml:space="preserve">Таких близько 30%. Для цієї групи характерні такі особливості: </w:t>
-      </w:r>
+          <w:sz w:val="20"/>
+          <w:szCs w:val="20"/>
+        </w:rPr>
+      </w:pPr>
       <w:r>
         <w:rPr>
           <w:rStyle w:val="12pt0ptExact"/>
           <w:rFonts w:ascii="Times New Roman" w:hAnsi="Times New Roman" w:cs="Times New Roman"/>
-          <w:spacing w:val="0"/>
+          <w:b/>
+          <w:spacing w:val="0"/>
+          <w:kern w:val="28"/>
+          <w:sz w:val="20"/>
+          <w:szCs w:val="20"/>
+        </w:rPr>
+        <w:lastRenderedPageBreak/>
+        <w:t>І група — хочу — можу.</w:t>
+      </w:r>
+    </w:p>
+    <w:p>
+      <w:pPr>
+        <w:pStyle w:val="2"/>
+        <w:shd w:val="clear" w:color="auto" w:fill="auto"/>
+        <w:tabs>
+          <w:tab w:val="right" w:pos="6792"/>
+        </w:tabs>
+        <w:spacing w:after="0" w:line="240" w:lineRule="auto"/>
+        <w:ind w:firstLine="709"/>
+        <w:jc w:val="both"/>
+        <w:rPr>
+          <w:rStyle w:val="12pt0ptExact"/>
+          <w:rFonts w:ascii="Times New Roman" w:hAnsi="Times New Roman" w:cs="Times New Roman"/>
+          <w:spacing w:val="0"/>
+          <w:kern w:val="28"/>
+          <w:sz w:val="20"/>
+          <w:szCs w:val="20"/>
+        </w:rPr>
+      </w:pPr>
+      <w:r>
+        <w:rPr>
+          <w:rStyle w:val="12pt0ptExact"/>
+          <w:rFonts w:ascii="Times New Roman" w:hAnsi="Times New Roman" w:cs="Times New Roman"/>
+          <w:spacing w:val="0"/>
+          <w:kern w:val="28"/>
+          <w:sz w:val="20"/>
+          <w:szCs w:val="20"/>
+        </w:rPr>
+        <w:t>Таких близько 30%. Для цієї групи характерні</w:t>
+      </w:r>
+      <w:r>
+        <w:rPr>
+          <w:rStyle w:val="12pt0ptExact"/>
+          <w:rFonts w:ascii="Times New Roman" w:hAnsi="Times New Roman" w:cs="Times New Roman"/>
+          <w:spacing w:val="0"/>
+          <w:kern w:val="28"/>
+          <w:sz w:val="20"/>
+          <w:szCs w:val="20"/>
+        </w:rPr>
+        <w:t xml:space="preserve"> </w:t>
+      </w:r>
+      <w:r>
+        <w:rPr>
+          <w:rStyle w:val="12pt0ptExact"/>
+          <w:rFonts w:ascii="Times New Roman" w:hAnsi="Times New Roman" w:cs="Times New Roman"/>
+          <w:spacing w:val="0"/>
+          <w:kern w:val="28"/>
+          <w:sz w:val="20"/>
+          <w:szCs w:val="20"/>
+        </w:rPr>
+        <w:t xml:space="preserve">такі особливості: </w:t>
+      </w:r>
+      <w:r>
+        <w:rPr>
+          <w:rStyle w:val="12pt0ptExact"/>
+          <w:rFonts w:ascii="Times New Roman" w:hAnsi="Times New Roman" w:cs="Times New Roman"/>
+          <w:spacing w:val="0"/>
+          <w:sz w:val="20"/>
+          <w:szCs w:val="20"/>
         </w:rPr>
         <w:t xml:space="preserve">психологічна готовність до виконання с/р. Ця </w:t>
       </w:r>
@@ -4094,8 +1989,8 @@
           <w:rStyle w:val="12pt3ptExact"/>
           <w:rFonts w:ascii="Times New Roman" w:hAnsi="Times New Roman" w:cs="Times New Roman"/>
           <w:spacing w:val="0"/>
-          <w:sz w:val="28"/>
-          <w:szCs w:val="28"/>
+          <w:sz w:val="20"/>
+          <w:szCs w:val="20"/>
         </w:rPr>
         <w:t>студентів володіє</w:t>
       </w:r>
@@ -4104,6 +1999,8 @@
           <w:rStyle w:val="12pt0ptExact"/>
           <w:rFonts w:ascii="Times New Roman" w:hAnsi="Times New Roman" w:cs="Times New Roman"/>
           <w:spacing w:val="0"/>
+          <w:sz w:val="20"/>
+          <w:szCs w:val="20"/>
         </w:rPr>
         <w:t xml:space="preserve"> певною системою прийомів розумової праці, з інтересом</w:t>
       </w:r>
@@ -4113,6 +2010,8 @@
           <w:rFonts w:ascii="Times New Roman" w:hAnsi="Times New Roman" w:cs="Times New Roman"/>
           <w:spacing w:val="0"/>
           <w:kern w:val="28"/>
+          <w:sz w:val="20"/>
+          <w:szCs w:val="20"/>
         </w:rPr>
         <w:t xml:space="preserve"> ви</w:t>
       </w:r>
@@ -4122,6 +2021,8 @@
           <w:rFonts w:ascii="Times New Roman" w:hAnsi="Times New Roman" w:cs="Times New Roman"/>
           <w:spacing w:val="0"/>
           <w:kern w:val="28"/>
+          <w:sz w:val="20"/>
+          <w:szCs w:val="20"/>
         </w:rPr>
         <w:softHyphen/>
         <w:t>конує</w:t>
@@ -4131,27 +2032,30 @@
           <w:rStyle w:val="12pt0ptExact"/>
           <w:rFonts w:ascii="Times New Roman" w:hAnsi="Times New Roman" w:cs="Times New Roman"/>
           <w:spacing w:val="0"/>
+          <w:sz w:val="20"/>
+          <w:szCs w:val="20"/>
         </w:rPr>
         <w:t xml:space="preserve"> різні завдання с/р, виявляючи при цьому ініціативу і творчість.</w:t>
-      </w:r>
-      <w:r>
-        <w:rPr>
-          <w:rStyle w:val="12pt0ptExact"/>
-          <w:rFonts w:ascii="Times New Roman" w:hAnsi="Times New Roman" w:cs="Times New Roman"/>
-          <w:spacing w:val="0"/>
-        </w:rPr>
-        <w:br/>
       </w:r>
     </w:p>
     <w:p>
       <w:pPr>
         <w:pStyle w:val="2"/>
         <w:shd w:val="clear" w:color="auto" w:fill="auto"/>
-        <w:spacing w:after="0" w:line="276" w:lineRule="auto"/>
+        <w:tabs>
+          <w:tab w:val="right" w:pos="5100"/>
+          <w:tab w:val="right" w:pos="6792"/>
+        </w:tabs>
+        <w:spacing w:after="0" w:line="240" w:lineRule="auto"/>
         <w:ind w:firstLine="709"/>
         <w:jc w:val="both"/>
         <w:rPr>
-          <w:rFonts w:ascii="Times New Roman" w:hAnsi="Times New Roman" w:cs="Times New Roman"/>
+          <w:rStyle w:val="12pt0ptExact"/>
+          <w:rFonts w:ascii="Times New Roman" w:hAnsi="Times New Roman" w:cs="Times New Roman"/>
+          <w:b/>
+          <w:spacing w:val="0"/>
+          <w:sz w:val="20"/>
+          <w:szCs w:val="20"/>
         </w:rPr>
       </w:pPr>
       <w:r>
@@ -4159,6 +2063,8 @@
           <w:rStyle w:val="140ptExact"/>
           <w:rFonts w:ascii="Times New Roman" w:hAnsi="Times New Roman" w:cs="Times New Roman"/>
           <w:spacing w:val="0"/>
+          <w:sz w:val="20"/>
+          <w:szCs w:val="20"/>
         </w:rPr>
         <w:t xml:space="preserve">II група </w:t>
       </w:r>
@@ -4168,20 +2074,31 @@
           <w:rFonts w:ascii="Times New Roman" w:hAnsi="Times New Roman" w:cs="Times New Roman"/>
           <w:b/>
           <w:spacing w:val="0"/>
+          <w:sz w:val="20"/>
+          <w:szCs w:val="20"/>
         </w:rPr>
         <w:t>— хочу — не можу.</w:t>
       </w:r>
-      <w:r>
-        <w:rPr>
-          <w:rFonts w:ascii="Times New Roman" w:hAnsi="Times New Roman" w:cs="Times New Roman"/>
-        </w:rPr>
-        <w:br/>
-      </w:r>
-      <w:r>
-        <w:rPr>
-          <w:rFonts w:ascii="Times New Roman" w:hAnsi="Times New Roman" w:cs="Times New Roman"/>
-        </w:rPr>
-        <w:tab/>
+    </w:p>
+    <w:p>
+      <w:pPr>
+        <w:pStyle w:val="2"/>
+        <w:shd w:val="clear" w:color="auto" w:fill="auto"/>
+        <w:spacing w:after="0" w:line="240" w:lineRule="auto"/>
+        <w:ind w:firstLine="709"/>
+        <w:jc w:val="both"/>
+        <w:rPr>
+          <w:rFonts w:ascii="Times New Roman" w:hAnsi="Times New Roman" w:cs="Times New Roman"/>
+          <w:sz w:val="20"/>
+          <w:szCs w:val="20"/>
+        </w:rPr>
+      </w:pPr>
+      <w:r>
+        <w:rPr>
+          <w:rFonts w:ascii="Times New Roman" w:hAnsi="Times New Roman" w:cs="Times New Roman"/>
+          <w:sz w:val="20"/>
+          <w:szCs w:val="20"/>
+        </w:rPr>
         <w:t xml:space="preserve">Таких близько 50%. Студенти цієї групи до навчання </w:t>
       </w:r>
       <w:r>
@@ -4189,6 +2106,8 @@
           <w:rStyle w:val="12pt0ptExact"/>
           <w:rFonts w:ascii="Times New Roman" w:hAnsi="Times New Roman" w:cs="Times New Roman"/>
           <w:spacing w:val="0"/>
+          <w:sz w:val="20"/>
+          <w:szCs w:val="20"/>
         </w:rPr>
         <w:t>ставляться в основному сумлінно. Однак «го</w:t>
       </w:r>
@@ -4197,6 +2116,8 @@
           <w:rStyle w:val="12pt0ptExact"/>
           <w:rFonts w:ascii="Times New Roman" w:hAnsi="Times New Roman" w:cs="Times New Roman"/>
           <w:spacing w:val="0"/>
+          <w:sz w:val="20"/>
+          <w:szCs w:val="20"/>
         </w:rPr>
         <w:softHyphen/>
         <w:t>товність» їх до виконання с/р має дещо пасивний ха</w:t>
@@ -4206,6 +2127,8 @@
           <w:rStyle w:val="12pt0ptExact"/>
           <w:rFonts w:ascii="Times New Roman" w:hAnsi="Times New Roman" w:cs="Times New Roman"/>
           <w:spacing w:val="0"/>
+          <w:sz w:val="20"/>
+          <w:szCs w:val="20"/>
         </w:rPr>
         <w:softHyphen/>
         <w:t>рактер у зв'язку з невпевненістю у своїх знаннях та відсутністю сталих умінь і навичок с/р.</w:t>
@@ -4215,10 +2138,12 @@
       <w:pPr>
         <w:pStyle w:val="140"/>
         <w:shd w:val="clear" w:color="auto" w:fill="auto"/>
-        <w:spacing w:after="17" w:line="276" w:lineRule="auto"/>
+        <w:spacing w:after="17" w:line="240" w:lineRule="auto"/>
         <w:ind w:firstLine="709"/>
         <w:rPr>
           <w:rFonts w:ascii="Times New Roman" w:hAnsi="Times New Roman" w:cs="Times New Roman"/>
+          <w:sz w:val="20"/>
+          <w:szCs w:val="20"/>
         </w:rPr>
       </w:pPr>
       <w:r>
@@ -4228,6 +2153,8 @@
           <w:b/>
           <w:bCs/>
           <w:spacing w:val="0"/>
+          <w:sz w:val="20"/>
+          <w:szCs w:val="20"/>
         </w:rPr>
         <w:t>III група — не, хочу — не можу.</w:t>
       </w:r>
@@ -4236,10 +2163,12 @@
       <w:pPr>
         <w:pStyle w:val="2"/>
         <w:shd w:val="clear" w:color="auto" w:fill="auto"/>
-        <w:spacing w:after="72" w:line="276" w:lineRule="auto"/>
+        <w:spacing w:after="72" w:line="240" w:lineRule="auto"/>
         <w:ind w:firstLine="709"/>
         <w:rPr>
           <w:rFonts w:ascii="Times New Roman" w:hAnsi="Times New Roman" w:cs="Times New Roman"/>
+          <w:sz w:val="20"/>
+          <w:szCs w:val="20"/>
         </w:rPr>
       </w:pPr>
       <w:r>
@@ -4247,6 +2176,8 @@
           <w:rStyle w:val="12pt0ptExact"/>
           <w:rFonts w:ascii="Times New Roman" w:hAnsi="Times New Roman" w:cs="Times New Roman"/>
           <w:spacing w:val="0"/>
+          <w:sz w:val="20"/>
+          <w:szCs w:val="20"/>
         </w:rPr>
         <w:t xml:space="preserve">Таких студентів до 20%. Ці студенти негативно ставляться до навчання, хоч усвідомлюють, </w:t>
       </w:r>
@@ -4256,8 +2187,8 @@
           <w:rFonts w:ascii="Times New Roman" w:hAnsi="Times New Roman" w:cs="Times New Roman"/>
           <w:i w:val="0"/>
           <w:spacing w:val="0"/>
-          <w:sz w:val="28"/>
-          <w:szCs w:val="28"/>
+          <w:sz w:val="20"/>
+          <w:szCs w:val="20"/>
         </w:rPr>
         <w:t xml:space="preserve">що технікум закінчити </w:t>
       </w:r>
@@ -4266,6 +2197,8 @@
           <w:rStyle w:val="12pt0ptExact"/>
           <w:rFonts w:ascii="Times New Roman" w:hAnsi="Times New Roman" w:cs="Times New Roman"/>
           <w:spacing w:val="0"/>
+          <w:sz w:val="20"/>
+          <w:szCs w:val="20"/>
         </w:rPr>
         <w:t>треба. Відсутні бажання й інтерес працювати</w:t>
       </w:r>
@@ -4274,13 +2207,15 @@
       <w:pPr>
         <w:pStyle w:val="2"/>
         <w:shd w:val="clear" w:color="auto" w:fill="auto"/>
-        <w:spacing w:after="0" w:line="276" w:lineRule="auto"/>
+        <w:spacing w:after="0" w:line="240" w:lineRule="auto"/>
         <w:ind w:firstLine="709"/>
         <w:jc w:val="both"/>
         <w:rPr>
           <w:rStyle w:val="12pt0ptExact"/>
           <w:rFonts w:ascii="Times New Roman" w:hAnsi="Times New Roman" w:cs="Times New Roman"/>
           <w:spacing w:val="0"/>
+          <w:sz w:val="20"/>
+          <w:szCs w:val="20"/>
         </w:rPr>
       </w:pPr>
       <w:r>
@@ -4288,45 +2223,25 @@
           <w:rStyle w:val="12pt0ptExact"/>
           <w:rFonts w:ascii="Times New Roman" w:hAnsi="Times New Roman" w:cs="Times New Roman"/>
           <w:spacing w:val="0"/>
-        </w:rPr>
-        <w:t>самостійно, бо усвідомлення власних прогалин у знаннях породжує невпевненість і пасивність. Диференціація завдань має сприяти не. тільки підвищенню якості знань і вмінь кожно</w:t>
-      </w:r>
-      <w:r>
-        <w:rPr>
-          <w:rStyle w:val="12pt0ptExact"/>
-          <w:rFonts w:ascii="Times New Roman" w:hAnsi="Times New Roman" w:cs="Times New Roman"/>
-          <w:spacing w:val="0"/>
-        </w:rPr>
-        <w:t xml:space="preserve">го студента, </w:t>
-      </w:r>
-      <w:r>
-        <w:rPr>
-          <w:rStyle w:val="12pt0ptExact"/>
-          <w:rFonts w:ascii="Times New Roman" w:hAnsi="Times New Roman" w:cs="Times New Roman"/>
-          <w:spacing w:val="0"/>
-        </w:rPr>
-        <w:t>а й поступовому переходові його з однієї групи до іншої. Такий підхід забезпечить послідовний розвиток особистості і пізнавальних здібностей кожного</w:t>
-      </w:r>
-      <w:r>
-        <w:rPr>
-          <w:rStyle w:val="12pt0ptExact"/>
-          <w:rFonts w:ascii="Times New Roman" w:hAnsi="Times New Roman" w:cs="Times New Roman"/>
-          <w:spacing w:val="0"/>
-        </w:rPr>
-        <w:t xml:space="preserve"> студента </w:t>
+          <w:sz w:val="20"/>
+          <w:szCs w:val="20"/>
+        </w:rPr>
+        <w:t xml:space="preserve">самостійно, бо усвідомлення власних прогалин у знаннях породжує невпевненість і пасивність. Диференціація завдань має сприяти не. тільки підвищенню якості знань і вмінь кожного студента, а й поступовому переходові його з однієї групи до іншої. Такий підхід забезпечить послідовний розвиток особистості і пізнавальних здібностей кожного студента </w:t>
       </w:r>
     </w:p>
     <w:p>
       <w:pPr>
         <w:pStyle w:val="2"/>
         <w:shd w:val="clear" w:color="auto" w:fill="auto"/>
-        <w:spacing w:after="0" w:line="276" w:lineRule="auto"/>
+        <w:spacing w:after="0" w:line="240" w:lineRule="auto"/>
         <w:ind w:firstLine="709"/>
         <w:jc w:val="both"/>
         <w:rPr>
           <w:rStyle w:val="12pt0ptExact"/>
           <w:rFonts w:ascii="Times New Roman" w:hAnsi="Times New Roman" w:cs="Times New Roman"/>
           <w:spacing w:val="0"/>
+          <w:sz w:val="20"/>
+          <w:szCs w:val="20"/>
         </w:rPr>
       </w:pPr>
       <w:r>
@@ -4335,6 +2250,8 @@
           <w:rFonts w:ascii="Times New Roman" w:hAnsi="Times New Roman" w:cs="Times New Roman"/>
           <w:b/>
           <w:spacing w:val="0"/>
+          <w:sz w:val="20"/>
+          <w:szCs w:val="20"/>
         </w:rPr>
         <w:t>ІІ. Викладач повинен готувати студентів до виконання с/р</w:t>
       </w:r>
@@ -4343,106 +2260,50 @@
           <w:rStyle w:val="12pt0ptExact"/>
           <w:rFonts w:ascii="Times New Roman" w:hAnsi="Times New Roman" w:cs="Times New Roman"/>
           <w:spacing w:val="0"/>
-        </w:rPr>
-        <w:t>. Відомо, що процес розв’язання</w:t>
+          <w:sz w:val="20"/>
+          <w:szCs w:val="20"/>
+        </w:rPr>
+        <w:t xml:space="preserve">. Відомо, що процес розв’язання проблеми значно прискорюється, коли дослідник студент не оперує методом «спроб і помилок», а керується певними правилами, алгоритмами діяльності. Звичайно, не існує універсального алгоритму для аналізу будь-яких проблем, але </w:t>
+      </w:r>
+      <w:r>
+        <w:rPr>
+          <w:rStyle w:val="12pt-1ptExact"/>
+          <w:rFonts w:ascii="Times New Roman" w:hAnsi="Times New Roman" w:cs="Times New Roman"/>
+          <w:i w:val="0"/>
+          <w:spacing w:val="0"/>
+          <w:sz w:val="20"/>
+          <w:szCs w:val="20"/>
+        </w:rPr>
+        <w:t>викладач</w:t>
       </w:r>
       <w:r>
         <w:rPr>
           <w:rStyle w:val="12pt0ptExact"/>
           <w:rFonts w:ascii="Times New Roman" w:hAnsi="Times New Roman" w:cs="Times New Roman"/>
           <w:spacing w:val="0"/>
-        </w:rPr>
-        <w:t xml:space="preserve"> </w:t>
+          <w:sz w:val="20"/>
+          <w:szCs w:val="20"/>
+        </w:rPr>
+        <w:t xml:space="preserve"> повинен формувати уміння знаходити раціональні підходи, уникати втрат часу. Для цього дітям пропонується використовувати в роботі такий </w:t>
       </w:r>
       <w:r>
         <w:rPr>
           <w:rStyle w:val="12pt0ptExact"/>
           <w:rFonts w:ascii="Times New Roman" w:hAnsi="Times New Roman" w:cs="Times New Roman"/>
-          <w:spacing w:val="0"/>
-        </w:rPr>
-        <w:t xml:space="preserve">проблеми значно прискорюється, коли дослідник </w:t>
+          <w:b/>
+          <w:spacing w:val="0"/>
+          <w:sz w:val="20"/>
+          <w:szCs w:val="20"/>
+        </w:rPr>
+        <w:t>алгоритм</w:t>
       </w:r>
       <w:r>
         <w:rPr>
           <w:rStyle w:val="12pt0ptExact"/>
           <w:rFonts w:ascii="Times New Roman" w:hAnsi="Times New Roman" w:cs="Times New Roman"/>
           <w:spacing w:val="0"/>
-        </w:rPr>
-        <w:t>студент не оперує ме</w:t>
-      </w:r>
-      <w:r>
-        <w:rPr>
-          <w:rStyle w:val="12pt0ptExact"/>
-          <w:rFonts w:ascii="Times New Roman" w:hAnsi="Times New Roman" w:cs="Times New Roman"/>
-          <w:spacing w:val="0"/>
-        </w:rPr>
-        <w:t xml:space="preserve">тодом «спроб і помилок», </w:t>
-      </w:r>
-      <w:r>
-        <w:rPr>
-          <w:rStyle w:val="12pt0ptExact"/>
-          <w:rFonts w:ascii="Times New Roman" w:hAnsi="Times New Roman" w:cs="Times New Roman"/>
-          <w:spacing w:val="0"/>
-        </w:rPr>
-        <w:t>а керується певними пра</w:t>
-      </w:r>
-      <w:r>
-        <w:rPr>
-          <w:rStyle w:val="12pt0ptExact"/>
-          <w:rFonts w:ascii="Times New Roman" w:hAnsi="Times New Roman" w:cs="Times New Roman"/>
-          <w:spacing w:val="0"/>
-        </w:rPr>
-        <w:t xml:space="preserve">вилами, алгоритмами діяльності. Звичайно, не існує універсального алгоритму для аналізу </w:t>
-      </w:r>
-      <w:r>
-        <w:rPr>
-          <w:rStyle w:val="12pt0ptExact"/>
-          <w:rFonts w:ascii="Times New Roman" w:hAnsi="Times New Roman" w:cs="Times New Roman"/>
-          <w:spacing w:val="0"/>
-        </w:rPr>
-        <w:t>будь-яких</w:t>
-      </w:r>
-      <w:r>
-        <w:rPr>
-          <w:rStyle w:val="12pt0ptExact"/>
-          <w:rFonts w:ascii="Times New Roman" w:hAnsi="Times New Roman" w:cs="Times New Roman"/>
-          <w:spacing w:val="0"/>
-        </w:rPr>
-        <w:t xml:space="preserve"> проблем, але </w:t>
-      </w:r>
-      <w:r>
-        <w:rPr>
-          <w:rStyle w:val="12pt-1ptExact"/>
-          <w:rFonts w:ascii="Times New Roman" w:hAnsi="Times New Roman" w:cs="Times New Roman"/>
-          <w:i w:val="0"/>
-          <w:spacing w:val="0"/>
-          <w:sz w:val="28"/>
-          <w:szCs w:val="28"/>
-        </w:rPr>
-        <w:t>викладач</w:t>
-      </w:r>
-      <w:r>
-        <w:rPr>
-          <w:rStyle w:val="12pt0ptExact"/>
-          <w:rFonts w:ascii="Times New Roman" w:hAnsi="Times New Roman" w:cs="Times New Roman"/>
-          <w:spacing w:val="0"/>
-        </w:rPr>
-        <w:t xml:space="preserve"> повинен формувати уміння знаходити раціональні підходи, уникати втрат часу. Для цього дітям пропонується використовувати в роботі такий </w:t>
-      </w:r>
-      <w:r>
-        <w:rPr>
-          <w:rStyle w:val="12pt0ptExact"/>
-          <w:rFonts w:ascii="Times New Roman" w:hAnsi="Times New Roman" w:cs="Times New Roman"/>
-          <w:b/>
-          <w:spacing w:val="0"/>
-        </w:rPr>
-        <w:t>алгоритм</w:t>
-      </w:r>
-      <w:r>
-        <w:rPr>
-          <w:rStyle w:val="12pt0ptExact"/>
-          <w:rFonts w:ascii="Times New Roman" w:hAnsi="Times New Roman" w:cs="Times New Roman"/>
-          <w:spacing w:val="0"/>
+          <w:sz w:val="20"/>
+          <w:szCs w:val="20"/>
         </w:rPr>
         <w:t xml:space="preserve">: </w:t>
       </w:r>
@@ -4455,12 +2316,14 @@
           <w:numId w:val="3"/>
         </w:numPr>
         <w:shd w:val="clear" w:color="auto" w:fill="auto"/>
-        <w:spacing w:after="0" w:line="276" w:lineRule="auto"/>
+        <w:spacing w:after="0" w:line="240" w:lineRule="auto"/>
         <w:jc w:val="both"/>
         <w:rPr>
           <w:rStyle w:val="12pt0ptExact"/>
           <w:rFonts w:ascii="Times New Roman" w:hAnsi="Times New Roman" w:cs="Times New Roman"/>
           <w:spacing w:val="0"/>
+          <w:sz w:val="20"/>
+          <w:szCs w:val="20"/>
         </w:rPr>
       </w:pPr>
       <w:r>
@@ -4468,24 +2331,10 @@
           <w:rStyle w:val="12pt0ptExact"/>
           <w:rFonts w:ascii="Times New Roman" w:hAnsi="Times New Roman" w:cs="Times New Roman"/>
           <w:spacing w:val="0"/>
-        </w:rPr>
-        <w:t>Уважно проана</w:t>
-      </w:r>
-      <w:r>
-        <w:rPr>
-          <w:rStyle w:val="12pt0ptExact"/>
-          <w:rFonts w:ascii="Times New Roman" w:hAnsi="Times New Roman" w:cs="Times New Roman"/>
-          <w:spacing w:val="0"/>
-        </w:rPr>
-        <w:t>лізуй умови завдання, чітко виз</w:t>
-      </w:r>
-      <w:r>
-        <w:rPr>
-          <w:rStyle w:val="12pt0ptExact"/>
-          <w:rFonts w:ascii="Times New Roman" w:hAnsi="Times New Roman" w:cs="Times New Roman"/>
-          <w:spacing w:val="0"/>
-        </w:rPr>
-        <w:t xml:space="preserve">нач, що треба знайти, порівняти, встановити, довести. </w:t>
+          <w:sz w:val="20"/>
+          <w:szCs w:val="20"/>
+        </w:rPr>
+        <w:t xml:space="preserve">Уважно проаналізуй умови завдання, чітко визнач, що треба знайти, порівняти, встановити, довести. </w:t>
       </w:r>
     </w:p>
     <w:p>
@@ -4496,12 +2345,14 @@
           <w:numId w:val="3"/>
         </w:numPr>
         <w:shd w:val="clear" w:color="auto" w:fill="auto"/>
-        <w:spacing w:after="0" w:line="276" w:lineRule="auto"/>
+        <w:spacing w:after="0" w:line="240" w:lineRule="auto"/>
         <w:jc w:val="both"/>
         <w:rPr>
           <w:rStyle w:val="12pt0ptExact"/>
           <w:rFonts w:ascii="Times New Roman" w:hAnsi="Times New Roman" w:cs="Times New Roman"/>
           <w:spacing w:val="0"/>
+          <w:sz w:val="20"/>
+          <w:szCs w:val="20"/>
         </w:rPr>
       </w:pPr>
       <w:r>
@@ -4509,6 +2360,8 @@
           <w:rStyle w:val="12pt0ptExact"/>
           <w:rFonts w:ascii="Times New Roman" w:hAnsi="Times New Roman" w:cs="Times New Roman"/>
           <w:spacing w:val="0"/>
+          <w:sz w:val="20"/>
+          <w:szCs w:val="20"/>
         </w:rPr>
         <w:t xml:space="preserve">З'ясуй, що треба мати для того, щоб дістати відповіді на поставлені питання. </w:t>
       </w:r>
@@ -4521,12 +2374,14 @@
           <w:numId w:val="3"/>
         </w:numPr>
         <w:shd w:val="clear" w:color="auto" w:fill="auto"/>
-        <w:spacing w:after="0" w:line="276" w:lineRule="auto"/>
+        <w:spacing w:after="0" w:line="240" w:lineRule="auto"/>
         <w:jc w:val="both"/>
         <w:rPr>
           <w:rStyle w:val="12pt0ptExact"/>
           <w:rFonts w:ascii="Times New Roman" w:hAnsi="Times New Roman" w:cs="Times New Roman"/>
           <w:spacing w:val="0"/>
+          <w:sz w:val="20"/>
+          <w:szCs w:val="20"/>
         </w:rPr>
       </w:pPr>
       <w:r>
@@ -4534,24 +2389,10 @@
           <w:rStyle w:val="12pt0ptExact"/>
           <w:rFonts w:ascii="Times New Roman" w:hAnsi="Times New Roman" w:cs="Times New Roman"/>
           <w:spacing w:val="0"/>
-        </w:rPr>
-        <w:t>Визнач можли</w:t>
-      </w:r>
-      <w:r>
-        <w:rPr>
-          <w:rStyle w:val="12pt0ptExact"/>
-          <w:rFonts w:ascii="Times New Roman" w:hAnsi="Times New Roman" w:cs="Times New Roman"/>
-          <w:spacing w:val="0"/>
-        </w:rPr>
-        <w:t>ві шляхи одержання відсутніх да</w:t>
-      </w:r>
-      <w:r>
-        <w:rPr>
-          <w:rStyle w:val="12pt0ptExact"/>
-          <w:rFonts w:ascii="Times New Roman" w:hAnsi="Times New Roman" w:cs="Times New Roman"/>
-          <w:spacing w:val="0"/>
-        </w:rPr>
-        <w:t xml:space="preserve">них. </w:t>
+          <w:sz w:val="20"/>
+          <w:szCs w:val="20"/>
+        </w:rPr>
+        <w:t xml:space="preserve">Визнач можливі шляхи одержання відсутніх даних. </w:t>
       </w:r>
     </w:p>
     <w:p>
@@ -4562,12 +2403,14 @@
           <w:numId w:val="3"/>
         </w:numPr>
         <w:shd w:val="clear" w:color="auto" w:fill="auto"/>
-        <w:spacing w:after="0" w:line="276" w:lineRule="auto"/>
+        <w:spacing w:after="0" w:line="240" w:lineRule="auto"/>
         <w:jc w:val="both"/>
         <w:rPr>
           <w:rStyle w:val="12pt0ptExact"/>
           <w:rFonts w:ascii="Times New Roman" w:hAnsi="Times New Roman" w:cs="Times New Roman"/>
           <w:spacing w:val="0"/>
+          <w:sz w:val="20"/>
+          <w:szCs w:val="20"/>
         </w:rPr>
       </w:pPr>
       <w:r>
@@ -4575,24 +2418,10 @@
           <w:rStyle w:val="12pt0ptExact"/>
           <w:rFonts w:ascii="Times New Roman" w:hAnsi="Times New Roman" w:cs="Times New Roman"/>
           <w:spacing w:val="0"/>
-        </w:rPr>
-        <w:t>Накресли пос</w:t>
-      </w:r>
-      <w:r>
-        <w:rPr>
-          <w:rStyle w:val="12pt0ptExact"/>
-          <w:rFonts w:ascii="Times New Roman" w:hAnsi="Times New Roman" w:cs="Times New Roman"/>
-          <w:spacing w:val="0"/>
-        </w:rPr>
-        <w:t>лідовні «Кроки» розв'язання зав</w:t>
-      </w:r>
-      <w:r>
-        <w:rPr>
-          <w:rStyle w:val="12pt0ptExact"/>
-          <w:rFonts w:ascii="Times New Roman" w:hAnsi="Times New Roman" w:cs="Times New Roman"/>
-          <w:spacing w:val="0"/>
-        </w:rPr>
-        <w:t>дання, поетапно реалізуй їх.</w:t>
+          <w:sz w:val="20"/>
+          <w:szCs w:val="20"/>
+        </w:rPr>
+        <w:t>Накресли послідовні «Кроки» розв'язання завдання, поетапно реалізуй їх.</w:t>
       </w:r>
     </w:p>
     <w:p>
@@ -4603,12 +2432,14 @@
           <w:numId w:val="3"/>
         </w:numPr>
         <w:shd w:val="clear" w:color="auto" w:fill="auto"/>
-        <w:spacing w:after="0" w:line="276" w:lineRule="auto"/>
+        <w:spacing w:after="0" w:line="240" w:lineRule="auto"/>
         <w:jc w:val="both"/>
         <w:rPr>
           <w:rStyle w:val="12pt0ptExact"/>
           <w:rFonts w:ascii="Times New Roman" w:hAnsi="Times New Roman" w:cs="Times New Roman"/>
           <w:spacing w:val="0"/>
+          <w:sz w:val="20"/>
+          <w:szCs w:val="20"/>
         </w:rPr>
       </w:pPr>
       <w:r>
@@ -4616,28 +2447,69 @@
           <w:rStyle w:val="12pt0ptExact"/>
           <w:rFonts w:ascii="Times New Roman" w:hAnsi="Times New Roman" w:cs="Times New Roman"/>
           <w:spacing w:val="0"/>
+          <w:sz w:val="20"/>
+          <w:szCs w:val="20"/>
         </w:rPr>
         <w:t xml:space="preserve"> Перевір правильність знайденого рішення. </w:t>
       </w:r>
     </w:p>
     <w:p>
       <w:pPr>
-        <w:spacing w:line="276" w:lineRule="auto"/>
         <w:ind w:firstLine="709"/>
+        <w:rPr>
+          <w:sz w:val="20"/>
+          <w:szCs w:val="20"/>
+        </w:rPr>
       </w:pPr>
       <w:r>
         <w:rPr>
           <w:rStyle w:val="12pt0ptExact"/>
           <w:rFonts w:ascii="Times New Roman" w:hAnsi="Times New Roman" w:cs="Times New Roman"/>
           <w:spacing w:val="0"/>
-        </w:rPr>
-        <w:t>Такий «загальний метод» розв'язання проблем дає</w:t>
+          <w:sz w:val="20"/>
+          <w:szCs w:val="20"/>
+        </w:rPr>
+        <w:t xml:space="preserve">Такий «загальний метод» розв'язання проблем дає змогу ефективно управляти інтелектуальним розвитком кожного студента. В разі виникнення у </w:t>
+      </w:r>
+      <w:r>
+        <w:rPr>
+          <w:rStyle w:val="12pt0ptExact0"/>
+          <w:rFonts w:ascii="Times New Roman" w:hAnsi="Times New Roman" w:cs="Times New Roman"/>
+          <w:i w:val="0"/>
+          <w:spacing w:val="0"/>
+          <w:sz w:val="20"/>
+          <w:szCs w:val="20"/>
+        </w:rPr>
+        <w:t>студентів</w:t>
       </w:r>
       <w:r>
         <w:rPr>
           <w:rStyle w:val="12pt0ptExact"/>
           <w:rFonts w:ascii="Times New Roman" w:hAnsi="Times New Roman" w:cs="Times New Roman"/>
           <w:spacing w:val="0"/>
+          <w:sz w:val="20"/>
+          <w:szCs w:val="20"/>
+        </w:rPr>
+        <w:t xml:space="preserve"> серйозних ускладнень у роботі викладач завжди може надати диференційовану допомогу: порадити звернутися до інформаційного матеріалу (довідника, підручника, словника), згадати про колись пережиті ситуації, схожі завдання. </w:t>
+      </w:r>
+      <w:r>
+        <w:rPr>
+          <w:rStyle w:val="12pt0ptExact"/>
+          <w:rFonts w:ascii="Times New Roman" w:hAnsi="Times New Roman" w:cs="Times New Roman"/>
+          <w:b/>
+          <w:spacing w:val="0"/>
+          <w:sz w:val="20"/>
+          <w:szCs w:val="20"/>
+        </w:rPr>
+        <w:t>Проте ніж не варто підказувати готові шляхи розв'язання!</w:t>
+      </w:r>
+      <w:r>
+        <w:rPr>
+          <w:rStyle w:val="12pt0ptExact"/>
+          <w:rFonts w:ascii="Times New Roman" w:hAnsi="Times New Roman" w:cs="Times New Roman"/>
+          <w:spacing w:val="0"/>
+          <w:sz w:val="20"/>
+          <w:szCs w:val="20"/>
         </w:rPr>
         <w:t xml:space="preserve"> </w:t>
       </w:r>
@@ -4646,146 +2518,29 @@
           <w:rStyle w:val="12pt0ptExact"/>
           <w:rFonts w:ascii="Times New Roman" w:hAnsi="Times New Roman" w:cs="Times New Roman"/>
           <w:spacing w:val="0"/>
-        </w:rPr>
-        <w:t>змогу ефективно у</w:t>
+          <w:sz w:val="20"/>
+          <w:szCs w:val="20"/>
+        </w:rPr>
+        <w:br/>
       </w:r>
       <w:r>
         <w:rPr>
           <w:rStyle w:val="12pt0ptExact"/>
           <w:rFonts w:ascii="Times New Roman" w:hAnsi="Times New Roman" w:cs="Times New Roman"/>
           <w:spacing w:val="0"/>
-        </w:rPr>
-        <w:t>правляти інтелектуальним розвит</w:t>
+          <w:sz w:val="20"/>
+          <w:szCs w:val="20"/>
+        </w:rPr>
+        <w:tab/>
+        <w:t>Для зручності використання алгоритм схематично може бути записаний в зошитах студентів, наприклад ось так:</w:t>
       </w:r>
       <w:r>
         <w:rPr>
           <w:rStyle w:val="12pt0ptExact"/>
           <w:rFonts w:ascii="Times New Roman" w:hAnsi="Times New Roman" w:cs="Times New Roman"/>
           <w:spacing w:val="0"/>
-        </w:rPr>
-        <w:t xml:space="preserve">ком кожного </w:t>
-      </w:r>
-      <w:r>
-        <w:rPr>
-          <w:rStyle w:val="12pt0ptExact"/>
-          <w:rFonts w:ascii="Times New Roman" w:hAnsi="Times New Roman" w:cs="Times New Roman"/>
-          <w:spacing w:val="0"/>
-        </w:rPr>
-        <w:t>студента.</w:t>
-      </w:r>
-      <w:r>
-        <w:rPr>
-          <w:rStyle w:val="12pt0ptExact"/>
-          <w:rFonts w:ascii="Times New Roman" w:hAnsi="Times New Roman" w:cs="Times New Roman"/>
-          <w:spacing w:val="0"/>
-        </w:rPr>
-        <w:t xml:space="preserve"> В разі виникнення у </w:t>
-      </w:r>
-      <w:r>
-        <w:rPr>
-          <w:rStyle w:val="12pt0ptExact0"/>
-          <w:rFonts w:ascii="Times New Roman" w:hAnsi="Times New Roman" w:cs="Times New Roman"/>
-          <w:i w:val="0"/>
-          <w:spacing w:val="0"/>
-          <w:sz w:val="28"/>
-          <w:szCs w:val="28"/>
-        </w:rPr>
-        <w:t>студентів</w:t>
-      </w:r>
-      <w:r>
-        <w:rPr>
-          <w:rStyle w:val="12pt0ptExact"/>
-          <w:rFonts w:ascii="Times New Roman" w:hAnsi="Times New Roman" w:cs="Times New Roman"/>
-          <w:spacing w:val="0"/>
-        </w:rPr>
-        <w:t xml:space="preserve"> серйоз</w:t>
-      </w:r>
-      <w:r>
-        <w:rPr>
-          <w:rStyle w:val="12pt0ptExact"/>
-          <w:rFonts w:ascii="Times New Roman" w:hAnsi="Times New Roman" w:cs="Times New Roman"/>
-          <w:spacing w:val="0"/>
-        </w:rPr>
-        <w:t xml:space="preserve">них ускладнень у роботі </w:t>
-      </w:r>
-      <w:r>
-        <w:rPr>
-          <w:rStyle w:val="12pt0ptExact"/>
-          <w:rFonts w:ascii="Times New Roman" w:hAnsi="Times New Roman" w:cs="Times New Roman"/>
-          <w:spacing w:val="0"/>
-        </w:rPr>
-        <w:t>викладач завжди може нада</w:t>
-      </w:r>
-      <w:r>
-        <w:rPr>
-          <w:rStyle w:val="12pt0ptExact"/>
-          <w:rFonts w:ascii="Times New Roman" w:hAnsi="Times New Roman" w:cs="Times New Roman"/>
-          <w:spacing w:val="0"/>
-        </w:rPr>
-        <w:t xml:space="preserve">ти диференційовану допомогу: порадити звернутися до інформаційного матеріалу (довідника, підручника, словника), згадати про колись пережиті ситуації, схожі завдання. </w:t>
-      </w:r>
-      <w:r>
-        <w:rPr>
-          <w:rStyle w:val="12pt0ptExact"/>
-          <w:rFonts w:ascii="Times New Roman" w:hAnsi="Times New Roman" w:cs="Times New Roman"/>
-          <w:b/>
-          <w:spacing w:val="0"/>
-        </w:rPr>
-        <w:t>Проте ніж не варто підказувати готові шляхи розв'язання!</w:t>
-      </w:r>
-      <w:r>
-        <w:rPr>
-          <w:rStyle w:val="12pt0ptExact"/>
-          <w:rFonts w:ascii="Times New Roman" w:hAnsi="Times New Roman" w:cs="Times New Roman"/>
-          <w:spacing w:val="0"/>
-        </w:rPr>
-        <w:t xml:space="preserve"> </w:t>
-      </w:r>
-      <w:r>
-        <w:rPr>
-          <w:rStyle w:val="12pt0ptExact"/>
-          <w:rFonts w:ascii="Times New Roman" w:hAnsi="Times New Roman" w:cs="Times New Roman"/>
-          <w:spacing w:val="0"/>
-        </w:rPr>
-        <w:br/>
-      </w:r>
-      <w:r>
-        <w:rPr>
-          <w:rStyle w:val="12pt0ptExact"/>
-          <w:rFonts w:ascii="Times New Roman" w:hAnsi="Times New Roman" w:cs="Times New Roman"/>
-          <w:spacing w:val="0"/>
-        </w:rPr>
-        <w:tab/>
-      </w:r>
-      <w:r>
-        <w:rPr>
-          <w:rStyle w:val="12pt0ptExact"/>
-          <w:rFonts w:ascii="Times New Roman" w:hAnsi="Times New Roman" w:cs="Times New Roman"/>
-          <w:spacing w:val="0"/>
-        </w:rPr>
-        <w:t xml:space="preserve">Для зручності використання алгоритм схематично може бути записаний в зошитах </w:t>
-      </w:r>
-      <w:r>
-        <w:rPr>
-          <w:rStyle w:val="12pt0ptExact"/>
-          <w:rFonts w:ascii="Times New Roman" w:hAnsi="Times New Roman" w:cs="Times New Roman"/>
-          <w:spacing w:val="0"/>
-        </w:rPr>
-        <w:t>студентів</w:t>
-      </w:r>
-      <w:r>
-        <w:rPr>
-          <w:rStyle w:val="12pt0ptExact"/>
-          <w:rFonts w:ascii="Times New Roman" w:hAnsi="Times New Roman" w:cs="Times New Roman"/>
-          <w:spacing w:val="0"/>
-        </w:rPr>
-        <w:t>, наприклад ось так:</w:t>
-      </w:r>
-      <w:r>
-        <w:rPr>
-          <w:rStyle w:val="12pt0ptExact"/>
-          <w:rFonts w:ascii="Times New Roman" w:hAnsi="Times New Roman" w:cs="Times New Roman"/>
-          <w:spacing w:val="0"/>
+          <w:sz w:val="20"/>
+          <w:szCs w:val="20"/>
         </w:rPr>
         <w:br/>
       </w:r>
@@ -4794,11 +2549,13 @@
       <w:pPr>
         <w:pStyle w:val="2"/>
         <w:shd w:val="clear" w:color="auto" w:fill="auto"/>
-        <w:spacing w:after="300" w:line="276" w:lineRule="auto"/>
+        <w:spacing w:after="300" w:line="240" w:lineRule="auto"/>
         <w:ind w:firstLine="709"/>
         <w:jc w:val="both"/>
         <w:rPr>
           <w:rFonts w:ascii="Times New Roman" w:hAnsi="Times New Roman" w:cs="Times New Roman"/>
+          <w:sz w:val="20"/>
+          <w:szCs w:val="20"/>
         </w:rPr>
       </w:pPr>
       <w:r>
@@ -4806,8 +2563,8 @@
           <w:rStyle w:val="1"/>
           <w:rFonts w:ascii="Times New Roman" w:hAnsi="Times New Roman" w:cs="Times New Roman"/>
           <w:b/>
-          <w:sz w:val="28"/>
-          <w:szCs w:val="28"/>
+          <w:sz w:val="20"/>
+          <w:szCs w:val="20"/>
         </w:rPr>
         <w:t>III</w:t>
       </w:r>
@@ -4815,8 +2572,8 @@
         <w:rPr>
           <w:rStyle w:val="1"/>
           <w:rFonts w:ascii="Times New Roman" w:hAnsi="Times New Roman" w:cs="Times New Roman"/>
-          <w:sz w:val="28"/>
-          <w:szCs w:val="28"/>
+          <w:sz w:val="20"/>
+          <w:szCs w:val="20"/>
         </w:rPr>
         <w:t>. Слід пам'ята</w:t>
       </w:r>
@@ -4824,8 +2581,8 @@
         <w:rPr>
           <w:rStyle w:val="1"/>
           <w:rFonts w:ascii="Times New Roman" w:hAnsi="Times New Roman" w:cs="Times New Roman"/>
-          <w:sz w:val="28"/>
-          <w:szCs w:val="28"/>
+          <w:sz w:val="20"/>
+          <w:szCs w:val="20"/>
         </w:rPr>
         <w:t xml:space="preserve">ти: курс історії — це певна система фактів і </w:t>
       </w:r>
@@ -4833,8 +2590,8 @@
         <w:rPr>
           <w:rStyle w:val="1"/>
           <w:rFonts w:ascii="Times New Roman" w:hAnsi="Times New Roman" w:cs="Times New Roman"/>
-          <w:sz w:val="28"/>
-          <w:szCs w:val="28"/>
+          <w:sz w:val="20"/>
+          <w:szCs w:val="20"/>
         </w:rPr>
         <w:t>понять</w:t>
       </w:r>
@@ -4842,17 +2599,35 @@
         <w:rPr>
           <w:rStyle w:val="1"/>
           <w:rFonts w:ascii="Times New Roman" w:hAnsi="Times New Roman" w:cs="Times New Roman"/>
-          <w:sz w:val="28"/>
-          <w:szCs w:val="28"/>
-        </w:rPr>
-        <w:t xml:space="preserve"> в їх  тісному зв'язку. В міру пе</w:t>
-      </w:r>
-      <w:r>
-        <w:rPr>
-          <w:rStyle w:val="1"/>
-          <w:rFonts w:ascii="Times New Roman" w:hAnsi="Times New Roman" w:cs="Times New Roman"/>
-          <w:sz w:val="28"/>
-          <w:szCs w:val="28"/>
+          <w:sz w:val="20"/>
+          <w:szCs w:val="20"/>
+        </w:rPr>
+        <w:t xml:space="preserve"> в їх</w:t>
+      </w:r>
+      <w:r>
+        <w:rPr>
+          <w:rStyle w:val="1"/>
+          <w:rFonts w:ascii="Times New Roman" w:hAnsi="Times New Roman" w:cs="Times New Roman"/>
+          <w:sz w:val="20"/>
+          <w:szCs w:val="20"/>
+        </w:rPr>
+        <w:t xml:space="preserve"> </w:t>
+      </w:r>
+      <w:r>
+        <w:rPr>
+          <w:rStyle w:val="1"/>
+          <w:rFonts w:ascii="Times New Roman" w:hAnsi="Times New Roman" w:cs="Times New Roman"/>
+          <w:sz w:val="20"/>
+          <w:szCs w:val="20"/>
+        </w:rPr>
+        <w:t>тісному зв'язку. В міру пе</w:t>
+      </w:r>
+      <w:r>
+        <w:rPr>
+          <w:rStyle w:val="1"/>
+          <w:rFonts w:ascii="Times New Roman" w:hAnsi="Times New Roman" w:cs="Times New Roman"/>
+          <w:sz w:val="20"/>
+          <w:szCs w:val="20"/>
         </w:rPr>
         <w:t xml:space="preserve">реходу </w:t>
       </w:r>
@@ -4862,8 +2637,8 @@
           <w:rFonts w:ascii="Times New Roman" w:hAnsi="Times New Roman" w:cs="Times New Roman"/>
           <w:i w:val="0"/>
           <w:strike w:val="0"/>
-          <w:sz w:val="28"/>
-          <w:szCs w:val="28"/>
+          <w:sz w:val="20"/>
+          <w:szCs w:val="20"/>
         </w:rPr>
         <w:t>студентів з курсу на курс</w:t>
       </w:r>
@@ -4872,8 +2647,8 @@
           <w:rStyle w:val="1"/>
           <w:rFonts w:ascii="Times New Roman" w:hAnsi="Times New Roman" w:cs="Times New Roman"/>
           <w:i/>
-          <w:sz w:val="28"/>
-          <w:szCs w:val="28"/>
+          <w:sz w:val="20"/>
+          <w:szCs w:val="20"/>
         </w:rPr>
         <w:t xml:space="preserve"> </w:t>
       </w:r>
@@ -4881,8 +2656,8 @@
         <w:rPr>
           <w:rStyle w:val="1"/>
           <w:rFonts w:ascii="Times New Roman" w:hAnsi="Times New Roman" w:cs="Times New Roman"/>
-          <w:sz w:val="28"/>
-          <w:szCs w:val="28"/>
+          <w:sz w:val="20"/>
+          <w:szCs w:val="20"/>
         </w:rPr>
         <w:t>зростає рівень їх знань і пізнавальні мож</w:t>
       </w:r>
@@ -4890,8 +2665,8 @@
         <w:rPr>
           <w:rStyle w:val="1"/>
           <w:rFonts w:ascii="Times New Roman" w:hAnsi="Times New Roman" w:cs="Times New Roman"/>
-          <w:sz w:val="28"/>
-          <w:szCs w:val="28"/>
+          <w:sz w:val="20"/>
+          <w:szCs w:val="20"/>
         </w:rPr>
         <w:t>ливості. Історичний процес розк</w:t>
       </w:r>
@@ -4899,8 +2674,8 @@
         <w:rPr>
           <w:rStyle w:val="1"/>
           <w:rFonts w:ascii="Times New Roman" w:hAnsi="Times New Roman" w:cs="Times New Roman"/>
-          <w:sz w:val="28"/>
-          <w:szCs w:val="28"/>
+          <w:sz w:val="20"/>
+          <w:szCs w:val="20"/>
         </w:rPr>
         <w:t xml:space="preserve">ривається все повніше й глибше. У зв'язку з цим і види с/р поступово </w:t>
       </w:r>
@@ -4909,8 +2684,8 @@
           <w:rStyle w:val="1"/>
           <w:rFonts w:ascii="Times New Roman" w:hAnsi="Times New Roman" w:cs="Times New Roman"/>
           <w:b/>
-          <w:sz w:val="28"/>
-          <w:szCs w:val="28"/>
+          <w:sz w:val="20"/>
+          <w:szCs w:val="20"/>
         </w:rPr>
         <w:t>ускладнюються</w:t>
       </w:r>
@@ -4918,8 +2693,8 @@
         <w:rPr>
           <w:rStyle w:val="1"/>
           <w:rFonts w:ascii="Times New Roman" w:hAnsi="Times New Roman" w:cs="Times New Roman"/>
-          <w:sz w:val="28"/>
-          <w:szCs w:val="28"/>
+          <w:sz w:val="20"/>
+          <w:szCs w:val="20"/>
         </w:rPr>
         <w:t>. При цьому важлива наступність у застосуванні с/р.</w:t>
       </w:r>
@@ -4928,14 +2703,14 @@
       <w:pPr>
         <w:pStyle w:val="2"/>
         <w:shd w:val="clear" w:color="auto" w:fill="auto"/>
-        <w:spacing w:after="295" w:line="276" w:lineRule="auto"/>
+        <w:spacing w:after="295" w:line="240" w:lineRule="auto"/>
         <w:ind w:firstLine="709"/>
         <w:jc w:val="both"/>
         <w:rPr>
           <w:rStyle w:val="1"/>
           <w:rFonts w:ascii="Times New Roman" w:hAnsi="Times New Roman" w:cs="Times New Roman"/>
-          <w:sz w:val="28"/>
-          <w:szCs w:val="28"/>
+          <w:sz w:val="20"/>
+          <w:szCs w:val="20"/>
         </w:rPr>
       </w:pPr>
       <w:r>
@@ -4943,64 +2718,73 @@
           <w:rStyle w:val="1"/>
           <w:rFonts w:ascii="Times New Roman" w:hAnsi="Times New Roman" w:cs="Times New Roman"/>
           <w:b/>
-          <w:sz w:val="28"/>
-          <w:szCs w:val="28"/>
+          <w:sz w:val="20"/>
+          <w:szCs w:val="20"/>
           <w:lang w:val="en-US"/>
         </w:rPr>
+        <w:t>IV</w:t>
+      </w:r>
+      <w:r>
+        <w:rPr>
+          <w:rStyle w:val="1"/>
+          <w:rFonts w:ascii="Times New Roman" w:hAnsi="Times New Roman" w:cs="Times New Roman"/>
+          <w:sz w:val="20"/>
+          <w:szCs w:val="20"/>
+        </w:rPr>
+        <w:t xml:space="preserve"> Необхідно, щоб між основними видами с/р </w:t>
+      </w:r>
+      <w:r>
+        <w:rPr>
+          <w:rStyle w:val="1"/>
+          <w:rFonts w:ascii="Times New Roman" w:hAnsi="Times New Roman" w:cs="Times New Roman"/>
+          <w:sz w:val="20"/>
+          <w:szCs w:val="20"/>
+        </w:rPr>
+        <w:t xml:space="preserve">студентів </w:t>
+      </w:r>
+      <w:r>
+        <w:rPr>
+          <w:rStyle w:val="1"/>
+          <w:rFonts w:ascii="Times New Roman" w:hAnsi="Times New Roman" w:cs="Times New Roman"/>
+          <w:sz w:val="20"/>
+          <w:szCs w:val="20"/>
+        </w:rPr>
+        <w:t>існував в</w:t>
+      </w:r>
+      <w:r>
+        <w:rPr>
+          <w:rStyle w:val="1"/>
+          <w:rFonts w:ascii="Times New Roman" w:hAnsi="Times New Roman" w:cs="Times New Roman"/>
+          <w:sz w:val="20"/>
+          <w:szCs w:val="20"/>
+        </w:rPr>
+        <w:t>заємов'язок і щоб він був не ме</w:t>
+      </w:r>
+      <w:r>
+        <w:rPr>
+          <w:rStyle w:val="1"/>
+          <w:rFonts w:ascii="Times New Roman" w:hAnsi="Times New Roman" w:cs="Times New Roman"/>
+          <w:sz w:val="20"/>
+          <w:szCs w:val="20"/>
+        </w:rPr>
+        <w:t>ханіч</w:t>
+      </w:r>
+      <w:r>
+        <w:rPr>
+          <w:rStyle w:val="1"/>
+          <w:rFonts w:ascii="Times New Roman" w:hAnsi="Times New Roman" w:cs="Times New Roman"/>
+          <w:sz w:val="20"/>
+          <w:szCs w:val="20"/>
+        </w:rPr>
         <w:lastRenderedPageBreak/>
-        <w:t>IV</w:t>
-      </w:r>
-      <w:r>
-        <w:rPr>
-          <w:rStyle w:val="1"/>
-          <w:rFonts w:ascii="Times New Roman" w:hAnsi="Times New Roman" w:cs="Times New Roman"/>
-          <w:sz w:val="28"/>
-          <w:szCs w:val="28"/>
-        </w:rPr>
-        <w:t xml:space="preserve"> Необхідно, щоб між основними видами с/р </w:t>
-      </w:r>
-      <w:r>
-        <w:rPr>
-          <w:rStyle w:val="1"/>
-          <w:rFonts w:ascii="Times New Roman" w:hAnsi="Times New Roman" w:cs="Times New Roman"/>
-          <w:sz w:val="28"/>
-          <w:szCs w:val="28"/>
-        </w:rPr>
-        <w:t xml:space="preserve">студентів </w:t>
-      </w:r>
-      <w:r>
-        <w:rPr>
-          <w:rStyle w:val="1"/>
-          <w:rFonts w:ascii="Times New Roman" w:hAnsi="Times New Roman" w:cs="Times New Roman"/>
-          <w:sz w:val="28"/>
-          <w:szCs w:val="28"/>
-        </w:rPr>
-        <w:t>існував в</w:t>
-      </w:r>
-      <w:r>
-        <w:rPr>
-          <w:rStyle w:val="1"/>
-          <w:rFonts w:ascii="Times New Roman" w:hAnsi="Times New Roman" w:cs="Times New Roman"/>
-          <w:sz w:val="28"/>
-          <w:szCs w:val="28"/>
-        </w:rPr>
-        <w:t>заємов'язок і щоб він був не ме</w:t>
-      </w:r>
-      <w:r>
-        <w:rPr>
-          <w:rStyle w:val="1"/>
-          <w:rFonts w:ascii="Times New Roman" w:hAnsi="Times New Roman" w:cs="Times New Roman"/>
-          <w:sz w:val="28"/>
-          <w:szCs w:val="28"/>
-        </w:rPr>
-        <w:t>ханічним, а станови</w:t>
-      </w:r>
-      <w:r>
-        <w:rPr>
-          <w:rStyle w:val="1"/>
-          <w:rFonts w:ascii="Times New Roman" w:hAnsi="Times New Roman" w:cs="Times New Roman"/>
-          <w:sz w:val="28"/>
-          <w:szCs w:val="28"/>
+        <w:t>ним, а станови</w:t>
+      </w:r>
+      <w:r>
+        <w:rPr>
+          <w:rStyle w:val="1"/>
+          <w:rFonts w:ascii="Times New Roman" w:hAnsi="Times New Roman" w:cs="Times New Roman"/>
+          <w:sz w:val="20"/>
+          <w:szCs w:val="20"/>
         </w:rPr>
         <w:t>в єдину цілісну систему с/р про</w:t>
       </w:r>
@@ -5008,8 +2792,8 @@
         <w:rPr>
           <w:rStyle w:val="1"/>
           <w:rFonts w:ascii="Times New Roman" w:hAnsi="Times New Roman" w:cs="Times New Roman"/>
-          <w:sz w:val="28"/>
-          <w:szCs w:val="28"/>
+          <w:sz w:val="20"/>
+          <w:szCs w:val="20"/>
         </w:rPr>
         <w:t xml:space="preserve">тягом усього </w:t>
       </w:r>
@@ -5017,8 +2801,8 @@
         <w:rPr>
           <w:rStyle w:val="1"/>
           <w:rFonts w:ascii="Times New Roman" w:hAnsi="Times New Roman" w:cs="Times New Roman"/>
-          <w:sz w:val="28"/>
-          <w:szCs w:val="28"/>
+          <w:sz w:val="20"/>
+          <w:szCs w:val="20"/>
         </w:rPr>
         <w:t>уроку</w:t>
       </w:r>
@@ -5026,8 +2810,8 @@
         <w:rPr>
           <w:rStyle w:val="1"/>
           <w:rFonts w:ascii="Times New Roman" w:hAnsi="Times New Roman" w:cs="Times New Roman"/>
-          <w:sz w:val="28"/>
-          <w:szCs w:val="28"/>
+          <w:sz w:val="20"/>
+          <w:szCs w:val="20"/>
         </w:rPr>
         <w:t xml:space="preserve"> Вибір і ефективність різних видів с/р </w:t>
       </w:r>
@@ -5035,8 +2819,8 @@
         <w:rPr>
           <w:rStyle w:val="1"/>
           <w:rFonts w:ascii="Times New Roman" w:hAnsi="Times New Roman" w:cs="Times New Roman"/>
-          <w:sz w:val="28"/>
-          <w:szCs w:val="28"/>
+          <w:sz w:val="20"/>
+          <w:szCs w:val="20"/>
         </w:rPr>
         <w:t>студентів</w:t>
       </w:r>
@@ -5044,8 +2828,8 @@
         <w:rPr>
           <w:rStyle w:val="1"/>
           <w:rFonts w:ascii="Times New Roman" w:hAnsi="Times New Roman" w:cs="Times New Roman"/>
-          <w:sz w:val="28"/>
-          <w:szCs w:val="28"/>
+          <w:sz w:val="20"/>
+          <w:szCs w:val="20"/>
         </w:rPr>
         <w:t xml:space="preserve"> великою кількістю</w:t>
       </w:r>
@@ -5053,8 +2837,8 @@
         <w:rPr>
           <w:rStyle w:val="1"/>
           <w:rFonts w:ascii="Times New Roman" w:hAnsi="Times New Roman" w:cs="Times New Roman"/>
-          <w:sz w:val="28"/>
-          <w:szCs w:val="28"/>
+          <w:sz w:val="20"/>
+          <w:szCs w:val="20"/>
         </w:rPr>
         <w:t xml:space="preserve"> факторів: віковими та індивідуальними особливостями</w:t>
       </w:r>
@@ -5062,8 +2846,8 @@
         <w:rPr>
           <w:rStyle w:val="1"/>
           <w:rFonts w:ascii="Times New Roman" w:hAnsi="Times New Roman" w:cs="Times New Roman"/>
-          <w:sz w:val="28"/>
-          <w:szCs w:val="28"/>
+          <w:sz w:val="20"/>
+          <w:szCs w:val="20"/>
         </w:rPr>
         <w:t xml:space="preserve"> </w:t>
       </w:r>
@@ -5071,8 +2855,8 @@
         <w:rPr>
           <w:rStyle w:val="1"/>
           <w:rFonts w:ascii="Times New Roman" w:hAnsi="Times New Roman" w:cs="Times New Roman"/>
-          <w:sz w:val="28"/>
-          <w:szCs w:val="28"/>
+          <w:sz w:val="20"/>
+          <w:szCs w:val="20"/>
         </w:rPr>
         <w:t>студентів, дидактичною метою заняття його</w:t>
       </w:r>
@@ -5080,17 +2864,28 @@
         <w:rPr>
           <w:rStyle w:val="1"/>
           <w:rFonts w:ascii="Times New Roman" w:hAnsi="Times New Roman" w:cs="Times New Roman"/>
-          <w:sz w:val="28"/>
-          <w:szCs w:val="28"/>
-        </w:rPr>
-        <w:t xml:space="preserve"> типом і структурою, методами навчання, рівнем знань, умінь і навичок с/р</w:t>
-      </w:r>
-      <w:r>
-        <w:rPr>
-          <w:rStyle w:val="1"/>
-          <w:rFonts w:ascii="Times New Roman" w:hAnsi="Times New Roman" w:cs="Times New Roman"/>
-          <w:sz w:val="28"/>
-          <w:szCs w:val="28"/>
+          <w:sz w:val="20"/>
+          <w:szCs w:val="20"/>
+        </w:rPr>
+        <w:t xml:space="preserve"> типом і структурою, методами навчання, рівнем зн</w:t>
+      </w:r>
+      <w:bookmarkStart w:id="0" w:name="_GoBack"/>
+      <w:bookmarkEnd w:id="0"/>
+      <w:r>
+        <w:rPr>
+          <w:rStyle w:val="1"/>
+          <w:rFonts w:ascii="Times New Roman" w:hAnsi="Times New Roman" w:cs="Times New Roman"/>
+          <w:sz w:val="20"/>
+          <w:szCs w:val="20"/>
+        </w:rPr>
+        <w:t>ань, умінь і навичок с/р</w:t>
+      </w:r>
+      <w:r>
+        <w:rPr>
+          <w:rStyle w:val="1"/>
+          <w:rFonts w:ascii="Times New Roman" w:hAnsi="Times New Roman" w:cs="Times New Roman"/>
+          <w:sz w:val="20"/>
+          <w:szCs w:val="20"/>
         </w:rPr>
         <w:t xml:space="preserve"> студентів, а </w:t>
       </w:r>
@@ -5098,8 +2893,8 @@
         <w:rPr>
           <w:rStyle w:val="1"/>
           <w:rFonts w:ascii="Times New Roman" w:hAnsi="Times New Roman" w:cs="Times New Roman"/>
-          <w:sz w:val="28"/>
-          <w:szCs w:val="28"/>
+          <w:sz w:val="20"/>
+          <w:szCs w:val="20"/>
         </w:rPr>
         <w:t xml:space="preserve">також педагогічною майстерністю </w:t>
       </w:r>
@@ -5107,8 +2902,8 @@
         <w:rPr>
           <w:rStyle w:val="1"/>
           <w:rFonts w:ascii="Times New Roman" w:hAnsi="Times New Roman" w:cs="Times New Roman"/>
-          <w:sz w:val="28"/>
-          <w:szCs w:val="28"/>
+          <w:sz w:val="20"/>
+          <w:szCs w:val="20"/>
         </w:rPr>
         <w:t>викладача</w:t>
       </w:r>
@@ -5116,8 +2911,8 @@
         <w:rPr>
           <w:rStyle w:val="1"/>
           <w:rFonts w:ascii="Times New Roman" w:hAnsi="Times New Roman" w:cs="Times New Roman"/>
-          <w:sz w:val="28"/>
-          <w:szCs w:val="28"/>
+          <w:sz w:val="20"/>
+          <w:szCs w:val="20"/>
         </w:rPr>
         <w:t>.</w:t>
       </w:r>
@@ -5126,19 +2921,22 @@
       <w:pPr>
         <w:pStyle w:val="2"/>
         <w:shd w:val="clear" w:color="auto" w:fill="auto"/>
-        <w:spacing w:after="295" w:line="276" w:lineRule="auto"/>
+        <w:spacing w:after="295" w:line="240" w:lineRule="auto"/>
         <w:ind w:firstLine="709"/>
         <w:jc w:val="both"/>
         <w:rPr>
-          <w:rFonts w:ascii="Times New Roman" w:hAnsi="Times New Roman" w:cs="Times New Roman"/>
-        </w:rPr>
-      </w:pPr>
-      <w:r>
-        <w:rPr>
-          <w:rStyle w:val="1"/>
-          <w:rFonts w:ascii="Times New Roman" w:hAnsi="Times New Roman" w:cs="Times New Roman"/>
-          <w:sz w:val="28"/>
-          <w:szCs w:val="28"/>
+          <w:rStyle w:val="1"/>
+          <w:rFonts w:ascii="Times New Roman" w:hAnsi="Times New Roman" w:cs="Times New Roman"/>
+          <w:sz w:val="20"/>
+          <w:szCs w:val="20"/>
+        </w:rPr>
+      </w:pPr>
+      <w:r>
+        <w:rPr>
+          <w:rStyle w:val="1"/>
+          <w:rFonts w:ascii="Times New Roman" w:hAnsi="Times New Roman" w:cs="Times New Roman"/>
+          <w:sz w:val="20"/>
+          <w:szCs w:val="20"/>
         </w:rPr>
         <w:t xml:space="preserve"> </w:t>
       </w:r>
@@ -5147,8 +2945,8 @@
           <w:rStyle w:val="1"/>
           <w:rFonts w:ascii="Times New Roman" w:hAnsi="Times New Roman" w:cs="Times New Roman"/>
           <w:b/>
-          <w:sz w:val="28"/>
-          <w:szCs w:val="28"/>
+          <w:sz w:val="20"/>
+          <w:szCs w:val="20"/>
         </w:rPr>
         <w:t>V</w:t>
       </w:r>
@@ -5156,8 +2954,8 @@
         <w:rPr>
           <w:rStyle w:val="1"/>
           <w:rFonts w:ascii="Times New Roman" w:hAnsi="Times New Roman" w:cs="Times New Roman"/>
-          <w:sz w:val="28"/>
-          <w:szCs w:val="28"/>
+          <w:sz w:val="20"/>
+          <w:szCs w:val="20"/>
         </w:rPr>
         <w:t xml:space="preserve">. Органічним продовженням </w:t>
       </w:r>
@@ -5165,17 +2963,17 @@
         <w:rPr>
           <w:rStyle w:val="1"/>
           <w:rFonts w:ascii="Times New Roman" w:hAnsi="Times New Roman" w:cs="Times New Roman"/>
-          <w:sz w:val="28"/>
-          <w:szCs w:val="28"/>
-        </w:rPr>
-        <w:t>с/р/</w:t>
-      </w:r>
-      <w:r>
-        <w:rPr>
-          <w:rStyle w:val="1"/>
-          <w:rFonts w:ascii="Times New Roman" w:hAnsi="Times New Roman" w:cs="Times New Roman"/>
-          <w:sz w:val="28"/>
-          <w:szCs w:val="28"/>
+          <w:sz w:val="20"/>
+          <w:szCs w:val="20"/>
+        </w:rPr>
+        <w:t>с/р</w:t>
+      </w:r>
+      <w:r>
+        <w:rPr>
+          <w:rStyle w:val="1"/>
+          <w:rFonts w:ascii="Times New Roman" w:hAnsi="Times New Roman" w:cs="Times New Roman"/>
+          <w:sz w:val="20"/>
+          <w:szCs w:val="20"/>
         </w:rPr>
         <w:t xml:space="preserve"> в группі є до</w:t>
       </w:r>
@@ -5183,867 +2981,426 @@
         <w:rPr>
           <w:rStyle w:val="1"/>
           <w:rFonts w:ascii="Times New Roman" w:hAnsi="Times New Roman" w:cs="Times New Roman"/>
-          <w:sz w:val="28"/>
-          <w:szCs w:val="28"/>
-        </w:rPr>
-        <w:t xml:space="preserve">машня самостійна робота. Великою мірою робота </w:t>
-      </w:r>
-      <w:r>
-        <w:rPr>
-          <w:rStyle w:val="1"/>
-          <w:rFonts w:ascii="Times New Roman" w:hAnsi="Times New Roman" w:cs="Times New Roman"/>
-          <w:sz w:val="28"/>
-          <w:szCs w:val="28"/>
-        </w:rPr>
-        <w:t xml:space="preserve">. Великою робота студентів </w:t>
-      </w:r>
-      <w:bookmarkStart w:id="0" w:name="_GoBack"/>
-      <w:bookmarkEnd w:id="0"/>
-      <w:r>
-        <w:rPr>
-          <w:rStyle w:val="1"/>
-          <w:rFonts w:ascii="Times New Roman" w:hAnsi="Times New Roman" w:cs="Times New Roman"/>
-          <w:sz w:val="28"/>
-          <w:szCs w:val="28"/>
-        </w:rPr>
-        <w:t xml:space="preserve">зв'язані і залежать від </w:t>
-      </w:r>
-      <w:r>
-        <w:rPr>
-          <w:rStyle w:val="1"/>
-          <w:rFonts w:ascii="Times New Roman" w:hAnsi="Times New Roman" w:cs="Times New Roman"/>
-          <w:sz w:val="28"/>
-          <w:szCs w:val="28"/>
-        </w:rPr>
-        <w:t>якості с/р іріийчь вдома. Мета домашньої тботад, ірторії —міцне закріплення вивченого на</w:t>
-      </w:r>
-      <w:r>
-        <w:rPr>
-          <w:rStyle w:val="1"/>
-          <w:rFonts w:ascii="Times New Roman" w:hAnsi="Times New Roman" w:cs="Times New Roman"/>
-          <w:sz w:val="28"/>
-          <w:szCs w:val="28"/>
-          <w:vertAlign w:val="superscript"/>
-        </w:rPr>
-        <w:t>-</w:t>
-      </w:r>
-      <w:r>
-        <w:rPr>
-          <w:rStyle w:val="1"/>
-          <w:rFonts w:ascii="Times New Roman" w:hAnsi="Times New Roman" w:cs="Times New Roman"/>
-          <w:sz w:val="28"/>
-          <w:szCs w:val="28"/>
-        </w:rPr>
-        <w:t xml:space="preserve">?)я!ЙЙІг матеріалу,глибше його осмислення, дальший розвиток набу- </w:t>
-      </w:r>
-      <w:r>
-        <w:rPr>
-          <w:rStyle w:val="15pt-2pt"/>
-          <w:rFonts w:ascii="Times New Roman" w:hAnsi="Times New Roman" w:cs="Times New Roman"/>
-          <w:spacing w:val="0"/>
-          <w:sz w:val="28"/>
-          <w:szCs w:val="28"/>
-        </w:rPr>
-        <w:t>ьшйШіїш</w:t>
+          <w:sz w:val="20"/>
+          <w:szCs w:val="20"/>
+        </w:rPr>
+        <w:t>машня самостій</w:t>
+      </w:r>
+      <w:r>
+        <w:rPr>
+          <w:rStyle w:val="1"/>
+          <w:rFonts w:ascii="Times New Roman" w:hAnsi="Times New Roman" w:cs="Times New Roman"/>
+          <w:sz w:val="20"/>
+          <w:szCs w:val="20"/>
+        </w:rPr>
+        <w:t>на робота. Великою мірою робота</w:t>
+      </w:r>
+      <w:r>
+        <w:rPr>
+          <w:rStyle w:val="1"/>
+          <w:rFonts w:ascii="Times New Roman" w:hAnsi="Times New Roman" w:cs="Times New Roman"/>
+          <w:sz w:val="20"/>
+          <w:szCs w:val="20"/>
+        </w:rPr>
+        <w:t xml:space="preserve">. Великою </w:t>
+      </w:r>
+      <w:r>
+        <w:rPr>
+          <w:rStyle w:val="1"/>
+          <w:rFonts w:ascii="Times New Roman" w:hAnsi="Times New Roman" w:cs="Times New Roman"/>
+          <w:sz w:val="20"/>
+          <w:szCs w:val="20"/>
+        </w:rPr>
+        <w:t xml:space="preserve">мірою </w:t>
+      </w:r>
+      <w:r>
+        <w:rPr>
+          <w:rStyle w:val="1"/>
+          <w:rFonts w:ascii="Times New Roman" w:hAnsi="Times New Roman" w:cs="Times New Roman"/>
+          <w:sz w:val="20"/>
+          <w:szCs w:val="20"/>
+        </w:rPr>
+        <w:t>робота студентів</w:t>
+      </w:r>
+      <w:r>
+        <w:rPr>
+          <w:rStyle w:val="1"/>
+          <w:rFonts w:ascii="Times New Roman" w:hAnsi="Times New Roman" w:cs="Times New Roman"/>
+          <w:sz w:val="20"/>
+          <w:szCs w:val="20"/>
+        </w:rPr>
+        <w:t>, хід заняття</w:t>
+      </w:r>
+      <w:r>
+        <w:rPr>
+          <w:rStyle w:val="1"/>
+          <w:rFonts w:ascii="Times New Roman" w:hAnsi="Times New Roman" w:cs="Times New Roman"/>
+          <w:sz w:val="20"/>
+          <w:szCs w:val="20"/>
+        </w:rPr>
+        <w:t xml:space="preserve"> зв'язані і залежать від </w:t>
+      </w:r>
+      <w:r>
+        <w:rPr>
+          <w:rStyle w:val="1"/>
+          <w:rFonts w:ascii="Times New Roman" w:hAnsi="Times New Roman" w:cs="Times New Roman"/>
+          <w:sz w:val="20"/>
+          <w:szCs w:val="20"/>
+        </w:rPr>
+        <w:t xml:space="preserve">якості с/р </w:t>
+      </w:r>
+      <w:r>
+        <w:rPr>
+          <w:rStyle w:val="1"/>
+          <w:rFonts w:ascii="Times New Roman" w:hAnsi="Times New Roman" w:cs="Times New Roman"/>
+          <w:sz w:val="20"/>
+          <w:szCs w:val="20"/>
+        </w:rPr>
+        <w:t>студентів</w:t>
+      </w:r>
+      <w:r>
+        <w:rPr>
+          <w:rStyle w:val="1"/>
+          <w:rFonts w:ascii="Times New Roman" w:hAnsi="Times New Roman" w:cs="Times New Roman"/>
+          <w:sz w:val="20"/>
+          <w:szCs w:val="20"/>
+        </w:rPr>
+        <w:t xml:space="preserve"> вдома. </w:t>
+      </w:r>
+      <w:r>
+        <w:rPr>
+          <w:rStyle w:val="1"/>
+          <w:rFonts w:ascii="Times New Roman" w:hAnsi="Times New Roman" w:cs="Times New Roman"/>
+          <w:b/>
+          <w:sz w:val="20"/>
+          <w:szCs w:val="20"/>
+        </w:rPr>
+        <w:t>Мета домашньої</w:t>
+      </w:r>
+      <w:r>
+        <w:rPr>
+          <w:rStyle w:val="1"/>
+          <w:rFonts w:ascii="Times New Roman" w:hAnsi="Times New Roman" w:cs="Times New Roman"/>
+          <w:sz w:val="20"/>
+          <w:szCs w:val="20"/>
+        </w:rPr>
+        <w:t xml:space="preserve"> </w:t>
+      </w:r>
+      <w:r>
+        <w:rPr>
+          <w:rStyle w:val="1"/>
+          <w:rFonts w:ascii="Times New Roman" w:hAnsi="Times New Roman" w:cs="Times New Roman"/>
+          <w:b/>
+          <w:sz w:val="20"/>
+          <w:szCs w:val="20"/>
+        </w:rPr>
+        <w:t>роботи</w:t>
+      </w:r>
+      <w:r>
+        <w:rPr>
+          <w:rStyle w:val="1"/>
+          <w:rFonts w:ascii="Times New Roman" w:hAnsi="Times New Roman" w:cs="Times New Roman"/>
+          <w:sz w:val="20"/>
+          <w:szCs w:val="20"/>
+        </w:rPr>
+        <w:t xml:space="preserve"> з історії </w:t>
+      </w:r>
+      <w:r>
+        <w:rPr>
+          <w:rStyle w:val="1"/>
+          <w:rFonts w:ascii="Times New Roman" w:hAnsi="Times New Roman" w:cs="Times New Roman"/>
+          <w:sz w:val="20"/>
+          <w:szCs w:val="20"/>
+        </w:rPr>
+        <w:t>міцне закріплення вивченого на</w:t>
+      </w:r>
+      <w:r>
+        <w:rPr>
+          <w:rStyle w:val="1"/>
+          <w:rFonts w:ascii="Times New Roman" w:hAnsi="Times New Roman" w:cs="Times New Roman"/>
+          <w:sz w:val="20"/>
+          <w:szCs w:val="20"/>
+        </w:rPr>
+        <w:t xml:space="preserve"> занятті</w:t>
+      </w:r>
+      <w:r>
+        <w:rPr>
+          <w:rStyle w:val="1"/>
+          <w:rFonts w:ascii="Times New Roman" w:hAnsi="Times New Roman" w:cs="Times New Roman"/>
+          <w:sz w:val="20"/>
+          <w:szCs w:val="20"/>
+        </w:rPr>
+        <w:t xml:space="preserve"> матеріалу,</w:t>
+      </w:r>
+      <w:r>
+        <w:rPr>
+          <w:rStyle w:val="1"/>
+          <w:rFonts w:ascii="Times New Roman" w:hAnsi="Times New Roman" w:cs="Times New Roman"/>
+          <w:sz w:val="20"/>
+          <w:szCs w:val="20"/>
+        </w:rPr>
+        <w:t xml:space="preserve"> </w:t>
+      </w:r>
+      <w:r>
+        <w:rPr>
+          <w:rStyle w:val="1"/>
+          <w:rFonts w:ascii="Times New Roman" w:hAnsi="Times New Roman" w:cs="Times New Roman"/>
+          <w:sz w:val="20"/>
+          <w:szCs w:val="20"/>
+        </w:rPr>
+        <w:t xml:space="preserve">глибше його осмислення, дальший розвиток </w:t>
+      </w:r>
+      <w:r>
+        <w:rPr>
+          <w:rStyle w:val="1"/>
+          <w:rFonts w:ascii="Times New Roman" w:hAnsi="Times New Roman" w:cs="Times New Roman"/>
+          <w:sz w:val="20"/>
+          <w:szCs w:val="20"/>
+        </w:rPr>
+        <w:t>набутих</w:t>
       </w:r>
       <w:r>
         <w:rPr>
           <w:rStyle w:val="15pt-2pt0"/>
           <w:rFonts w:ascii="Times New Roman" w:hAnsi="Times New Roman" w:cs="Times New Roman"/>
-          <w:spacing w:val="0"/>
-          <w:sz w:val="28"/>
-          <w:szCs w:val="28"/>
-        </w:rPr>
-        <w:t>шм</w:t>
-      </w:r>
-      <w:r>
-        <w:rPr>
-          <w:rStyle w:val="15pt-2pt0"/>
-          <w:rFonts w:ascii="Times New Roman" w:hAnsi="Times New Roman" w:cs="Times New Roman"/>
-          <w:spacing w:val="0"/>
-          <w:sz w:val="28"/>
-          <w:szCs w:val="28"/>
-        </w:rPr>
-        <w:tab/>
-        <w:t>.</w:t>
-      </w:r>
-      <w:r>
-        <w:rPr>
-          <w:rStyle w:val="1"/>
-          <w:rFonts w:ascii="Times New Roman" w:hAnsi="Times New Roman" w:cs="Times New Roman"/>
-          <w:sz w:val="28"/>
-          <w:szCs w:val="28"/>
-        </w:rPr>
-        <w:t>тих-деЩЩіи умінь і навичок с/р з текстом підручни-</w:t>
-      </w:r>
-      <w:r>
-        <w:rPr>
-          <w:rStyle w:val="1"/>
-          <w:rFonts w:ascii="Times New Roman" w:hAnsi="Times New Roman" w:cs="Times New Roman"/>
-          <w:sz w:val="28"/>
-          <w:szCs w:val="28"/>
-          <w:vertAlign w:val="subscript"/>
-        </w:rPr>
-        <w:t>с</w:t>
-      </w:r>
-      <w:r>
-        <w:rPr>
-          <w:rStyle w:val="1"/>
-          <w:rFonts w:ascii="Times New Roman" w:hAnsi="Times New Roman" w:cs="Times New Roman"/>
-          <w:sz w:val="28"/>
-          <w:szCs w:val="28"/>
-        </w:rPr>
-        <w:t xml:space="preserve">М^ісгоричними картами, ілюстраціями, схемами. </w:t>
+          <w:i w:val="0"/>
+          <w:spacing w:val="0"/>
+          <w:sz w:val="20"/>
+          <w:szCs w:val="20"/>
+        </w:rPr>
+        <w:t xml:space="preserve"> </w:t>
+      </w:r>
+      <w:r>
+        <w:rPr>
+          <w:rStyle w:val="1"/>
+          <w:rFonts w:ascii="Times New Roman" w:hAnsi="Times New Roman" w:cs="Times New Roman"/>
+          <w:sz w:val="20"/>
+          <w:szCs w:val="20"/>
+        </w:rPr>
+        <w:t>студентами умінь і навичок</w:t>
+      </w:r>
+      <w:r>
+        <w:rPr>
+          <w:rStyle w:val="1"/>
+          <w:rFonts w:ascii="Times New Roman" w:hAnsi="Times New Roman" w:cs="Times New Roman"/>
+          <w:sz w:val="20"/>
+          <w:szCs w:val="20"/>
+        </w:rPr>
+        <w:t xml:space="preserve"> </w:t>
+      </w:r>
+      <w:r>
+        <w:rPr>
+          <w:rStyle w:val="1"/>
+          <w:rFonts w:ascii="Times New Roman" w:hAnsi="Times New Roman" w:cs="Times New Roman"/>
+          <w:sz w:val="20"/>
+          <w:szCs w:val="20"/>
+        </w:rPr>
+        <w:t>с/р з текстом підручника, історичними</w:t>
+      </w:r>
+      <w:r>
+        <w:rPr>
+          <w:rStyle w:val="1"/>
+          <w:rFonts w:ascii="Times New Roman" w:hAnsi="Times New Roman" w:cs="Times New Roman"/>
+          <w:sz w:val="20"/>
+          <w:szCs w:val="20"/>
+        </w:rPr>
+        <w:t xml:space="preserve"> </w:t>
+      </w:r>
+      <w:r>
+        <w:rPr>
+          <w:rStyle w:val="1"/>
+          <w:rFonts w:ascii="Times New Roman" w:hAnsi="Times New Roman" w:cs="Times New Roman"/>
+          <w:sz w:val="20"/>
+          <w:szCs w:val="20"/>
+        </w:rPr>
+        <w:t>картами, ілюстраціями, схемами. студенти</w:t>
       </w:r>
       <w:r>
         <w:rPr>
           <w:rStyle w:val="a5"/>
           <w:rFonts w:ascii="Times New Roman" w:hAnsi="Times New Roman" w:cs="Times New Roman"/>
-          <w:sz w:val="28"/>
-          <w:szCs w:val="28"/>
-        </w:rPr>
-        <w:t>ШЙШ,</w:t>
-      </w:r>
-      <w:r>
-        <w:rPr>
-          <w:rStyle w:val="1"/>
-          <w:rFonts w:ascii="Times New Roman" w:hAnsi="Times New Roman" w:cs="Times New Roman"/>
-          <w:sz w:val="28"/>
-          <w:szCs w:val="28"/>
-        </w:rPr>
-        <w:t xml:space="preserve"> виконуючи домашні завдання, привчаються писати прості й розгорнуті плани з окремих питань і тем, складати різні тематичні таблиці, працювати з матеріалами періодичної преси, готувати невеликі доповіді, реферати на історичні і суспільно- політичні теми тощо. Домашні завдання повинні ма- ти творчий характер,</w:t>
+          <w:sz w:val="20"/>
+          <w:szCs w:val="20"/>
+        </w:rPr>
+        <w:t>,</w:t>
+      </w:r>
+      <w:r>
+        <w:rPr>
+          <w:rStyle w:val="1"/>
+          <w:rFonts w:ascii="Times New Roman" w:hAnsi="Times New Roman" w:cs="Times New Roman"/>
+          <w:sz w:val="20"/>
+          <w:szCs w:val="20"/>
+        </w:rPr>
+        <w:t xml:space="preserve"> виконуючи домашні завдання, привчаються писати прості й розгорнуті плани з окремих питань і тем, складати різні тематичні таблиці, працювати з матеріалами періодичної преси, готувати невеликі доповіді, реф</w:t>
+      </w:r>
+      <w:r>
+        <w:rPr>
+          <w:rStyle w:val="1"/>
+          <w:rFonts w:ascii="Times New Roman" w:hAnsi="Times New Roman" w:cs="Times New Roman"/>
+          <w:sz w:val="20"/>
+          <w:szCs w:val="20"/>
+        </w:rPr>
+        <w:t>ерати на історичні і суспільно-</w:t>
+      </w:r>
+      <w:r>
+        <w:rPr>
+          <w:rStyle w:val="1"/>
+          <w:rFonts w:ascii="Times New Roman" w:hAnsi="Times New Roman" w:cs="Times New Roman"/>
+          <w:sz w:val="20"/>
+          <w:szCs w:val="20"/>
+        </w:rPr>
+        <w:t>політичні теми тощ</w:t>
+      </w:r>
+      <w:r>
+        <w:rPr>
+          <w:rStyle w:val="1"/>
+          <w:rFonts w:ascii="Times New Roman" w:hAnsi="Times New Roman" w:cs="Times New Roman"/>
+          <w:sz w:val="20"/>
+          <w:szCs w:val="20"/>
+        </w:rPr>
+        <w:t>о. Домашні завдання повинні мати творчий характер.</w:t>
       </w:r>
     </w:p>
     <w:p>
       <w:pPr>
         <w:pStyle w:val="2"/>
         <w:shd w:val="clear" w:color="auto" w:fill="auto"/>
-        <w:tabs>
-          <w:tab w:val="left" w:pos="3733"/>
-        </w:tabs>
-        <w:spacing w:after="0" w:line="276" w:lineRule="auto"/>
+        <w:spacing w:after="295" w:line="240" w:lineRule="auto"/>
         <w:ind w:firstLine="709"/>
         <w:jc w:val="both"/>
         <w:rPr>
-          <w:rFonts w:ascii="Times New Roman" w:hAnsi="Times New Roman" w:cs="Times New Roman"/>
-        </w:rPr>
-      </w:pPr>
-      <w:r>
-        <w:rPr>
-          <w:rStyle w:val="1"/>
-          <w:rFonts w:ascii="Times New Roman" w:hAnsi="Times New Roman" w:cs="Times New Roman"/>
-          <w:sz w:val="28"/>
-          <w:szCs w:val="28"/>
-        </w:rPr>
-        <w:t>Для ефективності с/р в мини;вдома я про</w:t>
-      </w:r>
-      <w:r>
-        <w:rPr>
-          <w:rStyle w:val="1"/>
-          <w:rFonts w:ascii="Times New Roman" w:hAnsi="Times New Roman" w:cs="Times New Roman"/>
-          <w:sz w:val="28"/>
-          <w:szCs w:val="28"/>
-        </w:rPr>
-        <w:softHyphen/>
-        <w:t>поную своїм рриям завести зошит-орієнтир, в яко</w:t>
-      </w:r>
-      <w:r>
-        <w:rPr>
-          <w:rStyle w:val="1"/>
-          <w:rFonts w:ascii="Times New Roman" w:hAnsi="Times New Roman" w:cs="Times New Roman"/>
-          <w:sz w:val="28"/>
-          <w:szCs w:val="28"/>
-        </w:rPr>
-        <w:softHyphen/>
-        <w:t>му вони записують пам'ятки, алгоритми виконання завдань, пояснення спеціальних розумових і прак</w:t>
-      </w:r>
-      <w:r>
-        <w:rPr>
-          <w:rStyle w:val="1"/>
-          <w:rFonts w:ascii="Times New Roman" w:hAnsi="Times New Roman" w:cs="Times New Roman"/>
-          <w:sz w:val="28"/>
-          <w:szCs w:val="28"/>
-        </w:rPr>
-        <w:softHyphen/>
-        <w:t>тичних операцій, з якими працюють ркбі під час ви</w:t>
-      </w:r>
-      <w:r>
-        <w:rPr>
-          <w:rStyle w:val="1"/>
-          <w:rFonts w:ascii="Times New Roman" w:hAnsi="Times New Roman" w:cs="Times New Roman"/>
-          <w:sz w:val="28"/>
-          <w:szCs w:val="28"/>
-        </w:rPr>
-        <w:softHyphen/>
-        <w:t>конання с/р</w:t>
-      </w:r>
-      <w:r>
-        <w:rPr>
-          <w:rStyle w:val="1"/>
-          <w:rFonts w:ascii="Times New Roman" w:hAnsi="Times New Roman" w:cs="Times New Roman"/>
-          <w:sz w:val="28"/>
-          <w:szCs w:val="28"/>
-        </w:rPr>
-        <w:tab/>
-        <w:t>(ДО). Заучувати правила</w:t>
+          <w:rStyle w:val="1"/>
+          <w:rFonts w:ascii="Times New Roman" w:hAnsi="Times New Roman" w:cs="Times New Roman"/>
+          <w:sz w:val="20"/>
+          <w:szCs w:val="20"/>
+        </w:rPr>
+      </w:pPr>
+      <w:r>
+        <w:rPr>
+          <w:rStyle w:val="1"/>
+          <w:rFonts w:ascii="Times New Roman" w:hAnsi="Times New Roman" w:cs="Times New Roman"/>
+          <w:sz w:val="20"/>
+          <w:szCs w:val="20"/>
+        </w:rPr>
+        <w:t xml:space="preserve">Для ефективності с/р в </w:t>
+      </w:r>
+      <w:r>
+        <w:rPr>
+          <w:rStyle w:val="1"/>
+          <w:rFonts w:ascii="Times New Roman" w:hAnsi="Times New Roman" w:cs="Times New Roman"/>
+          <w:sz w:val="20"/>
+          <w:szCs w:val="20"/>
+        </w:rPr>
+        <w:t>студентів в групі я про</w:t>
+      </w:r>
+      <w:r>
+        <w:rPr>
+          <w:rStyle w:val="1"/>
+          <w:rFonts w:ascii="Times New Roman" w:hAnsi="Times New Roman" w:cs="Times New Roman"/>
+          <w:sz w:val="20"/>
+          <w:szCs w:val="20"/>
+        </w:rPr>
+        <w:t xml:space="preserve">поную своїм </w:t>
+      </w:r>
+      <w:r>
+        <w:rPr>
+          <w:rStyle w:val="1"/>
+          <w:rFonts w:ascii="Times New Roman" w:hAnsi="Times New Roman" w:cs="Times New Roman"/>
+          <w:sz w:val="20"/>
+          <w:szCs w:val="20"/>
+        </w:rPr>
+        <w:t>студентам завести зошит-орієнтир, в яко</w:t>
+      </w:r>
+      <w:r>
+        <w:rPr>
+          <w:rStyle w:val="1"/>
+          <w:rFonts w:ascii="Times New Roman" w:hAnsi="Times New Roman" w:cs="Times New Roman"/>
+          <w:sz w:val="20"/>
+          <w:szCs w:val="20"/>
+        </w:rPr>
+        <w:t>му вони записують пам'ятки, алгоритми виконання завдань, пояснен</w:t>
+      </w:r>
+      <w:r>
+        <w:rPr>
+          <w:rStyle w:val="1"/>
+          <w:rFonts w:ascii="Times New Roman" w:hAnsi="Times New Roman" w:cs="Times New Roman"/>
+          <w:sz w:val="20"/>
+          <w:szCs w:val="20"/>
+        </w:rPr>
+        <w:t>ня спеціальних розумових і прак</w:t>
+      </w:r>
+      <w:r>
+        <w:rPr>
+          <w:rStyle w:val="1"/>
+          <w:rFonts w:ascii="Times New Roman" w:hAnsi="Times New Roman" w:cs="Times New Roman"/>
+          <w:sz w:val="20"/>
+          <w:szCs w:val="20"/>
+        </w:rPr>
+        <w:t>тичних операцій</w:t>
+      </w:r>
+      <w:r>
+        <w:rPr>
+          <w:rStyle w:val="1"/>
+          <w:rFonts w:ascii="Times New Roman" w:hAnsi="Times New Roman" w:cs="Times New Roman"/>
+          <w:sz w:val="20"/>
+          <w:szCs w:val="20"/>
+        </w:rPr>
+        <w:t>, з якими працюють під час виконання с/р</w:t>
+      </w:r>
+      <w:r>
+        <w:rPr>
+          <w:rStyle w:val="1"/>
+          <w:rFonts w:ascii="Times New Roman" w:hAnsi="Times New Roman" w:cs="Times New Roman"/>
+          <w:sz w:val="20"/>
+          <w:szCs w:val="20"/>
+        </w:rPr>
+        <w:t>. Заучувати правила</w:t>
+      </w:r>
+      <w:r>
+        <w:rPr>
+          <w:rStyle w:val="1"/>
+          <w:rFonts w:ascii="Times New Roman" w:hAnsi="Times New Roman" w:cs="Times New Roman"/>
+          <w:sz w:val="20"/>
+          <w:szCs w:val="20"/>
+        </w:rPr>
+        <w:t xml:space="preserve"> </w:t>
+      </w:r>
+      <w:r>
+        <w:rPr>
+          <w:rStyle w:val="1"/>
+          <w:rFonts w:ascii="Times New Roman" w:hAnsi="Times New Roman" w:cs="Times New Roman"/>
+          <w:sz w:val="20"/>
+          <w:szCs w:val="20"/>
+        </w:rPr>
+        <w:t>не вимагаю. Вони мимовільно запам'ятовуються завдяки багаторазовому</w:t>
+      </w:r>
+      <w:r>
+        <w:rPr>
+          <w:rStyle w:val="1"/>
+          <w:rFonts w:ascii="Times New Roman" w:hAnsi="Times New Roman" w:cs="Times New Roman"/>
+          <w:sz w:val="20"/>
+          <w:szCs w:val="20"/>
+        </w:rPr>
+        <w:t xml:space="preserve"> вживанню у навчальному процесі.</w:t>
       </w:r>
     </w:p>
     <w:p>
       <w:pPr>
-        <w:pStyle w:val="2"/>
-        <w:shd w:val="clear" w:color="auto" w:fill="auto"/>
-        <w:spacing w:after="0" w:line="276" w:lineRule="auto"/>
-        <w:ind w:firstLine="709"/>
-        <w:jc w:val="both"/>
-        <w:rPr>
-          <w:rFonts w:ascii="Times New Roman" w:hAnsi="Times New Roman" w:cs="Times New Roman"/>
-        </w:rPr>
-      </w:pPr>
-      <w:r>
-        <w:rPr>
-          <w:rStyle w:val="1"/>
-          <w:rFonts w:ascii="Times New Roman" w:hAnsi="Times New Roman" w:cs="Times New Roman"/>
-          <w:sz w:val="28"/>
-          <w:szCs w:val="28"/>
-        </w:rPr>
-        <w:t>не вимагаю. Вони мимовільно запам'ятовуються завдяки багаторазовому вживанню у навчальному процесі.</w:t>
-      </w:r>
-    </w:p>
-    <w:p>
-      <w:pPr>
-        <w:pStyle w:val="2"/>
-        <w:shd w:val="clear" w:color="auto" w:fill="auto"/>
-        <w:spacing w:after="0" w:line="276" w:lineRule="auto"/>
-        <w:ind w:firstLine="709"/>
-        <w:jc w:val="both"/>
-        <w:rPr>
-          <w:rStyle w:val="1"/>
-          <w:rFonts w:ascii="Times New Roman" w:hAnsi="Times New Roman" w:cs="Times New Roman"/>
-          <w:sz w:val="28"/>
-          <w:szCs w:val="28"/>
-        </w:rPr>
-      </w:pPr>
-    </w:p>
-    <w:p>
-      <w:pPr>
-        <w:pStyle w:val="2"/>
-        <w:shd w:val="clear" w:color="auto" w:fill="auto"/>
-        <w:spacing w:after="0" w:line="276" w:lineRule="auto"/>
-        <w:ind w:firstLine="709"/>
-        <w:jc w:val="both"/>
-        <w:rPr>
-          <w:rFonts w:ascii="Times New Roman" w:hAnsi="Times New Roman" w:cs="Times New Roman"/>
-        </w:rPr>
-      </w:pPr>
-      <w:r>
-        <w:rPr>
-          <w:rStyle w:val="1"/>
-          <w:rFonts w:ascii="Times New Roman" w:hAnsi="Times New Roman" w:cs="Times New Roman"/>
-          <w:sz w:val="28"/>
-          <w:szCs w:val="28"/>
-        </w:rPr>
-        <w:t>Перевір, чи не поєднуються пункти і підпункти плана!</w:t>
-      </w:r>
-    </w:p>
-    <w:p>
-      <w:pPr>
-        <w:pStyle w:val="2"/>
-        <w:shd w:val="clear" w:color="auto" w:fill="auto"/>
-        <w:spacing w:after="0" w:line="276" w:lineRule="auto"/>
-        <w:ind w:firstLine="709"/>
-        <w:jc w:val="both"/>
-        <w:rPr>
-          <w:rFonts w:ascii="Times New Roman" w:hAnsi="Times New Roman" w:cs="Times New Roman"/>
-        </w:rPr>
-      </w:pPr>
-      <w:r>
-        <w:rPr>
-          <w:rStyle w:val="1"/>
-          <w:rFonts w:ascii="Times New Roman" w:hAnsi="Times New Roman" w:cs="Times New Roman"/>
-          <w:sz w:val="28"/>
-          <w:szCs w:val="28"/>
-        </w:rPr>
-        <w:t>Прочитай увесь заданий текст, глибоко вдумуючись у його зміст.</w:t>
-      </w:r>
-    </w:p>
-    <w:p>
-      <w:pPr>
-        <w:pStyle w:val="2"/>
-        <w:shd w:val="clear" w:color="auto" w:fill="auto"/>
-        <w:spacing w:after="0" w:line="276" w:lineRule="auto"/>
-        <w:ind w:firstLine="709"/>
-        <w:rPr>
-          <w:rFonts w:ascii="Times New Roman" w:hAnsi="Times New Roman" w:cs="Times New Roman"/>
-        </w:rPr>
-      </w:pPr>
-      <w:r>
-        <w:rPr>
-          <w:rStyle w:val="1"/>
-          <w:rFonts w:ascii="Times New Roman" w:hAnsi="Times New Roman" w:cs="Times New Roman"/>
-          <w:sz w:val="28"/>
-          <w:szCs w:val="28"/>
-        </w:rPr>
-        <w:t>Поділи текст на логічні частини, з'ясуй, які слова є головними в кожній частині, використовую</w:t>
-      </w:r>
-      <w:r>
-        <w:rPr>
-          <w:rStyle w:val="1"/>
-          <w:rFonts w:ascii="Times New Roman" w:hAnsi="Times New Roman" w:cs="Times New Roman"/>
-          <w:sz w:val="28"/>
-          <w:szCs w:val="28"/>
-        </w:rPr>
-        <w:softHyphen/>
-        <w:t>чи ключові слова, сформулюй головну думку або ідею.</w:t>
-      </w:r>
-    </w:p>
-    <w:p>
-      <w:pPr>
-        <w:pStyle w:val="2"/>
-        <w:shd w:val="clear" w:color="auto" w:fill="auto"/>
-        <w:tabs>
-          <w:tab w:val="center" w:pos="10471"/>
-          <w:tab w:val="center" w:pos="10971"/>
-        </w:tabs>
-        <w:spacing w:after="0" w:line="276" w:lineRule="auto"/>
-        <w:ind w:firstLine="709"/>
-        <w:jc w:val="both"/>
-        <w:rPr>
-          <w:rFonts w:ascii="Times New Roman" w:hAnsi="Times New Roman" w:cs="Times New Roman"/>
-        </w:rPr>
-      </w:pPr>
-      <w:r>
-        <w:rPr>
-          <w:rStyle w:val="1"/>
-          <w:rFonts w:ascii="Times New Roman" w:hAnsi="Times New Roman" w:cs="Times New Roman"/>
-          <w:sz w:val="28"/>
-          <w:szCs w:val="28"/>
-        </w:rPr>
-        <w:t>Склади план прочитаного.</w:t>
-      </w:r>
-      <w:r>
-        <w:rPr>
-          <w:rStyle w:val="1"/>
-          <w:rFonts w:ascii="Times New Roman" w:hAnsi="Times New Roman" w:cs="Times New Roman"/>
-          <w:sz w:val="28"/>
-          <w:szCs w:val="28"/>
-        </w:rPr>
-        <w:tab/>
-      </w:r>
-      <w:r>
-        <w:rPr>
-          <w:rStyle w:val="16pt3pt"/>
-          <w:rFonts w:ascii="Times New Roman" w:hAnsi="Times New Roman" w:cs="Times New Roman"/>
-          <w:spacing w:val="0"/>
-          <w:sz w:val="28"/>
-          <w:szCs w:val="28"/>
-        </w:rPr>
-        <w:t>НА</w:t>
-      </w:r>
-      <w:r>
-        <w:rPr>
-          <w:rStyle w:val="SegoeUI15pt"/>
-          <w:rFonts w:ascii="Times New Roman" w:hAnsi="Times New Roman" w:cs="Times New Roman"/>
-          <w:sz w:val="28"/>
-          <w:szCs w:val="28"/>
-        </w:rPr>
-        <w:tab/>
-        <w:t>а</w:t>
-      </w:r>
-    </w:p>
-    <w:p>
-      <w:pPr>
-        <w:pStyle w:val="2"/>
-        <w:shd w:val="clear" w:color="auto" w:fill="auto"/>
-        <w:spacing w:after="0" w:line="276" w:lineRule="auto"/>
-        <w:ind w:firstLine="709"/>
-        <w:jc w:val="both"/>
-        <w:rPr>
-          <w:rFonts w:ascii="Times New Roman" w:hAnsi="Times New Roman" w:cs="Times New Roman"/>
-        </w:rPr>
-      </w:pPr>
-      <w:r>
-        <w:rPr>
-          <w:rStyle w:val="1"/>
-          <w:rFonts w:ascii="Times New Roman" w:hAnsi="Times New Roman" w:cs="Times New Roman"/>
-          <w:sz w:val="28"/>
-          <w:szCs w:val="28"/>
-        </w:rPr>
-        <w:t>Головні думки повтори.</w:t>
-      </w:r>
-    </w:p>
-    <w:p>
-      <w:pPr>
-        <w:pStyle w:val="2"/>
-        <w:shd w:val="clear" w:color="auto" w:fill="auto"/>
-        <w:tabs>
-          <w:tab w:val="right" w:pos="10402"/>
-          <w:tab w:val="right" w:pos="13226"/>
-          <w:tab w:val="right" w:pos="13702"/>
-        </w:tabs>
-        <w:spacing w:after="0" w:line="276" w:lineRule="auto"/>
-        <w:ind w:firstLine="709"/>
-        <w:jc w:val="both"/>
-        <w:rPr>
-          <w:rFonts w:ascii="Times New Roman" w:hAnsi="Times New Roman" w:cs="Times New Roman"/>
-        </w:rPr>
-      </w:pPr>
-      <w:r>
-        <w:rPr>
-          <w:rStyle w:val="1"/>
-          <w:rFonts w:ascii="Times New Roman" w:hAnsi="Times New Roman" w:cs="Times New Roman"/>
-          <w:sz w:val="28"/>
-          <w:szCs w:val="28"/>
-        </w:rPr>
-        <w:t>Поділи кожний пункт на логічні частини.</w:t>
-      </w:r>
-      <w:r>
-        <w:rPr>
-          <w:rStyle w:val="1"/>
-          <w:rFonts w:ascii="Times New Roman" w:hAnsi="Times New Roman" w:cs="Times New Roman"/>
-          <w:sz w:val="28"/>
-          <w:szCs w:val="28"/>
-        </w:rPr>
-        <w:tab/>
-      </w:r>
-      <w:r>
-        <w:rPr>
-          <w:rStyle w:val="-2pt"/>
-          <w:rFonts w:ascii="Times New Roman" w:hAnsi="Times New Roman" w:cs="Times New Roman"/>
-          <w:spacing w:val="0"/>
-          <w:sz w:val="28"/>
-          <w:szCs w:val="28"/>
-        </w:rPr>
-        <w:t>$</w:t>
-      </w:r>
-      <w:r>
-        <w:rPr>
-          <w:rStyle w:val="-2pt"/>
-          <w:rFonts w:ascii="Times New Roman" w:hAnsi="Times New Roman" w:cs="Times New Roman"/>
-          <w:spacing w:val="0"/>
-          <w:sz w:val="28"/>
-          <w:szCs w:val="28"/>
-        </w:rPr>
-        <w:tab/>
-        <w:t>0*4</w:t>
-      </w:r>
-      <w:r>
-        <w:rPr>
-          <w:rStyle w:val="-2pt"/>
-          <w:rFonts w:ascii="Times New Roman" w:hAnsi="Times New Roman" w:cs="Times New Roman"/>
-          <w:spacing w:val="0"/>
-          <w:sz w:val="28"/>
-          <w:szCs w:val="28"/>
-        </w:rPr>
-        <w:tab/>
-        <w:t>&amp;</w:t>
-      </w:r>
-    </w:p>
-    <w:p>
-      <w:pPr>
-        <w:pStyle w:val="2"/>
-        <w:shd w:val="clear" w:color="auto" w:fill="auto"/>
-        <w:spacing w:after="0" w:line="276" w:lineRule="auto"/>
-        <w:ind w:firstLine="709"/>
-        <w:rPr>
-          <w:rFonts w:ascii="Times New Roman" w:hAnsi="Times New Roman" w:cs="Times New Roman"/>
-        </w:rPr>
-      </w:pPr>
-      <w:r>
-        <w:rPr>
-          <w:rStyle w:val="1"/>
-          <w:rFonts w:ascii="Times New Roman" w:hAnsi="Times New Roman" w:cs="Times New Roman"/>
-          <w:sz w:val="28"/>
-          <w:szCs w:val="28"/>
-        </w:rPr>
-        <w:t>Склади план, даючи назву кожній логічній частині. Перевір себе.</w:t>
-      </w:r>
-    </w:p>
-    <w:p>
-      <w:pPr>
-        <w:pStyle w:val="2"/>
-        <w:shd w:val="clear" w:color="auto" w:fill="auto"/>
-        <w:spacing w:after="0" w:line="276" w:lineRule="auto"/>
-        <w:ind w:firstLine="709"/>
-        <w:rPr>
-          <w:rFonts w:ascii="Times New Roman" w:hAnsi="Times New Roman" w:cs="Times New Roman"/>
-        </w:rPr>
-      </w:pPr>
-      <w:r>
-        <w:rPr>
-          <w:rStyle w:val="1"/>
-          <w:rFonts w:ascii="Times New Roman" w:hAnsi="Times New Roman" w:cs="Times New Roman"/>
-          <w:sz w:val="28"/>
-          <w:szCs w:val="28"/>
-        </w:rPr>
-        <w:t>Правило-орієнтир виконання завдання:</w:t>
-      </w:r>
-    </w:p>
-    <w:p>
-      <w:pPr>
-        <w:pStyle w:val="2"/>
-        <w:shd w:val="clear" w:color="auto" w:fill="auto"/>
-        <w:spacing w:after="0" w:line="276" w:lineRule="auto"/>
-        <w:ind w:firstLine="709"/>
-        <w:jc w:val="both"/>
-        <w:rPr>
-          <w:rFonts w:ascii="Times New Roman" w:hAnsi="Times New Roman" w:cs="Times New Roman"/>
-        </w:rPr>
-      </w:pPr>
-      <w:r>
-        <w:rPr>
-          <w:rStyle w:val="1"/>
-          <w:rFonts w:ascii="Times New Roman" w:hAnsi="Times New Roman" w:cs="Times New Roman"/>
-          <w:sz w:val="28"/>
-          <w:szCs w:val="28"/>
-        </w:rPr>
-        <w:t>Уважно прочитай текст</w:t>
-      </w:r>
-    </w:p>
-    <w:p>
-      <w:pPr>
-        <w:pStyle w:val="331"/>
-        <w:shd w:val="clear" w:color="auto" w:fill="auto"/>
-        <w:spacing w:line="276" w:lineRule="auto"/>
-        <w:ind w:firstLine="709"/>
-        <w:rPr>
-          <w:rFonts w:ascii="Times New Roman" w:hAnsi="Times New Roman" w:cs="Times New Roman"/>
-          <w:sz w:val="28"/>
-          <w:szCs w:val="28"/>
-        </w:rPr>
-      </w:pPr>
-      <w:r>
-        <w:rPr>
-          <w:rFonts w:ascii="Times New Roman" w:hAnsi="Times New Roman" w:cs="Times New Roman"/>
-          <w:sz w:val="28"/>
-          <w:szCs w:val="28"/>
-        </w:rPr>
-        <w:t>І</w:t>
-      </w:r>
-    </w:p>
-    <w:p>
-      <w:pPr>
-        <w:pStyle w:val="2"/>
-        <w:shd w:val="clear" w:color="auto" w:fill="auto"/>
-        <w:spacing w:after="389" w:line="276" w:lineRule="auto"/>
-        <w:ind w:firstLine="709"/>
-        <w:jc w:val="both"/>
-        <w:rPr>
-          <w:rFonts w:ascii="Times New Roman" w:hAnsi="Times New Roman" w:cs="Times New Roman"/>
-        </w:rPr>
-      </w:pPr>
-      <w:r>
-        <w:rPr>
-          <w:rStyle w:val="1"/>
-          <w:rFonts w:ascii="Times New Roman" w:hAnsi="Times New Roman" w:cs="Times New Roman"/>
-          <w:sz w:val="28"/>
-          <w:szCs w:val="28"/>
-        </w:rPr>
-        <w:t>Випиши нові слова, терміни</w:t>
-      </w:r>
-    </w:p>
-    <w:p>
-      <w:pPr>
-        <w:pStyle w:val="2"/>
-        <w:shd w:val="clear" w:color="auto" w:fill="auto"/>
-        <w:tabs>
-          <w:tab w:val="right" w:pos="7056"/>
-        </w:tabs>
-        <w:spacing w:after="370" w:line="276" w:lineRule="auto"/>
-        <w:ind w:firstLine="709"/>
-        <w:jc w:val="both"/>
-        <w:rPr>
-          <w:rFonts w:ascii="Times New Roman" w:hAnsi="Times New Roman" w:cs="Times New Roman"/>
-        </w:rPr>
-      </w:pPr>
-      <w:r>
-        <w:rPr>
-          <w:rStyle w:val="1"/>
-          <w:rFonts w:ascii="Times New Roman" w:hAnsi="Times New Roman" w:cs="Times New Roman"/>
-          <w:sz w:val="28"/>
-          <w:szCs w:val="28"/>
-        </w:rPr>
-        <w:t>Випиши важливі дати, висновки, нові положення</w:t>
-      </w:r>
-      <w:r>
-        <w:rPr>
-          <w:rStyle w:val="1"/>
-          <w:rFonts w:ascii="Times New Roman" w:hAnsi="Times New Roman" w:cs="Times New Roman"/>
-          <w:sz w:val="28"/>
-          <w:szCs w:val="28"/>
-        </w:rPr>
-        <w:tab/>
-        <w:t>Г З</w:t>
-      </w:r>
-    </w:p>
-    <w:p>
-      <w:pPr>
-        <w:pStyle w:val="2"/>
-        <w:shd w:val="clear" w:color="auto" w:fill="auto"/>
-        <w:spacing w:after="363" w:line="276" w:lineRule="auto"/>
-        <w:ind w:firstLine="709"/>
-        <w:jc w:val="both"/>
-        <w:rPr>
-          <w:rFonts w:ascii="Times New Roman" w:hAnsi="Times New Roman" w:cs="Times New Roman"/>
-        </w:rPr>
-      </w:pPr>
-      <w:r>
-        <w:rPr>
-          <w:rStyle w:val="1"/>
-          <w:rFonts w:ascii="Times New Roman" w:hAnsi="Times New Roman" w:cs="Times New Roman"/>
-          <w:sz w:val="28"/>
-          <w:szCs w:val="28"/>
-        </w:rPr>
-        <w:t>Склади план</w:t>
-      </w:r>
-    </w:p>
-    <w:p>
-      <w:pPr>
-        <w:pStyle w:val="2"/>
-        <w:shd w:val="clear" w:color="auto" w:fill="auto"/>
-        <w:spacing w:after="350" w:line="276" w:lineRule="auto"/>
-        <w:ind w:firstLine="709"/>
-        <w:jc w:val="both"/>
-        <w:rPr>
-          <w:rFonts w:ascii="Times New Roman" w:hAnsi="Times New Roman" w:cs="Times New Roman"/>
-        </w:rPr>
-      </w:pPr>
-      <w:r>
-        <w:rPr>
-          <w:rStyle w:val="1"/>
-          <w:rFonts w:ascii="Times New Roman" w:hAnsi="Times New Roman" w:cs="Times New Roman"/>
-          <w:sz w:val="28"/>
-          <w:szCs w:val="28"/>
-        </w:rPr>
-        <w:t>Запиши конспект коротко, своїми словами</w:t>
-      </w:r>
-    </w:p>
-    <w:p>
-      <w:pPr>
-        <w:pStyle w:val="2"/>
-        <w:shd w:val="clear" w:color="auto" w:fill="auto"/>
-        <w:spacing w:after="0" w:line="276" w:lineRule="auto"/>
-        <w:ind w:firstLine="709"/>
-        <w:jc w:val="both"/>
-        <w:rPr>
-          <w:rFonts w:ascii="Times New Roman" w:hAnsi="Times New Roman" w:cs="Times New Roman"/>
-        </w:rPr>
-      </w:pPr>
-      <w:r>
-        <w:rPr>
-          <w:rStyle w:val="1"/>
-          <w:rFonts w:ascii="Times New Roman" w:hAnsi="Times New Roman" w:cs="Times New Roman"/>
-          <w:sz w:val="28"/>
-          <w:szCs w:val="28"/>
-        </w:rPr>
-        <w:t>Прочитай конспект, усно розкажи тему</w:t>
-      </w:r>
-    </w:p>
-    <w:p>
-      <w:pPr>
-        <w:pStyle w:val="2"/>
-        <w:shd w:val="clear" w:color="auto" w:fill="auto"/>
-        <w:spacing w:after="0" w:line="276" w:lineRule="auto"/>
-        <w:ind w:firstLine="709"/>
-        <w:rPr>
-          <w:rFonts w:ascii="Times New Roman" w:hAnsi="Times New Roman" w:cs="Times New Roman"/>
-        </w:rPr>
-      </w:pPr>
-      <w:r>
-        <w:rPr>
-          <w:rStyle w:val="1"/>
-          <w:rFonts w:ascii="Times New Roman" w:hAnsi="Times New Roman" w:cs="Times New Roman"/>
-          <w:sz w:val="28"/>
-          <w:szCs w:val="28"/>
-        </w:rPr>
-        <w:t>Перш ніж приступати до роботи, добре продумай назву теми, уважно прочитай текст (підручник, додаткова література).</w:t>
-      </w:r>
-    </w:p>
-    <w:p>
-      <w:pPr>
-        <w:pStyle w:val="2"/>
-        <w:shd w:val="clear" w:color="auto" w:fill="auto"/>
-        <w:spacing w:after="0" w:line="276" w:lineRule="auto"/>
-        <w:ind w:firstLine="709"/>
-        <w:jc w:val="both"/>
-        <w:rPr>
-          <w:rFonts w:ascii="Times New Roman" w:hAnsi="Times New Roman" w:cs="Times New Roman"/>
-        </w:rPr>
-      </w:pPr>
-      <w:r>
-        <w:rPr>
-          <w:rStyle w:val="1"/>
-          <w:rFonts w:ascii="Times New Roman" w:hAnsi="Times New Roman" w:cs="Times New Roman"/>
-          <w:sz w:val="28"/>
-          <w:szCs w:val="28"/>
-        </w:rPr>
-        <w:t>Випиши нові слова, терміни, з'ясуй їх значення в словнику.</w:t>
-      </w:r>
-    </w:p>
-    <w:p>
-      <w:pPr>
-        <w:pStyle w:val="2"/>
-        <w:shd w:val="clear" w:color="auto" w:fill="auto"/>
-        <w:spacing w:after="0" w:line="276" w:lineRule="auto"/>
-        <w:ind w:firstLine="709"/>
-        <w:rPr>
-          <w:rFonts w:ascii="Times New Roman" w:hAnsi="Times New Roman" w:cs="Times New Roman"/>
-        </w:rPr>
-      </w:pPr>
-      <w:r>
-        <w:rPr>
-          <w:rStyle w:val="1"/>
-          <w:rFonts w:ascii="Times New Roman" w:hAnsi="Times New Roman" w:cs="Times New Roman"/>
-          <w:sz w:val="28"/>
-          <w:szCs w:val="28"/>
-        </w:rPr>
-        <w:t>Випиши важливі дати, висновки, положення, які зустрі</w:t>
-      </w:r>
-      <w:r>
-        <w:rPr>
-          <w:rStyle w:val="1"/>
-          <w:rFonts w:ascii="Times New Roman" w:hAnsi="Times New Roman" w:cs="Times New Roman"/>
-          <w:sz w:val="28"/>
-          <w:szCs w:val="28"/>
-        </w:rPr>
-        <w:lastRenderedPageBreak/>
-        <w:t>чаються вперше, виділи основну дум</w:t>
-      </w:r>
-      <w:r>
-        <w:rPr>
-          <w:rStyle w:val="1"/>
-          <w:rFonts w:ascii="Times New Roman" w:hAnsi="Times New Roman" w:cs="Times New Roman"/>
-          <w:sz w:val="28"/>
-          <w:szCs w:val="28"/>
-        </w:rPr>
-        <w:softHyphen/>
-        <w:t>ку, ідею.</w:t>
-      </w:r>
-    </w:p>
-    <w:p>
-      <w:pPr>
-        <w:pStyle w:val="2"/>
-        <w:shd w:val="clear" w:color="auto" w:fill="auto"/>
-        <w:spacing w:after="0" w:line="276" w:lineRule="auto"/>
-        <w:ind w:firstLine="709"/>
-        <w:rPr>
-          <w:rFonts w:ascii="Times New Roman" w:hAnsi="Times New Roman" w:cs="Times New Roman"/>
-        </w:rPr>
-      </w:pPr>
-      <w:r>
-        <w:rPr>
-          <w:rStyle w:val="1"/>
-          <w:rFonts w:ascii="Times New Roman" w:hAnsi="Times New Roman" w:cs="Times New Roman"/>
-          <w:sz w:val="28"/>
-          <w:szCs w:val="28"/>
-        </w:rPr>
-        <w:t>Читаючи текст, пов'язуй його з часом, картою, графіками, схемами підручника. Склади план.</w:t>
-      </w:r>
-    </w:p>
-    <w:p>
-      <w:pPr>
-        <w:pStyle w:val="2"/>
-        <w:shd w:val="clear" w:color="auto" w:fill="auto"/>
-        <w:tabs>
-          <w:tab w:val="right" w:pos="11141"/>
-          <w:tab w:val="right" w:pos="12620"/>
-        </w:tabs>
-        <w:spacing w:after="0" w:line="276" w:lineRule="auto"/>
-        <w:ind w:firstLine="709"/>
-        <w:jc w:val="both"/>
-        <w:rPr>
-          <w:rFonts w:ascii="Times New Roman" w:hAnsi="Times New Roman" w:cs="Times New Roman"/>
-        </w:rPr>
-      </w:pPr>
-      <w:r>
-        <w:rPr>
-          <w:rStyle w:val="1"/>
-          <w:rFonts w:ascii="Times New Roman" w:hAnsi="Times New Roman" w:cs="Times New Roman"/>
-          <w:sz w:val="28"/>
-          <w:szCs w:val="28"/>
-        </w:rPr>
-        <w:t>Коротко запиши конспект.</w:t>
-      </w:r>
-      <w:r>
-        <w:rPr>
-          <w:rStyle w:val="1"/>
-          <w:rFonts w:ascii="Times New Roman" w:hAnsi="Times New Roman" w:cs="Times New Roman"/>
-          <w:sz w:val="28"/>
-          <w:szCs w:val="28"/>
-        </w:rPr>
-        <w:tab/>
-      </w:r>
-      <w:r>
-        <w:rPr>
-          <w:rStyle w:val="-2pt"/>
-          <w:rFonts w:ascii="Times New Roman" w:hAnsi="Times New Roman" w:cs="Times New Roman"/>
-          <w:spacing w:val="0"/>
-          <w:sz w:val="28"/>
-          <w:szCs w:val="28"/>
-        </w:rPr>
-        <w:t>А&amp;с*?</w:t>
-      </w:r>
-      <w:r>
-        <w:rPr>
-          <w:rStyle w:val="-2pt"/>
-          <w:rFonts w:ascii="Times New Roman" w:hAnsi="Times New Roman" w:cs="Times New Roman"/>
-          <w:spacing w:val="0"/>
-          <w:sz w:val="28"/>
-          <w:szCs w:val="28"/>
-        </w:rPr>
-        <w:tab/>
-        <w:t>Аг Аи</w:t>
-      </w:r>
-      <w:r>
-        <w:rPr>
-          <w:rStyle w:val="1"/>
-          <w:rFonts w:ascii="Times New Roman" w:hAnsi="Times New Roman" w:cs="Times New Roman"/>
-          <w:sz w:val="28"/>
-          <w:szCs w:val="28"/>
-        </w:rPr>
-        <w:t xml:space="preserve"> &lt;/^</w:t>
-      </w:r>
-    </w:p>
-    <w:p>
-      <w:pPr>
-        <w:pStyle w:val="2"/>
-        <w:shd w:val="clear" w:color="auto" w:fill="auto"/>
-        <w:spacing w:after="0" w:line="276" w:lineRule="auto"/>
-        <w:ind w:firstLine="709"/>
-        <w:jc w:val="both"/>
-        <w:rPr>
-          <w:rFonts w:ascii="Times New Roman" w:hAnsi="Times New Roman" w:cs="Times New Roman"/>
-        </w:rPr>
-      </w:pPr>
-      <w:r>
-        <w:rPr>
-          <w:rStyle w:val="1"/>
-          <w:rFonts w:ascii="Times New Roman" w:hAnsi="Times New Roman" w:cs="Times New Roman"/>
-          <w:sz w:val="28"/>
-          <w:szCs w:val="28"/>
-        </w:rPr>
-        <w:t>Продумай символіку опорних знаків, вислови свої ідеї.</w:t>
-      </w:r>
-    </w:p>
-    <w:p>
-      <w:pPr>
-        <w:pStyle w:val="2"/>
-        <w:shd w:val="clear" w:color="auto" w:fill="auto"/>
-        <w:spacing w:after="399" w:line="276" w:lineRule="auto"/>
-        <w:ind w:firstLine="709"/>
-        <w:jc w:val="both"/>
-        <w:rPr>
-          <w:rFonts w:ascii="Times New Roman" w:hAnsi="Times New Roman" w:cs="Times New Roman"/>
-        </w:rPr>
-      </w:pPr>
-      <w:r>
-        <w:rPr>
-          <w:rStyle w:val="1"/>
-          <w:rFonts w:ascii="Times New Roman" w:hAnsi="Times New Roman" w:cs="Times New Roman"/>
-          <w:sz w:val="28"/>
-          <w:szCs w:val="28"/>
-        </w:rPr>
-        <w:t>Перевір себе. Розкажи тему по конспекту.</w:t>
-      </w:r>
+        <w:rPr>
+          <w:rStyle w:val="1"/>
+          <w:rFonts w:ascii="Times New Roman" w:hAnsi="Times New Roman" w:cs="Times New Roman"/>
+          <w:sz w:val="20"/>
+          <w:szCs w:val="20"/>
+        </w:rPr>
+        <w:sectPr>
+          <w:type w:val="continuous"/>
+          <w:pgSz w:w="11907" w:h="16840" w:code="9"/>
+          <w:pgMar w:top="720" w:right="720" w:bottom="720" w:left="720" w:header="0" w:footer="6" w:gutter="0"/>
+          <w:cols w:num="2" w:space="709"/>
+          <w:noEndnote/>
+          <w:docGrid w:linePitch="360"/>
+        </w:sectPr>
+      </w:pPr>
     </w:p>
     <w:p>
       <w:pPr>
@@ -6051,25 +3408,107 @@
         <w:keepNext/>
         <w:keepLines/>
         <w:shd w:val="clear" w:color="auto" w:fill="auto"/>
-        <w:spacing w:after="0" w:line="276" w:lineRule="auto"/>
-        <w:ind w:firstLine="709"/>
-        <w:rPr>
-          <w:rFonts w:ascii="Times New Roman" w:hAnsi="Times New Roman" w:cs="Times New Roman"/>
-        </w:rPr>
-      </w:pPr>
-      <w:bookmarkStart w:id="1" w:name="bookmark4"/>
-      <w:r>
+        <w:spacing w:after="0" w:line="240" w:lineRule="auto"/>
+        <w:jc w:val="center"/>
         <w:rPr>
           <w:rStyle w:val="33"/>
           <w:rFonts w:ascii="Times New Roman" w:hAnsi="Times New Roman" w:cs="Times New Roman"/>
           <w:b/>
           <w:bCs/>
-          <w:sz w:val="28"/>
-          <w:szCs w:val="28"/>
-        </w:rPr>
-        <w:t>Пояснення спеціальних розумових і практичних операцій, з якими працюють Ц8ЙГ під час виконання завдань для с/р.</w:t>
+          <w:sz w:val="44"/>
+          <w:szCs w:val="44"/>
+        </w:rPr>
+      </w:pPr>
+      <w:bookmarkStart w:id="1" w:name="bookmark4"/>
+      <w:r>
+        <w:rPr>
+          <w:rStyle w:val="33"/>
+          <w:rFonts w:ascii="Times New Roman" w:hAnsi="Times New Roman" w:cs="Times New Roman"/>
+          <w:b/>
+          <w:bCs/>
+          <w:sz w:val="44"/>
+          <w:szCs w:val="44"/>
+        </w:rPr>
+        <w:lastRenderedPageBreak/>
+        <w:t xml:space="preserve">Пояснення спеціальних розумових і практичних операцій, </w:t>
+      </w:r>
+      <w:r>
+        <w:rPr>
+          <w:rStyle w:val="33"/>
+          <w:rFonts w:ascii="Times New Roman" w:hAnsi="Times New Roman" w:cs="Times New Roman"/>
+          <w:b/>
+          <w:bCs/>
+          <w:sz w:val="44"/>
+          <w:szCs w:val="44"/>
+        </w:rPr>
+        <w:br/>
+      </w:r>
+      <w:r>
+        <w:rPr>
+          <w:rStyle w:val="33"/>
+          <w:rFonts w:ascii="Times New Roman" w:hAnsi="Times New Roman" w:cs="Times New Roman"/>
+          <w:b/>
+          <w:bCs/>
+          <w:sz w:val="44"/>
+          <w:szCs w:val="44"/>
+        </w:rPr>
+        <w:t>з якими працюють студенти під час виконання завдань для с/р.</w:t>
       </w:r>
       <w:bookmarkEnd w:id="1"/>
+    </w:p>
+    <w:p>
+      <w:pPr>
+        <w:pStyle w:val="30"/>
+        <w:keepNext/>
+        <w:keepLines/>
+        <w:shd w:val="clear" w:color="auto" w:fill="auto"/>
+        <w:spacing w:before="240" w:line="240" w:lineRule="auto"/>
+        <w:jc w:val="right"/>
+        <w:rPr>
+          <w:rStyle w:val="33"/>
+          <w:rFonts w:ascii="Times New Roman" w:hAnsi="Times New Roman" w:cs="Times New Roman"/>
+          <w:bCs/>
+          <w:sz w:val="36"/>
+          <w:szCs w:val="36"/>
+          <w:lang w:val="en-US"/>
+        </w:rPr>
+      </w:pPr>
+      <w:r>
+        <w:rPr>
+          <w:rStyle w:val="33"/>
+          <w:rFonts w:ascii="Times New Roman" w:hAnsi="Times New Roman" w:cs="Times New Roman"/>
+          <w:bCs/>
+          <w:sz w:val="36"/>
+          <w:szCs w:val="36"/>
+          <w:lang w:val="en-US"/>
+        </w:rPr>
+        <w:t>Додаток 4.</w:t>
+      </w:r>
+    </w:p>
+    <w:p>
+      <w:pPr>
+        <w:pStyle w:val="30"/>
+        <w:keepNext/>
+        <w:keepLines/>
+        <w:shd w:val="clear" w:color="auto" w:fill="auto"/>
+        <w:spacing w:after="0" w:line="240" w:lineRule="auto"/>
+        <w:jc w:val="right"/>
+        <w:rPr>
+          <w:rStyle w:val="33"/>
+          <w:rFonts w:ascii="Times New Roman" w:hAnsi="Times New Roman" w:cs="Times New Roman"/>
+          <w:bCs/>
+          <w:sz w:val="36"/>
+          <w:szCs w:val="36"/>
+          <w:lang w:val="en-US"/>
+        </w:rPr>
+        <w:sectPr>
+          <w:pgSz w:w="16840" w:h="11907" w:orient="landscape" w:code="9"/>
+          <w:pgMar w:top="720" w:right="720" w:bottom="720" w:left="720" w:header="0" w:footer="6" w:gutter="0"/>
+          <w:cols w:space="709"/>
+          <w:noEndnote/>
+          <w:docGrid w:linePitch="381"/>
+        </w:sectPr>
+      </w:pPr>
     </w:p>
     <w:p>
       <w:pPr>
@@ -6079,50 +3518,33 @@
           <w:numId w:val="2"/>
         </w:numPr>
         <w:shd w:val="clear" w:color="auto" w:fill="auto"/>
-        <w:spacing w:after="0" w:line="276" w:lineRule="auto"/>
+        <w:spacing w:after="0" w:line="240" w:lineRule="auto"/>
         <w:ind w:firstLine="709"/>
         <w:rPr>
           <w:rFonts w:ascii="Times New Roman" w:hAnsi="Times New Roman" w:cs="Times New Roman"/>
-        </w:rPr>
-      </w:pPr>
-      <w:r>
-        <w:rPr>
-          <w:rStyle w:val="1"/>
-          <w:rFonts w:ascii="Times New Roman" w:hAnsi="Times New Roman" w:cs="Times New Roman"/>
-          <w:sz w:val="28"/>
-          <w:szCs w:val="28"/>
-        </w:rPr>
-        <w:t xml:space="preserve"> «Визначити зміст поняття» — означає розкриття</w:t>
-      </w:r>
-    </w:p>
-    <w:p>
-      <w:pPr>
-        <w:pStyle w:val="2"/>
-        <w:shd w:val="clear" w:color="auto" w:fill="auto"/>
-        <w:spacing w:after="0" w:line="276" w:lineRule="auto"/>
-        <w:ind w:firstLine="709"/>
-        <w:rPr>
-          <w:rFonts w:ascii="Times New Roman" w:hAnsi="Times New Roman" w:cs="Times New Roman"/>
-        </w:rPr>
-      </w:pPr>
-      <w:r>
-        <w:rPr>
-          <w:rStyle w:val="1"/>
-          <w:rFonts w:ascii="Times New Roman" w:hAnsi="Times New Roman" w:cs="Times New Roman"/>
-          <w:sz w:val="28"/>
-          <w:szCs w:val="28"/>
-        </w:rPr>
-        <w:t>найсуттєвіших рис і ознак запропо</w:t>
-      </w:r>
-      <w:r>
-        <w:rPr>
-          <w:rStyle w:val="1"/>
-          <w:rFonts w:ascii="Times New Roman" w:hAnsi="Times New Roman" w:cs="Times New Roman"/>
-          <w:sz w:val="28"/>
-          <w:szCs w:val="28"/>
-        </w:rPr>
-        <w:softHyphen/>
-        <w:t>нованого поняття.</w:t>
+          <w:sz w:val="36"/>
+          <w:szCs w:val="36"/>
+        </w:rPr>
+      </w:pPr>
+      <w:r>
+        <w:rPr>
+          <w:rStyle w:val="1"/>
+          <w:rFonts w:ascii="Times New Roman" w:hAnsi="Times New Roman" w:cs="Times New Roman"/>
+          <w:b/>
+          <w:sz w:val="36"/>
+          <w:szCs w:val="36"/>
+        </w:rPr>
+        <w:lastRenderedPageBreak/>
+        <w:t>«Визначити зміст поняття»</w:t>
+      </w:r>
+      <w:r>
+        <w:rPr>
+          <w:rStyle w:val="1"/>
+          <w:rFonts w:ascii="Times New Roman" w:hAnsi="Times New Roman" w:cs="Times New Roman"/>
+          <w:sz w:val="36"/>
+          <w:szCs w:val="36"/>
+        </w:rPr>
+        <w:t xml:space="preserve"> — означає розкриття найсуттєвіших рис і ознак запропонованого поняття.</w:t>
       </w:r>
     </w:p>
     <w:p>
@@ -6133,27 +3555,30 @@
           <w:numId w:val="2"/>
         </w:numPr>
         <w:shd w:val="clear" w:color="auto" w:fill="auto"/>
-        <w:spacing w:after="0" w:line="276" w:lineRule="auto"/>
+        <w:spacing w:after="0" w:line="240" w:lineRule="auto"/>
         <w:ind w:firstLine="709"/>
         <w:rPr>
           <w:rFonts w:ascii="Times New Roman" w:hAnsi="Times New Roman" w:cs="Times New Roman"/>
-        </w:rPr>
-      </w:pPr>
-      <w:r>
-        <w:rPr>
-          <w:rStyle w:val="1"/>
-          <w:rFonts w:ascii="Times New Roman" w:hAnsi="Times New Roman" w:cs="Times New Roman"/>
-          <w:sz w:val="28"/>
-          <w:szCs w:val="28"/>
-        </w:rPr>
-        <w:t xml:space="preserve"> «Визначити причини </w:t>
+          <w:sz w:val="36"/>
+          <w:szCs w:val="36"/>
+        </w:rPr>
+      </w:pPr>
+      <w:r>
+        <w:rPr>
+          <w:rStyle w:val="1"/>
+          <w:rFonts w:ascii="Times New Roman" w:hAnsi="Times New Roman" w:cs="Times New Roman"/>
+          <w:b/>
+          <w:sz w:val="36"/>
+          <w:szCs w:val="36"/>
+        </w:rPr>
+        <w:t xml:space="preserve">«Визначити причини </w:t>
       </w:r>
       <w:r>
         <w:rPr>
           <w:rStyle w:val="a5"/>
           <w:rFonts w:ascii="Times New Roman" w:hAnsi="Times New Roman" w:cs="Times New Roman"/>
-          <w:sz w:val="28"/>
-          <w:szCs w:val="28"/>
+          <w:sz w:val="36"/>
+          <w:szCs w:val="36"/>
         </w:rPr>
         <w:t>(або наслідки)</w:t>
       </w:r>
@@ -6161,50 +3586,20 @@
         <w:rPr>
           <w:rStyle w:val="1"/>
           <w:rFonts w:ascii="Times New Roman" w:hAnsi="Times New Roman" w:cs="Times New Roman"/>
-          <w:sz w:val="28"/>
-          <w:szCs w:val="28"/>
-        </w:rPr>
-        <w:t xml:space="preserve"> історичного</w:t>
-      </w:r>
-    </w:p>
-    <w:p>
-      <w:pPr>
-        <w:pStyle w:val="2"/>
-        <w:shd w:val="clear" w:color="auto" w:fill="auto"/>
-        <w:spacing w:after="0" w:line="276" w:lineRule="auto"/>
-        <w:ind w:firstLine="709"/>
-        <w:rPr>
-          <w:rFonts w:ascii="Times New Roman" w:hAnsi="Times New Roman" w:cs="Times New Roman"/>
-        </w:rPr>
-      </w:pPr>
-      <w:r>
-        <w:rPr>
-          <w:rStyle w:val="1"/>
-          <w:rFonts w:ascii="Times New Roman" w:hAnsi="Times New Roman" w:cs="Times New Roman"/>
-          <w:sz w:val="28"/>
-          <w:szCs w:val="28"/>
-        </w:rPr>
-        <w:t>факту» — вимагає чіткого у хроно</w:t>
-      </w:r>
-      <w:r>
-        <w:rPr>
-          <w:rStyle w:val="1"/>
-          <w:rFonts w:ascii="Times New Roman" w:hAnsi="Times New Roman" w:cs="Times New Roman"/>
-          <w:sz w:val="28"/>
-          <w:szCs w:val="28"/>
-        </w:rPr>
-        <w:softHyphen/>
-        <w:t>логічній послідовності з'ясування історичних умов, чинників, приводу, передумов, що зумовили дану істо</w:t>
-      </w:r>
-      <w:r>
-        <w:rPr>
-          <w:rStyle w:val="1"/>
-          <w:rFonts w:ascii="Times New Roman" w:hAnsi="Times New Roman" w:cs="Times New Roman"/>
-          <w:sz w:val="28"/>
-          <w:szCs w:val="28"/>
-        </w:rPr>
-        <w:softHyphen/>
-        <w:t>ричну подію (явище, процес).</w:t>
+          <w:b/>
+          <w:sz w:val="36"/>
+          <w:szCs w:val="36"/>
+        </w:rPr>
+        <w:t xml:space="preserve"> історичного факту»</w:t>
+      </w:r>
+      <w:r>
+        <w:rPr>
+          <w:rStyle w:val="1"/>
+          <w:rFonts w:ascii="Times New Roman" w:hAnsi="Times New Roman" w:cs="Times New Roman"/>
+          <w:sz w:val="36"/>
+          <w:szCs w:val="36"/>
+        </w:rPr>
+        <w:t xml:space="preserve"> — вимагає чіткого у хронологічній послідовності з'ясування історичних умов, чинників, приводу, передумов, що зумовили дану історичну подію (явище, процес).</w:t>
       </w:r>
     </w:p>
     <w:p>
@@ -6215,57 +3610,39 @@
           <w:numId w:val="2"/>
         </w:numPr>
         <w:shd w:val="clear" w:color="auto" w:fill="auto"/>
-        <w:spacing w:after="0" w:line="276" w:lineRule="auto"/>
+        <w:spacing w:after="2160" w:line="240" w:lineRule="auto"/>
         <w:ind w:firstLine="709"/>
         <w:rPr>
           <w:rFonts w:ascii="Times New Roman" w:hAnsi="Times New Roman" w:cs="Times New Roman"/>
-        </w:rPr>
-      </w:pPr>
-      <w:r>
-        <w:rPr>
-          <w:rStyle w:val="1"/>
-          <w:rFonts w:ascii="Times New Roman" w:hAnsi="Times New Roman" w:cs="Times New Roman"/>
-          <w:sz w:val="28"/>
-          <w:szCs w:val="28"/>
-        </w:rPr>
-        <w:t xml:space="preserve"> «Порівняти» — передбачає виявлення спільних</w:t>
-      </w:r>
-    </w:p>
-    <w:p>
-      <w:pPr>
-        <w:pStyle w:val="2"/>
-        <w:shd w:val="clear" w:color="auto" w:fill="auto"/>
-        <w:spacing w:after="0" w:line="276" w:lineRule="auto"/>
-        <w:ind w:firstLine="709"/>
-        <w:rPr>
-          <w:rFonts w:ascii="Times New Roman" w:hAnsi="Times New Roman" w:cs="Times New Roman"/>
-        </w:rPr>
-      </w:pPr>
-      <w:r>
-        <w:rPr>
-          <w:rStyle w:val="1"/>
-          <w:rFonts w:ascii="Times New Roman" w:hAnsi="Times New Roman" w:cs="Times New Roman"/>
-          <w:sz w:val="28"/>
-          <w:szCs w:val="28"/>
-        </w:rPr>
-        <w:t>рис і ознак запропонованого історич</w:t>
-      </w:r>
-      <w:r>
-        <w:rPr>
-          <w:rStyle w:val="1"/>
-          <w:rFonts w:ascii="Times New Roman" w:hAnsi="Times New Roman" w:cs="Times New Roman"/>
-          <w:sz w:val="28"/>
-          <w:szCs w:val="28"/>
-        </w:rPr>
-        <w:softHyphen/>
-        <w:t xml:space="preserve">ного факту </w:t>
+          <w:sz w:val="36"/>
+          <w:szCs w:val="36"/>
+        </w:rPr>
+      </w:pPr>
+      <w:r>
+        <w:rPr>
+          <w:rStyle w:val="1"/>
+          <w:rFonts w:ascii="Times New Roman" w:hAnsi="Times New Roman" w:cs="Times New Roman"/>
+          <w:b/>
+          <w:sz w:val="36"/>
+          <w:szCs w:val="36"/>
+        </w:rPr>
+        <w:t>«Порівняти»</w:t>
+      </w:r>
+      <w:r>
+        <w:rPr>
+          <w:rStyle w:val="1"/>
+          <w:rFonts w:ascii="Times New Roman" w:hAnsi="Times New Roman" w:cs="Times New Roman"/>
+          <w:sz w:val="36"/>
+          <w:szCs w:val="36"/>
+        </w:rPr>
+        <w:t xml:space="preserve"> — передбачає виявлення спільних рис і ознак запропонованого історичного факту </w:t>
       </w:r>
       <w:r>
         <w:rPr>
           <w:rStyle w:val="a5"/>
           <w:rFonts w:ascii="Times New Roman" w:hAnsi="Times New Roman" w:cs="Times New Roman"/>
-          <w:sz w:val="28"/>
-          <w:szCs w:val="28"/>
+          <w:sz w:val="36"/>
+          <w:szCs w:val="36"/>
         </w:rPr>
         <w:t>(у вигляді події, явища, процесу)</w:t>
       </w:r>
@@ -6273,20 +3650,10 @@
         <w:rPr>
           <w:rStyle w:val="1"/>
           <w:rFonts w:ascii="Times New Roman" w:hAnsi="Times New Roman" w:cs="Times New Roman"/>
-          <w:sz w:val="28"/>
-          <w:szCs w:val="28"/>
-        </w:rPr>
-        <w:t xml:space="preserve"> з подібними, аналогічними, а також його особливостей, якими він відрізняється за сутпо, причина</w:t>
-      </w:r>
-      <w:r>
-        <w:rPr>
-          <w:rStyle w:val="1"/>
-          <w:rFonts w:ascii="Times New Roman" w:hAnsi="Times New Roman" w:cs="Times New Roman"/>
-          <w:sz w:val="28"/>
-          <w:szCs w:val="28"/>
-        </w:rPr>
-        <w:softHyphen/>
-        <w:t>ми і наслідками.</w:t>
+          <w:sz w:val="36"/>
+          <w:szCs w:val="36"/>
+        </w:rPr>
+        <w:t xml:space="preserve"> з подібними, аналогічними, а також його особливостей, якими він відрізняється за суттю, причинами і наслідками.</w:t>
       </w:r>
     </w:p>
     <w:p>
@@ -6297,57 +3664,40 @@
           <w:numId w:val="2"/>
         </w:numPr>
         <w:shd w:val="clear" w:color="auto" w:fill="auto"/>
-        <w:spacing w:after="0" w:line="276" w:lineRule="auto"/>
+        <w:spacing w:after="0" w:line="240" w:lineRule="auto"/>
         <w:ind w:firstLine="709"/>
         <w:rPr>
           <w:rFonts w:ascii="Times New Roman" w:hAnsi="Times New Roman" w:cs="Times New Roman"/>
-        </w:rPr>
-      </w:pPr>
-      <w:r>
-        <w:rPr>
-          <w:rStyle w:val="1"/>
-          <w:rFonts w:ascii="Times New Roman" w:hAnsi="Times New Roman" w:cs="Times New Roman"/>
-          <w:sz w:val="28"/>
-          <w:szCs w:val="28"/>
-        </w:rPr>
-        <w:t xml:space="preserve"> «Проаналізувати» — означає визначення</w:t>
-      </w:r>
-    </w:p>
-    <w:p>
-      <w:pPr>
-        <w:pStyle w:val="2"/>
-        <w:shd w:val="clear" w:color="auto" w:fill="auto"/>
-        <w:spacing w:after="0" w:line="276" w:lineRule="auto"/>
-        <w:ind w:firstLine="709"/>
-        <w:rPr>
-          <w:rFonts w:ascii="Times New Roman" w:hAnsi="Times New Roman" w:cs="Times New Roman"/>
-        </w:rPr>
-      </w:pPr>
-      <w:r>
-        <w:rPr>
-          <w:rStyle w:val="1"/>
-          <w:rFonts w:ascii="Times New Roman" w:hAnsi="Times New Roman" w:cs="Times New Roman"/>
-          <w:sz w:val="28"/>
-          <w:szCs w:val="28"/>
-        </w:rPr>
-        <w:t>суттєвих рис й ознак історичного факту, його найсуттєвіші зв'язки з іншими фактами в зазначеному істо</w:t>
-      </w:r>
-      <w:r>
-        <w:rPr>
-          <w:rStyle w:val="1"/>
-          <w:rFonts w:ascii="Times New Roman" w:hAnsi="Times New Roman" w:cs="Times New Roman"/>
-          <w:sz w:val="28"/>
-          <w:szCs w:val="28"/>
-        </w:rPr>
-        <w:softHyphen/>
-        <w:t>ричному часі та історичному прос</w:t>
-      </w:r>
-      <w:r>
-        <w:rPr>
-          <w:rStyle w:val="1"/>
-          <w:rFonts w:ascii="Times New Roman" w:hAnsi="Times New Roman" w:cs="Times New Roman"/>
-          <w:sz w:val="28"/>
-          <w:szCs w:val="28"/>
+          <w:sz w:val="36"/>
+          <w:szCs w:val="36"/>
+        </w:rPr>
+      </w:pPr>
+      <w:r>
+        <w:rPr>
+          <w:rStyle w:val="1"/>
+          <w:rFonts w:ascii="Times New Roman" w:hAnsi="Times New Roman" w:cs="Times New Roman"/>
+          <w:b/>
+          <w:sz w:val="36"/>
+          <w:szCs w:val="36"/>
+        </w:rPr>
+        <w:lastRenderedPageBreak/>
+        <w:t xml:space="preserve">«Проаналізувати» </w:t>
+      </w:r>
+      <w:r>
+        <w:rPr>
+          <w:rStyle w:val="1"/>
+          <w:rFonts w:ascii="Times New Roman" w:hAnsi="Times New Roman" w:cs="Times New Roman"/>
+          <w:sz w:val="36"/>
+          <w:szCs w:val="36"/>
+        </w:rPr>
+        <w:t>— означає визначення суттєвих рис й ознак історичного факту, його найсуттєвіші зв'язки з іншими фактами в зазначеному історичному часі та історичному прос</w:t>
+      </w:r>
+      <w:r>
+        <w:rPr>
+          <w:rStyle w:val="1"/>
+          <w:rFonts w:ascii="Times New Roman" w:hAnsi="Times New Roman" w:cs="Times New Roman"/>
+          <w:sz w:val="36"/>
+          <w:szCs w:val="36"/>
         </w:rPr>
         <w:softHyphen/>
         <w:t>торі.</w:t>
@@ -6361,38 +3711,40 @@
           <w:numId w:val="2"/>
         </w:numPr>
         <w:shd w:val="clear" w:color="auto" w:fill="auto"/>
-        <w:spacing w:after="0" w:line="276" w:lineRule="auto"/>
+        <w:spacing w:after="0" w:line="240" w:lineRule="auto"/>
         <w:ind w:firstLine="709"/>
         <w:rPr>
-          <w:rFonts w:ascii="Times New Roman" w:hAnsi="Times New Roman" w:cs="Times New Roman"/>
-        </w:rPr>
-      </w:pPr>
-      <w:r>
-        <w:rPr>
-          <w:rStyle w:val="1"/>
-          <w:rFonts w:ascii="Times New Roman" w:hAnsi="Times New Roman" w:cs="Times New Roman"/>
-          <w:sz w:val="28"/>
-          <w:szCs w:val="28"/>
-        </w:rPr>
-        <w:t xml:space="preserve"> «Узагальнити» — означає знайти головні риси</w:t>
-      </w:r>
-    </w:p>
-    <w:p>
-      <w:pPr>
-        <w:pStyle w:val="2"/>
-        <w:shd w:val="clear" w:color="auto" w:fill="auto"/>
-        <w:spacing w:after="0" w:line="276" w:lineRule="auto"/>
-        <w:ind w:firstLine="709"/>
-        <w:rPr>
-          <w:rFonts w:ascii="Times New Roman" w:hAnsi="Times New Roman" w:cs="Times New Roman"/>
-        </w:rPr>
-      </w:pPr>
+          <w:rStyle w:val="1"/>
+          <w:rFonts w:ascii="Times New Roman" w:hAnsi="Times New Roman" w:cs="Times New Roman"/>
+          <w:sz w:val="36"/>
+          <w:szCs w:val="36"/>
+        </w:rPr>
+      </w:pPr>
+      <w:r>
+        <w:rPr>
+          <w:rStyle w:val="1"/>
+          <w:rFonts w:ascii="Times New Roman" w:hAnsi="Times New Roman" w:cs="Times New Roman"/>
+          <w:b/>
+          <w:sz w:val="36"/>
+          <w:szCs w:val="36"/>
+        </w:rPr>
+        <w:t xml:space="preserve">«Узагальнити» </w:t>
+      </w:r>
+      <w:r>
+        <w:rPr>
+          <w:rStyle w:val="1"/>
+          <w:rFonts w:ascii="Times New Roman" w:hAnsi="Times New Roman" w:cs="Times New Roman"/>
+          <w:sz w:val="36"/>
+          <w:szCs w:val="36"/>
+        </w:rPr>
+        <w:t xml:space="preserve">— означає знайти головні риси </w:t>
+      </w:r>
       <w:r>
         <w:rPr>
           <w:rStyle w:val="a5"/>
           <w:rFonts w:ascii="Times New Roman" w:hAnsi="Times New Roman" w:cs="Times New Roman"/>
-          <w:sz w:val="28"/>
-          <w:szCs w:val="28"/>
+          <w:sz w:val="36"/>
+          <w:szCs w:val="36"/>
         </w:rPr>
         <w:t>(характеристики, закономірності, причини, свідоцтва),</w:t>
       </w:r>
@@ -6400,8 +3752,8 @@
         <w:rPr>
           <w:rStyle w:val="1"/>
           <w:rFonts w:ascii="Times New Roman" w:hAnsi="Times New Roman" w:cs="Times New Roman"/>
-          <w:sz w:val="28"/>
-          <w:szCs w:val="28"/>
+          <w:sz w:val="36"/>
+          <w:szCs w:val="36"/>
         </w:rPr>
         <w:t xml:space="preserve"> через які весь обсяг матеріалу </w:t>
       </w:r>
@@ -6409,8 +3761,8 @@
         <w:rPr>
           <w:rStyle w:val="a5"/>
           <w:rFonts w:ascii="Times New Roman" w:hAnsi="Times New Roman" w:cs="Times New Roman"/>
-          <w:sz w:val="28"/>
-          <w:szCs w:val="28"/>
+          <w:sz w:val="36"/>
+          <w:szCs w:val="36"/>
         </w:rPr>
         <w:t>(період, процес)</w:t>
       </w:r>
@@ -6418,20 +3770,10 @@
         <w:rPr>
           <w:rStyle w:val="1"/>
           <w:rFonts w:ascii="Times New Roman" w:hAnsi="Times New Roman" w:cs="Times New Roman"/>
-          <w:sz w:val="28"/>
-          <w:szCs w:val="28"/>
-        </w:rPr>
-        <w:t xml:space="preserve"> мож</w:t>
-      </w:r>
-      <w:r>
-        <w:rPr>
-          <w:rStyle w:val="1"/>
-          <w:rFonts w:ascii="Times New Roman" w:hAnsi="Times New Roman" w:cs="Times New Roman"/>
-          <w:sz w:val="28"/>
-          <w:szCs w:val="28"/>
-        </w:rPr>
-        <w:softHyphen/>
-        <w:t>на розуміти як щось єдине, цілісне, таке, що володіє внутрішньою спільністю.</w:t>
+          <w:sz w:val="36"/>
+          <w:szCs w:val="36"/>
+        </w:rPr>
+        <w:t xml:space="preserve"> можна розуміти як щось єдине, цілісне, таке, що володіє внутрішньою спільністю.</w:t>
       </w:r>
     </w:p>
     <w:p>
@@ -6442,27 +3784,40 @@
           <w:numId w:val="2"/>
         </w:numPr>
         <w:shd w:val="clear" w:color="auto" w:fill="auto"/>
-        <w:spacing w:after="0" w:line="276" w:lineRule="auto"/>
+        <w:spacing w:after="0" w:line="240" w:lineRule="auto"/>
         <w:ind w:firstLine="709"/>
         <w:rPr>
-          <w:rFonts w:ascii="Times New Roman" w:hAnsi="Times New Roman" w:cs="Times New Roman"/>
-        </w:rPr>
-      </w:pPr>
-      <w:r>
-        <w:rPr>
-          <w:rStyle w:val="1"/>
-          <w:rFonts w:ascii="Times New Roman" w:hAnsi="Times New Roman" w:cs="Times New Roman"/>
-          <w:sz w:val="28"/>
-          <w:szCs w:val="28"/>
-        </w:rPr>
-        <w:t xml:space="preserve"> «Дати </w:t>
+          <w:rStyle w:val="1"/>
+          <w:rFonts w:ascii="Times New Roman" w:hAnsi="Times New Roman" w:cs="Times New Roman"/>
+          <w:sz w:val="36"/>
+          <w:szCs w:val="36"/>
+        </w:rPr>
+      </w:pPr>
+      <w:r>
+        <w:rPr>
+          <w:rStyle w:val="1"/>
+          <w:rFonts w:ascii="Times New Roman" w:hAnsi="Times New Roman" w:cs="Times New Roman"/>
+          <w:b/>
+          <w:sz w:val="36"/>
+          <w:szCs w:val="36"/>
+        </w:rPr>
+        <w:t>«Дати</w:t>
+      </w:r>
+      <w:r>
+        <w:rPr>
+          <w:rStyle w:val="1"/>
+          <w:rFonts w:ascii="Times New Roman" w:hAnsi="Times New Roman" w:cs="Times New Roman"/>
+          <w:sz w:val="36"/>
+          <w:szCs w:val="36"/>
+        </w:rPr>
+        <w:t xml:space="preserve"> </w:t>
       </w:r>
       <w:r>
         <w:rPr>
           <w:rStyle w:val="ab"/>
           <w:rFonts w:ascii="Times New Roman" w:hAnsi="Times New Roman" w:cs="Times New Roman"/>
-          <w:sz w:val="28"/>
-          <w:szCs w:val="28"/>
+          <w:sz w:val="36"/>
+          <w:szCs w:val="36"/>
         </w:rPr>
         <w:t xml:space="preserve">оцінку» </w:t>
       </w:r>
@@ -6470,60 +3825,37 @@
         <w:rPr>
           <w:rStyle w:val="1"/>
           <w:rFonts w:ascii="Times New Roman" w:hAnsi="Times New Roman" w:cs="Times New Roman"/>
-          <w:sz w:val="28"/>
-          <w:szCs w:val="28"/>
-        </w:rPr>
-        <w:t>— потребує добору конкретних</w:t>
-      </w:r>
-    </w:p>
-    <w:p>
-      <w:pPr>
-        <w:pStyle w:val="2"/>
-        <w:shd w:val="clear" w:color="auto" w:fill="auto"/>
-        <w:spacing w:after="0" w:line="276" w:lineRule="auto"/>
-        <w:ind w:firstLine="709"/>
-        <w:rPr>
-          <w:rFonts w:ascii="Times New Roman" w:hAnsi="Times New Roman" w:cs="Times New Roman"/>
-        </w:rPr>
-      </w:pPr>
-      <w:r>
-        <w:rPr>
-          <w:rStyle w:val="1"/>
-          <w:rFonts w:ascii="Times New Roman" w:hAnsi="Times New Roman" w:cs="Times New Roman"/>
-          <w:sz w:val="28"/>
-          <w:szCs w:val="28"/>
-        </w:rPr>
-        <w:t>науково обгрунтованих власних аргу</w:t>
-      </w:r>
-      <w:r>
-        <w:rPr>
-          <w:rStyle w:val="1"/>
-          <w:rFonts w:ascii="Times New Roman" w:hAnsi="Times New Roman" w:cs="Times New Roman"/>
-          <w:sz w:val="28"/>
-          <w:szCs w:val="28"/>
-        </w:rPr>
-        <w:softHyphen/>
-        <w:t>ментів, висловлення власної думки.</w:t>
-      </w:r>
-    </w:p>
-    <w:p>
-      <w:pPr>
-        <w:pStyle w:val="2"/>
-        <w:shd w:val="clear" w:color="auto" w:fill="auto"/>
-        <w:spacing w:after="0" w:line="276" w:lineRule="auto"/>
-        <w:ind w:firstLine="709"/>
-        <w:rPr>
-          <w:rFonts w:ascii="Times New Roman" w:hAnsi="Times New Roman" w:cs="Times New Roman"/>
-        </w:rPr>
-      </w:pPr>
+          <w:sz w:val="36"/>
+          <w:szCs w:val="36"/>
+        </w:rPr>
+        <w:t xml:space="preserve">— потребує добору конкретних науково </w:t>
+      </w:r>
+      <w:r>
+        <w:rPr>
+          <w:rStyle w:val="1"/>
+          <w:rFonts w:ascii="Times New Roman" w:hAnsi="Times New Roman" w:cs="Times New Roman"/>
+          <w:sz w:val="36"/>
+          <w:szCs w:val="36"/>
+        </w:rPr>
+        <w:t>обґрунтованих</w:t>
+      </w:r>
+      <w:r>
+        <w:rPr>
+          <w:rStyle w:val="1"/>
+          <w:rFonts w:ascii="Times New Roman" w:hAnsi="Times New Roman" w:cs="Times New Roman"/>
+          <w:sz w:val="36"/>
+          <w:szCs w:val="36"/>
+        </w:rPr>
+        <w:t xml:space="preserve"> власних аргументів, висловлення власної думки.</w:t>
+      </w:r>
     </w:p>
     <w:sectPr>
       <w:type w:val="continuous"/>
-      <w:pgSz w:w="16838" w:h="23810"/>
-      <w:pgMar w:top="720" w:right="720" w:bottom="720" w:left="720" w:header="0" w:footer="3" w:gutter="0"/>
-      <w:cols w:num="2" w:space="342"/>
+      <w:pgSz w:w="16840" w:h="11907" w:orient="landscape" w:code="9"/>
+      <w:pgMar w:top="720" w:right="720" w:bottom="720" w:left="720" w:header="0" w:footer="6" w:gutter="0"/>
+      <w:cols w:num="2" w:space="709"/>
       <w:noEndnote/>
-      <w:docGrid w:linePitch="360"/>
+      <w:docGrid w:linePitch="381"/>
     </w:sectPr>
   </w:body>
 </w:document>
@@ -7160,14 +4492,17 @@
   <w:abstractNum w:abstractNumId="7">
     <w:nsid w:val="7D6F578A"/>
     <w:multiLevelType w:val="multilevel"/>
-    <w:tmpl w:val="FE964490"/>
+    <w:tmpl w:val="E474B180"/>
     <w:lvl w:ilvl="0">
       <w:start w:val="1"/>
       <w:numFmt w:val="decimal"/>
       <w:lvlText w:val="%1."/>
       <w:lvlJc w:val="left"/>
+      <w:pPr>
+        <w:ind w:left="397" w:hanging="397"/>
+      </w:pPr>
       <w:rPr>
-        <w:rFonts w:ascii="Bookman Old Style" w:eastAsia="Bookman Old Style" w:hAnsi="Bookman Old Style" w:cs="Bookman Old Style"/>
+        <w:rFonts w:ascii="Bookman Old Style" w:eastAsia="Bookman Old Style" w:hAnsi="Bookman Old Style" w:cs="Bookman Old Style" w:hint="default"/>
         <w:b w:val="0"/>
         <w:bCs w:val="0"/>
         <w:i w:val="0"/>
@@ -7178,7 +4513,7 @@
         <w:spacing w:val="0"/>
         <w:w w:val="100"/>
         <w:position w:val="0"/>
-        <w:sz w:val="24"/>
+        <w:sz w:val="36"/>
         <w:szCs w:val="24"/>
         <w:u w:val="none"/>
         <w:lang w:val="uk-UA" w:eastAsia="uk-UA" w:bidi="uk-UA"/>
@@ -7186,43 +4521,91 @@
     </w:lvl>
     <w:lvl w:ilvl="1">
       <w:numFmt w:val="decimal"/>
-      <w:lvlText w:val=""/>
+      <w:lvlText w:val="%2"/>
       <w:lvlJc w:val="left"/>
+      <w:pPr>
+        <w:ind w:left="0" w:firstLine="0"/>
+      </w:pPr>
+      <w:rPr>
+        <w:rFonts w:hint="default"/>
+      </w:rPr>
     </w:lvl>
     <w:lvl w:ilvl="2">
       <w:numFmt w:val="decimal"/>
-      <w:lvlText w:val=""/>
+      <w:lvlText w:val="%3"/>
       <w:lvlJc w:val="left"/>
+      <w:pPr>
+        <w:ind w:left="0" w:firstLine="0"/>
+      </w:pPr>
+      <w:rPr>
+        <w:rFonts w:hint="default"/>
+      </w:rPr>
     </w:lvl>
     <w:lvl w:ilvl="3">
       <w:numFmt w:val="decimal"/>
       <w:lvlText w:val=""/>
       <w:lvlJc w:val="left"/>
+      <w:pPr>
+        <w:ind w:left="0" w:firstLine="0"/>
+      </w:pPr>
+      <w:rPr>
+        <w:rFonts w:hint="default"/>
+      </w:rPr>
     </w:lvl>
     <w:lvl w:ilvl="4">
       <w:numFmt w:val="decimal"/>
       <w:lvlText w:val=""/>
       <w:lvlJc w:val="left"/>
+      <w:pPr>
+        <w:ind w:left="0" w:firstLine="0"/>
+      </w:pPr>
+      <w:rPr>
+        <w:rFonts w:hint="default"/>
+      </w:rPr>
     </w:lvl>
     <w:lvl w:ilvl="5">
       <w:numFmt w:val="decimal"/>
       <w:lvlText w:val=""/>
       <w:lvlJc w:val="left"/>
+      <w:pPr>
+        <w:ind w:left="0" w:firstLine="0"/>
+      </w:pPr>
+      <w:rPr>
+        <w:rFonts w:hint="default"/>
+      </w:rPr>
     </w:lvl>
     <w:lvl w:ilvl="6">
       <w:numFmt w:val="decimal"/>
       <w:lvlText w:val=""/>
       <w:lvlJc w:val="left"/>
+      <w:pPr>
+        <w:ind w:left="0" w:firstLine="0"/>
+      </w:pPr>
+      <w:rPr>
+        <w:rFonts w:hint="default"/>
+      </w:rPr>
     </w:lvl>
     <w:lvl w:ilvl="7">
       <w:numFmt w:val="decimal"/>
       <w:lvlText w:val=""/>
       <w:lvlJc w:val="left"/>
+      <w:pPr>
+        <w:ind w:left="0" w:firstLine="0"/>
+      </w:pPr>
+      <w:rPr>
+        <w:rFonts w:hint="default"/>
+      </w:rPr>
     </w:lvl>
     <w:lvl w:ilvl="8">
       <w:numFmt w:val="decimal"/>
       <w:lvlText w:val=""/>
       <w:lvlJc w:val="left"/>
+      <w:pPr>
+        <w:ind w:left="0" w:firstLine="0"/>
+      </w:pPr>
+      <w:rPr>
+        <w:rFonts w:hint="default"/>
+      </w:rPr>
     </w:lvl>
   </w:abstractNum>
   <w:num w:numId="1">
@@ -9769,6 +7152,48 @@
       <w:szCs w:val="18"/>
     </w:rPr>
   </w:style>
+  <w:style w:type="paragraph" w:styleId="af3">
+    <w:name w:val="header"/>
+    <w:basedOn w:val="a"/>
+    <w:link w:val="af4"/>
+    <w:uiPriority w:val="99"/>
+    <w:unhideWhenUsed/>
+    <w:rsid w:val="005362F3"/>
+    <w:pPr>
+      <w:tabs>
+        <w:tab w:val="center" w:pos="4677"/>
+        <w:tab w:val="right" w:pos="9355"/>
+      </w:tabs>
+    </w:pPr>
+  </w:style>
+  <w:style w:type="character" w:customStyle="1" w:styleId="af4">
+    <w:name w:val="Верхний колонтитул Знак"/>
+    <w:basedOn w:val="a0"/>
+    <w:link w:val="af3"/>
+    <w:uiPriority w:val="99"/>
+    <w:rsid w:val="005362F3"/>
+  </w:style>
+  <w:style w:type="paragraph" w:styleId="af5">
+    <w:name w:val="footer"/>
+    <w:basedOn w:val="a"/>
+    <w:link w:val="af6"/>
+    <w:uiPriority w:val="99"/>
+    <w:unhideWhenUsed/>
+    <w:rsid w:val="005362F3"/>
+    <w:pPr>
+      <w:tabs>
+        <w:tab w:val="center" w:pos="4677"/>
+        <w:tab w:val="right" w:pos="9355"/>
+      </w:tabs>
+    </w:pPr>
+  </w:style>
+  <w:style w:type="character" w:customStyle="1" w:styleId="af6">
+    <w:name w:val="Нижний колонтитул Знак"/>
+    <w:basedOn w:val="a0"/>
+    <w:link w:val="af5"/>
+    <w:uiPriority w:val="99"/>
+    <w:rsid w:val="005362F3"/>
+  </w:style>
 </w:styles>
 </file>
 
@@ -10038,7 +7463,7 @@
 </file>
 
 <file path=customXml/itemProps1.xml><?xml version="1.0" encoding="utf-8"?>
-<ds:datastoreItem xmlns:ds="http://schemas.openxmlformats.org/officeDocument/2006/customXml" ds:itemID="{08CDCCD3-F461-4849-948E-6EA1A37D8A3A}">
+<ds:datastoreItem xmlns:ds="http://schemas.openxmlformats.org/officeDocument/2006/customXml" ds:itemID="{98CA080C-F665-4AAC-9355-7481460A2487}">
   <ds:schemaRefs>
     <ds:schemaRef ds:uri="http://schemas.openxmlformats.org/officeDocument/2006/bibliography"/>
   </ds:schemaRefs>

--- a/history.docx
+++ b/history.docx
@@ -10,21 +10,22 @@
           <w:tab w:val="center" w:pos="6311"/>
           <w:tab w:val="right" w:pos="7296"/>
         </w:tabs>
-        <w:spacing w:after="0" w:line="240" w:lineRule="auto"/>
+        <w:spacing w:after="0" w:line="360" w:lineRule="auto"/>
         <w:ind w:firstLine="709"/>
         <w:jc w:val="both"/>
         <w:rPr>
-          <w:rFonts w:ascii="Times New Roman" w:hAnsi="Times New Roman" w:cs="Times New Roman"/>
-          <w:sz w:val="20"/>
-          <w:szCs w:val="20"/>
-        </w:rPr>
-      </w:pPr>
-      <w:r>
-        <w:rPr>
-          <w:rStyle w:val="1"/>
-          <w:rFonts w:ascii="Times New Roman" w:hAnsi="Times New Roman" w:cs="Times New Roman"/>
-          <w:sz w:val="20"/>
-          <w:szCs w:val="20"/>
+          <w:rStyle w:val="1"/>
+          <w:rFonts w:ascii="Times New Roman" w:hAnsi="Times New Roman" w:cs="Times New Roman"/>
+          <w:sz w:val="28"/>
+          <w:szCs w:val="28"/>
+        </w:rPr>
+      </w:pPr>
+      <w:r>
+        <w:rPr>
+          <w:rStyle w:val="1"/>
+          <w:rFonts w:ascii="Times New Roman" w:hAnsi="Times New Roman" w:cs="Times New Roman"/>
+          <w:sz w:val="28"/>
+          <w:szCs w:val="28"/>
         </w:rPr>
         <w:t xml:space="preserve">Що має стати результатом навчання? Сьогодні відповідь на це питання начебто є ясною. Сучасний випускник школи має знати основи наук, володіти прийомами розумової діяльності </w:t>
       </w:r>
@@ -32,8 +33,8 @@
         <w:rPr>
           <w:rStyle w:val="a5"/>
           <w:rFonts w:ascii="Times New Roman" w:hAnsi="Times New Roman" w:cs="Times New Roman"/>
-          <w:sz w:val="20"/>
-          <w:szCs w:val="20"/>
+          <w:sz w:val="28"/>
+          <w:szCs w:val="28"/>
         </w:rPr>
         <w:t>(аналіз, синтез, уза</w:t>
       </w:r>
@@ -41,8 +42,8 @@
         <w:rPr>
           <w:rStyle w:val="a5"/>
           <w:rFonts w:ascii="Times New Roman" w:hAnsi="Times New Roman" w:cs="Times New Roman"/>
-          <w:sz w:val="20"/>
-          <w:szCs w:val="20"/>
+          <w:sz w:val="28"/>
+          <w:szCs w:val="28"/>
         </w:rPr>
         <w:softHyphen/>
         <w:t>гальнення, порівняння, систематизація)</w:t>
@@ -51,8 +52,8 @@
         <w:rPr>
           <w:rStyle w:val="1"/>
           <w:rFonts w:ascii="Times New Roman" w:hAnsi="Times New Roman" w:cs="Times New Roman"/>
-          <w:sz w:val="20"/>
-          <w:szCs w:val="20"/>
+          <w:sz w:val="28"/>
+          <w:szCs w:val="28"/>
         </w:rPr>
         <w:t xml:space="preserve"> і вміти вико</w:t>
       </w:r>
@@ -60,8 +61,8 @@
         <w:rPr>
           <w:rStyle w:val="1"/>
           <w:rFonts w:ascii="Times New Roman" w:hAnsi="Times New Roman" w:cs="Times New Roman"/>
-          <w:sz w:val="20"/>
-          <w:szCs w:val="20"/>
+          <w:sz w:val="28"/>
+          <w:szCs w:val="28"/>
         </w:rPr>
         <w:softHyphen/>
         <w:t>ристовувати набу</w:t>
@@ -70,8 +71,8 @@
         <w:rPr>
           <w:rStyle w:val="1"/>
           <w:rFonts w:ascii="Times New Roman" w:hAnsi="Times New Roman" w:cs="Times New Roman"/>
-          <w:sz w:val="20"/>
-          <w:szCs w:val="20"/>
+          <w:sz w:val="28"/>
+          <w:szCs w:val="28"/>
         </w:rPr>
         <w:t>ті знання за нових ситуацій, са</w:t>
       </w:r>
@@ -79,8 +80,8 @@
         <w:rPr>
           <w:rStyle w:val="1"/>
           <w:rFonts w:ascii="Times New Roman" w:hAnsi="Times New Roman" w:cs="Times New Roman"/>
-          <w:sz w:val="20"/>
-          <w:szCs w:val="20"/>
+          <w:sz w:val="28"/>
+          <w:szCs w:val="28"/>
         </w:rPr>
         <w:t>мостійно поповнюв</w:t>
       </w:r>
@@ -88,8 +89,8 @@
         <w:rPr>
           <w:rStyle w:val="1"/>
           <w:rFonts w:ascii="Times New Roman" w:hAnsi="Times New Roman" w:cs="Times New Roman"/>
-          <w:sz w:val="20"/>
-          <w:szCs w:val="20"/>
+          <w:sz w:val="28"/>
+          <w:szCs w:val="28"/>
         </w:rPr>
         <w:t>ати їх. Отже, головним результа</w:t>
       </w:r>
@@ -97,8 +98,8 @@
         <w:rPr>
           <w:rStyle w:val="1"/>
           <w:rFonts w:ascii="Times New Roman" w:hAnsi="Times New Roman" w:cs="Times New Roman"/>
-          <w:sz w:val="20"/>
-          <w:szCs w:val="20"/>
+          <w:sz w:val="28"/>
+          <w:szCs w:val="28"/>
         </w:rPr>
         <w:t xml:space="preserve">том процесу навчання має стати розвиток </w:t>
       </w:r>
@@ -106,8 +107,8 @@
         <w:rPr>
           <w:rStyle w:val="1"/>
           <w:rFonts w:ascii="Times New Roman" w:hAnsi="Times New Roman" w:cs="Times New Roman"/>
-          <w:sz w:val="20"/>
-          <w:szCs w:val="20"/>
+          <w:sz w:val="28"/>
+          <w:szCs w:val="28"/>
         </w:rPr>
         <w:t xml:space="preserve">студентів. </w:t>
       </w:r>
@@ -115,8 +116,8 @@
         <w:rPr>
           <w:rStyle w:val="1"/>
           <w:rFonts w:ascii="Times New Roman" w:hAnsi="Times New Roman" w:cs="Times New Roman"/>
-          <w:sz w:val="20"/>
-          <w:szCs w:val="20"/>
+          <w:sz w:val="28"/>
+          <w:szCs w:val="28"/>
         </w:rPr>
         <w:t xml:space="preserve">Але у реальній навчально-виховній роботі педагоги заклопотані насамперед тим, як вкласти в </w:t>
       </w:r>
@@ -124,8 +125,8 @@
         <w:rPr>
           <w:rStyle w:val="1"/>
           <w:rFonts w:ascii="Times New Roman" w:hAnsi="Times New Roman" w:cs="Times New Roman"/>
-          <w:sz w:val="20"/>
-          <w:szCs w:val="20"/>
+          <w:sz w:val="28"/>
+          <w:szCs w:val="28"/>
         </w:rPr>
         <w:t>студента прог</w:t>
       </w:r>
@@ -133,8 +134,8 @@
         <w:rPr>
           <w:rStyle w:val="1"/>
           <w:rFonts w:ascii="Times New Roman" w:hAnsi="Times New Roman" w:cs="Times New Roman"/>
-          <w:sz w:val="20"/>
-          <w:szCs w:val="20"/>
+          <w:sz w:val="28"/>
+          <w:szCs w:val="28"/>
         </w:rPr>
         <w:t>рамний обсяг інф</w:t>
       </w:r>
@@ -142,8 +143,8 @@
         <w:rPr>
           <w:rStyle w:val="1"/>
           <w:rFonts w:ascii="Times New Roman" w:hAnsi="Times New Roman" w:cs="Times New Roman"/>
-          <w:sz w:val="20"/>
-          <w:szCs w:val="20"/>
+          <w:sz w:val="28"/>
+          <w:szCs w:val="28"/>
         </w:rPr>
         <w:t>ормації. Основною формою ор</w:t>
       </w:r>
@@ -151,8 +152,8 @@
         <w:rPr>
           <w:rStyle w:val="1"/>
           <w:rFonts w:ascii="Times New Roman" w:hAnsi="Times New Roman" w:cs="Times New Roman"/>
-          <w:sz w:val="20"/>
-          <w:szCs w:val="20"/>
+          <w:sz w:val="28"/>
+          <w:szCs w:val="28"/>
         </w:rPr>
         <w:t>ганізації традиційного навчання є</w:t>
       </w:r>
@@ -160,16 +161,14 @@
         <w:rPr>
           <w:rStyle w:val="1"/>
           <w:rFonts w:ascii="Times New Roman" w:hAnsi="Times New Roman" w:cs="Times New Roman"/>
-          <w:sz w:val="20"/>
-          <w:szCs w:val="20"/>
+          <w:sz w:val="28"/>
+          <w:szCs w:val="28"/>
         </w:rPr>
         <w:t xml:space="preserve"> заняття. Він являє собою</w:t>
       </w:r>
       <w:r>
         <w:rPr>
           <w:rFonts w:ascii="Times New Roman" w:hAnsi="Times New Roman" w:cs="Times New Roman"/>
-          <w:sz w:val="20"/>
-          <w:szCs w:val="20"/>
         </w:rPr>
         <w:t xml:space="preserve"> </w:t>
       </w:r>
@@ -177,8 +176,8 @@
         <w:rPr>
           <w:rStyle w:val="1"/>
           <w:rFonts w:ascii="Times New Roman" w:hAnsi="Times New Roman" w:cs="Times New Roman"/>
-          <w:sz w:val="20"/>
-          <w:szCs w:val="20"/>
+          <w:sz w:val="28"/>
+          <w:szCs w:val="28"/>
         </w:rPr>
         <w:t xml:space="preserve">організаційну одиницю навчального процесу, функція якого полягає у досягненні завершеної, але </w:t>
       </w:r>
@@ -186,8 +185,8 @@
         <w:rPr>
           <w:rStyle w:val="1"/>
           <w:rFonts w:ascii="Times New Roman" w:hAnsi="Times New Roman" w:cs="Times New Roman"/>
-          <w:sz w:val="20"/>
-          <w:szCs w:val="20"/>
+          <w:sz w:val="28"/>
+          <w:szCs w:val="28"/>
         </w:rPr>
         <w:t>часткової мети навчання. Більше 90% навчального ча</w:t>
       </w:r>
@@ -195,8 +194,8 @@
         <w:rPr>
           <w:rStyle w:val="1"/>
           <w:rFonts w:ascii="Times New Roman" w:hAnsi="Times New Roman" w:cs="Times New Roman"/>
-          <w:sz w:val="20"/>
-          <w:szCs w:val="20"/>
+          <w:sz w:val="28"/>
+          <w:szCs w:val="28"/>
         </w:rPr>
         <w:t xml:space="preserve">су в </w:t>
       </w:r>
@@ -204,8 +203,8 @@
         <w:rPr>
           <w:rStyle w:val="1"/>
           <w:rFonts w:ascii="Times New Roman" w:hAnsi="Times New Roman" w:cs="Times New Roman"/>
-          <w:sz w:val="20"/>
-          <w:szCs w:val="20"/>
+          <w:sz w:val="28"/>
+          <w:szCs w:val="28"/>
         </w:rPr>
         <w:t>ВНЗ</w:t>
       </w:r>
@@ -213,8 +212,8 @@
         <w:rPr>
           <w:rStyle w:val="1"/>
           <w:rFonts w:ascii="Times New Roman" w:hAnsi="Times New Roman" w:cs="Times New Roman"/>
-          <w:sz w:val="20"/>
-          <w:szCs w:val="20"/>
+          <w:sz w:val="28"/>
+          <w:szCs w:val="28"/>
         </w:rPr>
         <w:t xml:space="preserve"> витрачається на </w:t>
       </w:r>
@@ -222,8 +221,8 @@
         <w:rPr>
           <w:rStyle w:val="1"/>
           <w:rFonts w:ascii="Times New Roman" w:hAnsi="Times New Roman" w:cs="Times New Roman"/>
-          <w:sz w:val="20"/>
-          <w:szCs w:val="20"/>
+          <w:sz w:val="28"/>
+          <w:szCs w:val="28"/>
         </w:rPr>
         <w:t xml:space="preserve">заняття. Весь </w:t>
       </w:r>
@@ -231,8 +230,8 @@
         <w:rPr>
           <w:rStyle w:val="1"/>
           <w:rFonts w:ascii="Times New Roman" w:hAnsi="Times New Roman" w:cs="Times New Roman"/>
-          <w:sz w:val="20"/>
-          <w:szCs w:val="20"/>
+          <w:sz w:val="28"/>
+          <w:szCs w:val="28"/>
         </w:rPr>
         <w:t xml:space="preserve">матеріал, що входить у комплекс основ наук, викладається в ході </w:t>
       </w:r>
@@ -240,8 +239,8 @@
         <w:rPr>
           <w:rStyle w:val="1"/>
           <w:rFonts w:ascii="Times New Roman" w:hAnsi="Times New Roman" w:cs="Times New Roman"/>
-          <w:sz w:val="20"/>
-          <w:szCs w:val="20"/>
+          <w:sz w:val="28"/>
+          <w:szCs w:val="28"/>
         </w:rPr>
         <w:t>занять</w:t>
       </w:r>
@@ -249,8 +248,8 @@
         <w:rPr>
           <w:rStyle w:val="1"/>
           <w:rFonts w:ascii="Times New Roman" w:hAnsi="Times New Roman" w:cs="Times New Roman"/>
-          <w:sz w:val="20"/>
-          <w:szCs w:val="20"/>
+          <w:sz w:val="28"/>
+          <w:szCs w:val="28"/>
         </w:rPr>
         <w:t xml:space="preserve"> решту фо</w:t>
       </w:r>
@@ -258,8 +257,8 @@
         <w:rPr>
           <w:rStyle w:val="1"/>
           <w:rFonts w:ascii="Times New Roman" w:hAnsi="Times New Roman" w:cs="Times New Roman"/>
-          <w:sz w:val="20"/>
-          <w:szCs w:val="20"/>
+          <w:sz w:val="28"/>
+          <w:szCs w:val="28"/>
         </w:rPr>
         <w:t>рм організації навчання: семіна</w:t>
       </w:r>
@@ -267,8 +266,8 @@
         <w:rPr>
           <w:rStyle w:val="1"/>
           <w:rFonts w:ascii="Times New Roman" w:hAnsi="Times New Roman" w:cs="Times New Roman"/>
-          <w:sz w:val="20"/>
-          <w:szCs w:val="20"/>
+          <w:sz w:val="28"/>
+          <w:szCs w:val="28"/>
         </w:rPr>
         <w:t>ри, екскурсії, додат</w:t>
       </w:r>
@@ -276,8 +275,8 @@
         <w:rPr>
           <w:rStyle w:val="1"/>
           <w:rFonts w:ascii="Times New Roman" w:hAnsi="Times New Roman" w:cs="Times New Roman"/>
-          <w:sz w:val="20"/>
-          <w:szCs w:val="20"/>
+          <w:sz w:val="28"/>
+          <w:szCs w:val="28"/>
         </w:rPr>
         <w:t>кові та індивідуальні, факульта</w:t>
       </w:r>
@@ -285,8 +284,8 @@
         <w:rPr>
           <w:rStyle w:val="1"/>
           <w:rFonts w:ascii="Times New Roman" w:hAnsi="Times New Roman" w:cs="Times New Roman"/>
-          <w:sz w:val="20"/>
-          <w:szCs w:val="20"/>
+          <w:sz w:val="28"/>
+          <w:szCs w:val="28"/>
         </w:rPr>
         <w:t>тивні заняття і гурткову роботу припадає незначна частина навчального навантаження.</w:t>
       </w:r>
@@ -294,8 +293,8 @@
         <w:rPr>
           <w:rStyle w:val="1"/>
           <w:rFonts w:ascii="Times New Roman" w:hAnsi="Times New Roman" w:cs="Times New Roman"/>
-          <w:sz w:val="20"/>
-          <w:szCs w:val="20"/>
+          <w:sz w:val="28"/>
+          <w:szCs w:val="28"/>
         </w:rPr>
         <w:t xml:space="preserve"> Основою тра</w:t>
       </w:r>
@@ -303,8 +302,8 @@
         <w:rPr>
           <w:rStyle w:val="1"/>
           <w:rFonts w:ascii="Times New Roman" w:hAnsi="Times New Roman" w:cs="Times New Roman"/>
-          <w:sz w:val="20"/>
-          <w:szCs w:val="20"/>
+          <w:sz w:val="28"/>
+          <w:szCs w:val="28"/>
         </w:rPr>
         <w:t>ди</w:t>
       </w:r>
@@ -312,8 +311,8 @@
         <w:rPr>
           <w:rStyle w:val="1"/>
           <w:rFonts w:ascii="Times New Roman" w:hAnsi="Times New Roman" w:cs="Times New Roman"/>
-          <w:sz w:val="20"/>
-          <w:szCs w:val="20"/>
+          <w:sz w:val="28"/>
+          <w:szCs w:val="28"/>
         </w:rPr>
         <w:t xml:space="preserve">ційного навчання є комбіноване заняття. Якщо </w:t>
       </w:r>
@@ -321,8 +320,8 @@
         <w:rPr>
           <w:rStyle w:val="1"/>
           <w:rFonts w:ascii="Times New Roman" w:hAnsi="Times New Roman" w:cs="Times New Roman"/>
-          <w:sz w:val="20"/>
-          <w:szCs w:val="20"/>
+          <w:sz w:val="28"/>
+          <w:szCs w:val="28"/>
         </w:rPr>
         <w:t>взя</w:t>
       </w:r>
@@ -330,8 +329,8 @@
         <w:rPr>
           <w:rStyle w:val="1"/>
           <w:rFonts w:ascii="Times New Roman" w:hAnsi="Times New Roman" w:cs="Times New Roman"/>
-          <w:sz w:val="20"/>
-          <w:szCs w:val="20"/>
+          <w:sz w:val="28"/>
+          <w:szCs w:val="28"/>
         </w:rPr>
         <w:t>ти</w:t>
       </w:r>
@@ -339,8 +338,8 @@
         <w:rPr>
           <w:rStyle w:val="1"/>
           <w:rFonts w:ascii="Times New Roman" w:hAnsi="Times New Roman" w:cs="Times New Roman"/>
-          <w:sz w:val="20"/>
-          <w:szCs w:val="20"/>
+          <w:sz w:val="28"/>
+          <w:szCs w:val="28"/>
         </w:rPr>
         <w:t xml:space="preserve"> найбільш вживану його структуру </w:t>
       </w:r>
@@ -348,8 +347,8 @@
         <w:rPr>
           <w:rStyle w:val="a5"/>
           <w:rFonts w:ascii="Times New Roman" w:hAnsi="Times New Roman" w:cs="Times New Roman"/>
-          <w:sz w:val="20"/>
-          <w:szCs w:val="20"/>
+          <w:sz w:val="28"/>
+          <w:szCs w:val="28"/>
         </w:rPr>
         <w:t>(комбіноване</w:t>
       </w:r>
@@ -357,8 +356,8 @@
         <w:rPr>
           <w:rStyle w:val="a5"/>
           <w:rFonts w:ascii="Times New Roman" w:hAnsi="Times New Roman" w:cs="Times New Roman"/>
-          <w:sz w:val="20"/>
-          <w:szCs w:val="20"/>
+          <w:sz w:val="28"/>
+          <w:szCs w:val="28"/>
         </w:rPr>
         <w:t xml:space="preserve"> </w:t>
       </w:r>
@@ -366,8 +365,8 @@
         <w:rPr>
           <w:rStyle w:val="a5"/>
           <w:rFonts w:ascii="Times New Roman" w:hAnsi="Times New Roman" w:cs="Times New Roman"/>
-          <w:sz w:val="20"/>
-          <w:szCs w:val="20"/>
+          <w:sz w:val="28"/>
+          <w:szCs w:val="28"/>
         </w:rPr>
         <w:t xml:space="preserve">заняття </w:t>
       </w:r>
@@ -375,8 +374,8 @@
         <w:rPr>
           <w:rStyle w:val="a5"/>
           <w:rFonts w:ascii="Times New Roman" w:hAnsi="Times New Roman" w:cs="Times New Roman"/>
-          <w:sz w:val="20"/>
-          <w:szCs w:val="20"/>
+          <w:sz w:val="28"/>
+          <w:szCs w:val="28"/>
         </w:rPr>
         <w:t>може мати різні структури) і</w:t>
       </w:r>
@@ -384,8 +383,8 @@
         <w:rPr>
           <w:rStyle w:val="1"/>
           <w:rFonts w:ascii="Times New Roman" w:hAnsi="Times New Roman" w:cs="Times New Roman"/>
-          <w:sz w:val="20"/>
-          <w:szCs w:val="20"/>
+          <w:sz w:val="28"/>
+          <w:szCs w:val="28"/>
         </w:rPr>
         <w:t xml:space="preserve"> середні витрата часу на кожний з йо</w:t>
       </w:r>
@@ -393,16 +392,32 @@
         <w:rPr>
           <w:rStyle w:val="1"/>
           <w:rFonts w:ascii="Times New Roman" w:hAnsi="Times New Roman" w:cs="Times New Roman"/>
-          <w:sz w:val="20"/>
-          <w:szCs w:val="20"/>
+          <w:sz w:val="28"/>
+          <w:szCs w:val="28"/>
         </w:rPr>
         <w:t>го етапів, то матимемо таку картину:</w:t>
       </w:r>
+    </w:p>
+    <w:p>
+      <w:pPr>
+        <w:pStyle w:val="2"/>
+        <w:shd w:val="clear" w:color="auto" w:fill="auto"/>
+        <w:tabs>
+          <w:tab w:val="center" w:pos="6311"/>
+          <w:tab w:val="right" w:pos="7296"/>
+        </w:tabs>
+        <w:spacing w:after="0" w:line="360" w:lineRule="auto"/>
+        <w:ind w:firstLine="709"/>
+        <w:jc w:val="both"/>
+        <w:rPr>
+          <w:rFonts w:ascii="Times New Roman" w:hAnsi="Times New Roman" w:cs="Times New Roman"/>
+        </w:rPr>
+      </w:pPr>
     </w:p>
     <w:tbl>
       <w:tblPr>
-        <w:tblpPr w:leftFromText="180" w:rightFromText="180" w:vertAnchor="text" w:horzAnchor="margin" w:tblpY="215"/>
-        <w:tblW w:w="4830" w:type="dxa"/>
+        <w:tblW w:w="9461" w:type="dxa"/>
+        <w:jc w:val="center"/>
         <w:tblLayout w:type="fixed"/>
         <w:tblCellMar>
           <w:left w:w="10" w:type="dxa"/>
@@ -411,16 +426,17 @@
         <w:tblLook w:val="0000" w:firstRow="0" w:lastRow="0" w:firstColumn="0" w:lastColumn="0" w:noHBand="0" w:noVBand="0"/>
       </w:tblPr>
       <w:tblGrid>
-        <w:gridCol w:w="4263"/>
-        <w:gridCol w:w="567"/>
+        <w:gridCol w:w="8327"/>
+        <w:gridCol w:w="1134"/>
       </w:tblGrid>
       <w:tr>
         <w:trPr>
-          <w:trHeight w:hRule="exact" w:val="399"/>
+          <w:trHeight w:val="65"/>
+          <w:jc w:val="center"/>
         </w:trPr>
         <w:tc>
           <w:tcPr>
-            <w:tcW w:w="4263" w:type="dxa"/>
+            <w:tcW w:w="8327" w:type="dxa"/>
             <w:tcBorders>
               <w:top w:val="single" w:sz="4" w:space="0" w:color="auto"/>
               <w:left w:val="single" w:sz="4" w:space="0" w:color="auto"/>
@@ -432,19 +448,22 @@
             <w:pPr>
               <w:pStyle w:val="90"/>
               <w:shd w:val="clear" w:color="auto" w:fill="auto"/>
-              <w:spacing w:before="0" w:line="240" w:lineRule="auto"/>
+              <w:spacing w:before="0" w:line="276" w:lineRule="auto"/>
               <w:ind w:firstLine="709"/>
+              <w:jc w:val="both"/>
               <w:rPr>
-                <w:sz w:val="20"/>
-                <w:szCs w:val="20"/>
+                <w:b/>
+                <w:i/>
               </w:rPr>
             </w:pPr>
             <w:r>
               <w:rPr>
                 <w:rStyle w:val="9BookmanOldStyle12pt"/>
                 <w:rFonts w:ascii="Times New Roman" w:hAnsi="Times New Roman" w:cs="Times New Roman"/>
-                <w:sz w:val="20"/>
-                <w:szCs w:val="20"/>
+                <w:b/>
+                <w:i/>
+                <w:sz w:val="28"/>
+                <w:szCs w:val="28"/>
               </w:rPr>
               <w:t>Організація групи до заняття</w:t>
             </w:r>
@@ -452,7 +471,7 @@
         </w:tc>
         <w:tc>
           <w:tcPr>
-            <w:tcW w:w="567" w:type="dxa"/>
+            <w:tcW w:w="1134" w:type="dxa"/>
             <w:tcBorders>
               <w:top w:val="single" w:sz="4" w:space="0" w:color="auto"/>
               <w:left w:val="single" w:sz="4" w:space="0" w:color="auto"/>
@@ -465,19 +484,21 @@
             <w:pPr>
               <w:pStyle w:val="90"/>
               <w:shd w:val="clear" w:color="auto" w:fill="auto"/>
-              <w:spacing w:before="0" w:line="240" w:lineRule="auto"/>
+              <w:spacing w:before="0" w:line="276" w:lineRule="auto"/>
               <w:jc w:val="center"/>
               <w:rPr>
-                <w:sz w:val="20"/>
-                <w:szCs w:val="20"/>
+                <w:b/>
+                <w:i/>
               </w:rPr>
             </w:pPr>
             <w:r>
               <w:rPr>
                 <w:rStyle w:val="9BookmanOldStyle12pt"/>
                 <w:rFonts w:ascii="Times New Roman" w:hAnsi="Times New Roman" w:cs="Times New Roman"/>
-                <w:sz w:val="20"/>
-                <w:szCs w:val="20"/>
+                <w:b/>
+                <w:i/>
+                <w:sz w:val="28"/>
+                <w:szCs w:val="28"/>
               </w:rPr>
               <w:t>2%</w:t>
             </w:r>
@@ -486,11 +507,12 @@
       </w:tr>
       <w:tr>
         <w:trPr>
-          <w:trHeight w:hRule="exact" w:val="603"/>
+          <w:trHeight w:val="65"/>
+          <w:jc w:val="center"/>
         </w:trPr>
         <w:tc>
           <w:tcPr>
-            <w:tcW w:w="4263" w:type="dxa"/>
+            <w:tcW w:w="8327" w:type="dxa"/>
             <w:tcBorders>
               <w:top w:val="single" w:sz="4" w:space="0" w:color="auto"/>
               <w:left w:val="single" w:sz="4" w:space="0" w:color="auto"/>
@@ -502,19 +524,22 @@
             <w:pPr>
               <w:pStyle w:val="90"/>
               <w:shd w:val="clear" w:color="auto" w:fill="auto"/>
-              <w:spacing w:before="0" w:line="240" w:lineRule="auto"/>
+              <w:spacing w:before="0" w:line="276" w:lineRule="auto"/>
               <w:ind w:firstLine="709"/>
+              <w:jc w:val="both"/>
               <w:rPr>
-                <w:sz w:val="20"/>
-                <w:szCs w:val="20"/>
+                <w:b/>
+                <w:i/>
               </w:rPr>
             </w:pPr>
             <w:r>
               <w:rPr>
                 <w:rStyle w:val="9BookmanOldStyle12pt"/>
                 <w:rFonts w:ascii="Times New Roman" w:hAnsi="Times New Roman" w:cs="Times New Roman"/>
-                <w:sz w:val="20"/>
-                <w:szCs w:val="20"/>
+                <w:b/>
+                <w:i/>
+                <w:sz w:val="28"/>
+                <w:szCs w:val="28"/>
               </w:rPr>
               <w:t>Перевірка домашнього завдання, актуалізація опорних знань</w:t>
             </w:r>
@@ -522,7 +547,7 @@
         </w:tc>
         <w:tc>
           <w:tcPr>
-            <w:tcW w:w="567" w:type="dxa"/>
+            <w:tcW w:w="1134" w:type="dxa"/>
             <w:tcBorders>
               <w:top w:val="single" w:sz="4" w:space="0" w:color="auto"/>
               <w:left w:val="single" w:sz="4" w:space="0" w:color="auto"/>
@@ -535,19 +560,21 @@
             <w:pPr>
               <w:pStyle w:val="90"/>
               <w:shd w:val="clear" w:color="auto" w:fill="auto"/>
-              <w:spacing w:before="0" w:line="240" w:lineRule="auto"/>
+              <w:spacing w:before="0" w:line="276" w:lineRule="auto"/>
               <w:jc w:val="center"/>
               <w:rPr>
-                <w:sz w:val="20"/>
-                <w:szCs w:val="20"/>
+                <w:b/>
+                <w:i/>
               </w:rPr>
             </w:pPr>
             <w:r>
               <w:rPr>
                 <w:rStyle w:val="9BookmanOldStyle12pt"/>
                 <w:rFonts w:ascii="Times New Roman" w:hAnsi="Times New Roman" w:cs="Times New Roman"/>
-                <w:sz w:val="20"/>
-                <w:szCs w:val="20"/>
+                <w:b/>
+                <w:i/>
+                <w:sz w:val="28"/>
+                <w:szCs w:val="28"/>
               </w:rPr>
               <w:t>25%</w:t>
             </w:r>
@@ -556,11 +583,12 @@
       </w:tr>
       <w:tr>
         <w:trPr>
-          <w:trHeight w:hRule="exact" w:val="569"/>
+          <w:trHeight w:val="65"/>
+          <w:jc w:val="center"/>
         </w:trPr>
         <w:tc>
           <w:tcPr>
-            <w:tcW w:w="4263" w:type="dxa"/>
+            <w:tcW w:w="8327" w:type="dxa"/>
             <w:tcBorders>
               <w:top w:val="single" w:sz="4" w:space="0" w:color="auto"/>
               <w:left w:val="single" w:sz="4" w:space="0" w:color="auto"/>
@@ -572,27 +600,43 @@
             <w:pPr>
               <w:pStyle w:val="90"/>
               <w:shd w:val="clear" w:color="auto" w:fill="auto"/>
-              <w:spacing w:before="0" w:line="240" w:lineRule="auto"/>
+              <w:spacing w:before="0" w:line="276" w:lineRule="auto"/>
               <w:ind w:firstLine="709"/>
+              <w:jc w:val="both"/>
               <w:rPr>
-                <w:sz w:val="20"/>
-                <w:szCs w:val="20"/>
+                <w:b/>
+                <w:i/>
               </w:rPr>
             </w:pPr>
             <w:r>
               <w:rPr>
                 <w:rStyle w:val="9BookmanOldStyle12pt"/>
                 <w:rFonts w:ascii="Times New Roman" w:hAnsi="Times New Roman" w:cs="Times New Roman"/>
-                <w:sz w:val="20"/>
-                <w:szCs w:val="20"/>
+                <w:b/>
+                <w:i/>
+                <w:sz w:val="28"/>
+                <w:szCs w:val="28"/>
               </w:rPr>
-              <w:t>Мотивація учення, повідомлення теми, мети і завдання</w:t>
+              <w:t xml:space="preserve">Мотивація учення, повідомлення </w:t>
+            </w:r>
+            <w:bookmarkStart w:id="0" w:name="_GoBack"/>
+            <w:bookmarkEnd w:id="0"/>
+            <w:r>
+              <w:rPr>
+                <w:rStyle w:val="9BookmanOldStyle12pt"/>
+                <w:rFonts w:ascii="Times New Roman" w:hAnsi="Times New Roman" w:cs="Times New Roman"/>
+                <w:b/>
+                <w:i/>
+                <w:sz w:val="28"/>
+                <w:szCs w:val="28"/>
+              </w:rPr>
+              <w:t>теми, мети і завдання</w:t>
             </w:r>
           </w:p>
         </w:tc>
         <w:tc>
           <w:tcPr>
-            <w:tcW w:w="567" w:type="dxa"/>
+            <w:tcW w:w="1134" w:type="dxa"/>
             <w:tcBorders>
               <w:top w:val="single" w:sz="4" w:space="0" w:color="auto"/>
               <w:left w:val="single" w:sz="4" w:space="0" w:color="auto"/>
@@ -605,19 +649,21 @@
             <w:pPr>
               <w:pStyle w:val="90"/>
               <w:shd w:val="clear" w:color="auto" w:fill="auto"/>
-              <w:spacing w:before="0" w:line="240" w:lineRule="auto"/>
+              <w:spacing w:before="0" w:line="276" w:lineRule="auto"/>
               <w:jc w:val="center"/>
               <w:rPr>
-                <w:sz w:val="20"/>
-                <w:szCs w:val="20"/>
+                <w:b/>
+                <w:i/>
               </w:rPr>
             </w:pPr>
             <w:r>
               <w:rPr>
                 <w:rStyle w:val="9BookmanOldStyle12pt"/>
                 <w:rFonts w:ascii="Times New Roman" w:hAnsi="Times New Roman" w:cs="Times New Roman"/>
-                <w:sz w:val="20"/>
-                <w:szCs w:val="20"/>
+                <w:b/>
+                <w:i/>
+                <w:sz w:val="28"/>
+                <w:szCs w:val="28"/>
               </w:rPr>
               <w:t>3%</w:t>
             </w:r>
@@ -626,11 +672,12 @@
       </w:tr>
       <w:tr>
         <w:trPr>
-          <w:trHeight w:hRule="exact" w:val="406"/>
+          <w:trHeight w:val="65"/>
+          <w:jc w:val="center"/>
         </w:trPr>
         <w:tc>
           <w:tcPr>
-            <w:tcW w:w="4263" w:type="dxa"/>
+            <w:tcW w:w="8327" w:type="dxa"/>
             <w:tcBorders>
               <w:top w:val="single" w:sz="4" w:space="0" w:color="auto"/>
               <w:left w:val="single" w:sz="4" w:space="0" w:color="auto"/>
@@ -642,19 +689,22 @@
             <w:pPr>
               <w:pStyle w:val="90"/>
               <w:shd w:val="clear" w:color="auto" w:fill="auto"/>
-              <w:spacing w:before="0" w:line="240" w:lineRule="auto"/>
+              <w:spacing w:before="0" w:line="276" w:lineRule="auto"/>
               <w:ind w:firstLine="709"/>
+              <w:jc w:val="both"/>
               <w:rPr>
-                <w:sz w:val="20"/>
-                <w:szCs w:val="20"/>
+                <w:b/>
+                <w:i/>
               </w:rPr>
             </w:pPr>
             <w:r>
               <w:rPr>
                 <w:rStyle w:val="9BookmanOldStyle12pt"/>
                 <w:rFonts w:ascii="Times New Roman" w:hAnsi="Times New Roman" w:cs="Times New Roman"/>
-                <w:sz w:val="20"/>
-                <w:szCs w:val="20"/>
+                <w:b/>
+                <w:i/>
+                <w:sz w:val="28"/>
+                <w:szCs w:val="28"/>
               </w:rPr>
               <w:t>Виклад нового матеріалу</w:t>
             </w:r>
@@ -662,7 +712,7 @@
         </w:tc>
         <w:tc>
           <w:tcPr>
-            <w:tcW w:w="567" w:type="dxa"/>
+            <w:tcW w:w="1134" w:type="dxa"/>
             <w:tcBorders>
               <w:top w:val="single" w:sz="4" w:space="0" w:color="auto"/>
               <w:left w:val="single" w:sz="4" w:space="0" w:color="auto"/>
@@ -675,19 +725,21 @@
             <w:pPr>
               <w:pStyle w:val="90"/>
               <w:shd w:val="clear" w:color="auto" w:fill="auto"/>
-              <w:spacing w:before="0" w:line="240" w:lineRule="auto"/>
+              <w:spacing w:before="0" w:line="276" w:lineRule="auto"/>
               <w:jc w:val="center"/>
               <w:rPr>
-                <w:sz w:val="20"/>
-                <w:szCs w:val="20"/>
+                <w:b/>
+                <w:i/>
               </w:rPr>
             </w:pPr>
             <w:r>
               <w:rPr>
                 <w:rStyle w:val="9BookmanOldStyle12pt"/>
                 <w:rFonts w:ascii="Times New Roman" w:hAnsi="Times New Roman" w:cs="Times New Roman"/>
-                <w:sz w:val="20"/>
-                <w:szCs w:val="20"/>
+                <w:b/>
+                <w:i/>
+                <w:sz w:val="28"/>
+                <w:szCs w:val="28"/>
               </w:rPr>
               <w:t>50%</w:t>
             </w:r>
@@ -696,11 +748,12 @@
       </w:tr>
       <w:tr>
         <w:trPr>
-          <w:trHeight w:hRule="exact" w:val="441"/>
+          <w:trHeight w:val="65"/>
+          <w:jc w:val="center"/>
         </w:trPr>
         <w:tc>
           <w:tcPr>
-            <w:tcW w:w="4263" w:type="dxa"/>
+            <w:tcW w:w="8327" w:type="dxa"/>
             <w:tcBorders>
               <w:top w:val="single" w:sz="4" w:space="0" w:color="auto"/>
               <w:left w:val="single" w:sz="4" w:space="0" w:color="auto"/>
@@ -712,19 +765,22 @@
             <w:pPr>
               <w:pStyle w:val="90"/>
               <w:shd w:val="clear" w:color="auto" w:fill="auto"/>
-              <w:spacing w:before="0" w:line="240" w:lineRule="auto"/>
+              <w:spacing w:before="0" w:line="276" w:lineRule="auto"/>
               <w:ind w:firstLine="709"/>
+              <w:jc w:val="both"/>
               <w:rPr>
-                <w:sz w:val="20"/>
-                <w:szCs w:val="20"/>
+                <w:b/>
+                <w:i/>
               </w:rPr>
             </w:pPr>
             <w:r>
               <w:rPr>
                 <w:rStyle w:val="9BookmanOldStyle12pt"/>
                 <w:rFonts w:ascii="Times New Roman" w:hAnsi="Times New Roman" w:cs="Times New Roman"/>
-                <w:sz w:val="20"/>
-                <w:szCs w:val="20"/>
+                <w:b/>
+                <w:i/>
+                <w:sz w:val="28"/>
+                <w:szCs w:val="28"/>
               </w:rPr>
               <w:t>Закріплення щойно вивченого, узагальнення і систематизація знань</w:t>
             </w:r>
@@ -732,7 +788,7 @@
         </w:tc>
         <w:tc>
           <w:tcPr>
-            <w:tcW w:w="567" w:type="dxa"/>
+            <w:tcW w:w="1134" w:type="dxa"/>
             <w:tcBorders>
               <w:top w:val="single" w:sz="4" w:space="0" w:color="auto"/>
               <w:left w:val="single" w:sz="4" w:space="0" w:color="auto"/>
@@ -745,19 +801,21 @@
             <w:pPr>
               <w:pStyle w:val="90"/>
               <w:shd w:val="clear" w:color="auto" w:fill="auto"/>
-              <w:spacing w:before="0" w:line="240" w:lineRule="auto"/>
+              <w:spacing w:before="0" w:line="276" w:lineRule="auto"/>
               <w:jc w:val="center"/>
               <w:rPr>
-                <w:sz w:val="20"/>
-                <w:szCs w:val="20"/>
+                <w:b/>
+                <w:i/>
               </w:rPr>
             </w:pPr>
             <w:r>
               <w:rPr>
                 <w:rStyle w:val="9BookmanOldStyle12pt"/>
                 <w:rFonts w:ascii="Times New Roman" w:hAnsi="Times New Roman" w:cs="Times New Roman"/>
-                <w:sz w:val="20"/>
-                <w:szCs w:val="20"/>
+                <w:b/>
+                <w:i/>
+                <w:sz w:val="28"/>
+                <w:szCs w:val="28"/>
               </w:rPr>
               <w:t>15%</w:t>
             </w:r>
@@ -766,11 +824,12 @@
       </w:tr>
       <w:tr>
         <w:trPr>
-          <w:trHeight w:hRule="exact" w:val="560"/>
+          <w:trHeight w:val="65"/>
+          <w:jc w:val="center"/>
         </w:trPr>
         <w:tc>
           <w:tcPr>
-            <w:tcW w:w="4263" w:type="dxa"/>
+            <w:tcW w:w="8327" w:type="dxa"/>
             <w:tcBorders>
               <w:top w:val="single" w:sz="4" w:space="0" w:color="auto"/>
               <w:left w:val="single" w:sz="4" w:space="0" w:color="auto"/>
@@ -783,19 +842,22 @@
             <w:pPr>
               <w:pStyle w:val="90"/>
               <w:shd w:val="clear" w:color="auto" w:fill="auto"/>
-              <w:spacing w:before="0" w:line="240" w:lineRule="auto"/>
+              <w:spacing w:before="0" w:line="276" w:lineRule="auto"/>
               <w:ind w:firstLine="709"/>
+              <w:jc w:val="both"/>
               <w:rPr>
-                <w:sz w:val="20"/>
-                <w:szCs w:val="20"/>
+                <w:b/>
+                <w:i/>
               </w:rPr>
             </w:pPr>
             <w:r>
               <w:rPr>
                 <w:rStyle w:val="9BookmanOldStyle12pt"/>
                 <w:rFonts w:ascii="Times New Roman" w:hAnsi="Times New Roman" w:cs="Times New Roman"/>
-                <w:sz w:val="20"/>
-                <w:szCs w:val="20"/>
+                <w:b/>
+                <w:i/>
+                <w:sz w:val="28"/>
+                <w:szCs w:val="28"/>
               </w:rPr>
               <w:t>Підбиття підсумків заняття, повідомлення і розв'язання домашнього завдання</w:t>
             </w:r>
@@ -803,7 +865,7 @@
         </w:tc>
         <w:tc>
           <w:tcPr>
-            <w:tcW w:w="567" w:type="dxa"/>
+            <w:tcW w:w="1134" w:type="dxa"/>
             <w:tcBorders>
               <w:top w:val="single" w:sz="4" w:space="0" w:color="auto"/>
               <w:left w:val="single" w:sz="4" w:space="0" w:color="auto"/>
@@ -817,19 +879,21 @@
             <w:pPr>
               <w:pStyle w:val="90"/>
               <w:shd w:val="clear" w:color="auto" w:fill="auto"/>
-              <w:spacing w:before="0" w:line="240" w:lineRule="auto"/>
+              <w:spacing w:before="0" w:line="276" w:lineRule="auto"/>
               <w:jc w:val="center"/>
               <w:rPr>
-                <w:sz w:val="20"/>
-                <w:szCs w:val="20"/>
+                <w:b/>
+                <w:i/>
               </w:rPr>
             </w:pPr>
             <w:r>
               <w:rPr>
                 <w:rStyle w:val="9BookmanOldStyle12pt"/>
                 <w:rFonts w:ascii="Times New Roman" w:hAnsi="Times New Roman" w:cs="Times New Roman"/>
-                <w:sz w:val="20"/>
-                <w:szCs w:val="20"/>
+                <w:b/>
+                <w:i/>
+                <w:sz w:val="28"/>
+                <w:szCs w:val="28"/>
               </w:rPr>
               <w:t>2%</w:t>
             </w:r>
@@ -839,11 +903,9 @@
     </w:tbl>
     <w:p>
       <w:pPr>
+        <w:spacing w:line="360" w:lineRule="auto"/>
         <w:ind w:firstLine="709"/>
-        <w:rPr>
-          <w:sz w:val="20"/>
-          <w:szCs w:val="20"/>
-        </w:rPr>
+        <w:jc w:val="both"/>
       </w:pPr>
     </w:p>
     <w:p>
@@ -854,22 +916,22 @@
           <w:tab w:val="center" w:pos="5364"/>
           <w:tab w:val="right" w:pos="7296"/>
         </w:tabs>
-        <w:spacing w:before="5" w:after="0" w:line="240" w:lineRule="auto"/>
+        <w:spacing w:before="5" w:after="0" w:line="360" w:lineRule="auto"/>
         <w:ind w:firstLine="709"/>
         <w:jc w:val="both"/>
         <w:rPr>
           <w:rStyle w:val="1"/>
           <w:rFonts w:ascii="Times New Roman" w:hAnsi="Times New Roman" w:cs="Times New Roman"/>
-          <w:sz w:val="20"/>
-          <w:szCs w:val="20"/>
-        </w:rPr>
-      </w:pPr>
-      <w:r>
-        <w:rPr>
-          <w:rStyle w:val="1"/>
-          <w:rFonts w:ascii="Times New Roman" w:hAnsi="Times New Roman" w:cs="Times New Roman"/>
-          <w:sz w:val="20"/>
-          <w:szCs w:val="20"/>
+          <w:sz w:val="28"/>
+          <w:szCs w:val="28"/>
+        </w:rPr>
+      </w:pPr>
+      <w:r>
+        <w:rPr>
+          <w:rStyle w:val="1"/>
+          <w:rFonts w:ascii="Times New Roman" w:hAnsi="Times New Roman" w:cs="Times New Roman"/>
+          <w:sz w:val="28"/>
+          <w:szCs w:val="28"/>
         </w:rPr>
         <w:t>На думку</w:t>
       </w:r>
@@ -877,8 +939,8 @@
         <w:rPr>
           <w:rStyle w:val="1"/>
           <w:rFonts w:ascii="Times New Roman" w:hAnsi="Times New Roman" w:cs="Times New Roman"/>
-          <w:sz w:val="20"/>
-          <w:szCs w:val="20"/>
+          <w:sz w:val="28"/>
+          <w:szCs w:val="28"/>
         </w:rPr>
         <w:t xml:space="preserve"> Г. Се</w:t>
       </w:r>
@@ -886,8 +948,8 @@
         <w:rPr>
           <w:rStyle w:val="1"/>
           <w:rFonts w:ascii="Times New Roman" w:hAnsi="Times New Roman" w:cs="Times New Roman"/>
-          <w:sz w:val="20"/>
-          <w:szCs w:val="20"/>
+          <w:sz w:val="28"/>
+          <w:szCs w:val="28"/>
         </w:rPr>
         <w:t>левка, за таким навчанням на одного студента</w:t>
       </w:r>
@@ -895,8 +957,8 @@
         <w:rPr>
           <w:rStyle w:val="1"/>
           <w:rFonts w:ascii="Times New Roman" w:hAnsi="Times New Roman" w:cs="Times New Roman"/>
-          <w:sz w:val="20"/>
-          <w:szCs w:val="20"/>
+          <w:sz w:val="28"/>
+          <w:szCs w:val="28"/>
         </w:rPr>
         <w:t xml:space="preserve"> в день пр</w:t>
       </w:r>
@@ -904,8 +966,8 @@
         <w:rPr>
           <w:rStyle w:val="1"/>
           <w:rFonts w:ascii="Times New Roman" w:hAnsi="Times New Roman" w:cs="Times New Roman"/>
-          <w:sz w:val="20"/>
-          <w:szCs w:val="20"/>
+          <w:sz w:val="28"/>
+          <w:szCs w:val="28"/>
         </w:rPr>
         <w:t>ипадає 2 хвилини говоріння і ли</w:t>
       </w:r>
@@ -913,8 +975,8 @@
         <w:rPr>
           <w:rStyle w:val="1"/>
           <w:rFonts w:ascii="Times New Roman" w:hAnsi="Times New Roman" w:cs="Times New Roman"/>
-          <w:sz w:val="20"/>
-          <w:szCs w:val="20"/>
+          <w:sz w:val="28"/>
+          <w:szCs w:val="28"/>
         </w:rPr>
         <w:t>ше 10% навчання с</w:t>
       </w:r>
@@ -922,8 +984,8 @@
         <w:rPr>
           <w:rStyle w:val="1"/>
           <w:rFonts w:ascii="Times New Roman" w:hAnsi="Times New Roman" w:cs="Times New Roman"/>
-          <w:sz w:val="20"/>
-          <w:szCs w:val="20"/>
+          <w:sz w:val="28"/>
+          <w:szCs w:val="28"/>
         </w:rPr>
         <w:t>кладає самостійна робота. За та</w:t>
       </w:r>
@@ -931,8 +993,8 @@
         <w:rPr>
           <w:rStyle w:val="1"/>
           <w:rFonts w:ascii="Times New Roman" w:hAnsi="Times New Roman" w:cs="Times New Roman"/>
-          <w:sz w:val="20"/>
-          <w:szCs w:val="20"/>
+          <w:sz w:val="28"/>
+          <w:szCs w:val="28"/>
         </w:rPr>
         <w:t xml:space="preserve">ких умов годі й думати про розвиток дитини і </w:t>
       </w:r>
@@ -940,8 +1002,8 @@
         <w:rPr>
           <w:rStyle w:val="1"/>
           <w:rFonts w:ascii="Times New Roman" w:hAnsi="Times New Roman" w:cs="Times New Roman"/>
-          <w:sz w:val="20"/>
-          <w:szCs w:val="20"/>
+          <w:sz w:val="28"/>
+          <w:szCs w:val="28"/>
         </w:rPr>
         <w:t>підго</w:t>
       </w:r>
@@ -949,8 +1011,8 @@
         <w:rPr>
           <w:rStyle w:val="1"/>
           <w:rFonts w:ascii="Times New Roman" w:hAnsi="Times New Roman" w:cs="Times New Roman"/>
-          <w:sz w:val="20"/>
-          <w:szCs w:val="20"/>
+          <w:sz w:val="28"/>
+          <w:szCs w:val="28"/>
         </w:rPr>
         <w:t>товку її до творчості. То як сполучити засвоє</w:t>
       </w:r>
@@ -958,8 +1020,8 @@
         <w:rPr>
           <w:rStyle w:val="1"/>
           <w:rFonts w:ascii="Times New Roman" w:hAnsi="Times New Roman" w:cs="Times New Roman"/>
-          <w:sz w:val="20"/>
-          <w:szCs w:val="20"/>
+          <w:sz w:val="28"/>
+          <w:szCs w:val="28"/>
         </w:rPr>
         <w:t xml:space="preserve">ння знань із процесами розвитку студентів? Таке </w:t>
       </w:r>
@@ -967,8 +1029,8 @@
         <w:rPr>
           <w:rStyle w:val="1"/>
           <w:rFonts w:ascii="Times New Roman" w:hAnsi="Times New Roman" w:cs="Times New Roman"/>
-          <w:sz w:val="20"/>
-          <w:szCs w:val="20"/>
+          <w:sz w:val="28"/>
+          <w:szCs w:val="28"/>
         </w:rPr>
         <w:t>сполучення</w:t>
       </w:r>
@@ -976,8 +1038,8 @@
         <w:rPr>
           <w:rStyle w:val="1"/>
           <w:rFonts w:ascii="Times New Roman" w:hAnsi="Times New Roman" w:cs="Times New Roman"/>
-          <w:sz w:val="20"/>
-          <w:szCs w:val="20"/>
+          <w:sz w:val="28"/>
+          <w:szCs w:val="28"/>
         </w:rPr>
         <w:t xml:space="preserve"> </w:t>
       </w:r>
@@ -985,8 +1047,8 @@
         <w:rPr>
           <w:rStyle w:val="1"/>
           <w:rFonts w:ascii="Times New Roman" w:hAnsi="Times New Roman" w:cs="Times New Roman"/>
-          <w:sz w:val="20"/>
-          <w:szCs w:val="20"/>
+          <w:sz w:val="28"/>
+          <w:szCs w:val="28"/>
         </w:rPr>
         <w:t>є і необхідним, і м</w:t>
       </w:r>
@@ -994,8 +1056,8 @@
         <w:rPr>
           <w:rStyle w:val="1"/>
           <w:rFonts w:ascii="Times New Roman" w:hAnsi="Times New Roman" w:cs="Times New Roman"/>
-          <w:sz w:val="20"/>
-          <w:szCs w:val="20"/>
+          <w:sz w:val="28"/>
+          <w:szCs w:val="28"/>
         </w:rPr>
         <w:t>ожливим. На думку видатного пси</w:t>
       </w:r>
@@ -1003,8 +1065,8 @@
         <w:rPr>
           <w:rStyle w:val="1"/>
           <w:rFonts w:ascii="Times New Roman" w:hAnsi="Times New Roman" w:cs="Times New Roman"/>
-          <w:sz w:val="20"/>
-          <w:szCs w:val="20"/>
+          <w:sz w:val="28"/>
+          <w:szCs w:val="28"/>
         </w:rPr>
         <w:t>холога Л. С. Виготського, навчання веде за собою розвиток,</w:t>
       </w:r>
@@ -1012,8 +1074,8 @@
         <w:rPr>
           <w:rStyle w:val="1"/>
           <w:rFonts w:ascii="Times New Roman" w:hAnsi="Times New Roman" w:cs="Times New Roman"/>
-          <w:sz w:val="20"/>
-          <w:szCs w:val="20"/>
+          <w:sz w:val="28"/>
+          <w:szCs w:val="28"/>
         </w:rPr>
         <w:t xml:space="preserve"> тобто має йти попереду. Воно - </w:t>
       </w:r>
@@ -1021,17 +1083,27 @@
         <w:rPr>
           <w:rStyle w:val="1"/>
           <w:rFonts w:ascii="Times New Roman" w:hAnsi="Times New Roman" w:cs="Times New Roman"/>
-          <w:sz w:val="20"/>
-          <w:szCs w:val="20"/>
-        </w:rPr>
-        <w:t>джерело розвитку, тому дорослий, що навчає дитину чи підлітка, завжди повинен орієнтуватися на «зону найближчого розвитку», тобто на завтрашній рівень</w:t>
-      </w:r>
-      <w:r>
-        <w:rPr>
-          <w:rStyle w:val="1"/>
-          <w:rFonts w:ascii="Times New Roman" w:hAnsi="Times New Roman" w:cs="Times New Roman"/>
-          <w:sz w:val="20"/>
-          <w:szCs w:val="20"/>
+          <w:sz w:val="28"/>
+          <w:szCs w:val="28"/>
+        </w:rPr>
+        <w:t xml:space="preserve">джерело розвитку, тому дорослий, що навчає дитину чи підлітка, завжди повинен орієнтуватися на «зону найближчого розвитку», тобто на </w:t>
+      </w:r>
+      <w:r>
+        <w:rPr>
+          <w:rStyle w:val="1"/>
+          <w:rFonts w:ascii="Times New Roman" w:hAnsi="Times New Roman" w:cs="Times New Roman"/>
+          <w:sz w:val="28"/>
+          <w:szCs w:val="28"/>
+        </w:rPr>
+        <w:lastRenderedPageBreak/>
+        <w:t>завтрашній рівень</w:t>
+      </w:r>
+      <w:r>
+        <w:rPr>
+          <w:rStyle w:val="1"/>
+          <w:rFonts w:ascii="Times New Roman" w:hAnsi="Times New Roman" w:cs="Times New Roman"/>
+          <w:sz w:val="28"/>
+          <w:szCs w:val="28"/>
         </w:rPr>
         <w:t xml:space="preserve"> </w:t>
       </w:r>
@@ -1039,8 +1111,8 @@
         <w:rPr>
           <w:rStyle w:val="1"/>
           <w:rFonts w:ascii="Times New Roman" w:hAnsi="Times New Roman" w:cs="Times New Roman"/>
-          <w:sz w:val="20"/>
-          <w:szCs w:val="20"/>
+          <w:sz w:val="28"/>
+          <w:szCs w:val="28"/>
         </w:rPr>
         <w:t>знань та інтелектуа</w:t>
       </w:r>
@@ -1048,8 +1120,8 @@
         <w:rPr>
           <w:rStyle w:val="1"/>
           <w:rFonts w:ascii="Times New Roman" w:hAnsi="Times New Roman" w:cs="Times New Roman"/>
-          <w:sz w:val="20"/>
-          <w:szCs w:val="20"/>
+          <w:sz w:val="28"/>
+          <w:szCs w:val="28"/>
         </w:rPr>
         <w:t>льних умінь. Мету такого навчання філософ К. Поп</w:t>
       </w:r>
@@ -1057,8 +1129,8 @@
         <w:rPr>
           <w:rStyle w:val="1"/>
           <w:rFonts w:ascii="Times New Roman" w:hAnsi="Times New Roman" w:cs="Times New Roman"/>
-          <w:sz w:val="20"/>
-          <w:szCs w:val="20"/>
+          <w:sz w:val="28"/>
+          <w:szCs w:val="28"/>
         </w:rPr>
         <w:t xml:space="preserve">пер визначив двома словами: «Не зашкодь» </w:t>
       </w:r>
@@ -1066,8 +1138,8 @@
         <w:rPr>
           <w:rStyle w:val="a5"/>
           <w:rFonts w:ascii="Times New Roman" w:hAnsi="Times New Roman" w:cs="Times New Roman"/>
-          <w:sz w:val="20"/>
-          <w:szCs w:val="20"/>
+          <w:sz w:val="28"/>
+          <w:szCs w:val="28"/>
         </w:rPr>
         <w:t>(отже дай молодим те, в</w:t>
       </w:r>
@@ -1075,8 +1147,8 @@
         <w:rPr>
           <w:rStyle w:val="1"/>
           <w:rFonts w:ascii="Times New Roman" w:hAnsi="Times New Roman" w:cs="Times New Roman"/>
-          <w:sz w:val="20"/>
-          <w:szCs w:val="20"/>
+          <w:sz w:val="28"/>
+          <w:szCs w:val="28"/>
         </w:rPr>
         <w:t xml:space="preserve"> чому </w:t>
       </w:r>
@@ -1084,8 +1156,8 @@
         <w:rPr>
           <w:rStyle w:val="a5"/>
           <w:rFonts w:ascii="Times New Roman" w:hAnsi="Times New Roman" w:cs="Times New Roman"/>
-          <w:sz w:val="20"/>
-          <w:szCs w:val="20"/>
+          <w:sz w:val="28"/>
+          <w:szCs w:val="28"/>
         </w:rPr>
         <w:t>вони відчу</w:t>
       </w:r>
@@ -1093,8 +1165,8 @@
         <w:rPr>
           <w:rStyle w:val="a5"/>
           <w:rFonts w:ascii="Times New Roman" w:hAnsi="Times New Roman" w:cs="Times New Roman"/>
-          <w:sz w:val="20"/>
-          <w:szCs w:val="20"/>
+          <w:sz w:val="28"/>
+          <w:szCs w:val="28"/>
         </w:rPr>
         <w:t>вають нагальну потребу, щоб стати незалежними від нас і спроможними робити свій вибір).</w:t>
       </w:r>
@@ -1102,8 +1174,8 @@
         <w:rPr>
           <w:rStyle w:val="1"/>
           <w:rFonts w:ascii="Times New Roman" w:hAnsi="Times New Roman" w:cs="Times New Roman"/>
-          <w:sz w:val="20"/>
-          <w:szCs w:val="20"/>
+          <w:sz w:val="28"/>
+          <w:szCs w:val="28"/>
         </w:rPr>
         <w:t xml:space="preserve"> «Не </w:t>
       </w:r>
@@ -1111,8 +1183,8 @@
         <w:rPr>
           <w:rStyle w:val="a5"/>
           <w:rFonts w:ascii="Times New Roman" w:hAnsi="Times New Roman" w:cs="Times New Roman"/>
-          <w:sz w:val="20"/>
-          <w:szCs w:val="20"/>
+          <w:sz w:val="28"/>
+          <w:szCs w:val="28"/>
         </w:rPr>
         <w:t>так вже важливо вчити дітей,</w:t>
       </w:r>
@@ -1120,8 +1192,8 @@
         <w:rPr>
           <w:rStyle w:val="1"/>
           <w:rFonts w:ascii="Times New Roman" w:hAnsi="Times New Roman" w:cs="Times New Roman"/>
-          <w:sz w:val="20"/>
-          <w:szCs w:val="20"/>
+          <w:sz w:val="28"/>
+          <w:szCs w:val="28"/>
         </w:rPr>
         <w:t xml:space="preserve"> — наголошує К. Роджерс, — </w:t>
       </w:r>
@@ -1129,8 +1201,8 @@
         <w:rPr>
           <w:rStyle w:val="a5"/>
           <w:rFonts w:ascii="Times New Roman" w:hAnsi="Times New Roman" w:cs="Times New Roman"/>
-          <w:sz w:val="20"/>
-          <w:szCs w:val="20"/>
+          <w:sz w:val="28"/>
+          <w:szCs w:val="28"/>
         </w:rPr>
         <w:t xml:space="preserve">як важливо створити ситуацію, в якій дитина просто могла б вчитися сама і робила </w:t>
       </w:r>
@@ -1138,8 +1210,8 @@
         <w:rPr>
           <w:rStyle w:val="a5"/>
           <w:rFonts w:ascii="Times New Roman" w:hAnsi="Times New Roman" w:cs="Times New Roman"/>
-          <w:sz w:val="20"/>
-          <w:szCs w:val="20"/>
+          <w:sz w:val="28"/>
+          <w:szCs w:val="28"/>
         </w:rPr>
         <w:t>б це з задово</w:t>
       </w:r>
@@ -1147,8 +1219,8 @@
         <w:rPr>
           <w:rStyle w:val="a5"/>
           <w:rFonts w:ascii="Times New Roman" w:hAnsi="Times New Roman" w:cs="Times New Roman"/>
-          <w:sz w:val="20"/>
-          <w:szCs w:val="20"/>
+          <w:sz w:val="28"/>
+          <w:szCs w:val="28"/>
         </w:rPr>
         <w:t>ленням».</w:t>
       </w:r>
@@ -1156,8 +1228,8 @@
         <w:rPr>
           <w:rStyle w:val="1"/>
           <w:rFonts w:ascii="Times New Roman" w:hAnsi="Times New Roman" w:cs="Times New Roman"/>
-          <w:sz w:val="20"/>
-          <w:szCs w:val="20"/>
+          <w:sz w:val="28"/>
+          <w:szCs w:val="28"/>
         </w:rPr>
         <w:t xml:space="preserve"> Обов'язковою умовою розвитку підлітків є їхня самостійна робота щодо засвоєння навчального матеріалу. Щоб остання була ефективною, у </w:t>
       </w:r>
@@ -1165,8 +1237,8 @@
         <w:rPr>
           <w:rStyle w:val="1"/>
           <w:rFonts w:ascii="Times New Roman" w:hAnsi="Times New Roman" w:cs="Times New Roman"/>
-          <w:sz w:val="20"/>
-          <w:szCs w:val="20"/>
+          <w:sz w:val="28"/>
+          <w:szCs w:val="28"/>
         </w:rPr>
         <w:t>студентів</w:t>
       </w:r>
@@ -1174,8 +1246,8 @@
         <w:rPr>
           <w:rStyle w:val="1"/>
           <w:rFonts w:ascii="Times New Roman" w:hAnsi="Times New Roman" w:cs="Times New Roman"/>
-          <w:sz w:val="20"/>
-          <w:szCs w:val="20"/>
+          <w:sz w:val="28"/>
+          <w:szCs w:val="28"/>
         </w:rPr>
         <w:t xml:space="preserve"> треба сформувати усталені мотиви діяльності. Головними серед них є пізнавальний інтерес, усвідомлення важливост</w:t>
       </w:r>
@@ -1183,8 +1255,8 @@
         <w:rPr>
           <w:rStyle w:val="1"/>
           <w:rFonts w:ascii="Times New Roman" w:hAnsi="Times New Roman" w:cs="Times New Roman"/>
-          <w:sz w:val="20"/>
-          <w:szCs w:val="20"/>
+          <w:sz w:val="28"/>
+          <w:szCs w:val="28"/>
         </w:rPr>
         <w:t>і, корисності виконуваної роботи</w:t>
       </w:r>
@@ -1192,8 +1264,8 @@
         <w:rPr>
           <w:rStyle w:val="1"/>
           <w:rFonts w:ascii="Times New Roman" w:hAnsi="Times New Roman" w:cs="Times New Roman"/>
-          <w:sz w:val="20"/>
-          <w:szCs w:val="20"/>
+          <w:sz w:val="28"/>
+          <w:szCs w:val="28"/>
         </w:rPr>
         <w:t>.</w:t>
       </w:r>
@@ -1202,22 +1274,22 @@
       <w:pPr>
         <w:pStyle w:val="2"/>
         <w:shd w:val="clear" w:color="auto" w:fill="auto"/>
-        <w:spacing w:after="0" w:line="240" w:lineRule="auto"/>
+        <w:spacing w:after="0" w:line="360" w:lineRule="auto"/>
         <w:ind w:firstLine="709"/>
         <w:jc w:val="both"/>
         <w:rPr>
           <w:rStyle w:val="1"/>
           <w:rFonts w:ascii="Times New Roman" w:hAnsi="Times New Roman" w:cs="Times New Roman"/>
-          <w:sz w:val="20"/>
-          <w:szCs w:val="20"/>
-        </w:rPr>
-      </w:pPr>
-      <w:r>
-        <w:rPr>
-          <w:rStyle w:val="1"/>
-          <w:rFonts w:ascii="Times New Roman" w:hAnsi="Times New Roman" w:cs="Times New Roman"/>
-          <w:sz w:val="20"/>
-          <w:szCs w:val="20"/>
+          <w:sz w:val="28"/>
+          <w:szCs w:val="28"/>
+        </w:rPr>
+      </w:pPr>
+      <w:r>
+        <w:rPr>
+          <w:rStyle w:val="1"/>
+          <w:rFonts w:ascii="Times New Roman" w:hAnsi="Times New Roman" w:cs="Times New Roman"/>
+          <w:sz w:val="28"/>
+          <w:szCs w:val="28"/>
         </w:rPr>
         <w:t>І.</w:t>
       </w:r>
@@ -1225,8 +1297,8 @@
         <w:rPr>
           <w:rStyle w:val="1"/>
           <w:rFonts w:ascii="Times New Roman" w:hAnsi="Times New Roman" w:cs="Times New Roman"/>
-          <w:sz w:val="20"/>
-          <w:szCs w:val="20"/>
+          <w:sz w:val="28"/>
+          <w:szCs w:val="28"/>
         </w:rPr>
         <w:tab/>
         <w:t xml:space="preserve">Дослідження показують, що </w:t>
@@ -1235,8 +1307,8 @@
         <w:rPr>
           <w:rStyle w:val="1"/>
           <w:rFonts w:ascii="Times New Roman" w:hAnsi="Times New Roman" w:cs="Times New Roman"/>
-          <w:sz w:val="20"/>
-          <w:szCs w:val="20"/>
+          <w:sz w:val="28"/>
+          <w:szCs w:val="28"/>
         </w:rPr>
         <w:t>студенти</w:t>
       </w:r>
@@ -1244,8 +1316,8 @@
         <w:rPr>
           <w:rStyle w:val="1"/>
           <w:rFonts w:ascii="Times New Roman" w:hAnsi="Times New Roman" w:cs="Times New Roman"/>
-          <w:sz w:val="20"/>
-          <w:szCs w:val="20"/>
+          <w:sz w:val="28"/>
+          <w:szCs w:val="28"/>
         </w:rPr>
         <w:t xml:space="preserve"> поверхово засвоюють історичний матеріал, якщо їм дається нечітко визначене завдання </w:t>
       </w:r>
@@ -1253,27 +1325,17 @@
         <w:rPr>
           <w:rStyle w:val="a5"/>
           <w:rFonts w:ascii="Times New Roman" w:hAnsi="Times New Roman" w:cs="Times New Roman"/>
-          <w:sz w:val="20"/>
-          <w:szCs w:val="20"/>
-        </w:rPr>
-        <w:t>(наприклад, прочита</w:t>
-      </w:r>
-      <w:r>
-        <w:rPr>
-          <w:rStyle w:val="a5"/>
-          <w:rFonts w:ascii="Times New Roman" w:hAnsi="Times New Roman" w:cs="Times New Roman"/>
-          <w:sz w:val="20"/>
-          <w:szCs w:val="20"/>
-        </w:rPr>
-        <w:lastRenderedPageBreak/>
-        <w:t>ти відповідний параграф підручника).</w:t>
-      </w:r>
-      <w:r>
-        <w:rPr>
-          <w:rStyle w:val="1"/>
-          <w:rFonts w:ascii="Times New Roman" w:hAnsi="Times New Roman" w:cs="Times New Roman"/>
-          <w:sz w:val="20"/>
-          <w:szCs w:val="20"/>
+          <w:sz w:val="28"/>
+          <w:szCs w:val="28"/>
+        </w:rPr>
+        <w:t>(наприклад, прочитати відповідний параграф підручника).</w:t>
+      </w:r>
+      <w:r>
+        <w:rPr>
+          <w:rStyle w:val="1"/>
+          <w:rFonts w:ascii="Times New Roman" w:hAnsi="Times New Roman" w:cs="Times New Roman"/>
+          <w:sz w:val="28"/>
+          <w:szCs w:val="28"/>
         </w:rPr>
         <w:t xml:space="preserve"> Організовуючи самостійну роботу, доцільно спрямувати увагу </w:t>
       </w:r>
@@ -1281,8 +1343,8 @@
         <w:rPr>
           <w:rStyle w:val="1"/>
           <w:rFonts w:ascii="Times New Roman" w:hAnsi="Times New Roman" w:cs="Times New Roman"/>
-          <w:sz w:val="20"/>
-          <w:szCs w:val="20"/>
+          <w:sz w:val="28"/>
+          <w:szCs w:val="28"/>
         </w:rPr>
         <w:t xml:space="preserve">студента </w:t>
       </w:r>
@@ -1290,8 +1352,8 @@
         <w:rPr>
           <w:rStyle w:val="1"/>
           <w:rFonts w:ascii="Times New Roman" w:hAnsi="Times New Roman" w:cs="Times New Roman"/>
-          <w:sz w:val="20"/>
-          <w:szCs w:val="20"/>
+          <w:sz w:val="28"/>
+          <w:szCs w:val="28"/>
         </w:rPr>
         <w:t>на виконання певних логічних операцій. Характер завдань і запитань для с/р ступінь їх складності на різних етапах н</w:t>
       </w:r>
@@ -1299,8 +1361,8 @@
         <w:rPr>
           <w:rStyle w:val="1"/>
           <w:rFonts w:ascii="Times New Roman" w:hAnsi="Times New Roman" w:cs="Times New Roman"/>
-          <w:sz w:val="20"/>
-          <w:szCs w:val="20"/>
+          <w:sz w:val="28"/>
+          <w:szCs w:val="28"/>
         </w:rPr>
         <w:t>авчання повинен змінюватись.</w:t>
       </w:r>
@@ -1309,110 +1371,21 @@
       <w:pPr>
         <w:pStyle w:val="2"/>
         <w:shd w:val="clear" w:color="auto" w:fill="auto"/>
-        <w:spacing w:after="0" w:line="240" w:lineRule="auto"/>
+        <w:spacing w:after="0" w:line="360" w:lineRule="auto"/>
         <w:ind w:firstLine="709"/>
         <w:jc w:val="both"/>
         <w:rPr>
-          <w:rStyle w:val="1"/>
-          <w:rFonts w:ascii="Times New Roman" w:hAnsi="Times New Roman" w:cs="Times New Roman"/>
-          <w:sz w:val="20"/>
-          <w:szCs w:val="20"/>
-        </w:rPr>
-      </w:pPr>
-    </w:p>
-    <w:p>
-      <w:pPr>
-        <w:pStyle w:val="2"/>
-        <w:shd w:val="clear" w:color="auto" w:fill="auto"/>
-        <w:spacing w:after="0" w:line="240" w:lineRule="auto"/>
-        <w:ind w:firstLine="709"/>
-        <w:rPr>
-          <w:rStyle w:val="1"/>
-          <w:rFonts w:ascii="Times New Roman" w:hAnsi="Times New Roman" w:cs="Times New Roman"/>
-          <w:sz w:val="20"/>
-          <w:szCs w:val="20"/>
-          <w:lang w:val="en-US"/>
-        </w:rPr>
-      </w:pPr>
-      <w:r>
-        <w:rPr>
-          <w:noProof/>
-        </w:rPr>
-        <w:object w:dxaOrig="225" w:dyaOrig="225">
-          <v:shapetype id="_x0000_t75" coordsize="21600,21600" o:spt="75" o:preferrelative="t" path="m@4@5l@4@11@9@11@9@5xe" filled="f" stroked="f">
-            <v:stroke joinstyle="miter"/>
-            <v:formulas>
-              <v:f eqn="if lineDrawn pixelLineWidth 0"/>
-              <v:f eqn="sum @0 1 0"/>
-              <v:f eqn="sum 0 0 @1"/>
-              <v:f eqn="prod @2 1 2"/>
-              <v:f eqn="prod @3 21600 pixelWidth"/>
-              <v:f eqn="prod @3 21600 pixelHeight"/>
-              <v:f eqn="sum @0 0 1"/>
-              <v:f eqn="prod @6 1 2"/>
-              <v:f eqn="prod @7 21600 pixelWidth"/>
-              <v:f eqn="sum @8 21600 0"/>
-              <v:f eqn="prod @7 21600 pixelHeight"/>
-              <v:f eqn="sum @10 21600 0"/>
-            </v:formulas>
-            <v:path o:extrusionok="f" gradientshapeok="t" o:connecttype="rect"/>
-            <o:lock v:ext="edit" aspectratio="t"/>
-          </v:shapetype>
-          <v:shape id="_x0000_s1027" type="#_x0000_t75" style="position:absolute;left:0;text-align:left;margin-left:-1.7pt;margin-top:5.55pt;width:243.9pt;height:194.8pt;z-index:251754496;mso-position-horizontal-relative:text;mso-position-vertical-relative:text">
-            <v:imagedata r:id="rId8" o:title=""/>
-            <w10:wrap type="square"/>
-          </v:shape>
-          <o:OLEObject Type="Embed" ProgID="Visio.Drawing.15" ShapeID="_x0000_s1027" DrawAspect="Content" ObjectID="_1447532017" r:id="rId9"/>
-        </w:object>
-      </w:r>
-      <w:r>
-        <w:rPr>
-          <w:rStyle w:val="1"/>
-          <w:rFonts w:ascii="Times New Roman" w:hAnsi="Times New Roman" w:cs="Times New Roman"/>
-          <w:sz w:val="20"/>
-          <w:szCs w:val="20"/>
-          <w:lang w:val="en-US"/>
-        </w:rPr>
-        <w:t>Pic. 1</w:t>
-      </w:r>
-    </w:p>
-    <w:p>
-      <w:pPr>
-        <w:pStyle w:val="2"/>
-        <w:shd w:val="clear" w:color="auto" w:fill="auto"/>
-        <w:spacing w:after="0" w:line="240" w:lineRule="auto"/>
-        <w:ind w:firstLine="709"/>
-        <w:jc w:val="both"/>
-        <w:rPr>
-          <w:rStyle w:val="1"/>
-          <w:rFonts w:ascii="Times New Roman" w:hAnsi="Times New Roman" w:cs="Times New Roman"/>
-          <w:sz w:val="20"/>
-          <w:szCs w:val="20"/>
-          <w:lang w:val="en-US"/>
-        </w:rPr>
-      </w:pPr>
-    </w:p>
-    <w:p>
-      <w:pPr>
-        <w:pStyle w:val="2"/>
-        <w:shd w:val="clear" w:color="auto" w:fill="auto"/>
-        <w:spacing w:after="0" w:line="240" w:lineRule="auto"/>
-        <w:ind w:firstLine="709"/>
-        <w:jc w:val="both"/>
-        <w:rPr>
           <w:rStyle w:val="12pt0ptExact"/>
           <w:rFonts w:ascii="Times New Roman" w:hAnsi="Times New Roman" w:cs="Times New Roman"/>
           <w:spacing w:val="0"/>
-          <w:sz w:val="20"/>
-          <w:szCs w:val="20"/>
-        </w:rPr>
-      </w:pPr>
-      <w:r>
-        <w:rPr>
-          <w:rStyle w:val="1"/>
-          <w:rFonts w:ascii="Times New Roman" w:hAnsi="Times New Roman" w:cs="Times New Roman"/>
-          <w:sz w:val="20"/>
-          <w:szCs w:val="20"/>
+        </w:rPr>
+      </w:pPr>
+      <w:r>
+        <w:rPr>
+          <w:rStyle w:val="1"/>
+          <w:rFonts w:ascii="Times New Roman" w:hAnsi="Times New Roman" w:cs="Times New Roman"/>
+          <w:sz w:val="28"/>
+          <w:szCs w:val="28"/>
         </w:rPr>
         <w:t>Не</w:t>
       </w:r>
@@ -1420,8 +1393,8 @@
         <w:rPr>
           <w:rStyle w:val="1"/>
           <w:rFonts w:ascii="Times New Roman" w:hAnsi="Times New Roman" w:cs="Times New Roman"/>
-          <w:sz w:val="20"/>
-          <w:szCs w:val="20"/>
+          <w:sz w:val="28"/>
+          <w:szCs w:val="28"/>
         </w:rPr>
         <w:t>обхідн</w:t>
       </w:r>
@@ -1429,8 +1402,8 @@
         <w:rPr>
           <w:rStyle w:val="1"/>
           <w:rFonts w:ascii="Times New Roman" w:hAnsi="Times New Roman" w:cs="Times New Roman"/>
-          <w:sz w:val="20"/>
-          <w:szCs w:val="20"/>
+          <w:sz w:val="28"/>
+          <w:szCs w:val="28"/>
         </w:rPr>
         <w:t>а така організація самостійних робіт у сучас</w:t>
       </w:r>
@@ -1438,8 +1411,8 @@
         <w:rPr>
           <w:rStyle w:val="1"/>
           <w:rFonts w:ascii="Times New Roman" w:hAnsi="Times New Roman" w:cs="Times New Roman"/>
-          <w:sz w:val="20"/>
-          <w:szCs w:val="20"/>
+          <w:sz w:val="28"/>
+          <w:szCs w:val="28"/>
         </w:rPr>
         <w:t>ному н</w:t>
       </w:r>
@@ -1447,8 +1420,8 @@
         <w:rPr>
           <w:rStyle w:val="1"/>
           <w:rFonts w:ascii="Times New Roman" w:hAnsi="Times New Roman" w:cs="Times New Roman"/>
-          <w:sz w:val="20"/>
-          <w:szCs w:val="20"/>
+          <w:sz w:val="28"/>
+          <w:szCs w:val="28"/>
         </w:rPr>
         <w:t>авчальному процесі, за якої студенти не</w:t>
       </w:r>
@@ -1456,8 +1429,8 @@
         <w:rPr>
           <w:rStyle w:val="1"/>
           <w:rFonts w:ascii="Times New Roman" w:hAnsi="Times New Roman" w:cs="Times New Roman"/>
-          <w:sz w:val="20"/>
-          <w:szCs w:val="20"/>
+          <w:sz w:val="28"/>
+          <w:szCs w:val="28"/>
         </w:rPr>
         <w:t xml:space="preserve"> тільки засвоюють систему </w:t>
       </w:r>
@@ -1465,8 +1438,8 @@
         <w:rPr>
           <w:rStyle w:val="1"/>
           <w:rFonts w:ascii="Times New Roman" w:hAnsi="Times New Roman" w:cs="Times New Roman"/>
-          <w:sz w:val="20"/>
-          <w:szCs w:val="20"/>
+          <w:sz w:val="28"/>
+          <w:szCs w:val="28"/>
         </w:rPr>
         <w:t>знань, умінь і навичок, визначе</w:t>
       </w:r>
@@ -1474,8 +1447,8 @@
         <w:rPr>
           <w:rStyle w:val="1"/>
           <w:rFonts w:ascii="Times New Roman" w:hAnsi="Times New Roman" w:cs="Times New Roman"/>
-          <w:sz w:val="20"/>
-          <w:szCs w:val="20"/>
+          <w:sz w:val="28"/>
+          <w:szCs w:val="28"/>
         </w:rPr>
         <w:t>них програмою, а</w:t>
       </w:r>
@@ -1483,8 +1456,8 @@
         <w:rPr>
           <w:rStyle w:val="1"/>
           <w:rFonts w:ascii="Times New Roman" w:hAnsi="Times New Roman" w:cs="Times New Roman"/>
-          <w:sz w:val="20"/>
-          <w:szCs w:val="20"/>
+          <w:sz w:val="28"/>
+          <w:szCs w:val="28"/>
         </w:rPr>
         <w:t xml:space="preserve"> й розвивають свої творчі можли</w:t>
       </w:r>
@@ -1492,8 +1465,8 @@
         <w:rPr>
           <w:rStyle w:val="1"/>
           <w:rFonts w:ascii="Times New Roman" w:hAnsi="Times New Roman" w:cs="Times New Roman"/>
-          <w:sz w:val="20"/>
-          <w:szCs w:val="20"/>
+          <w:sz w:val="28"/>
+          <w:szCs w:val="28"/>
         </w:rPr>
         <w:t xml:space="preserve">вості і готуються до безперервної самоосвіти, тобто до систематичного формування навичок </w:t>
       </w:r>
@@ -1501,16 +1474,14 @@
         <w:rPr>
           <w:rStyle w:val="1"/>
           <w:rFonts w:ascii="Times New Roman" w:hAnsi="Times New Roman" w:cs="Times New Roman"/>
-          <w:sz w:val="20"/>
-          <w:szCs w:val="20"/>
+          <w:sz w:val="28"/>
+          <w:szCs w:val="28"/>
         </w:rPr>
         <w:t>культури</w:t>
       </w:r>
       <w:r>
         <w:rPr>
           <w:rFonts w:ascii="Times New Roman" w:hAnsi="Times New Roman" w:cs="Times New Roman"/>
-          <w:sz w:val="20"/>
-          <w:szCs w:val="20"/>
         </w:rPr>
         <w:t xml:space="preserve"> </w:t>
       </w:r>
@@ -1519,8 +1490,6 @@
           <w:rStyle w:val="12pt0ptExact"/>
           <w:rFonts w:ascii="Times New Roman" w:hAnsi="Times New Roman" w:cs="Times New Roman"/>
           <w:spacing w:val="0"/>
-          <w:sz w:val="20"/>
-          <w:szCs w:val="20"/>
         </w:rPr>
         <w:t>розумової праці. Характер запитань і завдань може</w:t>
       </w:r>
@@ -1529,8 +1498,6 @@
           <w:rStyle w:val="12pt0ptExact"/>
           <w:rFonts w:ascii="Times New Roman" w:hAnsi="Times New Roman" w:cs="Times New Roman"/>
           <w:spacing w:val="0"/>
-          <w:sz w:val="20"/>
-          <w:szCs w:val="20"/>
         </w:rPr>
         <w:t xml:space="preserve"> </w:t>
       </w:r>
@@ -1539,8 +1506,6 @@
           <w:rStyle w:val="12pt0ptExact"/>
           <w:rFonts w:ascii="Times New Roman" w:hAnsi="Times New Roman" w:cs="Times New Roman"/>
           <w:spacing w:val="0"/>
-          <w:sz w:val="20"/>
-          <w:szCs w:val="20"/>
         </w:rPr>
         <w:t>бути найрізноманітніший, наприклад:</w:t>
       </w:r>
@@ -1549,8 +1514,6 @@
           <w:rStyle w:val="12pt0ptExact"/>
           <w:rFonts w:ascii="Times New Roman" w:hAnsi="Times New Roman" w:cs="Times New Roman"/>
           <w:spacing w:val="0"/>
-          <w:sz w:val="20"/>
-          <w:szCs w:val="20"/>
         </w:rPr>
         <w:t xml:space="preserve"> </w:t>
       </w:r>
@@ -1563,14 +1526,12 @@
           <w:numId w:val="7"/>
         </w:numPr>
         <w:shd w:val="clear" w:color="auto" w:fill="auto"/>
-        <w:spacing w:after="0" w:line="240" w:lineRule="auto"/>
+        <w:spacing w:after="0" w:line="360" w:lineRule="auto"/>
         <w:jc w:val="both"/>
         <w:rPr>
           <w:rStyle w:val="12pt0ptExact"/>
           <w:rFonts w:ascii="Times New Roman" w:hAnsi="Times New Roman" w:cs="Times New Roman"/>
           <w:spacing w:val="0"/>
-          <w:sz w:val="20"/>
-          <w:szCs w:val="20"/>
         </w:rPr>
       </w:pPr>
       <w:r>
@@ -1578,8 +1539,6 @@
           <w:rStyle w:val="12pt0ptExact"/>
           <w:rFonts w:ascii="Times New Roman" w:hAnsi="Times New Roman" w:cs="Times New Roman"/>
           <w:spacing w:val="0"/>
-          <w:sz w:val="20"/>
-          <w:szCs w:val="20"/>
         </w:rPr>
         <w:t>запитання на відтворення, добір фактів;</w:t>
       </w:r>
@@ -1592,12 +1551,10 @@
           <w:numId w:val="7"/>
         </w:numPr>
         <w:shd w:val="clear" w:color="auto" w:fill="auto"/>
-        <w:spacing w:after="0" w:line="240" w:lineRule="auto"/>
+        <w:spacing w:after="0" w:line="360" w:lineRule="auto"/>
         <w:jc w:val="both"/>
         <w:rPr>
           <w:rFonts w:ascii="Times New Roman" w:hAnsi="Times New Roman" w:cs="Times New Roman"/>
-          <w:sz w:val="20"/>
-          <w:szCs w:val="20"/>
         </w:rPr>
       </w:pPr>
       <w:r>
@@ -1605,8 +1562,6 @@
           <w:rStyle w:val="12pt0ptExact"/>
           <w:rFonts w:ascii="Times New Roman" w:hAnsi="Times New Roman" w:cs="Times New Roman"/>
           <w:spacing w:val="0"/>
-          <w:sz w:val="20"/>
-          <w:szCs w:val="20"/>
         </w:rPr>
         <w:t>запитання, що вимагають розробки історичних фактів, розкриття причиново-наслідкових зв'язків;</w:t>
       </w:r>
@@ -1619,12 +1574,10 @@
           <w:numId w:val="7"/>
         </w:numPr>
         <w:shd w:val="clear" w:color="auto" w:fill="auto"/>
-        <w:spacing w:after="0" w:line="240" w:lineRule="auto"/>
+        <w:spacing w:after="0" w:line="360" w:lineRule="auto"/>
         <w:jc w:val="both"/>
         <w:rPr>
           <w:rFonts w:ascii="Times New Roman" w:hAnsi="Times New Roman" w:cs="Times New Roman"/>
-          <w:sz w:val="20"/>
-          <w:szCs w:val="20"/>
         </w:rPr>
       </w:pPr>
       <w:r>
@@ -1632,8 +1585,6 @@
           <w:rStyle w:val="12pt0ptExact"/>
           <w:rFonts w:ascii="Times New Roman" w:hAnsi="Times New Roman" w:cs="Times New Roman"/>
           <w:spacing w:val="0"/>
-          <w:sz w:val="20"/>
-          <w:szCs w:val="20"/>
         </w:rPr>
         <w:t>запитання, що вимагають узагальнення, систе</w:t>
       </w:r>
@@ -1642,8 +1593,6 @@
           <w:rStyle w:val="12pt0ptExact"/>
           <w:rFonts w:ascii="Times New Roman" w:hAnsi="Times New Roman" w:cs="Times New Roman"/>
           <w:spacing w:val="0"/>
-          <w:sz w:val="20"/>
-          <w:szCs w:val="20"/>
         </w:rPr>
         <w:softHyphen/>
         <w:t>матизації вивчених фактів і явищ;</w:t>
@@ -1657,12 +1606,10 @@
           <w:numId w:val="7"/>
         </w:numPr>
         <w:shd w:val="clear" w:color="auto" w:fill="auto"/>
-        <w:spacing w:after="0" w:line="240" w:lineRule="auto"/>
+        <w:spacing w:after="0" w:line="360" w:lineRule="auto"/>
         <w:jc w:val="both"/>
         <w:rPr>
           <w:rFonts w:ascii="Times New Roman" w:hAnsi="Times New Roman" w:cs="Times New Roman"/>
-          <w:sz w:val="20"/>
-          <w:szCs w:val="20"/>
         </w:rPr>
       </w:pPr>
       <w:r>
@@ -1670,8 +1617,6 @@
           <w:rStyle w:val="12pt0ptExact"/>
           <w:rFonts w:ascii="Times New Roman" w:hAnsi="Times New Roman" w:cs="Times New Roman"/>
           <w:spacing w:val="0"/>
-          <w:sz w:val="20"/>
-          <w:szCs w:val="20"/>
         </w:rPr>
         <w:t>запитання, що вимагають порівняння, зіставлення та доведення;</w:t>
       </w:r>
@@ -1684,14 +1629,12 @@
           <w:numId w:val="8"/>
         </w:numPr>
         <w:shd w:val="clear" w:color="auto" w:fill="auto"/>
-        <w:spacing w:after="0" w:line="240" w:lineRule="auto"/>
+        <w:spacing w:after="0" w:line="360" w:lineRule="auto"/>
         <w:jc w:val="both"/>
         <w:rPr>
           <w:rStyle w:val="12pt0ptExact"/>
           <w:rFonts w:ascii="Times New Roman" w:hAnsi="Times New Roman" w:cs="Times New Roman"/>
           <w:spacing w:val="0"/>
-          <w:sz w:val="20"/>
-          <w:szCs w:val="20"/>
         </w:rPr>
       </w:pPr>
       <w:r>
@@ -1699,8 +1642,6 @@
           <w:rStyle w:val="12pt0ptExact"/>
           <w:rFonts w:ascii="Times New Roman" w:hAnsi="Times New Roman" w:cs="Times New Roman"/>
           <w:spacing w:val="0"/>
-          <w:sz w:val="20"/>
-          <w:szCs w:val="20"/>
         </w:rPr>
         <w:t>запитання, що сприяють визначенню особистого ставлення учнів до фактів історичного минулого і сучасного;</w:t>
       </w:r>
@@ -1713,12 +1654,10 @@
           <w:numId w:val="8"/>
         </w:numPr>
         <w:shd w:val="clear" w:color="auto" w:fill="auto"/>
-        <w:spacing w:after="0" w:line="240" w:lineRule="auto"/>
+        <w:spacing w:after="0" w:line="360" w:lineRule="auto"/>
         <w:jc w:val="both"/>
         <w:rPr>
           <w:rFonts w:ascii="Times New Roman" w:hAnsi="Times New Roman" w:cs="Times New Roman"/>
-          <w:sz w:val="20"/>
-          <w:szCs w:val="20"/>
         </w:rPr>
       </w:pPr>
       <w:r>
@@ -1726,10 +1665,160 @@
           <w:rStyle w:val="12pt0ptExact"/>
           <w:rFonts w:ascii="Times New Roman" w:hAnsi="Times New Roman" w:cs="Times New Roman"/>
           <w:spacing w:val="0"/>
-          <w:sz w:val="20"/>
-          <w:szCs w:val="20"/>
         </w:rPr>
         <w:t>запитання, що вимагають характеристики, оцінки історичних фактів, подій, історичних діячів.</w:t>
+      </w:r>
+    </w:p>
+    <w:p>
+      <w:pPr>
+        <w:pStyle w:val="2"/>
+        <w:shd w:val="clear" w:color="auto" w:fill="auto"/>
+        <w:tabs>
+          <w:tab w:val="right" w:pos="6792"/>
+        </w:tabs>
+        <w:spacing w:after="0" w:line="360" w:lineRule="auto"/>
+        <w:ind w:firstLine="709"/>
+        <w:jc w:val="both"/>
+        <w:rPr>
+          <w:rStyle w:val="12pt0ptExact"/>
+          <w:rFonts w:ascii="Times New Roman" w:hAnsi="Times New Roman" w:cs="Times New Roman"/>
+          <w:spacing w:val="0"/>
+        </w:rPr>
+      </w:pPr>
+      <w:r>
+        <w:rPr>
+          <w:rStyle w:val="12pt0ptExact"/>
+          <w:rFonts w:ascii="Times New Roman" w:hAnsi="Times New Roman" w:cs="Times New Roman"/>
+          <w:spacing w:val="0"/>
+        </w:rPr>
+        <w:t xml:space="preserve">Завдання, побудовані </w:t>
+      </w:r>
+      <w:r>
+        <w:rPr>
+          <w:rStyle w:val="12pt0ptExact"/>
+          <w:rFonts w:ascii="Times New Roman" w:hAnsi="Times New Roman" w:cs="Times New Roman"/>
+          <w:spacing w:val="0"/>
+        </w:rPr>
+        <w:t>на великому за обсягом матеріалі</w:t>
+      </w:r>
+      <w:r>
+        <w:rPr>
+          <w:rStyle w:val="12pt0ptExact"/>
+          <w:rFonts w:ascii="Times New Roman" w:hAnsi="Times New Roman" w:cs="Times New Roman"/>
+          <w:spacing w:val="0"/>
+        </w:rPr>
+        <w:t xml:space="preserve">, вивчення якого потребує багато часу, або на матеріалі, з якого студенти не зможуть вичленити головного, не дають позитивних наслідків. Проте й легкі завдання часто виконуються механічно, </w:t>
+      </w:r>
+      <w:r>
+        <w:rPr>
+          <w:rStyle w:val="12pt0ptExact"/>
+          <w:rFonts w:ascii="Times New Roman" w:hAnsi="Times New Roman" w:cs="Times New Roman"/>
+          <w:spacing w:val="0"/>
+        </w:rPr>
+        <w:lastRenderedPageBreak/>
+        <w:t xml:space="preserve">без особливого розумового напруження. Так 69% студентів повідомили що їм цікаво відповідати на «важкі запитання», на «запитання-загадки». Щоб завдання були посильними й містили певні труднощі, їх необхідно поступово і розумно ускладнювати та індивідуалізувати. </w:t>
+      </w:r>
+      <w:r>
+        <w:rPr>
+          <w:rStyle w:val="12pt0ptExact"/>
+          <w:rFonts w:ascii="Times New Roman" w:hAnsi="Times New Roman" w:cs="Times New Roman"/>
+          <w:spacing w:val="0"/>
+        </w:rPr>
+        <w:t>Це ж стосується і форм роботи.</w:t>
+      </w:r>
+    </w:p>
+    <w:p>
+      <w:pPr>
+        <w:pStyle w:val="2"/>
+        <w:shd w:val="clear" w:color="auto" w:fill="auto"/>
+        <w:tabs>
+          <w:tab w:val="right" w:pos="6792"/>
+        </w:tabs>
+        <w:spacing w:after="0" w:line="360" w:lineRule="auto"/>
+        <w:ind w:firstLine="709"/>
+        <w:jc w:val="both"/>
+        <w:rPr>
+          <w:rStyle w:val="12pt0ptExact"/>
+          <w:rFonts w:ascii="Times New Roman" w:hAnsi="Times New Roman" w:cs="Times New Roman"/>
+          <w:spacing w:val="0"/>
+          <w:kern w:val="28"/>
+        </w:rPr>
+      </w:pPr>
+      <w:r>
+        <w:rPr>
+          <w:rStyle w:val="12pt0ptExact"/>
+          <w:rFonts w:ascii="Times New Roman" w:hAnsi="Times New Roman" w:cs="Times New Roman"/>
+          <w:b/>
+          <w:spacing w:val="0"/>
+        </w:rPr>
+        <w:t xml:space="preserve">Диференціація с/р </w:t>
+      </w:r>
+      <w:r>
+        <w:rPr>
+          <w:rStyle w:val="12pt0ptExact"/>
+          <w:rFonts w:ascii="Times New Roman" w:hAnsi="Times New Roman" w:cs="Times New Roman"/>
+          <w:spacing w:val="0"/>
+        </w:rPr>
+        <w:t>на занятті може</w:t>
+      </w:r>
+      <w:r>
+        <w:rPr>
+          <w:rStyle w:val="12pt0ptExact"/>
+          <w:rFonts w:ascii="Times New Roman" w:hAnsi="Times New Roman" w:cs="Times New Roman"/>
+          <w:spacing w:val="0"/>
+          <w:lang w:val="ru-RU"/>
+        </w:rPr>
+        <w:t xml:space="preserve"> </w:t>
+      </w:r>
+      <w:r>
+        <w:rPr>
+          <w:rStyle w:val="12pt0ptExact"/>
+          <w:rFonts w:ascii="Times New Roman" w:hAnsi="Times New Roman" w:cs="Times New Roman"/>
+          <w:spacing w:val="0"/>
+        </w:rPr>
+        <w:t>приводитесь</w:t>
+      </w:r>
+      <w:r>
+        <w:rPr>
+          <w:rStyle w:val="12pt0ptExact"/>
+          <w:rFonts w:ascii="Times New Roman" w:hAnsi="Times New Roman" w:cs="Times New Roman"/>
+          <w:spacing w:val="0"/>
+          <w:lang w:val="ru-RU"/>
+        </w:rPr>
+        <w:t xml:space="preserve"> </w:t>
+      </w:r>
+      <w:r>
+        <w:rPr>
+          <w:rStyle w:val="12pt0ptExact"/>
+          <w:rFonts w:ascii="Times New Roman" w:hAnsi="Times New Roman" w:cs="Times New Roman"/>
+          <w:spacing w:val="0"/>
+        </w:rPr>
+        <w:t xml:space="preserve">по-різному. При цьому доцільно поділити студентів </w:t>
+      </w:r>
+      <w:r>
+        <w:rPr>
+          <w:rStyle w:val="12pt0ptExact"/>
+          <w:rFonts w:ascii="Times New Roman" w:hAnsi="Times New Roman" w:cs="Times New Roman"/>
+          <w:spacing w:val="0"/>
+        </w:rPr>
+        <w:t>групи</w:t>
+      </w:r>
+      <w:r>
+        <w:rPr>
+          <w:rStyle w:val="12pt0ptExact"/>
+          <w:rFonts w:ascii="Times New Roman" w:hAnsi="Times New Roman" w:cs="Times New Roman"/>
+          <w:spacing w:val="0"/>
+        </w:rPr>
+        <w:t xml:space="preserve"> на певні групи за рівнем їх знань та умінь. Враховуючи психологічні особливості, ми умовно визначили 3 групи студентів які відрізняються різним ступенем готовності до с/р, різним ставленням до навчання та </w:t>
+      </w:r>
+      <w:r>
+        <w:rPr>
+          <w:rStyle w:val="12pt0ptExact"/>
+          <w:rFonts w:ascii="Times New Roman" w:hAnsi="Times New Roman" w:cs="Times New Roman"/>
+          <w:spacing w:val="0"/>
+          <w:kern w:val="28"/>
+        </w:rPr>
+        <w:t>умінням володіти окремими прийомами розумової праці.</w:t>
       </w:r>
     </w:p>
     <w:p>
@@ -1740,151 +1829,124 @@
           <w:tab w:val="right" w:pos="5100"/>
           <w:tab w:val="right" w:pos="6792"/>
         </w:tabs>
-        <w:spacing w:after="0" w:line="240" w:lineRule="auto"/>
+        <w:spacing w:after="0" w:line="360" w:lineRule="auto"/>
         <w:ind w:firstLine="709"/>
         <w:jc w:val="both"/>
         <w:rPr>
           <w:rStyle w:val="12pt0ptExact"/>
           <w:rFonts w:ascii="Times New Roman" w:hAnsi="Times New Roman" w:cs="Times New Roman"/>
+          <w:b/>
           <w:spacing w:val="0"/>
           <w:kern w:val="28"/>
-          <w:sz w:val="20"/>
-          <w:szCs w:val="20"/>
         </w:rPr>
       </w:pPr>
       <w:r>
         <w:rPr>
           <w:rStyle w:val="12pt0ptExact"/>
           <w:rFonts w:ascii="Times New Roman" w:hAnsi="Times New Roman" w:cs="Times New Roman"/>
-          <w:spacing w:val="0"/>
-          <w:sz w:val="20"/>
-          <w:szCs w:val="20"/>
-        </w:rPr>
-        <w:t xml:space="preserve">Завдання, побудовані </w:t>
-      </w:r>
-      <w:r>
+          <w:b/>
+          <w:spacing w:val="0"/>
+          <w:kern w:val="28"/>
+        </w:rPr>
+        <w:t>І група — хочу — можу.</w:t>
+      </w:r>
+    </w:p>
+    <w:p>
+      <w:pPr>
+        <w:pStyle w:val="2"/>
+        <w:shd w:val="clear" w:color="auto" w:fill="auto"/>
+        <w:tabs>
+          <w:tab w:val="right" w:pos="6792"/>
+        </w:tabs>
+        <w:spacing w:after="0" w:line="360" w:lineRule="auto"/>
+        <w:ind w:firstLine="709"/>
+        <w:jc w:val="both"/>
         <w:rPr>
           <w:rStyle w:val="12pt0ptExact"/>
           <w:rFonts w:ascii="Times New Roman" w:hAnsi="Times New Roman" w:cs="Times New Roman"/>
           <w:spacing w:val="0"/>
-          <w:sz w:val="20"/>
-          <w:szCs w:val="20"/>
-        </w:rPr>
-        <w:t>на великому за обсягом матеріалі</w:t>
-      </w:r>
+          <w:kern w:val="28"/>
+        </w:rPr>
+      </w:pPr>
       <w:r>
         <w:rPr>
           <w:rStyle w:val="12pt0ptExact"/>
           <w:rFonts w:ascii="Times New Roman" w:hAnsi="Times New Roman" w:cs="Times New Roman"/>
           <w:spacing w:val="0"/>
-          <w:sz w:val="20"/>
-          <w:szCs w:val="20"/>
-        </w:rPr>
-        <w:t>, вивчення якого потребує багато часу, або на матеріалі, з якого студенти не зможуть вичленити головного, не дають позитивних наслідків. Проте й легкі завдання часто виконуються механічно, без особливого розумового напруження. Так 69% студентів повідомили що їм цікаво відповідати на «важкі запитання», на «запитання-загадки». Щоб завдання були посильними й містили певні труднощі, їх необхідно поступово і розумно ускладнювати та індивідуалізувати. Це ж стосується і форм роботи.</w:t>
+          <w:kern w:val="28"/>
+        </w:rPr>
+        <w:t>Таких близько 30%. Для цієї групи характерні</w:t>
       </w:r>
       <w:r>
         <w:rPr>
           <w:rStyle w:val="12pt0ptExact"/>
           <w:rFonts w:ascii="Times New Roman" w:hAnsi="Times New Roman" w:cs="Times New Roman"/>
           <w:spacing w:val="0"/>
-          <w:sz w:val="20"/>
-          <w:szCs w:val="20"/>
-        </w:rPr>
-        <w:br/>
+          <w:kern w:val="28"/>
+        </w:rPr>
+        <w:t xml:space="preserve"> </w:t>
       </w:r>
       <w:r>
         <w:rPr>
           <w:rStyle w:val="12pt0ptExact"/>
           <w:rFonts w:ascii="Times New Roman" w:hAnsi="Times New Roman" w:cs="Times New Roman"/>
           <w:spacing w:val="0"/>
-          <w:sz w:val="20"/>
-          <w:szCs w:val="20"/>
-        </w:rPr>
-        <w:tab/>
+          <w:kern w:val="28"/>
+        </w:rPr>
+        <w:t xml:space="preserve">такі особливості: </w:t>
       </w:r>
       <w:r>
         <w:rPr>
           <w:rStyle w:val="12pt0ptExact"/>
           <w:rFonts w:ascii="Times New Roman" w:hAnsi="Times New Roman" w:cs="Times New Roman"/>
-          <w:b/>
-          <w:spacing w:val="0"/>
-          <w:sz w:val="20"/>
-          <w:szCs w:val="20"/>
-        </w:rPr>
-        <w:t xml:space="preserve">Диференціація с/р </w:t>
+          <w:spacing w:val="0"/>
+        </w:rPr>
+        <w:t xml:space="preserve">психологічна готовність до виконання с/р. Ця </w:t>
+      </w:r>
+      <w:r>
+        <w:rPr>
+          <w:rStyle w:val="12pt3ptExact"/>
+          <w:rFonts w:ascii="Times New Roman" w:hAnsi="Times New Roman" w:cs="Times New Roman"/>
+          <w:spacing w:val="0"/>
+          <w:sz w:val="28"/>
+          <w:szCs w:val="28"/>
+        </w:rPr>
+        <w:t>студентів володіє</w:t>
       </w:r>
       <w:r>
         <w:rPr>
           <w:rStyle w:val="12pt0ptExact"/>
           <w:rFonts w:ascii="Times New Roman" w:hAnsi="Times New Roman" w:cs="Times New Roman"/>
           <w:spacing w:val="0"/>
-          <w:sz w:val="20"/>
-          <w:szCs w:val="20"/>
-        </w:rPr>
-        <w:t>на занятті може</w:t>
+        </w:rPr>
+        <w:t xml:space="preserve"> певною системою прийомів розумової праці, з інтересом</w:t>
       </w:r>
       <w:r>
         <w:rPr>
           <w:rStyle w:val="12pt0ptExact"/>
           <w:rFonts w:ascii="Times New Roman" w:hAnsi="Times New Roman" w:cs="Times New Roman"/>
           <w:spacing w:val="0"/>
-          <w:sz w:val="20"/>
-          <w:szCs w:val="20"/>
-        </w:rPr>
-        <w:tab/>
-        <w:t>приводитесь</w:t>
+          <w:kern w:val="28"/>
+        </w:rPr>
+        <w:t xml:space="preserve"> ви</w:t>
       </w:r>
       <w:r>
         <w:rPr>
           <w:rStyle w:val="12pt0ptExact"/>
           <w:rFonts w:ascii="Times New Roman" w:hAnsi="Times New Roman" w:cs="Times New Roman"/>
-          <w:b/>
-          <w:spacing w:val="0"/>
-          <w:sz w:val="20"/>
-          <w:szCs w:val="20"/>
-        </w:rPr>
-        <w:br/>
+          <w:spacing w:val="0"/>
+          <w:kern w:val="28"/>
+        </w:rPr>
+        <w:softHyphen/>
+        <w:t>конує</w:t>
       </w:r>
       <w:r>
         <w:rPr>
           <w:rStyle w:val="12pt0ptExact"/>
           <w:rFonts w:ascii="Times New Roman" w:hAnsi="Times New Roman" w:cs="Times New Roman"/>
           <w:spacing w:val="0"/>
-          <w:sz w:val="20"/>
-          <w:szCs w:val="20"/>
-        </w:rPr>
-        <w:t xml:space="preserve">по-різному. При цьому доцільно поділити студентів </w:t>
-      </w:r>
-      <w:r>
-        <w:rPr>
-          <w:rStyle w:val="12pt0ptExact"/>
-          <w:rFonts w:ascii="Times New Roman" w:hAnsi="Times New Roman" w:cs="Times New Roman"/>
-          <w:spacing w:val="0"/>
-          <w:sz w:val="20"/>
-          <w:szCs w:val="20"/>
-        </w:rPr>
-        <w:t>групи</w:t>
-      </w:r>
-      <w:r>
-        <w:rPr>
-          <w:rStyle w:val="12pt0ptExact"/>
-          <w:rFonts w:ascii="Times New Roman" w:hAnsi="Times New Roman" w:cs="Times New Roman"/>
-          <w:spacing w:val="0"/>
-          <w:sz w:val="20"/>
-          <w:szCs w:val="20"/>
-        </w:rPr>
-        <w:t xml:space="preserve"> на певні групи за рівнем їх знань та умінь. Враховуючи психологічні особливості, ми умовно визначили 3 групи студентів які відрізняються різним ступенем готовності до с/р, різним ставленням до навчання та </w:t>
-      </w:r>
-      <w:r>
-        <w:rPr>
-          <w:rStyle w:val="12pt0ptExact"/>
-          <w:rFonts w:ascii="Times New Roman" w:hAnsi="Times New Roman" w:cs="Times New Roman"/>
-          <w:spacing w:val="0"/>
-          <w:kern w:val="28"/>
-          <w:sz w:val="20"/>
-          <w:szCs w:val="20"/>
-        </w:rPr>
-        <w:t>умінням володіти окремими прийомами розумової праці.</w:t>
+        </w:rPr>
+        <w:t xml:space="preserve"> різні завдання с/р, виявляючи при цьому ініціативу і творчість.</w:t>
       </w:r>
     </w:p>
     <w:p>
@@ -1895,7 +1957,7 @@
           <w:tab w:val="right" w:pos="5100"/>
           <w:tab w:val="right" w:pos="6792"/>
         </w:tabs>
-        <w:spacing w:after="0" w:line="240" w:lineRule="auto"/>
+        <w:spacing w:after="0" w:line="360" w:lineRule="auto"/>
         <w:ind w:firstLine="709"/>
         <w:jc w:val="both"/>
         <w:rPr>
@@ -1903,407 +1965,216 @@
           <w:rFonts w:ascii="Times New Roman" w:hAnsi="Times New Roman" w:cs="Times New Roman"/>
           <w:b/>
           <w:spacing w:val="0"/>
-          <w:kern w:val="28"/>
-          <w:sz w:val="20"/>
-          <w:szCs w:val="20"/>
-        </w:rPr>
-      </w:pPr>
+        </w:rPr>
+      </w:pPr>
+      <w:r>
+        <w:rPr>
+          <w:rStyle w:val="140ptExact"/>
+          <w:rFonts w:ascii="Times New Roman" w:hAnsi="Times New Roman" w:cs="Times New Roman"/>
+          <w:spacing w:val="0"/>
+        </w:rPr>
+        <w:t xml:space="preserve">II група </w:t>
+      </w:r>
       <w:r>
         <w:rPr>
           <w:rStyle w:val="12pt0ptExact"/>
           <w:rFonts w:ascii="Times New Roman" w:hAnsi="Times New Roman" w:cs="Times New Roman"/>
           <w:b/>
           <w:spacing w:val="0"/>
-          <w:kern w:val="28"/>
-          <w:sz w:val="20"/>
-          <w:szCs w:val="20"/>
-        </w:rPr>
-        <w:lastRenderedPageBreak/>
-        <w:t>І група — хочу — можу.</w:t>
+        </w:rPr>
+        <w:t>— хочу — не можу.</w:t>
       </w:r>
     </w:p>
     <w:p>
       <w:pPr>
         <w:pStyle w:val="2"/>
         <w:shd w:val="clear" w:color="auto" w:fill="auto"/>
-        <w:tabs>
-          <w:tab w:val="right" w:pos="6792"/>
-        </w:tabs>
-        <w:spacing w:after="0" w:line="240" w:lineRule="auto"/>
+        <w:spacing w:after="0" w:line="360" w:lineRule="auto"/>
         <w:ind w:firstLine="709"/>
         <w:jc w:val="both"/>
         <w:rPr>
+          <w:rFonts w:ascii="Times New Roman" w:hAnsi="Times New Roman" w:cs="Times New Roman"/>
+        </w:rPr>
+      </w:pPr>
+      <w:r>
+        <w:rPr>
+          <w:rFonts w:ascii="Times New Roman" w:hAnsi="Times New Roman" w:cs="Times New Roman"/>
+        </w:rPr>
+        <w:t xml:space="preserve">Таких близько 50%. Студенти цієї групи до навчання </w:t>
+      </w:r>
+      <w:r>
+        <w:rPr>
           <w:rStyle w:val="12pt0ptExact"/>
           <w:rFonts w:ascii="Times New Roman" w:hAnsi="Times New Roman" w:cs="Times New Roman"/>
           <w:spacing w:val="0"/>
-          <w:kern w:val="28"/>
-          <w:sz w:val="20"/>
-          <w:szCs w:val="20"/>
-        </w:rPr>
-      </w:pPr>
+        </w:rPr>
+        <w:t>ставляться в основному сумлінно. Однак «го</w:t>
+      </w:r>
       <w:r>
         <w:rPr>
           <w:rStyle w:val="12pt0ptExact"/>
           <w:rFonts w:ascii="Times New Roman" w:hAnsi="Times New Roman" w:cs="Times New Roman"/>
           <w:spacing w:val="0"/>
-          <w:kern w:val="28"/>
-          <w:sz w:val="20"/>
-          <w:szCs w:val="20"/>
-        </w:rPr>
-        <w:t>Таких близько 30%. Для цієї групи характерні</w:t>
+        </w:rPr>
+        <w:softHyphen/>
+        <w:t>товність» їх до виконання с/р має дещо пасивний ха</w:t>
       </w:r>
       <w:r>
         <w:rPr>
           <w:rStyle w:val="12pt0ptExact"/>
           <w:rFonts w:ascii="Times New Roman" w:hAnsi="Times New Roman" w:cs="Times New Roman"/>
           <w:spacing w:val="0"/>
-          <w:kern w:val="28"/>
-          <w:sz w:val="20"/>
-          <w:szCs w:val="20"/>
-        </w:rPr>
-        <w:t xml:space="preserve"> </w:t>
-      </w:r>
-      <w:r>
-        <w:rPr>
-          <w:rStyle w:val="12pt0ptExact"/>
-          <w:rFonts w:ascii="Times New Roman" w:hAnsi="Times New Roman" w:cs="Times New Roman"/>
-          <w:spacing w:val="0"/>
-          <w:kern w:val="28"/>
-          <w:sz w:val="20"/>
-          <w:szCs w:val="20"/>
-        </w:rPr>
-        <w:t xml:space="preserve">такі особливості: </w:t>
-      </w:r>
-      <w:r>
-        <w:rPr>
-          <w:rStyle w:val="12pt0ptExact"/>
-          <w:rFonts w:ascii="Times New Roman" w:hAnsi="Times New Roman" w:cs="Times New Roman"/>
-          <w:spacing w:val="0"/>
-          <w:sz w:val="20"/>
-          <w:szCs w:val="20"/>
-        </w:rPr>
-        <w:t xml:space="preserve">психологічна готовність до виконання с/р. Ця </w:t>
-      </w:r>
-      <w:r>
-        <w:rPr>
-          <w:rStyle w:val="12pt3ptExact"/>
-          <w:rFonts w:ascii="Times New Roman" w:hAnsi="Times New Roman" w:cs="Times New Roman"/>
-          <w:spacing w:val="0"/>
-          <w:sz w:val="20"/>
-          <w:szCs w:val="20"/>
-        </w:rPr>
-        <w:t>студентів володіє</w:t>
-      </w:r>
-      <w:r>
-        <w:rPr>
-          <w:rStyle w:val="12pt0ptExact"/>
-          <w:rFonts w:ascii="Times New Roman" w:hAnsi="Times New Roman" w:cs="Times New Roman"/>
-          <w:spacing w:val="0"/>
-          <w:sz w:val="20"/>
-          <w:szCs w:val="20"/>
-        </w:rPr>
-        <w:t xml:space="preserve"> певною системою прийомів розумової праці, з інтересом</w:t>
-      </w:r>
-      <w:r>
-        <w:rPr>
-          <w:rStyle w:val="12pt0ptExact"/>
-          <w:rFonts w:ascii="Times New Roman" w:hAnsi="Times New Roman" w:cs="Times New Roman"/>
-          <w:spacing w:val="0"/>
-          <w:kern w:val="28"/>
-          <w:sz w:val="20"/>
-          <w:szCs w:val="20"/>
-        </w:rPr>
-        <w:t xml:space="preserve"> ви</w:t>
-      </w:r>
-      <w:r>
-        <w:rPr>
-          <w:rStyle w:val="12pt0ptExact"/>
-          <w:rFonts w:ascii="Times New Roman" w:hAnsi="Times New Roman" w:cs="Times New Roman"/>
-          <w:spacing w:val="0"/>
-          <w:kern w:val="28"/>
-          <w:sz w:val="20"/>
-          <w:szCs w:val="20"/>
         </w:rPr>
         <w:softHyphen/>
-        <w:t>конує</w:t>
-      </w:r>
-      <w:r>
-        <w:rPr>
-          <w:rStyle w:val="12pt0ptExact"/>
-          <w:rFonts w:ascii="Times New Roman" w:hAnsi="Times New Roman" w:cs="Times New Roman"/>
-          <w:spacing w:val="0"/>
-          <w:sz w:val="20"/>
-          <w:szCs w:val="20"/>
-        </w:rPr>
-        <w:t xml:space="preserve"> різні завдання с/р, виявляючи при цьому ініціативу і творчість.</w:t>
+        <w:t>рактер у зв'язку з невпевненістю у своїх знаннях та відсутністю сталих умінь і навичок с/р.</w:t>
       </w:r>
     </w:p>
     <w:p>
       <w:pPr>
+        <w:pStyle w:val="140"/>
+        <w:shd w:val="clear" w:color="auto" w:fill="auto"/>
+        <w:spacing w:after="17" w:line="360" w:lineRule="auto"/>
+        <w:ind w:firstLine="709"/>
+        <w:jc w:val="both"/>
+        <w:rPr>
+          <w:rFonts w:ascii="Times New Roman" w:hAnsi="Times New Roman" w:cs="Times New Roman"/>
+        </w:rPr>
+      </w:pPr>
+      <w:r>
+        <w:rPr>
+          <w:rStyle w:val="140ptExact"/>
+          <w:rFonts w:ascii="Times New Roman" w:hAnsi="Times New Roman" w:cs="Times New Roman"/>
+          <w:b/>
+          <w:bCs/>
+          <w:spacing w:val="0"/>
+        </w:rPr>
+        <w:t>III група — не, хочу — не можу.</w:t>
+      </w:r>
+    </w:p>
+    <w:p>
+      <w:pPr>
         <w:pStyle w:val="2"/>
         <w:shd w:val="clear" w:color="auto" w:fill="auto"/>
-        <w:tabs>
-          <w:tab w:val="right" w:pos="5100"/>
-          <w:tab w:val="right" w:pos="6792"/>
-        </w:tabs>
-        <w:spacing w:after="0" w:line="240" w:lineRule="auto"/>
+        <w:spacing w:after="72" w:line="360" w:lineRule="auto"/>
         <w:ind w:firstLine="709"/>
         <w:jc w:val="both"/>
         <w:rPr>
+          <w:rFonts w:ascii="Times New Roman" w:hAnsi="Times New Roman" w:cs="Times New Roman"/>
+        </w:rPr>
+      </w:pPr>
+      <w:r>
+        <w:rPr>
           <w:rStyle w:val="12pt0ptExact"/>
           <w:rFonts w:ascii="Times New Roman" w:hAnsi="Times New Roman" w:cs="Times New Roman"/>
-          <w:b/>
-          <w:spacing w:val="0"/>
-          <w:sz w:val="20"/>
-          <w:szCs w:val="20"/>
-        </w:rPr>
-      </w:pPr>
-      <w:r>
-        <w:rPr>
-          <w:rStyle w:val="140ptExact"/>
-          <w:rFonts w:ascii="Times New Roman" w:hAnsi="Times New Roman" w:cs="Times New Roman"/>
-          <w:spacing w:val="0"/>
-          <w:sz w:val="20"/>
-          <w:szCs w:val="20"/>
-        </w:rPr>
-        <w:t xml:space="preserve">II група </w:t>
+          <w:spacing w:val="0"/>
+        </w:rPr>
+        <w:t xml:space="preserve">Таких студентів до 20%. Ці студенти негативно ставляться до навчання, хоч усвідомлюють, </w:t>
+      </w:r>
+      <w:r>
+        <w:rPr>
+          <w:rStyle w:val="12pt-1ptExact"/>
+          <w:rFonts w:ascii="Times New Roman" w:hAnsi="Times New Roman" w:cs="Times New Roman"/>
+          <w:i w:val="0"/>
+          <w:spacing w:val="0"/>
+          <w:sz w:val="28"/>
+          <w:szCs w:val="28"/>
+        </w:rPr>
+        <w:t xml:space="preserve">що технікум закінчити </w:t>
       </w:r>
       <w:r>
         <w:rPr>
           <w:rStyle w:val="12pt0ptExact"/>
           <w:rFonts w:ascii="Times New Roman" w:hAnsi="Times New Roman" w:cs="Times New Roman"/>
-          <w:b/>
-          <w:spacing w:val="0"/>
-          <w:sz w:val="20"/>
-          <w:szCs w:val="20"/>
-        </w:rPr>
-        <w:t>— хочу — не можу.</w:t>
+          <w:spacing w:val="0"/>
+        </w:rPr>
+        <w:t>треба. Відсутні бажання й інтерес працювати</w:t>
       </w:r>
     </w:p>
     <w:p>
       <w:pPr>
         <w:pStyle w:val="2"/>
         <w:shd w:val="clear" w:color="auto" w:fill="auto"/>
-        <w:spacing w:after="0" w:line="240" w:lineRule="auto"/>
+        <w:spacing w:after="0" w:line="360" w:lineRule="auto"/>
         <w:ind w:firstLine="709"/>
         <w:jc w:val="both"/>
         <w:rPr>
-          <w:rFonts w:ascii="Times New Roman" w:hAnsi="Times New Roman" w:cs="Times New Roman"/>
-          <w:sz w:val="20"/>
-          <w:szCs w:val="20"/>
-        </w:rPr>
-      </w:pPr>
-      <w:r>
-        <w:rPr>
-          <w:rFonts w:ascii="Times New Roman" w:hAnsi="Times New Roman" w:cs="Times New Roman"/>
-          <w:sz w:val="20"/>
-          <w:szCs w:val="20"/>
-        </w:rPr>
-        <w:t xml:space="preserve">Таких близько 50%. Студенти цієї групи до навчання </w:t>
-      </w:r>
-      <w:r>
-        <w:rPr>
           <w:rStyle w:val="12pt0ptExact"/>
           <w:rFonts w:ascii="Times New Roman" w:hAnsi="Times New Roman" w:cs="Times New Roman"/>
           <w:spacing w:val="0"/>
-          <w:sz w:val="20"/>
-          <w:szCs w:val="20"/>
-        </w:rPr>
-        <w:t>ставляться в основному сумлінно. Однак «го</w:t>
-      </w:r>
+        </w:rPr>
+      </w:pPr>
       <w:r>
         <w:rPr>
           <w:rStyle w:val="12pt0ptExact"/>
           <w:rFonts w:ascii="Times New Roman" w:hAnsi="Times New Roman" w:cs="Times New Roman"/>
           <w:spacing w:val="0"/>
-          <w:sz w:val="20"/>
-          <w:szCs w:val="20"/>
-        </w:rPr>
-        <w:softHyphen/>
-        <w:t>товність» їх до виконання с/р має дещо пасивний ха</w:t>
-      </w:r>
-      <w:r>
-        <w:rPr>
-          <w:rStyle w:val="12pt0ptExact"/>
-          <w:rFonts w:ascii="Times New Roman" w:hAnsi="Times New Roman" w:cs="Times New Roman"/>
-          <w:spacing w:val="0"/>
-          <w:sz w:val="20"/>
-          <w:szCs w:val="20"/>
-        </w:rPr>
-        <w:softHyphen/>
-        <w:t>рактер у зв'язку з невпевненістю у своїх знаннях та відсутністю сталих умінь і навичок с/р.</w:t>
+        </w:rPr>
+        <w:t xml:space="preserve">самостійно, бо усвідомлення власних прогалин у знаннях породжує невпевненість і пасивність. Диференціація завдань має сприяти не. тільки підвищенню якості знань і вмінь кожного студента, а й поступовому переходові його з однієї групи до іншої. Такий підхід забезпечить послідовний розвиток особистості і пізнавальних здібностей кожного студента </w:t>
       </w:r>
     </w:p>
     <w:p>
       <w:pPr>
-        <w:pStyle w:val="140"/>
-        <w:shd w:val="clear" w:color="auto" w:fill="auto"/>
-        <w:spacing w:after="17" w:line="240" w:lineRule="auto"/>
-        <w:ind w:firstLine="709"/>
-        <w:rPr>
-          <w:rFonts w:ascii="Times New Roman" w:hAnsi="Times New Roman" w:cs="Times New Roman"/>
-          <w:sz w:val="20"/>
-          <w:szCs w:val="20"/>
-        </w:rPr>
-      </w:pPr>
-      <w:r>
-        <w:rPr>
-          <w:rStyle w:val="140ptExact"/>
-          <w:rFonts w:ascii="Times New Roman" w:hAnsi="Times New Roman" w:cs="Times New Roman"/>
-          <w:b/>
-          <w:bCs/>
-          <w:spacing w:val="0"/>
-          <w:sz w:val="20"/>
-          <w:szCs w:val="20"/>
-        </w:rPr>
-        <w:t>III група — не, хочу — не можу.</w:t>
-      </w:r>
-    </w:p>
-    <w:p>
-      <w:pPr>
         <w:pStyle w:val="2"/>
         <w:shd w:val="clear" w:color="auto" w:fill="auto"/>
-        <w:spacing w:after="72" w:line="240" w:lineRule="auto"/>
-        <w:ind w:firstLine="709"/>
-        <w:rPr>
-          <w:rFonts w:ascii="Times New Roman" w:hAnsi="Times New Roman" w:cs="Times New Roman"/>
-          <w:sz w:val="20"/>
-          <w:szCs w:val="20"/>
-        </w:rPr>
-      </w:pPr>
-      <w:r>
-        <w:rPr>
-          <w:rStyle w:val="12pt0ptExact"/>
-          <w:rFonts w:ascii="Times New Roman" w:hAnsi="Times New Roman" w:cs="Times New Roman"/>
-          <w:spacing w:val="0"/>
-          <w:sz w:val="20"/>
-          <w:szCs w:val="20"/>
-        </w:rPr>
-        <w:t xml:space="preserve">Таких студентів до 20%. Ці студенти негативно ставляться до навчання, хоч усвідомлюють, </w:t>
-      </w:r>
-      <w:r>
-        <w:rPr>
-          <w:rStyle w:val="12pt-1ptExact"/>
-          <w:rFonts w:ascii="Times New Roman" w:hAnsi="Times New Roman" w:cs="Times New Roman"/>
-          <w:i w:val="0"/>
-          <w:spacing w:val="0"/>
-          <w:sz w:val="20"/>
-          <w:szCs w:val="20"/>
-        </w:rPr>
-        <w:t xml:space="preserve">що технікум закінчити </w:t>
-      </w:r>
-      <w:r>
-        <w:rPr>
-          <w:rStyle w:val="12pt0ptExact"/>
-          <w:rFonts w:ascii="Times New Roman" w:hAnsi="Times New Roman" w:cs="Times New Roman"/>
-          <w:spacing w:val="0"/>
-          <w:sz w:val="20"/>
-          <w:szCs w:val="20"/>
-        </w:rPr>
-        <w:t>треба. Відсутні бажання й інтерес працювати</w:t>
-      </w:r>
-    </w:p>
-    <w:p>
-      <w:pPr>
-        <w:pStyle w:val="2"/>
-        <w:shd w:val="clear" w:color="auto" w:fill="auto"/>
-        <w:spacing w:after="0" w:line="240" w:lineRule="auto"/>
+        <w:spacing w:after="0" w:line="360" w:lineRule="auto"/>
         <w:ind w:firstLine="709"/>
         <w:jc w:val="both"/>
         <w:rPr>
           <w:rStyle w:val="12pt0ptExact"/>
           <w:rFonts w:ascii="Times New Roman" w:hAnsi="Times New Roman" w:cs="Times New Roman"/>
           <w:spacing w:val="0"/>
-          <w:sz w:val="20"/>
-          <w:szCs w:val="20"/>
         </w:rPr>
       </w:pPr>
       <w:r>
         <w:rPr>
           <w:rStyle w:val="12pt0ptExact"/>
           <w:rFonts w:ascii="Times New Roman" w:hAnsi="Times New Roman" w:cs="Times New Roman"/>
-          <w:spacing w:val="0"/>
-          <w:sz w:val="20"/>
-          <w:szCs w:val="20"/>
-        </w:rPr>
-        <w:t xml:space="preserve">самостійно, бо усвідомлення власних прогалин у знаннях породжує невпевненість і пасивність. Диференціація завдань має сприяти не. тільки підвищенню якості знань і вмінь кожного студента, а й поступовому переходові його з однієї групи до іншої. Такий підхід забезпечить послідовний розвиток особистості і пізнавальних здібностей кожного студента </w:t>
-      </w:r>
-    </w:p>
-    <w:p>
-      <w:pPr>
-        <w:pStyle w:val="2"/>
-        <w:shd w:val="clear" w:color="auto" w:fill="auto"/>
-        <w:spacing w:after="0" w:line="240" w:lineRule="auto"/>
-        <w:ind w:firstLine="709"/>
-        <w:jc w:val="both"/>
+          <w:b/>
+          <w:spacing w:val="0"/>
+        </w:rPr>
+        <w:t>ІІ. Викладач повинен готувати студентів до виконання с/р</w:t>
+      </w:r>
+      <w:r>
         <w:rPr>
           <w:rStyle w:val="12pt0ptExact"/>
           <w:rFonts w:ascii="Times New Roman" w:hAnsi="Times New Roman" w:cs="Times New Roman"/>
           <w:spacing w:val="0"/>
-          <w:sz w:val="20"/>
-          <w:szCs w:val="20"/>
-        </w:rPr>
-      </w:pPr>
+        </w:rPr>
+        <w:t xml:space="preserve">. Відомо, що процес розв’язання проблеми значно прискорюється, коли дослідник студент не оперує методом «спроб і помилок», а керується певними правилами, алгоритмами діяльності. Звичайно, не існує універсального алгоритму для аналізу будь-яких проблем, але </w:t>
+      </w:r>
+      <w:r>
+        <w:rPr>
+          <w:rStyle w:val="12pt-1ptExact"/>
+          <w:rFonts w:ascii="Times New Roman" w:hAnsi="Times New Roman" w:cs="Times New Roman"/>
+          <w:i w:val="0"/>
+          <w:spacing w:val="0"/>
+          <w:sz w:val="28"/>
+          <w:szCs w:val="28"/>
+        </w:rPr>
+        <w:t>викладач</w:t>
+      </w:r>
       <w:r>
         <w:rPr>
           <w:rStyle w:val="12pt0ptExact"/>
           <w:rFonts w:ascii="Times New Roman" w:hAnsi="Times New Roman" w:cs="Times New Roman"/>
+          <w:spacing w:val="0"/>
+        </w:rPr>
+        <w:t xml:space="preserve"> повинен формувати уміння знаходити раціональні підходи, уникати втрат часу. Для цього дітям пропонується використовувати в роботі такий </w:t>
+      </w:r>
+      <w:r>
+        <w:rPr>
+          <w:rStyle w:val="12pt0ptExact"/>
+          <w:rFonts w:ascii="Times New Roman" w:hAnsi="Times New Roman" w:cs="Times New Roman"/>
           <w:b/>
           <w:spacing w:val="0"/>
-          <w:sz w:val="20"/>
-          <w:szCs w:val="20"/>
-        </w:rPr>
-        <w:t>ІІ. Викладач повинен готувати студентів до виконання с/р</w:t>
+        </w:rPr>
+        <w:t>алгоритм</w:t>
       </w:r>
       <w:r>
         <w:rPr>
           <w:rStyle w:val="12pt0ptExact"/>
           <w:rFonts w:ascii="Times New Roman" w:hAnsi="Times New Roman" w:cs="Times New Roman"/>
           <w:spacing w:val="0"/>
-          <w:sz w:val="20"/>
-          <w:szCs w:val="20"/>
-        </w:rPr>
-        <w:t xml:space="preserve">. Відомо, що процес розв’язання проблеми значно прискорюється, коли дослідник студент не оперує методом «спроб і помилок», а керується певними правилами, алгоритмами діяльності. Звичайно, не існує універсального алгоритму для аналізу будь-яких проблем, але </w:t>
-      </w:r>
-      <w:r>
-        <w:rPr>
-          <w:rStyle w:val="12pt-1ptExact"/>
-          <w:rFonts w:ascii="Times New Roman" w:hAnsi="Times New Roman" w:cs="Times New Roman"/>
-          <w:i w:val="0"/>
-          <w:spacing w:val="0"/>
-          <w:sz w:val="20"/>
-          <w:szCs w:val="20"/>
-        </w:rPr>
-        <w:t>викладач</w:t>
-      </w:r>
-      <w:r>
-        <w:rPr>
-          <w:rStyle w:val="12pt0ptExact"/>
-          <w:rFonts w:ascii="Times New Roman" w:hAnsi="Times New Roman" w:cs="Times New Roman"/>
-          <w:spacing w:val="0"/>
-          <w:sz w:val="20"/>
-          <w:szCs w:val="20"/>
-        </w:rPr>
-        <w:t xml:space="preserve"> повинен формувати уміння знаходити раціональні підходи, уникати втрат часу. Для цього дітям пропонується використовувати в роботі такий </w:t>
-      </w:r>
-      <w:r>
-        <w:rPr>
-          <w:rStyle w:val="12pt0ptExact"/>
-          <w:rFonts w:ascii="Times New Roman" w:hAnsi="Times New Roman" w:cs="Times New Roman"/>
-          <w:b/>
-          <w:spacing w:val="0"/>
-          <w:sz w:val="20"/>
-          <w:szCs w:val="20"/>
-        </w:rPr>
-        <w:t>алгоритм</w:t>
-      </w:r>
-      <w:r>
-        <w:rPr>
-          <w:rStyle w:val="12pt0ptExact"/>
-          <w:rFonts w:ascii="Times New Roman" w:hAnsi="Times New Roman" w:cs="Times New Roman"/>
-          <w:spacing w:val="0"/>
-          <w:sz w:val="20"/>
-          <w:szCs w:val="20"/>
         </w:rPr>
         <w:t xml:space="preserve">: </w:t>
       </w:r>
@@ -2316,14 +2187,12 @@
           <w:numId w:val="3"/>
         </w:numPr>
         <w:shd w:val="clear" w:color="auto" w:fill="auto"/>
-        <w:spacing w:after="0" w:line="240" w:lineRule="auto"/>
+        <w:spacing w:after="0" w:line="360" w:lineRule="auto"/>
         <w:jc w:val="both"/>
         <w:rPr>
           <w:rStyle w:val="12pt0ptExact"/>
           <w:rFonts w:ascii="Times New Roman" w:hAnsi="Times New Roman" w:cs="Times New Roman"/>
           <w:spacing w:val="0"/>
-          <w:sz w:val="20"/>
-          <w:szCs w:val="20"/>
         </w:rPr>
       </w:pPr>
       <w:r>
@@ -2331,9 +2200,8 @@
           <w:rStyle w:val="12pt0ptExact"/>
           <w:rFonts w:ascii="Times New Roman" w:hAnsi="Times New Roman" w:cs="Times New Roman"/>
           <w:spacing w:val="0"/>
-          <w:sz w:val="20"/>
-          <w:szCs w:val="20"/>
-        </w:rPr>
+        </w:rPr>
+        <w:lastRenderedPageBreak/>
         <w:t xml:space="preserve">Уважно проаналізуй умови завдання, чітко визнач, що треба знайти, порівняти, встановити, довести. </w:t>
       </w:r>
     </w:p>
@@ -2345,14 +2213,12 @@
           <w:numId w:val="3"/>
         </w:numPr>
         <w:shd w:val="clear" w:color="auto" w:fill="auto"/>
-        <w:spacing w:after="0" w:line="240" w:lineRule="auto"/>
+        <w:spacing w:after="0" w:line="360" w:lineRule="auto"/>
         <w:jc w:val="both"/>
         <w:rPr>
           <w:rStyle w:val="12pt0ptExact"/>
           <w:rFonts w:ascii="Times New Roman" w:hAnsi="Times New Roman" w:cs="Times New Roman"/>
           <w:spacing w:val="0"/>
-          <w:sz w:val="20"/>
-          <w:szCs w:val="20"/>
         </w:rPr>
       </w:pPr>
       <w:r>
@@ -2360,8 +2226,6 @@
           <w:rStyle w:val="12pt0ptExact"/>
           <w:rFonts w:ascii="Times New Roman" w:hAnsi="Times New Roman" w:cs="Times New Roman"/>
           <w:spacing w:val="0"/>
-          <w:sz w:val="20"/>
-          <w:szCs w:val="20"/>
         </w:rPr>
         <w:t xml:space="preserve">З'ясуй, що треба мати для того, щоб дістати відповіді на поставлені питання. </w:t>
       </w:r>
@@ -2374,14 +2238,12 @@
           <w:numId w:val="3"/>
         </w:numPr>
         <w:shd w:val="clear" w:color="auto" w:fill="auto"/>
-        <w:spacing w:after="0" w:line="240" w:lineRule="auto"/>
+        <w:spacing w:after="0" w:line="360" w:lineRule="auto"/>
         <w:jc w:val="both"/>
         <w:rPr>
           <w:rStyle w:val="12pt0ptExact"/>
           <w:rFonts w:ascii="Times New Roman" w:hAnsi="Times New Roman" w:cs="Times New Roman"/>
           <w:spacing w:val="0"/>
-          <w:sz w:val="20"/>
-          <w:szCs w:val="20"/>
         </w:rPr>
       </w:pPr>
       <w:r>
@@ -2389,8 +2251,6 @@
           <w:rStyle w:val="12pt0ptExact"/>
           <w:rFonts w:ascii="Times New Roman" w:hAnsi="Times New Roman" w:cs="Times New Roman"/>
           <w:spacing w:val="0"/>
-          <w:sz w:val="20"/>
-          <w:szCs w:val="20"/>
         </w:rPr>
         <w:t xml:space="preserve">Визнач можливі шляхи одержання відсутніх даних. </w:t>
       </w:r>
@@ -2403,14 +2263,12 @@
           <w:numId w:val="3"/>
         </w:numPr>
         <w:shd w:val="clear" w:color="auto" w:fill="auto"/>
-        <w:spacing w:after="0" w:line="240" w:lineRule="auto"/>
+        <w:spacing w:after="0" w:line="360" w:lineRule="auto"/>
         <w:jc w:val="both"/>
         <w:rPr>
           <w:rStyle w:val="12pt0ptExact"/>
           <w:rFonts w:ascii="Times New Roman" w:hAnsi="Times New Roman" w:cs="Times New Roman"/>
           <w:spacing w:val="0"/>
-          <w:sz w:val="20"/>
-          <w:szCs w:val="20"/>
         </w:rPr>
       </w:pPr>
       <w:r>
@@ -2418,8 +2276,6 @@
           <w:rStyle w:val="12pt0ptExact"/>
           <w:rFonts w:ascii="Times New Roman" w:hAnsi="Times New Roman" w:cs="Times New Roman"/>
           <w:spacing w:val="0"/>
-          <w:sz w:val="20"/>
-          <w:szCs w:val="20"/>
         </w:rPr>
         <w:t>Накресли послідовні «Кроки» розв'язання завдання, поетапно реалізуй їх.</w:t>
       </w:r>
@@ -2432,14 +2288,12 @@
           <w:numId w:val="3"/>
         </w:numPr>
         <w:shd w:val="clear" w:color="auto" w:fill="auto"/>
-        <w:spacing w:after="0" w:line="240" w:lineRule="auto"/>
+        <w:spacing w:after="0" w:line="360" w:lineRule="auto"/>
         <w:jc w:val="both"/>
         <w:rPr>
           <w:rStyle w:val="12pt0ptExact"/>
           <w:rFonts w:ascii="Times New Roman" w:hAnsi="Times New Roman" w:cs="Times New Roman"/>
           <w:spacing w:val="0"/>
-          <w:sz w:val="20"/>
-          <w:szCs w:val="20"/>
         </w:rPr>
       </w:pPr>
       <w:r>
@@ -2447,27 +2301,21 @@
           <w:rStyle w:val="12pt0ptExact"/>
           <w:rFonts w:ascii="Times New Roman" w:hAnsi="Times New Roman" w:cs="Times New Roman"/>
           <w:spacing w:val="0"/>
-          <w:sz w:val="20"/>
-          <w:szCs w:val="20"/>
         </w:rPr>
         <w:t xml:space="preserve"> Перевір правильність знайденого рішення. </w:t>
       </w:r>
     </w:p>
     <w:p>
       <w:pPr>
+        <w:spacing w:line="360" w:lineRule="auto"/>
         <w:ind w:firstLine="709"/>
-        <w:rPr>
-          <w:sz w:val="20"/>
-          <w:szCs w:val="20"/>
-        </w:rPr>
+        <w:jc w:val="both"/>
       </w:pPr>
       <w:r>
         <w:rPr>
           <w:rStyle w:val="12pt0ptExact"/>
           <w:rFonts w:ascii="Times New Roman" w:hAnsi="Times New Roman" w:cs="Times New Roman"/>
           <w:spacing w:val="0"/>
-          <w:sz w:val="20"/>
-          <w:szCs w:val="20"/>
         </w:rPr>
         <w:t xml:space="preserve">Такий «загальний метод» розв'язання проблем дає змогу ефективно управляти інтелектуальним розвитком кожного студента. В разі виникнення у </w:t>
       </w:r>
@@ -2477,8 +2325,8 @@
           <w:rFonts w:ascii="Times New Roman" w:hAnsi="Times New Roman" w:cs="Times New Roman"/>
           <w:i w:val="0"/>
           <w:spacing w:val="0"/>
-          <w:sz w:val="20"/>
-          <w:szCs w:val="20"/>
+          <w:sz w:val="28"/>
+          <w:szCs w:val="28"/>
         </w:rPr>
         <w:t>студентів</w:t>
       </w:r>
@@ -2487,8 +2335,6 @@
           <w:rStyle w:val="12pt0ptExact"/>
           <w:rFonts w:ascii="Times New Roman" w:hAnsi="Times New Roman" w:cs="Times New Roman"/>
           <w:spacing w:val="0"/>
-          <w:sz w:val="20"/>
-          <w:szCs w:val="20"/>
         </w:rPr>
         <w:t xml:space="preserve"> серйозних ускладнень у роботі викладач завжди може надати диференційовану допомогу: порадити звернутися до інформаційного матеріалу (довідника, підручника, словника), згадати про колись пережиті ситуації, схожі завдання. </w:t>
       </w:r>
@@ -2498,8 +2344,6 @@
           <w:rFonts w:ascii="Times New Roman" w:hAnsi="Times New Roman" w:cs="Times New Roman"/>
           <w:b/>
           <w:spacing w:val="0"/>
-          <w:sz w:val="20"/>
-          <w:szCs w:val="20"/>
         </w:rPr>
         <w:t>Проте ніж не варто підказувати готові шляхи розв'язання!</w:t>
       </w:r>
@@ -2508,8 +2352,6 @@
           <w:rStyle w:val="12pt0ptExact"/>
           <w:rFonts w:ascii="Times New Roman" w:hAnsi="Times New Roman" w:cs="Times New Roman"/>
           <w:spacing w:val="0"/>
-          <w:sz w:val="20"/>
-          <w:szCs w:val="20"/>
         </w:rPr>
         <w:t xml:space="preserve"> </w:t>
       </w:r>
@@ -2518,8 +2360,6 @@
           <w:rStyle w:val="12pt0ptExact"/>
           <w:rFonts w:ascii="Times New Roman" w:hAnsi="Times New Roman" w:cs="Times New Roman"/>
           <w:spacing w:val="0"/>
-          <w:sz w:val="20"/>
-          <w:szCs w:val="20"/>
         </w:rPr>
         <w:br/>
       </w:r>
@@ -2528,8 +2368,6 @@
           <w:rStyle w:val="12pt0ptExact"/>
           <w:rFonts w:ascii="Times New Roman" w:hAnsi="Times New Roman" w:cs="Times New Roman"/>
           <w:spacing w:val="0"/>
-          <w:sz w:val="20"/>
-          <w:szCs w:val="20"/>
         </w:rPr>
         <w:tab/>
         <w:t>Для зручності використання алгоритм схематично може бути записаний в зошитах студентів, наприклад ось так:</w:t>
@@ -2539,8 +2377,6 @@
           <w:rStyle w:val="12pt0ptExact"/>
           <w:rFonts w:ascii="Times New Roman" w:hAnsi="Times New Roman" w:cs="Times New Roman"/>
           <w:spacing w:val="0"/>
-          <w:sz w:val="20"/>
-          <w:szCs w:val="20"/>
         </w:rPr>
         <w:br/>
       </w:r>
@@ -2549,13 +2385,11 @@
       <w:pPr>
         <w:pStyle w:val="2"/>
         <w:shd w:val="clear" w:color="auto" w:fill="auto"/>
-        <w:spacing w:after="300" w:line="240" w:lineRule="auto"/>
+        <w:spacing w:after="300" w:line="360" w:lineRule="auto"/>
         <w:ind w:firstLine="709"/>
         <w:jc w:val="both"/>
         <w:rPr>
           <w:rFonts w:ascii="Times New Roman" w:hAnsi="Times New Roman" w:cs="Times New Roman"/>
-          <w:sz w:val="20"/>
-          <w:szCs w:val="20"/>
         </w:rPr>
       </w:pPr>
       <w:r>
@@ -2563,8 +2397,8 @@
           <w:rStyle w:val="1"/>
           <w:rFonts w:ascii="Times New Roman" w:hAnsi="Times New Roman" w:cs="Times New Roman"/>
           <w:b/>
-          <w:sz w:val="20"/>
-          <w:szCs w:val="20"/>
+          <w:sz w:val="28"/>
+          <w:szCs w:val="28"/>
         </w:rPr>
         <w:t>III</w:t>
       </w:r>
@@ -2572,8 +2406,8 @@
         <w:rPr>
           <w:rStyle w:val="1"/>
           <w:rFonts w:ascii="Times New Roman" w:hAnsi="Times New Roman" w:cs="Times New Roman"/>
-          <w:sz w:val="20"/>
-          <w:szCs w:val="20"/>
+          <w:sz w:val="28"/>
+          <w:szCs w:val="28"/>
         </w:rPr>
         <w:t>. Слід пам'ята</w:t>
       </w:r>
@@ -2581,8 +2415,8 @@
         <w:rPr>
           <w:rStyle w:val="1"/>
           <w:rFonts w:ascii="Times New Roman" w:hAnsi="Times New Roman" w:cs="Times New Roman"/>
-          <w:sz w:val="20"/>
-          <w:szCs w:val="20"/>
+          <w:sz w:val="28"/>
+          <w:szCs w:val="28"/>
         </w:rPr>
         <w:t xml:space="preserve">ти: курс історії — це певна система фактів і </w:t>
       </w:r>
@@ -2590,8 +2424,8 @@
         <w:rPr>
           <w:rStyle w:val="1"/>
           <w:rFonts w:ascii="Times New Roman" w:hAnsi="Times New Roman" w:cs="Times New Roman"/>
-          <w:sz w:val="20"/>
-          <w:szCs w:val="20"/>
+          <w:sz w:val="28"/>
+          <w:szCs w:val="28"/>
         </w:rPr>
         <w:t>понять</w:t>
       </w:r>
@@ -2599,8 +2433,8 @@
         <w:rPr>
           <w:rStyle w:val="1"/>
           <w:rFonts w:ascii="Times New Roman" w:hAnsi="Times New Roman" w:cs="Times New Roman"/>
-          <w:sz w:val="20"/>
-          <w:szCs w:val="20"/>
+          <w:sz w:val="28"/>
+          <w:szCs w:val="28"/>
         </w:rPr>
         <w:t xml:space="preserve"> в їх</w:t>
       </w:r>
@@ -2608,8 +2442,8 @@
         <w:rPr>
           <w:rStyle w:val="1"/>
           <w:rFonts w:ascii="Times New Roman" w:hAnsi="Times New Roman" w:cs="Times New Roman"/>
-          <w:sz w:val="20"/>
-          <w:szCs w:val="20"/>
+          <w:sz w:val="28"/>
+          <w:szCs w:val="28"/>
         </w:rPr>
         <w:t xml:space="preserve"> </w:t>
       </w:r>
@@ -2617,8 +2451,8 @@
         <w:rPr>
           <w:rStyle w:val="1"/>
           <w:rFonts w:ascii="Times New Roman" w:hAnsi="Times New Roman" w:cs="Times New Roman"/>
-          <w:sz w:val="20"/>
-          <w:szCs w:val="20"/>
+          <w:sz w:val="28"/>
+          <w:szCs w:val="28"/>
         </w:rPr>
         <w:t>тісному зв'язку. В міру пе</w:t>
       </w:r>
@@ -2626,8 +2460,8 @@
         <w:rPr>
           <w:rStyle w:val="1"/>
           <w:rFonts w:ascii="Times New Roman" w:hAnsi="Times New Roman" w:cs="Times New Roman"/>
-          <w:sz w:val="20"/>
-          <w:szCs w:val="20"/>
+          <w:sz w:val="28"/>
+          <w:szCs w:val="28"/>
         </w:rPr>
         <w:t xml:space="preserve">реходу </w:t>
       </w:r>
@@ -2637,8 +2471,8 @@
           <w:rFonts w:ascii="Times New Roman" w:hAnsi="Times New Roman" w:cs="Times New Roman"/>
           <w:i w:val="0"/>
           <w:strike w:val="0"/>
-          <w:sz w:val="20"/>
-          <w:szCs w:val="20"/>
+          <w:sz w:val="28"/>
+          <w:szCs w:val="28"/>
         </w:rPr>
         <w:t>студентів з курсу на курс</w:t>
       </w:r>
@@ -2647,8 +2481,8 @@
           <w:rStyle w:val="1"/>
           <w:rFonts w:ascii="Times New Roman" w:hAnsi="Times New Roman" w:cs="Times New Roman"/>
           <w:i/>
-          <w:sz w:val="20"/>
-          <w:szCs w:val="20"/>
+          <w:sz w:val="28"/>
+          <w:szCs w:val="28"/>
         </w:rPr>
         <w:t xml:space="preserve"> </w:t>
       </w:r>
@@ -2656,8 +2490,8 @@
         <w:rPr>
           <w:rStyle w:val="1"/>
           <w:rFonts w:ascii="Times New Roman" w:hAnsi="Times New Roman" w:cs="Times New Roman"/>
-          <w:sz w:val="20"/>
-          <w:szCs w:val="20"/>
+          <w:sz w:val="28"/>
+          <w:szCs w:val="28"/>
         </w:rPr>
         <w:t>зростає рівень їх знань і пізнавальні мож</w:t>
       </w:r>
@@ -2665,8 +2499,8 @@
         <w:rPr>
           <w:rStyle w:val="1"/>
           <w:rFonts w:ascii="Times New Roman" w:hAnsi="Times New Roman" w:cs="Times New Roman"/>
-          <w:sz w:val="20"/>
-          <w:szCs w:val="20"/>
+          <w:sz w:val="28"/>
+          <w:szCs w:val="28"/>
         </w:rPr>
         <w:t>ливості. Історичний процес розк</w:t>
       </w:r>
@@ -2674,8 +2508,8 @@
         <w:rPr>
           <w:rStyle w:val="1"/>
           <w:rFonts w:ascii="Times New Roman" w:hAnsi="Times New Roman" w:cs="Times New Roman"/>
-          <w:sz w:val="20"/>
-          <w:szCs w:val="20"/>
+          <w:sz w:val="28"/>
+          <w:szCs w:val="28"/>
         </w:rPr>
         <w:t xml:space="preserve">ривається все повніше й глибше. У зв'язку з цим і види с/р поступово </w:t>
       </w:r>
@@ -2684,8 +2518,8 @@
           <w:rStyle w:val="1"/>
           <w:rFonts w:ascii="Times New Roman" w:hAnsi="Times New Roman" w:cs="Times New Roman"/>
           <w:b/>
-          <w:sz w:val="20"/>
-          <w:szCs w:val="20"/>
+          <w:sz w:val="28"/>
+          <w:szCs w:val="28"/>
         </w:rPr>
         <w:t>ускладнюються</w:t>
       </w:r>
@@ -2693,8 +2527,8 @@
         <w:rPr>
           <w:rStyle w:val="1"/>
           <w:rFonts w:ascii="Times New Roman" w:hAnsi="Times New Roman" w:cs="Times New Roman"/>
-          <w:sz w:val="20"/>
-          <w:szCs w:val="20"/>
+          <w:sz w:val="28"/>
+          <w:szCs w:val="28"/>
         </w:rPr>
         <w:t>. При цьому важлива наступність у застосуванні с/р.</w:t>
       </w:r>
@@ -2703,14 +2537,14 @@
       <w:pPr>
         <w:pStyle w:val="2"/>
         <w:shd w:val="clear" w:color="auto" w:fill="auto"/>
-        <w:spacing w:after="295" w:line="240" w:lineRule="auto"/>
+        <w:spacing w:after="295" w:line="360" w:lineRule="auto"/>
         <w:ind w:firstLine="709"/>
         <w:jc w:val="both"/>
         <w:rPr>
           <w:rStyle w:val="1"/>
           <w:rFonts w:ascii="Times New Roman" w:hAnsi="Times New Roman" w:cs="Times New Roman"/>
-          <w:sz w:val="20"/>
-          <w:szCs w:val="20"/>
+          <w:sz w:val="28"/>
+          <w:szCs w:val="28"/>
         </w:rPr>
       </w:pPr>
       <w:r>
@@ -2718,8 +2552,8 @@
           <w:rStyle w:val="1"/>
           <w:rFonts w:ascii="Times New Roman" w:hAnsi="Times New Roman" w:cs="Times New Roman"/>
           <w:b/>
-          <w:sz w:val="20"/>
-          <w:szCs w:val="20"/>
+          <w:sz w:val="28"/>
+          <w:szCs w:val="28"/>
           <w:lang w:val="en-US"/>
         </w:rPr>
         <w:t>IV</w:t>
@@ -2728,8 +2562,8 @@
         <w:rPr>
           <w:rStyle w:val="1"/>
           <w:rFonts w:ascii="Times New Roman" w:hAnsi="Times New Roman" w:cs="Times New Roman"/>
-          <w:sz w:val="20"/>
-          <w:szCs w:val="20"/>
+          <w:sz w:val="28"/>
+          <w:szCs w:val="28"/>
         </w:rPr>
         <w:t xml:space="preserve"> Необхідно, щоб між основними видами с/р </w:t>
       </w:r>
@@ -2737,8 +2571,8 @@
         <w:rPr>
           <w:rStyle w:val="1"/>
           <w:rFonts w:ascii="Times New Roman" w:hAnsi="Times New Roman" w:cs="Times New Roman"/>
-          <w:sz w:val="20"/>
-          <w:szCs w:val="20"/>
+          <w:sz w:val="28"/>
+          <w:szCs w:val="28"/>
         </w:rPr>
         <w:t xml:space="preserve">студентів </w:t>
       </w:r>
@@ -2746,8 +2580,8 @@
         <w:rPr>
           <w:rStyle w:val="1"/>
           <w:rFonts w:ascii="Times New Roman" w:hAnsi="Times New Roman" w:cs="Times New Roman"/>
-          <w:sz w:val="20"/>
-          <w:szCs w:val="20"/>
+          <w:sz w:val="28"/>
+          <w:szCs w:val="28"/>
         </w:rPr>
         <w:t>існував в</w:t>
       </w:r>
@@ -2755,8 +2589,8 @@
         <w:rPr>
           <w:rStyle w:val="1"/>
           <w:rFonts w:ascii="Times New Roman" w:hAnsi="Times New Roman" w:cs="Times New Roman"/>
-          <w:sz w:val="20"/>
-          <w:szCs w:val="20"/>
+          <w:sz w:val="28"/>
+          <w:szCs w:val="28"/>
         </w:rPr>
         <w:t>заємов'язок і щоб він був не ме</w:t>
       </w:r>
@@ -2764,27 +2598,17 @@
         <w:rPr>
           <w:rStyle w:val="1"/>
           <w:rFonts w:ascii="Times New Roman" w:hAnsi="Times New Roman" w:cs="Times New Roman"/>
-          <w:sz w:val="20"/>
-          <w:szCs w:val="20"/>
-        </w:rPr>
-        <w:t>ханіч</w:t>
-      </w:r>
-      <w:r>
-        <w:rPr>
-          <w:rStyle w:val="1"/>
-          <w:rFonts w:ascii="Times New Roman" w:hAnsi="Times New Roman" w:cs="Times New Roman"/>
-          <w:sz w:val="20"/>
-          <w:szCs w:val="20"/>
-        </w:rPr>
-        <w:lastRenderedPageBreak/>
-        <w:t>ним, а станови</w:t>
-      </w:r>
-      <w:r>
-        <w:rPr>
-          <w:rStyle w:val="1"/>
-          <w:rFonts w:ascii="Times New Roman" w:hAnsi="Times New Roman" w:cs="Times New Roman"/>
-          <w:sz w:val="20"/>
-          <w:szCs w:val="20"/>
+          <w:sz w:val="28"/>
+          <w:szCs w:val="28"/>
+        </w:rPr>
+        <w:t>ханічним, а станови</w:t>
+      </w:r>
+      <w:r>
+        <w:rPr>
+          <w:rStyle w:val="1"/>
+          <w:rFonts w:ascii="Times New Roman" w:hAnsi="Times New Roman" w:cs="Times New Roman"/>
+          <w:sz w:val="28"/>
+          <w:szCs w:val="28"/>
         </w:rPr>
         <w:t>в єдину цілісну систему с/р про</w:t>
       </w:r>
@@ -2792,8 +2616,8 @@
         <w:rPr>
           <w:rStyle w:val="1"/>
           <w:rFonts w:ascii="Times New Roman" w:hAnsi="Times New Roman" w:cs="Times New Roman"/>
-          <w:sz w:val="20"/>
-          <w:szCs w:val="20"/>
+          <w:sz w:val="28"/>
+          <w:szCs w:val="28"/>
         </w:rPr>
         <w:t xml:space="preserve">тягом усього </w:t>
       </w:r>
@@ -2801,8 +2625,8 @@
         <w:rPr>
           <w:rStyle w:val="1"/>
           <w:rFonts w:ascii="Times New Roman" w:hAnsi="Times New Roman" w:cs="Times New Roman"/>
-          <w:sz w:val="20"/>
-          <w:szCs w:val="20"/>
+          <w:sz w:val="28"/>
+          <w:szCs w:val="28"/>
         </w:rPr>
         <w:t>уроку</w:t>
       </w:r>
@@ -2810,8 +2634,8 @@
         <w:rPr>
           <w:rStyle w:val="1"/>
           <w:rFonts w:ascii="Times New Roman" w:hAnsi="Times New Roman" w:cs="Times New Roman"/>
-          <w:sz w:val="20"/>
-          <w:szCs w:val="20"/>
+          <w:sz w:val="28"/>
+          <w:szCs w:val="28"/>
         </w:rPr>
         <w:t xml:space="preserve"> Вибір і ефективність різних видів с/р </w:t>
       </w:r>
@@ -2819,8 +2643,8 @@
         <w:rPr>
           <w:rStyle w:val="1"/>
           <w:rFonts w:ascii="Times New Roman" w:hAnsi="Times New Roman" w:cs="Times New Roman"/>
-          <w:sz w:val="20"/>
-          <w:szCs w:val="20"/>
+          <w:sz w:val="28"/>
+          <w:szCs w:val="28"/>
         </w:rPr>
         <w:t>студентів</w:t>
       </w:r>
@@ -2828,8 +2652,8 @@
         <w:rPr>
           <w:rStyle w:val="1"/>
           <w:rFonts w:ascii="Times New Roman" w:hAnsi="Times New Roman" w:cs="Times New Roman"/>
-          <w:sz w:val="20"/>
-          <w:szCs w:val="20"/>
+          <w:sz w:val="28"/>
+          <w:szCs w:val="28"/>
         </w:rPr>
         <w:t xml:space="preserve"> великою кількістю</w:t>
       </w:r>
@@ -2837,8 +2661,8 @@
         <w:rPr>
           <w:rStyle w:val="1"/>
           <w:rFonts w:ascii="Times New Roman" w:hAnsi="Times New Roman" w:cs="Times New Roman"/>
-          <w:sz w:val="20"/>
-          <w:szCs w:val="20"/>
+          <w:sz w:val="28"/>
+          <w:szCs w:val="28"/>
         </w:rPr>
         <w:t xml:space="preserve"> факторів: віковими та індивідуальними особливостями</w:t>
       </w:r>
@@ -2846,8 +2670,8 @@
         <w:rPr>
           <w:rStyle w:val="1"/>
           <w:rFonts w:ascii="Times New Roman" w:hAnsi="Times New Roman" w:cs="Times New Roman"/>
-          <w:sz w:val="20"/>
-          <w:szCs w:val="20"/>
+          <w:sz w:val="28"/>
+          <w:szCs w:val="28"/>
         </w:rPr>
         <w:t xml:space="preserve"> </w:t>
       </w:r>
@@ -2855,8 +2679,8 @@
         <w:rPr>
           <w:rStyle w:val="1"/>
           <w:rFonts w:ascii="Times New Roman" w:hAnsi="Times New Roman" w:cs="Times New Roman"/>
-          <w:sz w:val="20"/>
-          <w:szCs w:val="20"/>
+          <w:sz w:val="28"/>
+          <w:szCs w:val="28"/>
         </w:rPr>
         <w:t>студентів, дидактичною метою заняття його</w:t>
       </w:r>
@@ -2864,28 +2688,17 @@
         <w:rPr>
           <w:rStyle w:val="1"/>
           <w:rFonts w:ascii="Times New Roman" w:hAnsi="Times New Roman" w:cs="Times New Roman"/>
-          <w:sz w:val="20"/>
-          <w:szCs w:val="20"/>
-        </w:rPr>
-        <w:t xml:space="preserve"> типом і структурою, методами навчання, рівнем зн</w:t>
-      </w:r>
-      <w:bookmarkStart w:id="0" w:name="_GoBack"/>
-      <w:bookmarkEnd w:id="0"/>
-      <w:r>
-        <w:rPr>
-          <w:rStyle w:val="1"/>
-          <w:rFonts w:ascii="Times New Roman" w:hAnsi="Times New Roman" w:cs="Times New Roman"/>
-          <w:sz w:val="20"/>
-          <w:szCs w:val="20"/>
-        </w:rPr>
-        <w:t>ань, умінь і навичок с/р</w:t>
-      </w:r>
-      <w:r>
-        <w:rPr>
-          <w:rStyle w:val="1"/>
-          <w:rFonts w:ascii="Times New Roman" w:hAnsi="Times New Roman" w:cs="Times New Roman"/>
-          <w:sz w:val="20"/>
-          <w:szCs w:val="20"/>
+          <w:sz w:val="28"/>
+          <w:szCs w:val="28"/>
+        </w:rPr>
+        <w:t xml:space="preserve"> типом і структурою, методами навчання, рівнем знань, умінь і навичок с/р</w:t>
+      </w:r>
+      <w:r>
+        <w:rPr>
+          <w:rStyle w:val="1"/>
+          <w:rFonts w:ascii="Times New Roman" w:hAnsi="Times New Roman" w:cs="Times New Roman"/>
+          <w:sz w:val="28"/>
+          <w:szCs w:val="28"/>
         </w:rPr>
         <w:t xml:space="preserve"> студентів, а </w:t>
       </w:r>
@@ -2893,8 +2706,8 @@
         <w:rPr>
           <w:rStyle w:val="1"/>
           <w:rFonts w:ascii="Times New Roman" w:hAnsi="Times New Roman" w:cs="Times New Roman"/>
-          <w:sz w:val="20"/>
-          <w:szCs w:val="20"/>
+          <w:sz w:val="28"/>
+          <w:szCs w:val="28"/>
         </w:rPr>
         <w:t xml:space="preserve">також педагогічною майстерністю </w:t>
       </w:r>
@@ -2902,8 +2715,8 @@
         <w:rPr>
           <w:rStyle w:val="1"/>
           <w:rFonts w:ascii="Times New Roman" w:hAnsi="Times New Roman" w:cs="Times New Roman"/>
-          <w:sz w:val="20"/>
-          <w:szCs w:val="20"/>
+          <w:sz w:val="28"/>
+          <w:szCs w:val="28"/>
         </w:rPr>
         <w:t>викладача</w:t>
       </w:r>
@@ -2911,8 +2724,8 @@
         <w:rPr>
           <w:rStyle w:val="1"/>
           <w:rFonts w:ascii="Times New Roman" w:hAnsi="Times New Roman" w:cs="Times New Roman"/>
-          <w:sz w:val="20"/>
-          <w:szCs w:val="20"/>
+          <w:sz w:val="28"/>
+          <w:szCs w:val="28"/>
         </w:rPr>
         <w:t>.</w:t>
       </w:r>
@@ -2921,22 +2734,22 @@
       <w:pPr>
         <w:pStyle w:val="2"/>
         <w:shd w:val="clear" w:color="auto" w:fill="auto"/>
-        <w:spacing w:after="295" w:line="240" w:lineRule="auto"/>
+        <w:spacing w:after="295" w:line="360" w:lineRule="auto"/>
         <w:ind w:firstLine="709"/>
         <w:jc w:val="both"/>
         <w:rPr>
           <w:rStyle w:val="1"/>
           <w:rFonts w:ascii="Times New Roman" w:hAnsi="Times New Roman" w:cs="Times New Roman"/>
-          <w:sz w:val="20"/>
-          <w:szCs w:val="20"/>
-        </w:rPr>
-      </w:pPr>
-      <w:r>
-        <w:rPr>
-          <w:rStyle w:val="1"/>
-          <w:rFonts w:ascii="Times New Roman" w:hAnsi="Times New Roman" w:cs="Times New Roman"/>
-          <w:sz w:val="20"/>
-          <w:szCs w:val="20"/>
+          <w:sz w:val="28"/>
+          <w:szCs w:val="28"/>
+        </w:rPr>
+      </w:pPr>
+      <w:r>
+        <w:rPr>
+          <w:rStyle w:val="1"/>
+          <w:rFonts w:ascii="Times New Roman" w:hAnsi="Times New Roman" w:cs="Times New Roman"/>
+          <w:sz w:val="28"/>
+          <w:szCs w:val="28"/>
         </w:rPr>
         <w:t xml:space="preserve"> </w:t>
       </w:r>
@@ -2945,8 +2758,8 @@
           <w:rStyle w:val="1"/>
           <w:rFonts w:ascii="Times New Roman" w:hAnsi="Times New Roman" w:cs="Times New Roman"/>
           <w:b/>
-          <w:sz w:val="20"/>
-          <w:szCs w:val="20"/>
+          <w:sz w:val="28"/>
+          <w:szCs w:val="28"/>
         </w:rPr>
         <w:t>V</w:t>
       </w:r>
@@ -2954,8 +2767,8 @@
         <w:rPr>
           <w:rStyle w:val="1"/>
           <w:rFonts w:ascii="Times New Roman" w:hAnsi="Times New Roman" w:cs="Times New Roman"/>
-          <w:sz w:val="20"/>
-          <w:szCs w:val="20"/>
+          <w:sz w:val="28"/>
+          <w:szCs w:val="28"/>
         </w:rPr>
         <w:t xml:space="preserve">. Органічним продовженням </w:t>
       </w:r>
@@ -2963,8 +2776,8 @@
         <w:rPr>
           <w:rStyle w:val="1"/>
           <w:rFonts w:ascii="Times New Roman" w:hAnsi="Times New Roman" w:cs="Times New Roman"/>
-          <w:sz w:val="20"/>
-          <w:szCs w:val="20"/>
+          <w:sz w:val="28"/>
+          <w:szCs w:val="28"/>
         </w:rPr>
         <w:t>с/р</w:t>
       </w:r>
@@ -2972,17 +2785,35 @@
         <w:rPr>
           <w:rStyle w:val="1"/>
           <w:rFonts w:ascii="Times New Roman" w:hAnsi="Times New Roman" w:cs="Times New Roman"/>
-          <w:sz w:val="20"/>
-          <w:szCs w:val="20"/>
-        </w:rPr>
-        <w:t xml:space="preserve"> в группі є до</w:t>
-      </w:r>
-      <w:r>
-        <w:rPr>
-          <w:rStyle w:val="1"/>
-          <w:rFonts w:ascii="Times New Roman" w:hAnsi="Times New Roman" w:cs="Times New Roman"/>
-          <w:sz w:val="20"/>
-          <w:szCs w:val="20"/>
+          <w:sz w:val="28"/>
+          <w:szCs w:val="28"/>
+        </w:rPr>
+        <w:t xml:space="preserve"> в </w:t>
+      </w:r>
+      <w:r>
+        <w:rPr>
+          <w:rStyle w:val="1"/>
+          <w:rFonts w:ascii="Times New Roman" w:hAnsi="Times New Roman" w:cs="Times New Roman"/>
+          <w:sz w:val="28"/>
+          <w:szCs w:val="28"/>
+        </w:rPr>
+        <w:t>групі</w:t>
+      </w:r>
+      <w:r>
+        <w:rPr>
+          <w:rStyle w:val="1"/>
+          <w:rFonts w:ascii="Times New Roman" w:hAnsi="Times New Roman" w:cs="Times New Roman"/>
+          <w:sz w:val="28"/>
+          <w:szCs w:val="28"/>
+        </w:rPr>
+        <w:t xml:space="preserve"> є до</w:t>
+      </w:r>
+      <w:r>
+        <w:rPr>
+          <w:rStyle w:val="1"/>
+          <w:rFonts w:ascii="Times New Roman" w:hAnsi="Times New Roman" w:cs="Times New Roman"/>
+          <w:sz w:val="28"/>
+          <w:szCs w:val="28"/>
         </w:rPr>
         <w:t>машня самостій</w:t>
       </w:r>
@@ -2990,8 +2821,8 @@
         <w:rPr>
           <w:rStyle w:val="1"/>
           <w:rFonts w:ascii="Times New Roman" w:hAnsi="Times New Roman" w:cs="Times New Roman"/>
-          <w:sz w:val="20"/>
-          <w:szCs w:val="20"/>
+          <w:sz w:val="28"/>
+          <w:szCs w:val="28"/>
         </w:rPr>
         <w:t>на робота. Великою мірою робота</w:t>
       </w:r>
@@ -2999,8 +2830,8 @@
         <w:rPr>
           <w:rStyle w:val="1"/>
           <w:rFonts w:ascii="Times New Roman" w:hAnsi="Times New Roman" w:cs="Times New Roman"/>
-          <w:sz w:val="20"/>
-          <w:szCs w:val="20"/>
+          <w:sz w:val="28"/>
+          <w:szCs w:val="28"/>
         </w:rPr>
         <w:t xml:space="preserve">. Великою </w:t>
       </w:r>
@@ -3008,8 +2839,8 @@
         <w:rPr>
           <w:rStyle w:val="1"/>
           <w:rFonts w:ascii="Times New Roman" w:hAnsi="Times New Roman" w:cs="Times New Roman"/>
-          <w:sz w:val="20"/>
-          <w:szCs w:val="20"/>
+          <w:sz w:val="28"/>
+          <w:szCs w:val="28"/>
         </w:rPr>
         <w:t xml:space="preserve">мірою </w:t>
       </w:r>
@@ -3017,8 +2848,8 @@
         <w:rPr>
           <w:rStyle w:val="1"/>
           <w:rFonts w:ascii="Times New Roman" w:hAnsi="Times New Roman" w:cs="Times New Roman"/>
-          <w:sz w:val="20"/>
-          <w:szCs w:val="20"/>
+          <w:sz w:val="28"/>
+          <w:szCs w:val="28"/>
         </w:rPr>
         <w:t>робота студентів</w:t>
       </w:r>
@@ -3026,8 +2857,8 @@
         <w:rPr>
           <w:rStyle w:val="1"/>
           <w:rFonts w:ascii="Times New Roman" w:hAnsi="Times New Roman" w:cs="Times New Roman"/>
-          <w:sz w:val="20"/>
-          <w:szCs w:val="20"/>
+          <w:sz w:val="28"/>
+          <w:szCs w:val="28"/>
         </w:rPr>
         <w:t>, хід заняття</w:t>
       </w:r>
@@ -3035,8 +2866,8 @@
         <w:rPr>
           <w:rStyle w:val="1"/>
           <w:rFonts w:ascii="Times New Roman" w:hAnsi="Times New Roman" w:cs="Times New Roman"/>
-          <w:sz w:val="20"/>
-          <w:szCs w:val="20"/>
+          <w:sz w:val="28"/>
+          <w:szCs w:val="28"/>
         </w:rPr>
         <w:t xml:space="preserve"> зв'язані і залежать від </w:t>
       </w:r>
@@ -3044,8 +2875,8 @@
         <w:rPr>
           <w:rStyle w:val="1"/>
           <w:rFonts w:ascii="Times New Roman" w:hAnsi="Times New Roman" w:cs="Times New Roman"/>
-          <w:sz w:val="20"/>
-          <w:szCs w:val="20"/>
+          <w:sz w:val="28"/>
+          <w:szCs w:val="28"/>
         </w:rPr>
         <w:t xml:space="preserve">якості с/р </w:t>
       </w:r>
@@ -3053,8 +2884,8 @@
         <w:rPr>
           <w:rStyle w:val="1"/>
           <w:rFonts w:ascii="Times New Roman" w:hAnsi="Times New Roman" w:cs="Times New Roman"/>
-          <w:sz w:val="20"/>
-          <w:szCs w:val="20"/>
+          <w:sz w:val="28"/>
+          <w:szCs w:val="28"/>
         </w:rPr>
         <w:t>студентів</w:t>
       </w:r>
@@ -3062,8 +2893,8 @@
         <w:rPr>
           <w:rStyle w:val="1"/>
           <w:rFonts w:ascii="Times New Roman" w:hAnsi="Times New Roman" w:cs="Times New Roman"/>
-          <w:sz w:val="20"/>
-          <w:szCs w:val="20"/>
+          <w:sz w:val="28"/>
+          <w:szCs w:val="28"/>
         </w:rPr>
         <w:t xml:space="preserve"> вдома. </w:t>
       </w:r>
@@ -3072,8 +2903,8 @@
           <w:rStyle w:val="1"/>
           <w:rFonts w:ascii="Times New Roman" w:hAnsi="Times New Roman" w:cs="Times New Roman"/>
           <w:b/>
-          <w:sz w:val="20"/>
-          <w:szCs w:val="20"/>
+          <w:sz w:val="28"/>
+          <w:szCs w:val="28"/>
         </w:rPr>
         <w:t>Мета домашньої</w:t>
       </w:r>
@@ -3081,8 +2912,8 @@
         <w:rPr>
           <w:rStyle w:val="1"/>
           <w:rFonts w:ascii="Times New Roman" w:hAnsi="Times New Roman" w:cs="Times New Roman"/>
-          <w:sz w:val="20"/>
-          <w:szCs w:val="20"/>
+          <w:sz w:val="28"/>
+          <w:szCs w:val="28"/>
         </w:rPr>
         <w:t xml:space="preserve"> </w:t>
       </w:r>
@@ -3091,8 +2922,8 @@
           <w:rStyle w:val="1"/>
           <w:rFonts w:ascii="Times New Roman" w:hAnsi="Times New Roman" w:cs="Times New Roman"/>
           <w:b/>
-          <w:sz w:val="20"/>
-          <w:szCs w:val="20"/>
+          <w:sz w:val="28"/>
+          <w:szCs w:val="28"/>
         </w:rPr>
         <w:t>роботи</w:t>
       </w:r>
@@ -3100,8 +2931,8 @@
         <w:rPr>
           <w:rStyle w:val="1"/>
           <w:rFonts w:ascii="Times New Roman" w:hAnsi="Times New Roman" w:cs="Times New Roman"/>
-          <w:sz w:val="20"/>
-          <w:szCs w:val="20"/>
+          <w:sz w:val="28"/>
+          <w:szCs w:val="28"/>
         </w:rPr>
         <w:t xml:space="preserve"> з історії </w:t>
       </w:r>
@@ -3109,8 +2940,8 @@
         <w:rPr>
           <w:rStyle w:val="1"/>
           <w:rFonts w:ascii="Times New Roman" w:hAnsi="Times New Roman" w:cs="Times New Roman"/>
-          <w:sz w:val="20"/>
-          <w:szCs w:val="20"/>
+          <w:sz w:val="28"/>
+          <w:szCs w:val="28"/>
         </w:rPr>
         <w:t>міцне закріплення вивченого на</w:t>
       </w:r>
@@ -3118,8 +2949,8 @@
         <w:rPr>
           <w:rStyle w:val="1"/>
           <w:rFonts w:ascii="Times New Roman" w:hAnsi="Times New Roman" w:cs="Times New Roman"/>
-          <w:sz w:val="20"/>
-          <w:szCs w:val="20"/>
+          <w:sz w:val="28"/>
+          <w:szCs w:val="28"/>
         </w:rPr>
         <w:t xml:space="preserve"> занятті</w:t>
       </w:r>
@@ -3127,8 +2958,8 @@
         <w:rPr>
           <w:rStyle w:val="1"/>
           <w:rFonts w:ascii="Times New Roman" w:hAnsi="Times New Roman" w:cs="Times New Roman"/>
-          <w:sz w:val="20"/>
-          <w:szCs w:val="20"/>
+          <w:sz w:val="28"/>
+          <w:szCs w:val="28"/>
         </w:rPr>
         <w:t xml:space="preserve"> матеріалу,</w:t>
       </w:r>
@@ -3136,8 +2967,8 @@
         <w:rPr>
           <w:rStyle w:val="1"/>
           <w:rFonts w:ascii="Times New Roman" w:hAnsi="Times New Roman" w:cs="Times New Roman"/>
-          <w:sz w:val="20"/>
-          <w:szCs w:val="20"/>
+          <w:sz w:val="28"/>
+          <w:szCs w:val="28"/>
         </w:rPr>
         <w:t xml:space="preserve"> </w:t>
       </w:r>
@@ -3145,8 +2976,8 @@
         <w:rPr>
           <w:rStyle w:val="1"/>
           <w:rFonts w:ascii="Times New Roman" w:hAnsi="Times New Roman" w:cs="Times New Roman"/>
-          <w:sz w:val="20"/>
-          <w:szCs w:val="20"/>
+          <w:sz w:val="28"/>
+          <w:szCs w:val="28"/>
         </w:rPr>
         <w:t xml:space="preserve">глибше його осмислення, дальший розвиток </w:t>
       </w:r>
@@ -3154,8 +2985,8 @@
         <w:rPr>
           <w:rStyle w:val="1"/>
           <w:rFonts w:ascii="Times New Roman" w:hAnsi="Times New Roman" w:cs="Times New Roman"/>
-          <w:sz w:val="20"/>
-          <w:szCs w:val="20"/>
+          <w:sz w:val="28"/>
+          <w:szCs w:val="28"/>
         </w:rPr>
         <w:t>набутих</w:t>
       </w:r>
@@ -3165,8 +2996,8 @@
           <w:rFonts w:ascii="Times New Roman" w:hAnsi="Times New Roman" w:cs="Times New Roman"/>
           <w:i w:val="0"/>
           <w:spacing w:val="0"/>
-          <w:sz w:val="20"/>
-          <w:szCs w:val="20"/>
+          <w:sz w:val="28"/>
+          <w:szCs w:val="28"/>
         </w:rPr>
         <w:t xml:space="preserve"> </w:t>
       </w:r>
@@ -3174,17 +3005,18 @@
         <w:rPr>
           <w:rStyle w:val="1"/>
           <w:rFonts w:ascii="Times New Roman" w:hAnsi="Times New Roman" w:cs="Times New Roman"/>
-          <w:sz w:val="20"/>
-          <w:szCs w:val="20"/>
-        </w:rPr>
+          <w:sz w:val="28"/>
+          <w:szCs w:val="28"/>
+        </w:rPr>
+        <w:lastRenderedPageBreak/>
         <w:t>студентами умінь і навичок</w:t>
       </w:r>
       <w:r>
         <w:rPr>
           <w:rStyle w:val="1"/>
           <w:rFonts w:ascii="Times New Roman" w:hAnsi="Times New Roman" w:cs="Times New Roman"/>
-          <w:sz w:val="20"/>
-          <w:szCs w:val="20"/>
+          <w:sz w:val="28"/>
+          <w:szCs w:val="28"/>
         </w:rPr>
         <w:t xml:space="preserve"> </w:t>
       </w:r>
@@ -3192,8 +3024,8 @@
         <w:rPr>
           <w:rStyle w:val="1"/>
           <w:rFonts w:ascii="Times New Roman" w:hAnsi="Times New Roman" w:cs="Times New Roman"/>
-          <w:sz w:val="20"/>
-          <w:szCs w:val="20"/>
+          <w:sz w:val="28"/>
+          <w:szCs w:val="28"/>
         </w:rPr>
         <w:t>с/р з текстом підручника, історичними</w:t>
       </w:r>
@@ -3201,8 +3033,8 @@
         <w:rPr>
           <w:rStyle w:val="1"/>
           <w:rFonts w:ascii="Times New Roman" w:hAnsi="Times New Roman" w:cs="Times New Roman"/>
-          <w:sz w:val="20"/>
-          <w:szCs w:val="20"/>
+          <w:sz w:val="28"/>
+          <w:szCs w:val="28"/>
         </w:rPr>
         <w:t xml:space="preserve"> </w:t>
       </w:r>
@@ -3210,8 +3042,8 @@
         <w:rPr>
           <w:rStyle w:val="1"/>
           <w:rFonts w:ascii="Times New Roman" w:hAnsi="Times New Roman" w:cs="Times New Roman"/>
-          <w:sz w:val="20"/>
-          <w:szCs w:val="20"/>
+          <w:sz w:val="28"/>
+          <w:szCs w:val="28"/>
         </w:rPr>
         <w:t>картами, ілюстраціями, схемами. студенти</w:t>
       </w:r>
@@ -3219,8 +3051,8 @@
         <w:rPr>
           <w:rStyle w:val="a5"/>
           <w:rFonts w:ascii="Times New Roman" w:hAnsi="Times New Roman" w:cs="Times New Roman"/>
-          <w:sz w:val="20"/>
-          <w:szCs w:val="20"/>
+          <w:sz w:val="28"/>
+          <w:szCs w:val="28"/>
         </w:rPr>
         <w:t>,</w:t>
       </w:r>
@@ -3228,8 +3060,8 @@
         <w:rPr>
           <w:rStyle w:val="1"/>
           <w:rFonts w:ascii="Times New Roman" w:hAnsi="Times New Roman" w:cs="Times New Roman"/>
-          <w:sz w:val="20"/>
-          <w:szCs w:val="20"/>
+          <w:sz w:val="28"/>
+          <w:szCs w:val="28"/>
         </w:rPr>
         <w:t xml:space="preserve"> виконуючи домашні завдання, привчаються писати прості й розгорнуті плани з окремих питань і тем, складати різні тематичні таблиці, працювати з матеріалами періодичної преси, готувати невеликі доповіді, реф</w:t>
       </w:r>
@@ -3237,8 +3069,8 @@
         <w:rPr>
           <w:rStyle w:val="1"/>
           <w:rFonts w:ascii="Times New Roman" w:hAnsi="Times New Roman" w:cs="Times New Roman"/>
-          <w:sz w:val="20"/>
-          <w:szCs w:val="20"/>
+          <w:sz w:val="28"/>
+          <w:szCs w:val="28"/>
         </w:rPr>
         <w:t>ерати на історичні і суспільно-</w:t>
       </w:r>
@@ -3246,8 +3078,8 @@
         <w:rPr>
           <w:rStyle w:val="1"/>
           <w:rFonts w:ascii="Times New Roman" w:hAnsi="Times New Roman" w:cs="Times New Roman"/>
-          <w:sz w:val="20"/>
-          <w:szCs w:val="20"/>
+          <w:sz w:val="28"/>
+          <w:szCs w:val="28"/>
         </w:rPr>
         <w:t>політичні теми тощ</w:t>
       </w:r>
@@ -3255,8 +3087,8 @@
         <w:rPr>
           <w:rStyle w:val="1"/>
           <w:rFonts w:ascii="Times New Roman" w:hAnsi="Times New Roman" w:cs="Times New Roman"/>
-          <w:sz w:val="20"/>
-          <w:szCs w:val="20"/>
+          <w:sz w:val="28"/>
+          <w:szCs w:val="28"/>
         </w:rPr>
         <w:t>о. Домашні завдання повинні мати творчий характер.</w:t>
       </w:r>
@@ -3265,22 +3097,22 @@
       <w:pPr>
         <w:pStyle w:val="2"/>
         <w:shd w:val="clear" w:color="auto" w:fill="auto"/>
-        <w:spacing w:after="295" w:line="240" w:lineRule="auto"/>
+        <w:spacing w:after="295" w:line="360" w:lineRule="auto"/>
         <w:ind w:firstLine="709"/>
         <w:jc w:val="both"/>
         <w:rPr>
           <w:rStyle w:val="1"/>
           <w:rFonts w:ascii="Times New Roman" w:hAnsi="Times New Roman" w:cs="Times New Roman"/>
-          <w:sz w:val="20"/>
-          <w:szCs w:val="20"/>
-        </w:rPr>
-      </w:pPr>
-      <w:r>
-        <w:rPr>
-          <w:rStyle w:val="1"/>
-          <w:rFonts w:ascii="Times New Roman" w:hAnsi="Times New Roman" w:cs="Times New Roman"/>
-          <w:sz w:val="20"/>
-          <w:szCs w:val="20"/>
+          <w:sz w:val="28"/>
+          <w:szCs w:val="28"/>
+        </w:rPr>
+      </w:pPr>
+      <w:r>
+        <w:rPr>
+          <w:rStyle w:val="1"/>
+          <w:rFonts w:ascii="Times New Roman" w:hAnsi="Times New Roman" w:cs="Times New Roman"/>
+          <w:sz w:val="28"/>
+          <w:szCs w:val="28"/>
         </w:rPr>
         <w:t xml:space="preserve">Для ефективності с/р в </w:t>
       </w:r>
@@ -3288,8 +3120,8 @@
         <w:rPr>
           <w:rStyle w:val="1"/>
           <w:rFonts w:ascii="Times New Roman" w:hAnsi="Times New Roman" w:cs="Times New Roman"/>
-          <w:sz w:val="20"/>
-          <w:szCs w:val="20"/>
+          <w:sz w:val="28"/>
+          <w:szCs w:val="28"/>
         </w:rPr>
         <w:t>студентів в групі я про</w:t>
       </w:r>
@@ -3297,8 +3129,8 @@
         <w:rPr>
           <w:rStyle w:val="1"/>
           <w:rFonts w:ascii="Times New Roman" w:hAnsi="Times New Roman" w:cs="Times New Roman"/>
-          <w:sz w:val="20"/>
-          <w:szCs w:val="20"/>
+          <w:sz w:val="28"/>
+          <w:szCs w:val="28"/>
         </w:rPr>
         <w:t xml:space="preserve">поную своїм </w:t>
       </w:r>
@@ -3306,8 +3138,8 @@
         <w:rPr>
           <w:rStyle w:val="1"/>
           <w:rFonts w:ascii="Times New Roman" w:hAnsi="Times New Roman" w:cs="Times New Roman"/>
-          <w:sz w:val="20"/>
-          <w:szCs w:val="20"/>
+          <w:sz w:val="28"/>
+          <w:szCs w:val="28"/>
         </w:rPr>
         <w:t>студентам завести зошит-орієнтир, в яко</w:t>
       </w:r>
@@ -3315,8 +3147,8 @@
         <w:rPr>
           <w:rStyle w:val="1"/>
           <w:rFonts w:ascii="Times New Roman" w:hAnsi="Times New Roman" w:cs="Times New Roman"/>
-          <w:sz w:val="20"/>
-          <w:szCs w:val="20"/>
+          <w:sz w:val="28"/>
+          <w:szCs w:val="28"/>
         </w:rPr>
         <w:t>му вони записують пам'ятки, алгоритми виконання завдань, пояснен</w:t>
       </w:r>
@@ -3324,8 +3156,8 @@
         <w:rPr>
           <w:rStyle w:val="1"/>
           <w:rFonts w:ascii="Times New Roman" w:hAnsi="Times New Roman" w:cs="Times New Roman"/>
-          <w:sz w:val="20"/>
-          <w:szCs w:val="20"/>
+          <w:sz w:val="28"/>
+          <w:szCs w:val="28"/>
         </w:rPr>
         <w:t>ня спеціальних розумових і прак</w:t>
       </w:r>
@@ -3333,8 +3165,8 @@
         <w:rPr>
           <w:rStyle w:val="1"/>
           <w:rFonts w:ascii="Times New Roman" w:hAnsi="Times New Roman" w:cs="Times New Roman"/>
-          <w:sz w:val="20"/>
-          <w:szCs w:val="20"/>
+          <w:sz w:val="28"/>
+          <w:szCs w:val="28"/>
         </w:rPr>
         <w:t>тичних операцій</w:t>
       </w:r>
@@ -3342,8 +3174,8 @@
         <w:rPr>
           <w:rStyle w:val="1"/>
           <w:rFonts w:ascii="Times New Roman" w:hAnsi="Times New Roman" w:cs="Times New Roman"/>
-          <w:sz w:val="20"/>
-          <w:szCs w:val="20"/>
+          <w:sz w:val="28"/>
+          <w:szCs w:val="28"/>
         </w:rPr>
         <w:t>, з якими працюють під час виконання с/р</w:t>
       </w:r>
@@ -3351,8 +3183,8 @@
         <w:rPr>
           <w:rStyle w:val="1"/>
           <w:rFonts w:ascii="Times New Roman" w:hAnsi="Times New Roman" w:cs="Times New Roman"/>
-          <w:sz w:val="20"/>
-          <w:szCs w:val="20"/>
+          <w:sz w:val="28"/>
+          <w:szCs w:val="28"/>
         </w:rPr>
         <w:t>. Заучувати правила</w:t>
       </w:r>
@@ -3360,8 +3192,8 @@
         <w:rPr>
           <w:rStyle w:val="1"/>
           <w:rFonts w:ascii="Times New Roman" w:hAnsi="Times New Roman" w:cs="Times New Roman"/>
-          <w:sz w:val="20"/>
-          <w:szCs w:val="20"/>
+          <w:sz w:val="28"/>
+          <w:szCs w:val="28"/>
         </w:rPr>
         <w:t xml:space="preserve"> </w:t>
       </w:r>
@@ -3369,8 +3201,8 @@
         <w:rPr>
           <w:rStyle w:val="1"/>
           <w:rFonts w:ascii="Times New Roman" w:hAnsi="Times New Roman" w:cs="Times New Roman"/>
-          <w:sz w:val="20"/>
-          <w:szCs w:val="20"/>
+          <w:sz w:val="28"/>
+          <w:szCs w:val="28"/>
         </w:rPr>
         <w:t>не вимагаю. Вони мимовільно запам'ятовуються завдяки багаторазовому</w:t>
       </w:r>
@@ -3378,25 +3210,27 @@
         <w:rPr>
           <w:rStyle w:val="1"/>
           <w:rFonts w:ascii="Times New Roman" w:hAnsi="Times New Roman" w:cs="Times New Roman"/>
-          <w:sz w:val="20"/>
-          <w:szCs w:val="20"/>
+          <w:sz w:val="28"/>
+          <w:szCs w:val="28"/>
         </w:rPr>
         <w:t xml:space="preserve"> вживанню у навчальному процесі.</w:t>
       </w:r>
     </w:p>
     <w:p>
       <w:pPr>
-        <w:rPr>
-          <w:rStyle w:val="1"/>
-          <w:rFonts w:ascii="Times New Roman" w:hAnsi="Times New Roman" w:cs="Times New Roman"/>
-          <w:sz w:val="20"/>
-          <w:szCs w:val="20"/>
+        <w:spacing w:line="360" w:lineRule="auto"/>
+        <w:jc w:val="both"/>
+        <w:rPr>
+          <w:rStyle w:val="1"/>
+          <w:rFonts w:ascii="Times New Roman" w:hAnsi="Times New Roman" w:cs="Times New Roman"/>
+          <w:sz w:val="28"/>
+          <w:szCs w:val="28"/>
         </w:rPr>
         <w:sectPr>
           <w:type w:val="continuous"/>
           <w:pgSz w:w="11907" w:h="16840" w:code="9"/>
           <w:pgMar w:top="720" w:right="720" w:bottom="720" w:left="720" w:header="0" w:footer="6" w:gutter="0"/>
-          <w:cols w:num="2" w:space="709"/>
+          <w:cols w:space="709"/>
           <w:noEndnote/>
           <w:docGrid w:linePitch="360"/>
         </w:sectPr>
@@ -3408,15 +3242,15 @@
         <w:keepNext/>
         <w:keepLines/>
         <w:shd w:val="clear" w:color="auto" w:fill="auto"/>
-        <w:spacing w:after="0" w:line="240" w:lineRule="auto"/>
-        <w:jc w:val="center"/>
+        <w:spacing w:after="0" w:line="360" w:lineRule="auto"/>
+        <w:jc w:val="both"/>
         <w:rPr>
           <w:rStyle w:val="33"/>
           <w:rFonts w:ascii="Times New Roman" w:hAnsi="Times New Roman" w:cs="Times New Roman"/>
           <w:b/>
           <w:bCs/>
-          <w:sz w:val="44"/>
-          <w:szCs w:val="44"/>
+          <w:sz w:val="36"/>
+          <w:szCs w:val="28"/>
         </w:rPr>
       </w:pPr>
       <w:bookmarkStart w:id="1" w:name="bookmark4"/>
@@ -3426,8 +3260,8 @@
           <w:rFonts w:ascii="Times New Roman" w:hAnsi="Times New Roman" w:cs="Times New Roman"/>
           <w:b/>
           <w:bCs/>
-          <w:sz w:val="44"/>
-          <w:szCs w:val="44"/>
+          <w:sz w:val="36"/>
+          <w:szCs w:val="28"/>
         </w:rPr>
         <w:lastRenderedPageBreak/>
         <w:t xml:space="preserve">Пояснення спеціальних розумових і практичних операцій, </w:t>
@@ -3438,20 +3272,10 @@
           <w:rFonts w:ascii="Times New Roman" w:hAnsi="Times New Roman" w:cs="Times New Roman"/>
           <w:b/>
           <w:bCs/>
-          <w:sz w:val="44"/>
-          <w:szCs w:val="44"/>
+          <w:sz w:val="36"/>
+          <w:szCs w:val="28"/>
         </w:rPr>
         <w:br/>
-      </w:r>
-      <w:r>
-        <w:rPr>
-          <w:rStyle w:val="33"/>
-          <w:rFonts w:ascii="Times New Roman" w:hAnsi="Times New Roman" w:cs="Times New Roman"/>
-          <w:b/>
-          <w:bCs/>
-          <w:sz w:val="44"/>
-          <w:szCs w:val="44"/>
-        </w:rPr>
         <w:t>з якими працюють студенти під час виконання завдань для с/р.</w:t>
       </w:r>
       <w:bookmarkEnd w:id="1"/>
@@ -3462,14 +3286,14 @@
         <w:keepNext/>
         <w:keepLines/>
         <w:shd w:val="clear" w:color="auto" w:fill="auto"/>
-        <w:spacing w:before="240" w:line="240" w:lineRule="auto"/>
-        <w:jc w:val="right"/>
+        <w:spacing w:before="240" w:line="360" w:lineRule="auto"/>
+        <w:jc w:val="both"/>
         <w:rPr>
           <w:rStyle w:val="33"/>
           <w:rFonts w:ascii="Times New Roman" w:hAnsi="Times New Roman" w:cs="Times New Roman"/>
           <w:bCs/>
-          <w:sz w:val="36"/>
-          <w:szCs w:val="36"/>
+          <w:sz w:val="28"/>
+          <w:szCs w:val="28"/>
           <w:lang w:val="en-US"/>
         </w:rPr>
       </w:pPr>
@@ -3478,8 +3302,8 @@
           <w:rStyle w:val="33"/>
           <w:rFonts w:ascii="Times New Roman" w:hAnsi="Times New Roman" w:cs="Times New Roman"/>
           <w:bCs/>
-          <w:sz w:val="36"/>
-          <w:szCs w:val="36"/>
+          <w:sz w:val="28"/>
+          <w:szCs w:val="28"/>
           <w:lang w:val="en-US"/>
         </w:rPr>
         <w:t>Додаток 4.</w:t>
@@ -3491,14 +3315,14 @@
         <w:keepNext/>
         <w:keepLines/>
         <w:shd w:val="clear" w:color="auto" w:fill="auto"/>
-        <w:spacing w:after="0" w:line="240" w:lineRule="auto"/>
-        <w:jc w:val="right"/>
+        <w:spacing w:after="0" w:line="360" w:lineRule="auto"/>
+        <w:jc w:val="both"/>
         <w:rPr>
           <w:rStyle w:val="33"/>
           <w:rFonts w:ascii="Times New Roman" w:hAnsi="Times New Roman" w:cs="Times New Roman"/>
           <w:bCs/>
-          <w:sz w:val="36"/>
-          <w:szCs w:val="36"/>
+          <w:sz w:val="28"/>
+          <w:szCs w:val="28"/>
           <w:lang w:val="en-US"/>
         </w:rPr>
         <w:sectPr>
@@ -3518,12 +3342,11 @@
           <w:numId w:val="2"/>
         </w:numPr>
         <w:shd w:val="clear" w:color="auto" w:fill="auto"/>
-        <w:spacing w:after="0" w:line="240" w:lineRule="auto"/>
+        <w:spacing w:after="0" w:line="360" w:lineRule="auto"/>
         <w:ind w:firstLine="709"/>
-        <w:rPr>
-          <w:rFonts w:ascii="Times New Roman" w:hAnsi="Times New Roman" w:cs="Times New Roman"/>
-          <w:sz w:val="36"/>
-          <w:szCs w:val="36"/>
+        <w:jc w:val="both"/>
+        <w:rPr>
+          <w:rFonts w:ascii="Times New Roman" w:hAnsi="Times New Roman" w:cs="Times New Roman"/>
         </w:rPr>
       </w:pPr>
       <w:r>
@@ -3531,8 +3354,8 @@
           <w:rStyle w:val="1"/>
           <w:rFonts w:ascii="Times New Roman" w:hAnsi="Times New Roman" w:cs="Times New Roman"/>
           <w:b/>
-          <w:sz w:val="36"/>
-          <w:szCs w:val="36"/>
+          <w:sz w:val="28"/>
+          <w:szCs w:val="28"/>
         </w:rPr>
         <w:lastRenderedPageBreak/>
         <w:t>«Визначити зміст поняття»</w:t>
@@ -3541,8 +3364,8 @@
         <w:rPr>
           <w:rStyle w:val="1"/>
           <w:rFonts w:ascii="Times New Roman" w:hAnsi="Times New Roman" w:cs="Times New Roman"/>
-          <w:sz w:val="36"/>
-          <w:szCs w:val="36"/>
+          <w:sz w:val="28"/>
+          <w:szCs w:val="28"/>
         </w:rPr>
         <w:t xml:space="preserve"> — означає розкриття найсуттєвіших рис і ознак запропонованого поняття.</w:t>
       </w:r>
@@ -3555,12 +3378,11 @@
           <w:numId w:val="2"/>
         </w:numPr>
         <w:shd w:val="clear" w:color="auto" w:fill="auto"/>
-        <w:spacing w:after="0" w:line="240" w:lineRule="auto"/>
+        <w:spacing w:after="0" w:line="360" w:lineRule="auto"/>
         <w:ind w:firstLine="709"/>
-        <w:rPr>
-          <w:rFonts w:ascii="Times New Roman" w:hAnsi="Times New Roman" w:cs="Times New Roman"/>
-          <w:sz w:val="36"/>
-          <w:szCs w:val="36"/>
+        <w:jc w:val="both"/>
+        <w:rPr>
+          <w:rFonts w:ascii="Times New Roman" w:hAnsi="Times New Roman" w:cs="Times New Roman"/>
         </w:rPr>
       </w:pPr>
       <w:r>
@@ -3568,8 +3390,8 @@
           <w:rStyle w:val="1"/>
           <w:rFonts w:ascii="Times New Roman" w:hAnsi="Times New Roman" w:cs="Times New Roman"/>
           <w:b/>
-          <w:sz w:val="36"/>
-          <w:szCs w:val="36"/>
+          <w:sz w:val="28"/>
+          <w:szCs w:val="28"/>
         </w:rPr>
         <w:t xml:space="preserve">«Визначити причини </w:t>
       </w:r>
@@ -3577,8 +3399,8 @@
         <w:rPr>
           <w:rStyle w:val="a5"/>
           <w:rFonts w:ascii="Times New Roman" w:hAnsi="Times New Roman" w:cs="Times New Roman"/>
-          <w:sz w:val="36"/>
-          <w:szCs w:val="36"/>
+          <w:sz w:val="28"/>
+          <w:szCs w:val="28"/>
         </w:rPr>
         <w:t>(або наслідки)</w:t>
       </w:r>
@@ -3587,8 +3409,8 @@
           <w:rStyle w:val="1"/>
           <w:rFonts w:ascii="Times New Roman" w:hAnsi="Times New Roman" w:cs="Times New Roman"/>
           <w:b/>
-          <w:sz w:val="36"/>
-          <w:szCs w:val="36"/>
+          <w:sz w:val="28"/>
+          <w:szCs w:val="28"/>
         </w:rPr>
         <w:t xml:space="preserve"> історичного факту»</w:t>
       </w:r>
@@ -3596,8 +3418,8 @@
         <w:rPr>
           <w:rStyle w:val="1"/>
           <w:rFonts w:ascii="Times New Roman" w:hAnsi="Times New Roman" w:cs="Times New Roman"/>
-          <w:sz w:val="36"/>
-          <w:szCs w:val="36"/>
+          <w:sz w:val="28"/>
+          <w:szCs w:val="28"/>
         </w:rPr>
         <w:t xml:space="preserve"> — вимагає чіткого у хронологічній послідовності з'ясування історичних умов, чинників, приводу, передумов, що зумовили дану історичну подію (явище, процес).</w:t>
       </w:r>
@@ -3610,12 +3432,11 @@
           <w:numId w:val="2"/>
         </w:numPr>
         <w:shd w:val="clear" w:color="auto" w:fill="auto"/>
-        <w:spacing w:after="2160" w:line="240" w:lineRule="auto"/>
+        <w:spacing w:after="2160" w:line="360" w:lineRule="auto"/>
         <w:ind w:firstLine="709"/>
-        <w:rPr>
-          <w:rFonts w:ascii="Times New Roman" w:hAnsi="Times New Roman" w:cs="Times New Roman"/>
-          <w:sz w:val="36"/>
-          <w:szCs w:val="36"/>
+        <w:jc w:val="both"/>
+        <w:rPr>
+          <w:rFonts w:ascii="Times New Roman" w:hAnsi="Times New Roman" w:cs="Times New Roman"/>
         </w:rPr>
       </w:pPr>
       <w:r>
@@ -3623,8 +3444,8 @@
           <w:rStyle w:val="1"/>
           <w:rFonts w:ascii="Times New Roman" w:hAnsi="Times New Roman" w:cs="Times New Roman"/>
           <w:b/>
-          <w:sz w:val="36"/>
-          <w:szCs w:val="36"/>
+          <w:sz w:val="28"/>
+          <w:szCs w:val="28"/>
         </w:rPr>
         <w:t>«Порівняти»</w:t>
       </w:r>
@@ -3632,8 +3453,8 @@
         <w:rPr>
           <w:rStyle w:val="1"/>
           <w:rFonts w:ascii="Times New Roman" w:hAnsi="Times New Roman" w:cs="Times New Roman"/>
-          <w:sz w:val="36"/>
-          <w:szCs w:val="36"/>
+          <w:sz w:val="28"/>
+          <w:szCs w:val="28"/>
         </w:rPr>
         <w:t xml:space="preserve"> — передбачає виявлення спільних рис і ознак запропонованого історичного факту </w:t>
       </w:r>
@@ -3641,8 +3462,8 @@
         <w:rPr>
           <w:rStyle w:val="a5"/>
           <w:rFonts w:ascii="Times New Roman" w:hAnsi="Times New Roman" w:cs="Times New Roman"/>
-          <w:sz w:val="36"/>
-          <w:szCs w:val="36"/>
+          <w:sz w:val="28"/>
+          <w:szCs w:val="28"/>
         </w:rPr>
         <w:t>(у вигляді події, явища, процесу)</w:t>
       </w:r>
@@ -3650,8 +3471,8 @@
         <w:rPr>
           <w:rStyle w:val="1"/>
           <w:rFonts w:ascii="Times New Roman" w:hAnsi="Times New Roman" w:cs="Times New Roman"/>
-          <w:sz w:val="36"/>
-          <w:szCs w:val="36"/>
+          <w:sz w:val="28"/>
+          <w:szCs w:val="28"/>
         </w:rPr>
         <w:t xml:space="preserve"> з подібними, аналогічними, а також його особливостей, якими він відрізняється за суттю, причинами і наслідками.</w:t>
       </w:r>
@@ -3664,12 +3485,11 @@
           <w:numId w:val="2"/>
         </w:numPr>
         <w:shd w:val="clear" w:color="auto" w:fill="auto"/>
-        <w:spacing w:after="0" w:line="240" w:lineRule="auto"/>
+        <w:spacing w:after="0" w:line="360" w:lineRule="auto"/>
         <w:ind w:firstLine="709"/>
-        <w:rPr>
-          <w:rFonts w:ascii="Times New Roman" w:hAnsi="Times New Roman" w:cs="Times New Roman"/>
-          <w:sz w:val="36"/>
-          <w:szCs w:val="36"/>
+        <w:jc w:val="both"/>
+        <w:rPr>
+          <w:rFonts w:ascii="Times New Roman" w:hAnsi="Times New Roman" w:cs="Times New Roman"/>
         </w:rPr>
       </w:pPr>
       <w:r>
@@ -3677,8 +3497,8 @@
           <w:rStyle w:val="1"/>
           <w:rFonts w:ascii="Times New Roman" w:hAnsi="Times New Roman" w:cs="Times New Roman"/>
           <w:b/>
-          <w:sz w:val="36"/>
-          <w:szCs w:val="36"/>
+          <w:sz w:val="28"/>
+          <w:szCs w:val="28"/>
         </w:rPr>
         <w:lastRenderedPageBreak/>
         <w:t xml:space="preserve">«Проаналізувати» </w:t>
@@ -3687,8 +3507,8 @@
         <w:rPr>
           <w:rStyle w:val="1"/>
           <w:rFonts w:ascii="Times New Roman" w:hAnsi="Times New Roman" w:cs="Times New Roman"/>
-          <w:sz w:val="36"/>
-          <w:szCs w:val="36"/>
+          <w:sz w:val="28"/>
+          <w:szCs w:val="28"/>
         </w:rPr>
         <w:t>— означає визначення суттєвих рис й ознак історичного факту, його найсуттєвіші зв'язки з іншими фактами в зазначеному історичному часі та історичному прос</w:t>
       </w:r>
@@ -3696,8 +3516,8 @@
         <w:rPr>
           <w:rStyle w:val="1"/>
           <w:rFonts w:ascii="Times New Roman" w:hAnsi="Times New Roman" w:cs="Times New Roman"/>
-          <w:sz w:val="36"/>
-          <w:szCs w:val="36"/>
+          <w:sz w:val="28"/>
+          <w:szCs w:val="28"/>
         </w:rPr>
         <w:softHyphen/>
         <w:t>торі.</w:t>
@@ -3711,13 +3531,14 @@
           <w:numId w:val="2"/>
         </w:numPr>
         <w:shd w:val="clear" w:color="auto" w:fill="auto"/>
-        <w:spacing w:after="0" w:line="240" w:lineRule="auto"/>
+        <w:spacing w:after="0" w:line="360" w:lineRule="auto"/>
         <w:ind w:firstLine="709"/>
-        <w:rPr>
-          <w:rStyle w:val="1"/>
-          <w:rFonts w:ascii="Times New Roman" w:hAnsi="Times New Roman" w:cs="Times New Roman"/>
-          <w:sz w:val="36"/>
-          <w:szCs w:val="36"/>
+        <w:jc w:val="both"/>
+        <w:rPr>
+          <w:rStyle w:val="1"/>
+          <w:rFonts w:ascii="Times New Roman" w:hAnsi="Times New Roman" w:cs="Times New Roman"/>
+          <w:sz w:val="28"/>
+          <w:szCs w:val="28"/>
         </w:rPr>
       </w:pPr>
       <w:r>
@@ -3725,8 +3546,8 @@
           <w:rStyle w:val="1"/>
           <w:rFonts w:ascii="Times New Roman" w:hAnsi="Times New Roman" w:cs="Times New Roman"/>
           <w:b/>
-          <w:sz w:val="36"/>
-          <w:szCs w:val="36"/>
+          <w:sz w:val="28"/>
+          <w:szCs w:val="28"/>
         </w:rPr>
         <w:t xml:space="preserve">«Узагальнити» </w:t>
       </w:r>
@@ -3734,8 +3555,8 @@
         <w:rPr>
           <w:rStyle w:val="1"/>
           <w:rFonts w:ascii="Times New Roman" w:hAnsi="Times New Roman" w:cs="Times New Roman"/>
-          <w:sz w:val="36"/>
-          <w:szCs w:val="36"/>
+          <w:sz w:val="28"/>
+          <w:szCs w:val="28"/>
         </w:rPr>
         <w:t xml:space="preserve">— означає знайти головні риси </w:t>
       </w:r>
@@ -3743,8 +3564,8 @@
         <w:rPr>
           <w:rStyle w:val="a5"/>
           <w:rFonts w:ascii="Times New Roman" w:hAnsi="Times New Roman" w:cs="Times New Roman"/>
-          <w:sz w:val="36"/>
-          <w:szCs w:val="36"/>
+          <w:sz w:val="28"/>
+          <w:szCs w:val="28"/>
         </w:rPr>
         <w:t>(характеристики, закономірності, причини, свідоцтва),</w:t>
       </w:r>
@@ -3752,8 +3573,8 @@
         <w:rPr>
           <w:rStyle w:val="1"/>
           <w:rFonts w:ascii="Times New Roman" w:hAnsi="Times New Roman" w:cs="Times New Roman"/>
-          <w:sz w:val="36"/>
-          <w:szCs w:val="36"/>
+          <w:sz w:val="28"/>
+          <w:szCs w:val="28"/>
         </w:rPr>
         <w:t xml:space="preserve"> через які весь обсяг матеріалу </w:t>
       </w:r>
@@ -3761,8 +3582,8 @@
         <w:rPr>
           <w:rStyle w:val="a5"/>
           <w:rFonts w:ascii="Times New Roman" w:hAnsi="Times New Roman" w:cs="Times New Roman"/>
-          <w:sz w:val="36"/>
-          <w:szCs w:val="36"/>
+          <w:sz w:val="28"/>
+          <w:szCs w:val="28"/>
         </w:rPr>
         <w:t>(період, процес)</w:t>
       </w:r>
@@ -3770,8 +3591,8 @@
         <w:rPr>
           <w:rStyle w:val="1"/>
           <w:rFonts w:ascii="Times New Roman" w:hAnsi="Times New Roman" w:cs="Times New Roman"/>
-          <w:sz w:val="36"/>
-          <w:szCs w:val="36"/>
+          <w:sz w:val="28"/>
+          <w:szCs w:val="28"/>
         </w:rPr>
         <w:t xml:space="preserve"> можна розуміти як щось єдине, цілісне, таке, що володіє внутрішньою спільністю.</w:t>
       </w:r>
@@ -3784,13 +3605,14 @@
           <w:numId w:val="2"/>
         </w:numPr>
         <w:shd w:val="clear" w:color="auto" w:fill="auto"/>
-        <w:spacing w:after="0" w:line="240" w:lineRule="auto"/>
+        <w:spacing w:after="0" w:line="360" w:lineRule="auto"/>
         <w:ind w:firstLine="709"/>
-        <w:rPr>
-          <w:rStyle w:val="1"/>
-          <w:rFonts w:ascii="Times New Roman" w:hAnsi="Times New Roman" w:cs="Times New Roman"/>
-          <w:sz w:val="36"/>
-          <w:szCs w:val="36"/>
+        <w:jc w:val="both"/>
+        <w:rPr>
+          <w:rStyle w:val="1"/>
+          <w:rFonts w:ascii="Times New Roman" w:hAnsi="Times New Roman" w:cs="Times New Roman"/>
+          <w:sz w:val="28"/>
+          <w:szCs w:val="28"/>
         </w:rPr>
       </w:pPr>
       <w:r>
@@ -3798,8 +3620,8 @@
           <w:rStyle w:val="1"/>
           <w:rFonts w:ascii="Times New Roman" w:hAnsi="Times New Roman" w:cs="Times New Roman"/>
           <w:b/>
-          <w:sz w:val="36"/>
-          <w:szCs w:val="36"/>
+          <w:sz w:val="28"/>
+          <w:szCs w:val="28"/>
         </w:rPr>
         <w:t>«Дати</w:t>
       </w:r>
@@ -3807,8 +3629,8 @@
         <w:rPr>
           <w:rStyle w:val="1"/>
           <w:rFonts w:ascii="Times New Roman" w:hAnsi="Times New Roman" w:cs="Times New Roman"/>
-          <w:sz w:val="36"/>
-          <w:szCs w:val="36"/>
+          <w:sz w:val="28"/>
+          <w:szCs w:val="28"/>
         </w:rPr>
         <w:t xml:space="preserve"> </w:t>
       </w:r>
@@ -3816,8 +3638,8 @@
         <w:rPr>
           <w:rStyle w:val="ab"/>
           <w:rFonts w:ascii="Times New Roman" w:hAnsi="Times New Roman" w:cs="Times New Roman"/>
-          <w:sz w:val="36"/>
-          <w:szCs w:val="36"/>
+          <w:sz w:val="28"/>
+          <w:szCs w:val="28"/>
         </w:rPr>
         <w:t xml:space="preserve">оцінку» </w:t>
       </w:r>
@@ -3825,28 +3647,10 @@
         <w:rPr>
           <w:rStyle w:val="1"/>
           <w:rFonts w:ascii="Times New Roman" w:hAnsi="Times New Roman" w:cs="Times New Roman"/>
-          <w:sz w:val="36"/>
-          <w:szCs w:val="36"/>
-        </w:rPr>
-        <w:t xml:space="preserve">— потребує добору конкретних науково </w:t>
-      </w:r>
-      <w:r>
-        <w:rPr>
-          <w:rStyle w:val="1"/>
-          <w:rFonts w:ascii="Times New Roman" w:hAnsi="Times New Roman" w:cs="Times New Roman"/>
-          <w:sz w:val="36"/>
-          <w:szCs w:val="36"/>
-        </w:rPr>
-        <w:t>обґрунтованих</w:t>
-      </w:r>
-      <w:r>
-        <w:rPr>
-          <w:rStyle w:val="1"/>
-          <w:rFonts w:ascii="Times New Roman" w:hAnsi="Times New Roman" w:cs="Times New Roman"/>
-          <w:sz w:val="36"/>
-          <w:szCs w:val="36"/>
-        </w:rPr>
-        <w:t xml:space="preserve"> власних аргументів, висловлення власної думки.</w:t>
+          <w:sz w:val="28"/>
+          <w:szCs w:val="28"/>
+        </w:rPr>
+        <w:t>— потребує добору конкретних науково обґрунтованих власних аргументів, висловлення власної думки.</w:t>
       </w:r>
     </w:p>
     <w:sectPr>
@@ -7463,7 +7267,7 @@
 </file>
 
 <file path=customXml/itemProps1.xml><?xml version="1.0" encoding="utf-8"?>
-<ds:datastoreItem xmlns:ds="http://schemas.openxmlformats.org/officeDocument/2006/customXml" ds:itemID="{98CA080C-F665-4AAC-9355-7481460A2487}">
+<ds:datastoreItem xmlns:ds="http://schemas.openxmlformats.org/officeDocument/2006/customXml" ds:itemID="{1C1FB053-F7F4-46C1-B5C4-747E50F5D606}">
   <ds:schemaRefs>
     <ds:schemaRef ds:uri="http://schemas.openxmlformats.org/officeDocument/2006/bibliography"/>
   </ds:schemaRefs>

--- a/history.docx
+++ b/history.docx
@@ -617,20 +617,7 @@
                 <w:sz w:val="28"/>
                 <w:szCs w:val="28"/>
               </w:rPr>
-              <w:t xml:space="preserve">Мотивація учення, повідомлення </w:t>
-            </w:r>
-            <w:bookmarkStart w:id="0" w:name="_GoBack"/>
-            <w:bookmarkEnd w:id="0"/>
-            <w:r>
-              <w:rPr>
-                <w:rStyle w:val="9BookmanOldStyle12pt"/>
-                <w:rFonts w:ascii="Times New Roman" w:hAnsi="Times New Roman" w:cs="Times New Roman"/>
-                <w:b/>
-                <w:i/>
-                <w:sz w:val="28"/>
-                <w:szCs w:val="28"/>
-              </w:rPr>
-              <w:t>теми, мети і завдання</w:t>
+              <w:t>Мотивація учення, повідомлення теми, мети і завдання</w:t>
             </w:r>
           </w:p>
         </w:tc>
@@ -942,16 +929,36 @@
           <w:sz w:val="28"/>
           <w:szCs w:val="28"/>
         </w:rPr>
-        <w:t xml:space="preserve"> Г. Се</w:t>
-      </w:r>
-      <w:r>
-        <w:rPr>
-          <w:rStyle w:val="1"/>
-          <w:rFonts w:ascii="Times New Roman" w:hAnsi="Times New Roman" w:cs="Times New Roman"/>
-          <w:sz w:val="28"/>
-          <w:szCs w:val="28"/>
-        </w:rPr>
-        <w:t>левка, за таким навчанням на одного студента</w:t>
+        <w:t xml:space="preserve"> Г. </w:t>
+      </w:r>
+      <w:proofErr w:type="spellStart"/>
+      <w:r>
+        <w:rPr>
+          <w:rStyle w:val="1"/>
+          <w:rFonts w:ascii="Times New Roman" w:hAnsi="Times New Roman" w:cs="Times New Roman"/>
+          <w:sz w:val="28"/>
+          <w:szCs w:val="28"/>
+        </w:rPr>
+        <w:t>Се</w:t>
+      </w:r>
+      <w:r>
+        <w:rPr>
+          <w:rStyle w:val="1"/>
+          <w:rFonts w:ascii="Times New Roman" w:hAnsi="Times New Roman" w:cs="Times New Roman"/>
+          <w:sz w:val="28"/>
+          <w:szCs w:val="28"/>
+        </w:rPr>
+        <w:t>левка</w:t>
+      </w:r>
+      <w:proofErr w:type="spellEnd"/>
+      <w:r>
+        <w:rPr>
+          <w:rStyle w:val="1"/>
+          <w:rFonts w:ascii="Times New Roman" w:hAnsi="Times New Roman" w:cs="Times New Roman"/>
+          <w:sz w:val="28"/>
+          <w:szCs w:val="28"/>
+        </w:rPr>
+        <w:t>, за таким навчанням на одного студента</w:t>
       </w:r>
       <w:r>
         <w:rPr>
@@ -1195,7 +1202,27 @@
           <w:sz w:val="28"/>
           <w:szCs w:val="28"/>
         </w:rPr>
-        <w:t xml:space="preserve"> — наголошує К. Роджерс, — </w:t>
+        <w:t xml:space="preserve"> — наголошує К. </w:t>
+      </w:r>
+      <w:proofErr w:type="spellStart"/>
+      <w:r>
+        <w:rPr>
+          <w:rStyle w:val="1"/>
+          <w:rFonts w:ascii="Times New Roman" w:hAnsi="Times New Roman" w:cs="Times New Roman"/>
+          <w:sz w:val="28"/>
+          <w:szCs w:val="28"/>
+        </w:rPr>
+        <w:t>Роджерс</w:t>
+      </w:r>
+      <w:proofErr w:type="spellEnd"/>
+      <w:r>
+        <w:rPr>
+          <w:rStyle w:val="1"/>
+          <w:rFonts w:ascii="Times New Roman" w:hAnsi="Times New Roman" w:cs="Times New Roman"/>
+          <w:sz w:val="28"/>
+          <w:szCs w:val="28"/>
+        </w:rPr>
+        <w:t xml:space="preserve">, — </w:t>
       </w:r>
       <w:r>
         <w:rPr>
@@ -2310,6 +2337,11 @@
         <w:spacing w:line="360" w:lineRule="auto"/>
         <w:ind w:firstLine="709"/>
         <w:jc w:val="both"/>
+        <w:rPr>
+          <w:rStyle w:val="12pt0ptExact"/>
+          <w:rFonts w:ascii="Times New Roman" w:hAnsi="Times New Roman" w:cs="Times New Roman"/>
+          <w:spacing w:val="0"/>
+        </w:rPr>
       </w:pPr>
       <w:r>
         <w:rPr>
@@ -2355,31 +2387,787 @@
         </w:rPr>
         <w:t xml:space="preserve"> </w:t>
       </w:r>
-      <w:r>
+    </w:p>
+    <w:p>
+      <w:pPr>
+        <w:spacing w:line="360" w:lineRule="auto"/>
+        <w:ind w:firstLine="709"/>
+        <w:jc w:val="both"/>
         <w:rPr>
           <w:rStyle w:val="12pt0ptExact"/>
           <w:rFonts w:ascii="Times New Roman" w:hAnsi="Times New Roman" w:cs="Times New Roman"/>
           <w:spacing w:val="0"/>
         </w:rPr>
-        <w:br/>
-      </w:r>
+      </w:pPr>
       <w:r>
         <w:rPr>
           <w:rStyle w:val="12pt0ptExact"/>
           <w:rFonts w:ascii="Times New Roman" w:hAnsi="Times New Roman" w:cs="Times New Roman"/>
           <w:spacing w:val="0"/>
         </w:rPr>
-        <w:tab/>
         <w:t>Для зручності використання алгоритм схематично може бути записаний в зошитах студентів, наприклад ось так:</w:t>
       </w:r>
-      <w:r>
+    </w:p>
+    <w:p>
+      <w:pPr>
+        <w:spacing w:line="360" w:lineRule="auto"/>
+        <w:ind w:firstLine="709"/>
+        <w:jc w:val="center"/>
         <w:rPr>
           <w:rStyle w:val="12pt0ptExact"/>
           <w:rFonts w:ascii="Times New Roman" w:hAnsi="Times New Roman" w:cs="Times New Roman"/>
           <w:spacing w:val="0"/>
         </w:rPr>
-        <w:br/>
-      </w:r>
+      </w:pPr>
+    </w:p>
+    <w:p>
+      <w:pPr>
+        <w:spacing w:line="360" w:lineRule="auto"/>
+        <w:ind w:firstLine="709"/>
+        <w:jc w:val="center"/>
+      </w:pPr>
+      <w:r>
+        <w:rPr>
+          <w:noProof/>
+          <w:lang w:val="ru-RU" w:eastAsia="ru-RU" w:bidi="ar-SA"/>
+        </w:rPr>
+        <mc:AlternateContent>
+          <mc:Choice Requires="wpg">
+            <w:drawing>
+              <wp:anchor distT="0" distB="0" distL="114300" distR="114300" simplePos="0" relativeHeight="251659264" behindDoc="1" locked="0" layoutInCell="1" allowOverlap="1">
+                <wp:simplePos x="0" y="0"/>
+                <wp:positionH relativeFrom="column">
+                  <wp:posOffset>3550410</wp:posOffset>
+                </wp:positionH>
+                <wp:positionV relativeFrom="paragraph">
+                  <wp:posOffset>249880</wp:posOffset>
+                </wp:positionV>
+                <wp:extent cx="17500" cy="3655218"/>
+                <wp:effectExtent l="76200" t="0" r="78105" b="59690"/>
+                <wp:wrapNone/>
+                <wp:docPr id="10" name="Группа 10"/>
+                <wp:cNvGraphicFramePr/>
+                <a:graphic xmlns:a="http://schemas.openxmlformats.org/drawingml/2006/main">
+                  <a:graphicData uri="http://schemas.microsoft.com/office/word/2010/wordprocessingGroup">
+                    <wpg:wgp>
+                      <wpg:cNvGrpSpPr/>
+                      <wpg:grpSpPr>
+                        <a:xfrm>
+                          <a:off x="0" y="0"/>
+                          <a:ext cx="17500" cy="3655218"/>
+                          <a:chOff x="0" y="0"/>
+                          <a:chExt cx="17500" cy="3655218"/>
+                        </a:xfrm>
+                      </wpg:grpSpPr>
+                      <wps:wsp>
+                        <wps:cNvPr id="6" name="Прямая со стрелкой 6"/>
+                        <wps:cNvCnPr/>
+                        <wps:spPr>
+                          <a:xfrm>
+                            <a:off x="0" y="0"/>
+                            <a:ext cx="0" cy="651510"/>
+                          </a:xfrm>
+                          <a:prstGeom prst="straightConnector1">
+                            <a:avLst/>
+                          </a:prstGeom>
+                          <a:ln w="12700">
+                            <a:solidFill>
+                              <a:schemeClr val="tx1">
+                                <a:lumMod val="95000"/>
+                                <a:lumOff val="5000"/>
+                              </a:schemeClr>
+                            </a:solidFill>
+                            <a:tailEnd type="triangle"/>
+                          </a:ln>
+                        </wps:spPr>
+                        <wps:style>
+                          <a:lnRef idx="1">
+                            <a:schemeClr val="accent1"/>
+                          </a:lnRef>
+                          <a:fillRef idx="0">
+                            <a:schemeClr val="accent1"/>
+                          </a:fillRef>
+                          <a:effectRef idx="0">
+                            <a:schemeClr val="accent1"/>
+                          </a:effectRef>
+                          <a:fontRef idx="minor">
+                            <a:schemeClr val="tx1"/>
+                          </a:fontRef>
+                        </wps:style>
+                        <wps:bodyPr/>
+                      </wps:wsp>
+                      <wps:wsp>
+                        <wps:cNvPr id="7" name="Прямая со стрелкой 7"/>
+                        <wps:cNvCnPr/>
+                        <wps:spPr>
+                          <a:xfrm>
+                            <a:off x="17500" y="910025"/>
+                            <a:ext cx="0" cy="651600"/>
+                          </a:xfrm>
+                          <a:prstGeom prst="straightConnector1">
+                            <a:avLst/>
+                          </a:prstGeom>
+                          <a:ln w="12700">
+                            <a:solidFill>
+                              <a:schemeClr val="tx1">
+                                <a:lumMod val="95000"/>
+                                <a:lumOff val="5000"/>
+                              </a:schemeClr>
+                            </a:solidFill>
+                            <a:tailEnd type="triangle"/>
+                          </a:ln>
+                        </wps:spPr>
+                        <wps:style>
+                          <a:lnRef idx="1">
+                            <a:schemeClr val="accent1"/>
+                          </a:lnRef>
+                          <a:fillRef idx="0">
+                            <a:schemeClr val="accent1"/>
+                          </a:fillRef>
+                          <a:effectRef idx="0">
+                            <a:schemeClr val="accent1"/>
+                          </a:effectRef>
+                          <a:fontRef idx="minor">
+                            <a:schemeClr val="tx1"/>
+                          </a:fontRef>
+                        </wps:style>
+                        <wps:bodyPr/>
+                      </wps:wsp>
+                      <wps:wsp>
+                        <wps:cNvPr id="8" name="Прямая со стрелкой 8"/>
+                        <wps:cNvCnPr/>
+                        <wps:spPr>
+                          <a:xfrm>
+                            <a:off x="8750" y="1815675"/>
+                            <a:ext cx="0" cy="651510"/>
+                          </a:xfrm>
+                          <a:prstGeom prst="straightConnector1">
+                            <a:avLst/>
+                          </a:prstGeom>
+                          <a:ln w="12700">
+                            <a:solidFill>
+                              <a:schemeClr val="tx1">
+                                <a:lumMod val="95000"/>
+                                <a:lumOff val="5000"/>
+                              </a:schemeClr>
+                            </a:solidFill>
+                            <a:tailEnd type="triangle"/>
+                          </a:ln>
+                        </wps:spPr>
+                        <wps:style>
+                          <a:lnRef idx="1">
+                            <a:schemeClr val="accent1"/>
+                          </a:lnRef>
+                          <a:fillRef idx="0">
+                            <a:schemeClr val="accent1"/>
+                          </a:fillRef>
+                          <a:effectRef idx="0">
+                            <a:schemeClr val="accent1"/>
+                          </a:effectRef>
+                          <a:fontRef idx="minor">
+                            <a:schemeClr val="tx1"/>
+                          </a:fontRef>
+                        </wps:style>
+                        <wps:bodyPr/>
+                      </wps:wsp>
+                      <wps:wsp>
+                        <wps:cNvPr id="9" name="Прямая со стрелкой 9"/>
+                        <wps:cNvCnPr/>
+                        <wps:spPr>
+                          <a:xfrm>
+                            <a:off x="4375" y="2852578"/>
+                            <a:ext cx="0" cy="802640"/>
+                          </a:xfrm>
+                          <a:prstGeom prst="straightConnector1">
+                            <a:avLst/>
+                          </a:prstGeom>
+                          <a:ln w="12700">
+                            <a:solidFill>
+                              <a:schemeClr val="tx1">
+                                <a:lumMod val="95000"/>
+                                <a:lumOff val="5000"/>
+                              </a:schemeClr>
+                            </a:solidFill>
+                            <a:tailEnd type="triangle"/>
+                          </a:ln>
+                        </wps:spPr>
+                        <wps:style>
+                          <a:lnRef idx="1">
+                            <a:schemeClr val="accent1"/>
+                          </a:lnRef>
+                          <a:fillRef idx="0">
+                            <a:schemeClr val="accent1"/>
+                          </a:fillRef>
+                          <a:effectRef idx="0">
+                            <a:schemeClr val="accent1"/>
+                          </a:effectRef>
+                          <a:fontRef idx="minor">
+                            <a:schemeClr val="tx1"/>
+                          </a:fontRef>
+                        </wps:style>
+                        <wps:bodyPr/>
+                      </wps:wsp>
+                    </wpg:wgp>
+                  </a:graphicData>
+                </a:graphic>
+              </wp:anchor>
+            </w:drawing>
+          </mc:Choice>
+          <mc:Fallback>
+            <w:pict>
+              <v:group w14:anchorId="18E12268" id="Группа 10" o:spid="_x0000_s1026" style="position:absolute;margin-left:279.55pt;margin-top:19.7pt;width:1.4pt;height:287.8pt;z-index:-251657216" coordsize="175,36552" o:gfxdata="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">
+                <v:shapetype id="_x0000_t32" coordsize="21600,21600" o:spt="32" o:oned="t" path="m,l21600,21600e" filled="f">
+                  <v:path arrowok="t" fillok="f" o:connecttype="none"/>
+                  <o:lock v:ext="edit" shapetype="t"/>
+                </v:shapetype>
+                <v:shape id="Прямая со стрелкой 6" o:spid="_x0000_s1027" type="#_x0000_t32" style="position:absolute;width:0;height:6515;visibility:visible;mso-wrap-style:square" o:connectortype="straight" o:gfxdata="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" strokecolor="#0d0d0d [3069]" strokeweight="1pt">
+                  <v:stroke endarrow="block" joinstyle="miter"/>
+                </v:shape>
+                <v:shape id="Прямая со стрелкой 7" o:spid="_x0000_s1028" type="#_x0000_t32" style="position:absolute;left:175;top:9100;width:0;height:6516;visibility:visible;mso-wrap-style:square" o:connectortype="straight" o:gfxdata="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" strokecolor="#0d0d0d [3069]" strokeweight="1pt">
+                  <v:stroke endarrow="block" joinstyle="miter"/>
+                </v:shape>
+                <v:shape id="Прямая со стрелкой 8" o:spid="_x0000_s1029" type="#_x0000_t32" style="position:absolute;left:87;top:18156;width:0;height:6515;visibility:visible;mso-wrap-style:square" o:connectortype="straight" o:gfxdata="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" strokecolor="#0d0d0d [3069]" strokeweight="1pt">
+                  <v:stroke endarrow="block" joinstyle="miter"/>
+                </v:shape>
+                <v:shape id="Прямая со стрелкой 9" o:spid="_x0000_s1030" type="#_x0000_t32" style="position:absolute;left:43;top:28525;width:0;height:8027;visibility:visible;mso-wrap-style:square" o:connectortype="straight" o:gfxdata="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" strokecolor="#0d0d0d [3069]" strokeweight="1pt">
+                  <v:stroke endarrow="block" joinstyle="miter"/>
+                </v:shape>
+              </v:group>
+            </w:pict>
+          </mc:Fallback>
+        </mc:AlternateContent>
+      </w:r>
+      <w:r>
+        <w:t>Уважно проаналізуй</w:t>
+      </w:r>
+    </w:p>
+    <w:p>
+      <w:pPr>
+        <w:spacing w:line="360" w:lineRule="auto"/>
+        <w:ind w:firstLine="709"/>
+        <w:jc w:val="center"/>
+      </w:pPr>
+      <w:r>
+        <w:rPr>
+          <w:noProof/>
+          <w:lang w:val="ru-RU" w:eastAsia="ru-RU" w:bidi="ar-SA"/>
+        </w:rPr>
+        <mc:AlternateContent>
+          <mc:Choice Requires="wps">
+            <w:drawing>
+              <wp:anchor distT="0" distB="0" distL="114300" distR="114300" simplePos="0" relativeHeight="251636736" behindDoc="0" locked="0" layoutInCell="1" allowOverlap="1" wp14:anchorId="0F23EFC8" wp14:editId="70B2804A">
+                <wp:simplePos x="0" y="0"/>
+                <wp:positionH relativeFrom="column">
+                  <wp:posOffset>2812415</wp:posOffset>
+                </wp:positionH>
+                <wp:positionV relativeFrom="paragraph">
+                  <wp:posOffset>105978</wp:posOffset>
+                </wp:positionV>
+                <wp:extent cx="1608993" cy="325315"/>
+                <wp:effectExtent l="0" t="0" r="10795" b="17780"/>
+                <wp:wrapNone/>
+                <wp:docPr id="1" name="Прямоугольник 1"/>
+                <wp:cNvGraphicFramePr/>
+                <a:graphic xmlns:a="http://schemas.openxmlformats.org/drawingml/2006/main">
+                  <a:graphicData uri="http://schemas.microsoft.com/office/word/2010/wordprocessingShape">
+                    <wps:wsp>
+                      <wps:cNvSpPr/>
+                      <wps:spPr>
+                        <a:xfrm>
+                          <a:off x="0" y="0"/>
+                          <a:ext cx="1608993" cy="325315"/>
+                        </a:xfrm>
+                        <a:prstGeom prst="rect">
+                          <a:avLst/>
+                        </a:prstGeom>
+                        <a:ln w="12700">
+                          <a:solidFill>
+                            <a:schemeClr val="tx1">
+                              <a:lumMod val="95000"/>
+                              <a:lumOff val="5000"/>
+                            </a:schemeClr>
+                          </a:solidFill>
+                        </a:ln>
+                      </wps:spPr>
+                      <wps:style>
+                        <a:lnRef idx="2">
+                          <a:schemeClr val="accent6"/>
+                        </a:lnRef>
+                        <a:fillRef idx="1">
+                          <a:schemeClr val="lt1"/>
+                        </a:fillRef>
+                        <a:effectRef idx="0">
+                          <a:schemeClr val="accent6"/>
+                        </a:effectRef>
+                        <a:fontRef idx="minor">
+                          <a:schemeClr val="dk1"/>
+                        </a:fontRef>
+                      </wps:style>
+                      <wps:txbx>
+                        <w:txbxContent>
+                          <w:p>
+                            <w:pPr>
+                              <w:jc w:val="center"/>
+                            </w:pPr>
+                            <w:r>
+                              <w:t>Умови завдання</w:t>
+                            </w:r>
+                          </w:p>
+                        </w:txbxContent>
+                      </wps:txbx>
+                      <wps:bodyPr rot="0" spcFirstLastPara="0" vertOverflow="overflow" horzOverflow="overflow" vert="horz" wrap="square" lIns="91440" tIns="45720" rIns="91440" bIns="45720" numCol="1" spcCol="0" rtlCol="0" fromWordArt="0" anchor="ctr" anchorCtr="0" forceAA="0" compatLnSpc="1">
+                        <a:prstTxWarp prst="textNoShape">
+                          <a:avLst/>
+                        </a:prstTxWarp>
+                        <a:noAutofit/>
+                      </wps:bodyPr>
+                    </wps:wsp>
+                  </a:graphicData>
+                </a:graphic>
+                <wp14:sizeRelV relativeFrom="margin">
+                  <wp14:pctHeight>0</wp14:pctHeight>
+                </wp14:sizeRelV>
+              </wp:anchor>
+            </w:drawing>
+          </mc:Choice>
+          <mc:Fallback>
+            <w:pict>
+              <v:rect w14:anchorId="0F23EFC8" id="Прямоугольник 1" o:spid="_x0000_s1026" style="position:absolute;left:0;text-align:left;margin-left:221.45pt;margin-top:8.35pt;width:126.7pt;height:25.6pt;z-index:251636736;visibility:visible;mso-wrap-style:square;mso-height-percent:0;mso-wrap-distance-left:9pt;mso-wrap-distance-top:0;mso-wrap-distance-right:9pt;mso-wrap-distance-bottom:0;mso-position-horizontal:absolute;mso-position-horizontal-relative:text;mso-position-vertical:absolute;mso-position-vertical-relative:text;mso-height-percent:0;mso-height-relative:margin;v-text-anchor:middle" o:gfxdata="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" fillcolor="white [3201]" strokecolor="#0d0d0d [3069]" strokeweight="1pt">
+                <v:textbox>
+                  <w:txbxContent>
+                    <w:p>
+                      <w:pPr>
+                        <w:jc w:val="center"/>
+                      </w:pPr>
+                      <w:r>
+                        <w:t>Умови завдання</w:t>
+                      </w:r>
+                    </w:p>
+                  </w:txbxContent>
+                </v:textbox>
+              </v:rect>
+            </w:pict>
+          </mc:Fallback>
+        </mc:AlternateContent>
+      </w:r>
+    </w:p>
+    <w:p>
+      <w:pPr>
+        <w:spacing w:line="360" w:lineRule="auto"/>
+        <w:ind w:firstLine="709"/>
+        <w:jc w:val="center"/>
+      </w:pPr>
+    </w:p>
+    <w:p>
+      <w:pPr>
+        <w:spacing w:line="360" w:lineRule="auto"/>
+        <w:ind w:firstLine="709"/>
+        <w:jc w:val="center"/>
+      </w:pPr>
+      <w:r>
+        <w:t>З’ясуй</w:t>
+      </w:r>
+    </w:p>
+    <w:p>
+      <w:pPr>
+        <w:spacing w:line="360" w:lineRule="auto"/>
+        <w:ind w:firstLine="709"/>
+        <w:jc w:val="center"/>
+      </w:pPr>
+      <w:r>
+        <w:rPr>
+          <w:noProof/>
+          <w:lang w:val="ru-RU" w:eastAsia="ru-RU" w:bidi="ar-SA"/>
+        </w:rPr>
+        <mc:AlternateContent>
+          <mc:Choice Requires="wps">
+            <w:drawing>
+              <wp:anchor distT="0" distB="0" distL="114300" distR="114300" simplePos="0" relativeHeight="251641856" behindDoc="0" locked="0" layoutInCell="1" allowOverlap="1" wp14:anchorId="3DAA1BFE" wp14:editId="4200C1F4">
+                <wp:simplePos x="0" y="0"/>
+                <wp:positionH relativeFrom="column">
+                  <wp:posOffset>2812415</wp:posOffset>
+                </wp:positionH>
+                <wp:positionV relativeFrom="paragraph">
+                  <wp:posOffset>100587</wp:posOffset>
+                </wp:positionV>
+                <wp:extent cx="1608993" cy="325315"/>
+                <wp:effectExtent l="0" t="0" r="10795" b="17780"/>
+                <wp:wrapNone/>
+                <wp:docPr id="2" name="Прямоугольник 2"/>
+                <wp:cNvGraphicFramePr/>
+                <a:graphic xmlns:a="http://schemas.openxmlformats.org/drawingml/2006/main">
+                  <a:graphicData uri="http://schemas.microsoft.com/office/word/2010/wordprocessingShape">
+                    <wps:wsp>
+                      <wps:cNvSpPr/>
+                      <wps:spPr>
+                        <a:xfrm>
+                          <a:off x="0" y="0"/>
+                          <a:ext cx="1608993" cy="325315"/>
+                        </a:xfrm>
+                        <a:prstGeom prst="rect">
+                          <a:avLst/>
+                        </a:prstGeom>
+                        <a:ln w="12700">
+                          <a:solidFill>
+                            <a:schemeClr val="tx1">
+                              <a:lumMod val="95000"/>
+                              <a:lumOff val="5000"/>
+                            </a:schemeClr>
+                          </a:solidFill>
+                        </a:ln>
+                      </wps:spPr>
+                      <wps:style>
+                        <a:lnRef idx="2">
+                          <a:schemeClr val="accent6"/>
+                        </a:lnRef>
+                        <a:fillRef idx="1">
+                          <a:schemeClr val="lt1"/>
+                        </a:fillRef>
+                        <a:effectRef idx="0">
+                          <a:schemeClr val="accent6"/>
+                        </a:effectRef>
+                        <a:fontRef idx="minor">
+                          <a:schemeClr val="dk1"/>
+                        </a:fontRef>
+                      </wps:style>
+                      <wps:txbx>
+                        <w:txbxContent>
+                          <w:p>
+                            <w:pPr>
+                              <w:jc w:val="center"/>
+                            </w:pPr>
+                            <w:r>
+                              <w:t>Що треба мати</w:t>
+                            </w:r>
+                          </w:p>
+                        </w:txbxContent>
+                      </wps:txbx>
+                      <wps:bodyPr rot="0" spcFirstLastPara="0" vertOverflow="overflow" horzOverflow="overflow" vert="horz" wrap="square" lIns="91440" tIns="45720" rIns="91440" bIns="45720" numCol="1" spcCol="0" rtlCol="0" fromWordArt="0" anchor="ctr" anchorCtr="0" forceAA="0" compatLnSpc="1">
+                        <a:prstTxWarp prst="textNoShape">
+                          <a:avLst/>
+                        </a:prstTxWarp>
+                        <a:noAutofit/>
+                      </wps:bodyPr>
+                    </wps:wsp>
+                  </a:graphicData>
+                </a:graphic>
+                <wp14:sizeRelV relativeFrom="margin">
+                  <wp14:pctHeight>0</wp14:pctHeight>
+                </wp14:sizeRelV>
+              </wp:anchor>
+            </w:drawing>
+          </mc:Choice>
+          <mc:Fallback>
+            <w:pict>
+              <v:rect w14:anchorId="3DAA1BFE" id="Прямоугольник 2" o:spid="_x0000_s1027" style="position:absolute;left:0;text-align:left;margin-left:221.45pt;margin-top:7.9pt;width:126.7pt;height:25.6pt;z-index:251641856;visibility:visible;mso-wrap-style:square;mso-height-percent:0;mso-wrap-distance-left:9pt;mso-wrap-distance-top:0;mso-wrap-distance-right:9pt;mso-wrap-distance-bottom:0;mso-position-horizontal:absolute;mso-position-horizontal-relative:text;mso-position-vertical:absolute;mso-position-vertical-relative:text;mso-height-percent:0;mso-height-relative:margin;v-text-anchor:middle" o:gfxdata="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" fillcolor="white [3201]" strokecolor="#0d0d0d [3069]" strokeweight="1pt">
+                <v:textbox>
+                  <w:txbxContent>
+                    <w:p>
+                      <w:pPr>
+                        <w:jc w:val="center"/>
+                      </w:pPr>
+                      <w:r>
+                        <w:t>Що треба мати</w:t>
+                      </w:r>
+                    </w:p>
+                  </w:txbxContent>
+                </v:textbox>
+              </v:rect>
+            </w:pict>
+          </mc:Fallback>
+        </mc:AlternateContent>
+      </w:r>
+    </w:p>
+    <w:p>
+      <w:pPr>
+        <w:spacing w:line="360" w:lineRule="auto"/>
+        <w:ind w:firstLine="709"/>
+        <w:jc w:val="center"/>
+      </w:pPr>
+    </w:p>
+    <w:p>
+      <w:pPr>
+        <w:spacing w:line="360" w:lineRule="auto"/>
+        <w:ind w:firstLine="709"/>
+        <w:jc w:val="center"/>
+      </w:pPr>
+      <w:r>
+        <w:t>Визнач</w:t>
+      </w:r>
+    </w:p>
+    <w:p>
+      <w:pPr>
+        <w:spacing w:line="360" w:lineRule="auto"/>
+        <w:ind w:firstLine="709"/>
+        <w:jc w:val="center"/>
+      </w:pPr>
+      <w:r>
+        <w:rPr>
+          <w:noProof/>
+          <w:lang w:val="ru-RU" w:eastAsia="ru-RU" w:bidi="ar-SA"/>
+        </w:rPr>
+        <mc:AlternateContent>
+          <mc:Choice Requires="wps">
+            <w:drawing>
+              <wp:anchor distT="0" distB="0" distL="114300" distR="114300" simplePos="0" relativeHeight="251648000" behindDoc="0" locked="0" layoutInCell="1" allowOverlap="1" wp14:anchorId="24E37918" wp14:editId="45A95FEA">
+                <wp:simplePos x="0" y="0"/>
+                <wp:positionH relativeFrom="column">
+                  <wp:posOffset>2358795</wp:posOffset>
+                </wp:positionH>
+                <wp:positionV relativeFrom="paragraph">
+                  <wp:posOffset>53975</wp:posOffset>
+                </wp:positionV>
+                <wp:extent cx="2387150" cy="324847"/>
+                <wp:effectExtent l="0" t="0" r="13335" b="18415"/>
+                <wp:wrapNone/>
+                <wp:docPr id="3" name="Прямоугольник 3"/>
+                <wp:cNvGraphicFramePr/>
+                <a:graphic xmlns:a="http://schemas.openxmlformats.org/drawingml/2006/main">
+                  <a:graphicData uri="http://schemas.microsoft.com/office/word/2010/wordprocessingShape">
+                    <wps:wsp>
+                      <wps:cNvSpPr/>
+                      <wps:spPr>
+                        <a:xfrm>
+                          <a:off x="0" y="0"/>
+                          <a:ext cx="2387150" cy="324847"/>
+                        </a:xfrm>
+                        <a:prstGeom prst="rect">
+                          <a:avLst/>
+                        </a:prstGeom>
+                        <a:ln w="12700">
+                          <a:solidFill>
+                            <a:schemeClr val="tx1">
+                              <a:lumMod val="95000"/>
+                              <a:lumOff val="5000"/>
+                            </a:schemeClr>
+                          </a:solidFill>
+                        </a:ln>
+                      </wps:spPr>
+                      <wps:style>
+                        <a:lnRef idx="2">
+                          <a:schemeClr val="accent6"/>
+                        </a:lnRef>
+                        <a:fillRef idx="1">
+                          <a:schemeClr val="lt1"/>
+                        </a:fillRef>
+                        <a:effectRef idx="0">
+                          <a:schemeClr val="accent6"/>
+                        </a:effectRef>
+                        <a:fontRef idx="minor">
+                          <a:schemeClr val="dk1"/>
+                        </a:fontRef>
+                      </wps:style>
+                      <wps:txbx>
+                        <w:txbxContent>
+                          <w:p>
+                            <w:pPr>
+                              <w:jc w:val="center"/>
+                            </w:pPr>
+                            <w:r>
+                              <w:t>Як одержати відсутні дані?</w:t>
+                            </w:r>
+                          </w:p>
+                        </w:txbxContent>
+                      </wps:txbx>
+                      <wps:bodyPr rot="0" spcFirstLastPara="0" vertOverflow="overflow" horzOverflow="overflow" vert="horz" wrap="square" lIns="91440" tIns="45720" rIns="91440" bIns="45720" numCol="1" spcCol="0" rtlCol="0" fromWordArt="0" anchor="ctr" anchorCtr="0" forceAA="0" compatLnSpc="1">
+                        <a:prstTxWarp prst="textNoShape">
+                          <a:avLst/>
+                        </a:prstTxWarp>
+                        <a:noAutofit/>
+                      </wps:bodyPr>
+                    </wps:wsp>
+                  </a:graphicData>
+                </a:graphic>
+                <wp14:sizeRelH relativeFrom="margin">
+                  <wp14:pctWidth>0</wp14:pctWidth>
+                </wp14:sizeRelH>
+                <wp14:sizeRelV relativeFrom="margin">
+                  <wp14:pctHeight>0</wp14:pctHeight>
+                </wp14:sizeRelV>
+              </wp:anchor>
+            </w:drawing>
+          </mc:Choice>
+          <mc:Fallback>
+            <w:pict>
+              <v:rect w14:anchorId="24E37918" id="Прямоугольник 3" o:spid="_x0000_s1028" style="position:absolute;left:0;text-align:left;margin-left:185.75pt;margin-top:4.25pt;width:187.95pt;height:25.6pt;z-index:251648000;visibility:visible;mso-wrap-style:square;mso-width-percent:0;mso-height-percent:0;mso-wrap-distance-left:9pt;mso-wrap-distance-top:0;mso-wrap-distance-right:9pt;mso-wrap-distance-bottom:0;mso-position-horizontal:absolute;mso-position-horizontal-relative:text;mso-position-vertical:absolute;mso-position-vertical-relative:text;mso-width-percent:0;mso-height-percent:0;mso-width-relative:margin;mso-height-relative:margin;v-text-anchor:middle" o:gfxdata="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" fillcolor="white [3201]" strokecolor="#0d0d0d [3069]" strokeweight="1pt">
+                <v:textbox>
+                  <w:txbxContent>
+                    <w:p>
+                      <w:pPr>
+                        <w:jc w:val="center"/>
+                      </w:pPr>
+                      <w:r>
+                        <w:t>Як одержати відсутні дані?</w:t>
+                      </w:r>
+                    </w:p>
+                  </w:txbxContent>
+                </v:textbox>
+              </v:rect>
+            </w:pict>
+          </mc:Fallback>
+        </mc:AlternateContent>
+      </w:r>
+    </w:p>
+    <w:p>
+      <w:pPr>
+        <w:spacing w:line="360" w:lineRule="auto"/>
+        <w:ind w:firstLine="709"/>
+        <w:jc w:val="center"/>
+      </w:pPr>
+    </w:p>
+    <w:p>
+      <w:pPr>
+        <w:spacing w:line="360" w:lineRule="auto"/>
+        <w:ind w:firstLine="709"/>
+        <w:jc w:val="center"/>
+      </w:pPr>
+      <w:r>
+        <w:t>Накреслити</w:t>
+      </w:r>
+    </w:p>
+    <w:p>
+      <w:pPr>
+        <w:spacing w:line="360" w:lineRule="auto"/>
+        <w:ind w:firstLine="709"/>
+        <w:jc w:val="center"/>
+      </w:pPr>
+      <w:r>
+        <w:rPr>
+          <w:noProof/>
+          <w:lang w:val="ru-RU" w:eastAsia="ru-RU" w:bidi="ar-SA"/>
+        </w:rPr>
+        <mc:AlternateContent>
+          <mc:Choice Requires="wps">
+            <w:drawing>
+              <wp:anchor distT="0" distB="0" distL="114300" distR="114300" simplePos="0" relativeHeight="251655168" behindDoc="0" locked="0" layoutInCell="1" allowOverlap="1" wp14:anchorId="3A6BAC8E" wp14:editId="4FC7A9A3">
+                <wp:simplePos x="0" y="0"/>
+                <wp:positionH relativeFrom="column">
+                  <wp:posOffset>2633924</wp:posOffset>
+                </wp:positionH>
+                <wp:positionV relativeFrom="paragraph">
+                  <wp:posOffset>234349</wp:posOffset>
+                </wp:positionV>
+                <wp:extent cx="1852930" cy="339124"/>
+                <wp:effectExtent l="0" t="0" r="13970" b="22860"/>
+                <wp:wrapNone/>
+                <wp:docPr id="4" name="Прямоугольник 4"/>
+                <wp:cNvGraphicFramePr/>
+                <a:graphic xmlns:a="http://schemas.openxmlformats.org/drawingml/2006/main">
+                  <a:graphicData uri="http://schemas.microsoft.com/office/word/2010/wordprocessingShape">
+                    <wps:wsp>
+                      <wps:cNvSpPr/>
+                      <wps:spPr>
+                        <a:xfrm>
+                          <a:off x="0" y="0"/>
+                          <a:ext cx="1852930" cy="339124"/>
+                        </a:xfrm>
+                        <a:prstGeom prst="rect">
+                          <a:avLst/>
+                        </a:prstGeom>
+                        <a:ln w="12700">
+                          <a:solidFill>
+                            <a:schemeClr val="tx1">
+                              <a:lumMod val="95000"/>
+                              <a:lumOff val="5000"/>
+                            </a:schemeClr>
+                          </a:solidFill>
+                        </a:ln>
+                      </wps:spPr>
+                      <wps:style>
+                        <a:lnRef idx="2">
+                          <a:schemeClr val="accent6"/>
+                        </a:lnRef>
+                        <a:fillRef idx="1">
+                          <a:schemeClr val="lt1"/>
+                        </a:fillRef>
+                        <a:effectRef idx="0">
+                          <a:schemeClr val="accent6"/>
+                        </a:effectRef>
+                        <a:fontRef idx="minor">
+                          <a:schemeClr val="dk1"/>
+                        </a:fontRef>
+                      </wps:style>
+                      <wps:txbx>
+                        <w:txbxContent>
+                          <w:p>
+                            <w:pPr>
+                              <w:jc w:val="center"/>
+                            </w:pPr>
+                            <w:r>
+                              <w:t>«Кроки» розв’язання</w:t>
+                            </w:r>
+                          </w:p>
+                        </w:txbxContent>
+                      </wps:txbx>
+                      <wps:bodyPr rot="0" spcFirstLastPara="0" vertOverflow="overflow" horzOverflow="overflow" vert="horz" wrap="square" lIns="91440" tIns="45720" rIns="91440" bIns="45720" numCol="1" spcCol="0" rtlCol="0" fromWordArt="0" anchor="ctr" anchorCtr="0" forceAA="0" compatLnSpc="1">
+                        <a:prstTxWarp prst="textNoShape">
+                          <a:avLst/>
+                        </a:prstTxWarp>
+                        <a:noAutofit/>
+                      </wps:bodyPr>
+                    </wps:wsp>
+                  </a:graphicData>
+                </a:graphic>
+                <wp14:sizeRelH relativeFrom="margin">
+                  <wp14:pctWidth>0</wp14:pctWidth>
+                </wp14:sizeRelH>
+                <wp14:sizeRelV relativeFrom="margin">
+                  <wp14:pctHeight>0</wp14:pctHeight>
+                </wp14:sizeRelV>
+              </wp:anchor>
+            </w:drawing>
+          </mc:Choice>
+          <mc:Fallback>
+            <w:pict>
+              <v:rect w14:anchorId="3A6BAC8E" id="Прямоугольник 4" o:spid="_x0000_s1029" style="position:absolute;left:0;text-align:left;margin-left:207.4pt;margin-top:18.45pt;width:145.9pt;height:26.7pt;z-index:251655168;visibility:visible;mso-wrap-style:square;mso-width-percent:0;mso-height-percent:0;mso-wrap-distance-left:9pt;mso-wrap-distance-top:0;mso-wrap-distance-right:9pt;mso-wrap-distance-bottom:0;mso-position-horizontal:absolute;mso-position-horizontal-relative:text;mso-position-vertical:absolute;mso-position-vertical-relative:text;mso-width-percent:0;mso-height-percent:0;mso-width-relative:margin;mso-height-relative:margin;v-text-anchor:middle" o:gfxdata="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" fillcolor="white [3201]" strokecolor="#0d0d0d [3069]" strokeweight="1pt">
+                <v:textbox>
+                  <w:txbxContent>
+                    <w:p>
+                      <w:pPr>
+                        <w:jc w:val="center"/>
+                      </w:pPr>
+                      <w:r>
+                        <w:t>«Кроки» розв’язання</w:t>
+                      </w:r>
+                    </w:p>
+                  </w:txbxContent>
+                </v:textbox>
+              </v:rect>
+            </w:pict>
+          </mc:Fallback>
+        </mc:AlternateContent>
+      </w:r>
+    </w:p>
+    <w:p>
+      <w:pPr>
+        <w:spacing w:line="360" w:lineRule="auto"/>
+        <w:ind w:firstLine="709"/>
+        <w:jc w:val="center"/>
+      </w:pPr>
+    </w:p>
+    <w:p>
+      <w:pPr>
+        <w:spacing w:line="360" w:lineRule="auto"/>
+        <w:ind w:firstLine="709"/>
+        <w:jc w:val="center"/>
+      </w:pPr>
+    </w:p>
+    <w:p>
+      <w:pPr>
+        <w:spacing w:line="360" w:lineRule="auto"/>
+        <w:ind w:firstLine="709"/>
+        <w:jc w:val="center"/>
+      </w:pPr>
+      <w:r>
+        <w:t>Перевір себе</w:t>
+      </w:r>
+    </w:p>
+    <w:p>
+      <w:pPr>
+        <w:spacing w:line="360" w:lineRule="auto"/>
+        <w:ind w:firstLine="709"/>
+        <w:jc w:val="center"/>
+      </w:pPr>
     </w:p>
     <w:p>
       <w:pPr>
@@ -2493,7 +3281,17 @@
           <w:sz w:val="28"/>
           <w:szCs w:val="28"/>
         </w:rPr>
-        <w:t>зростає рівень їх знань і пізнавальні мож</w:t>
+        <w:t xml:space="preserve">зростає рівень їх знань і пізнавальні </w:t>
+      </w:r>
+      <w:r>
+        <w:rPr>
+          <w:rStyle w:val="1"/>
+          <w:rFonts w:ascii="Times New Roman" w:hAnsi="Times New Roman" w:cs="Times New Roman"/>
+          <w:sz w:val="28"/>
+          <w:szCs w:val="28"/>
+        </w:rPr>
+        <w:lastRenderedPageBreak/>
+        <w:t>мож</w:t>
       </w:r>
       <w:r>
         <w:rPr>
@@ -3008,7 +3806,6 @@
           <w:sz w:val="28"/>
           <w:szCs w:val="28"/>
         </w:rPr>
-        <w:lastRenderedPageBreak/>
         <w:t>студентами умінь і навичок</w:t>
       </w:r>
       <w:r>
@@ -3227,6 +4024,7 @@
           <w:szCs w:val="28"/>
         </w:rPr>
         <w:sectPr>
+          <w:footerReference w:type="default" r:id="rId8"/>
           <w:type w:val="continuous"/>
           <w:pgSz w:w="11907" w:h="16840" w:code="9"/>
           <w:pgMar w:top="720" w:right="720" w:bottom="720" w:left="720" w:header="0" w:footer="6" w:gutter="0"/>
@@ -3243,7 +4041,7 @@
         <w:keepLines/>
         <w:shd w:val="clear" w:color="auto" w:fill="auto"/>
         <w:spacing w:after="0" w:line="360" w:lineRule="auto"/>
-        <w:jc w:val="both"/>
+        <w:jc w:val="center"/>
         <w:rPr>
           <w:rStyle w:val="33"/>
           <w:rFonts w:ascii="Times New Roman" w:hAnsi="Times New Roman" w:cs="Times New Roman"/>
@@ -3251,9 +4049,132 @@
           <w:bCs/>
           <w:sz w:val="36"/>
           <w:szCs w:val="28"/>
-        </w:rPr>
-      </w:pPr>
-      <w:bookmarkStart w:id="1" w:name="bookmark4"/>
+          <w:lang w:val="ru-RU"/>
+        </w:rPr>
+      </w:pPr>
+      <w:bookmarkStart w:id="0" w:name="bookmark4"/>
+      <w:r>
+        <w:rPr>
+          <w:rStyle w:val="33"/>
+          <w:rFonts w:ascii="Times New Roman" w:hAnsi="Times New Roman" w:cs="Times New Roman"/>
+          <w:bCs/>
+          <w:noProof/>
+          <w:sz w:val="28"/>
+          <w:szCs w:val="28"/>
+          <w:lang w:val="ru-RU"/>
+        </w:rPr>
+        <w:lastRenderedPageBreak/>
+        <mc:AlternateContent>
+          <mc:Choice Requires="wps">
+            <w:drawing>
+              <wp:anchor distT="45720" distB="45720" distL="114300" distR="114300" simplePos="0" relativeHeight="251656192" behindDoc="0" locked="0" layoutInCell="1" allowOverlap="1" wp14:anchorId="2B4A5591" wp14:editId="5DC16D92">
+                <wp:simplePos x="0" y="0"/>
+                <wp:positionH relativeFrom="column">
+                  <wp:posOffset>8637905</wp:posOffset>
+                </wp:positionH>
+                <wp:positionV relativeFrom="paragraph">
+                  <wp:posOffset>55015</wp:posOffset>
+                </wp:positionV>
+                <wp:extent cx="1215390" cy="1404620"/>
+                <wp:effectExtent l="0" t="0" r="0" b="0"/>
+                <wp:wrapNone/>
+                <wp:docPr id="217" name="Надпись 2"/>
+                <wp:cNvGraphicFramePr>
+                  <a:graphicFrameLocks xmlns:a="http://schemas.openxmlformats.org/drawingml/2006/main"/>
+                </wp:cNvGraphicFramePr>
+                <a:graphic xmlns:a="http://schemas.openxmlformats.org/drawingml/2006/main">
+                  <a:graphicData uri="http://schemas.microsoft.com/office/word/2010/wordprocessingShape">
+                    <wps:wsp>
+                      <wps:cNvSpPr txBox="1">
+                        <a:spLocks noChangeArrowheads="1"/>
+                      </wps:cNvSpPr>
+                      <wps:spPr bwMode="auto">
+                        <a:xfrm>
+                          <a:off x="0" y="0"/>
+                          <a:ext cx="1215390" cy="1404620"/>
+                        </a:xfrm>
+                        <a:prstGeom prst="rect">
+                          <a:avLst/>
+                        </a:prstGeom>
+                        <a:noFill/>
+                        <a:ln w="9525">
+                          <a:noFill/>
+                          <a:miter lim="800000"/>
+                          <a:headEnd/>
+                          <a:tailEnd/>
+                        </a:ln>
+                      </wps:spPr>
+                      <wps:txbx>
+                        <w:txbxContent>
+                          <w:p>
+                            <w:pPr>
+                              <w:rPr>
+                                <w:b/>
+                              </w:rPr>
+                            </w:pPr>
+                            <w:r>
+                              <w:rPr>
+                                <w:rStyle w:val="33"/>
+                                <w:rFonts w:ascii="Times New Roman" w:hAnsi="Times New Roman" w:cs="Times New Roman"/>
+                                <w:b w:val="0"/>
+                                <w:sz w:val="28"/>
+                                <w:szCs w:val="28"/>
+                                <w:lang w:val="en-US"/>
+                              </w:rPr>
+                              <w:t>Додаток 4.</w:t>
+                            </w:r>
+                          </w:p>
+                        </w:txbxContent>
+                      </wps:txbx>
+                      <wps:bodyPr rot="0" vert="horz" wrap="square" lIns="91440" tIns="45720" rIns="91440" bIns="45720" anchor="t" anchorCtr="0">
+                        <a:spAutoFit/>
+                      </wps:bodyPr>
+                    </wps:wsp>
+                  </a:graphicData>
+                </a:graphic>
+                <wp14:sizeRelH relativeFrom="margin">
+                  <wp14:pctWidth>0</wp14:pctWidth>
+                </wp14:sizeRelH>
+                <wp14:sizeRelV relativeFrom="margin">
+                  <wp14:pctHeight>20000</wp14:pctHeight>
+                </wp14:sizeRelV>
+              </wp:anchor>
+            </w:drawing>
+          </mc:Choice>
+          <mc:Fallback>
+            <w:pict>
+              <v:shapetype w14:anchorId="2B4A5591" id="_x0000_t202" coordsize="21600,21600" o:spt="202" path="m,l,21600r21600,l21600,xe">
+                <v:stroke joinstyle="miter"/>
+                <v:path gradientshapeok="t" o:connecttype="rect"/>
+              </v:shapetype>
+              <v:shape id="Надпись 2" o:spid="_x0000_s1030" type="#_x0000_t202" style="position:absolute;left:0;text-align:left;margin-left:680.15pt;margin-top:4.35pt;width:95.7pt;height:110.6pt;z-index:251656192;visibility:visible;mso-wrap-style:square;mso-width-percent:0;mso-height-percent:200;mso-wrap-distance-left:9pt;mso-wrap-distance-top:3.6pt;mso-wrap-distance-right:9pt;mso-wrap-distance-bottom:3.6pt;mso-position-horizontal:absolute;mso-position-horizontal-relative:text;mso-position-vertical:absolute;mso-position-vertical-relative:text;mso-width-percent:0;mso-height-percent:200;mso-width-relative:margin;mso-height-relative:margin;v-text-anchor:top" o:gfxdata="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" filled="f" stroked="f">
+                <v:textbox style="mso-fit-shape-to-text:t">
+                  <w:txbxContent>
+                    <w:p>
+                      <w:pPr>
+                        <w:rPr>
+                          <w:b/>
+                        </w:rPr>
+                      </w:pPr>
+                      <w:r>
+                        <w:rPr>
+                          <w:rStyle w:val="33"/>
+                          <w:rFonts w:ascii="Times New Roman" w:hAnsi="Times New Roman" w:cs="Times New Roman"/>
+                          <w:b w:val="0"/>
+                          <w:sz w:val="28"/>
+                          <w:szCs w:val="28"/>
+                          <w:lang w:val="en-US"/>
+                        </w:rPr>
+                        <w:t>Додаток 4.</w:t>
+                      </w:r>
+                    </w:p>
+                  </w:txbxContent>
+                </v:textbox>
+              </v:shape>
+            </w:pict>
+          </mc:Fallback>
+        </mc:AlternateContent>
+      </w:r>
       <w:r>
         <w:rPr>
           <w:rStyle w:val="33"/>
@@ -3263,7 +4184,6 @@
           <w:sz w:val="36"/>
           <w:szCs w:val="28"/>
         </w:rPr>
-        <w:lastRenderedPageBreak/>
         <w:t xml:space="preserve">Пояснення спеціальних розумових і практичних операцій, </w:t>
       </w:r>
       <w:r>
@@ -3278,7 +4198,7 @@
         <w:br/>
         <w:t>з якими працюють студенти під час виконання завдань для с/р.</w:t>
       </w:r>
-      <w:bookmarkEnd w:id="1"/>
+      <w:bookmarkEnd w:id="0"/>
     </w:p>
     <w:p>
       <w:pPr>
@@ -3294,20 +4214,9 @@
           <w:bCs/>
           <w:sz w:val="28"/>
           <w:szCs w:val="28"/>
-          <w:lang w:val="en-US"/>
-        </w:rPr>
-      </w:pPr>
-      <w:r>
-        <w:rPr>
-          <w:rStyle w:val="33"/>
-          <w:rFonts w:ascii="Times New Roman" w:hAnsi="Times New Roman" w:cs="Times New Roman"/>
-          <w:bCs/>
-          <w:sz w:val="28"/>
-          <w:szCs w:val="28"/>
-          <w:lang w:val="en-US"/>
-        </w:rPr>
-        <w:t>Додаток 4.</w:t>
-      </w:r>
+          <w:lang w:val="ru-RU"/>
+        </w:rPr>
+      </w:pPr>
     </w:p>
     <w:p>
       <w:pPr>
@@ -3323,9 +4232,10 @@
           <w:bCs/>
           <w:sz w:val="28"/>
           <w:szCs w:val="28"/>
-          <w:lang w:val="en-US"/>
+          <w:lang w:val="ru-RU"/>
         </w:rPr>
         <w:sectPr>
+          <w:footerReference w:type="default" r:id="rId9"/>
           <w:pgSz w:w="16840" w:h="11907" w:orient="landscape" w:code="9"/>
           <w:pgMar w:top="720" w:right="720" w:bottom="720" w:left="720" w:header="0" w:footer="6" w:gutter="0"/>
           <w:cols w:space="709"/>
@@ -3333,6 +4243,8 @@
           <w:docGrid w:linePitch="381"/>
         </w:sectPr>
       </w:pPr>
+      <w:bookmarkStart w:id="1" w:name="_GoBack"/>
+      <w:bookmarkEnd w:id="1"/>
     </w:p>
     <w:p>
       <w:pPr>
@@ -3682,6 +4594,68 @@
     </w:p>
   </w:endnote>
 </w:endnotes>
+</file>
+
+<file path=word/footer1.xml><?xml version="1.0" encoding="utf-8"?>
+<w:ftr xmlns:wpc="http://schemas.microsoft.com/office/word/2010/wordprocessingCanvas" xmlns:mc="http://schemas.openxmlformats.org/markup-compatibility/2006" xmlns:o="urn:schemas-microsoft-com:office:office" xmlns:r="http://schemas.openxmlformats.org/officeDocument/2006/relationships" xmlns:m="http://schemas.openxmlformats.org/officeDocument/2006/math" xmlns:v="urn:schemas-microsoft-com:vml" xmlns:wp14="http://schemas.microsoft.com/office/word/2010/wordprocessingDrawing" xmlns:wp="http://schemas.openxmlformats.org/drawingml/2006/wordprocessingDrawing" xmlns:w10="urn:schemas-microsoft-com:office:word" xmlns:w="http://schemas.openxmlformats.org/wordprocessingml/2006/main" xmlns:w14="http://schemas.microsoft.com/office/word/2010/wordml" xmlns:w15="http://schemas.microsoft.com/office/word/2012/wordml" xmlns:wpg="http://schemas.microsoft.com/office/word/2010/wordprocessingGroup" xmlns:wpi="http://schemas.microsoft.com/office/word/2010/wordprocessingInk" xmlns:wne="http://schemas.microsoft.com/office/word/2006/wordml" xmlns:wps="http://schemas.microsoft.com/office/word/2010/wordprocessingShape" mc:Ignorable="w14 w15 wp14">
+  <w:sdt>
+    <w:sdtPr>
+      <w:id w:val="687640935"/>
+      <w:docPartObj>
+        <w:docPartGallery w:val="Page Numbers (Bottom of Page)"/>
+        <w:docPartUnique/>
+      </w:docPartObj>
+    </w:sdtPr>
+    <w:sdtContent>
+      <w:p>
+        <w:pPr>
+          <w:pStyle w:val="af5"/>
+          <w:jc w:val="center"/>
+        </w:pPr>
+        <w:r>
+          <w:fldChar w:fldCharType="begin"/>
+        </w:r>
+        <w:r>
+          <w:instrText>PAGE   \* MERGEFORMAT</w:instrText>
+        </w:r>
+        <w:r>
+          <w:fldChar w:fldCharType="separate"/>
+        </w:r>
+        <w:r>
+          <w:rPr>
+            <w:noProof/>
+            <w:lang w:val="ru-RU"/>
+          </w:rPr>
+          <w:t>5</w:t>
+        </w:r>
+        <w:r>
+          <w:fldChar w:fldCharType="end"/>
+        </w:r>
+      </w:p>
+    </w:sdtContent>
+  </w:sdt>
+  <w:p>
+    <w:pPr>
+      <w:pStyle w:val="af5"/>
+    </w:pPr>
+  </w:p>
+</w:ftr>
+</file>
+
+<file path=word/footer2.xml><?xml version="1.0" encoding="utf-8"?>
+<w:ftr xmlns:wpc="http://schemas.microsoft.com/office/word/2010/wordprocessingCanvas" xmlns:mc="http://schemas.openxmlformats.org/markup-compatibility/2006" xmlns:o="urn:schemas-microsoft-com:office:office" xmlns:r="http://schemas.openxmlformats.org/officeDocument/2006/relationships" xmlns:m="http://schemas.openxmlformats.org/officeDocument/2006/math" xmlns:v="urn:schemas-microsoft-com:vml" xmlns:wp14="http://schemas.microsoft.com/office/word/2010/wordprocessingDrawing" xmlns:wp="http://schemas.openxmlformats.org/drawingml/2006/wordprocessingDrawing" xmlns:w10="urn:schemas-microsoft-com:office:word" xmlns:w="http://schemas.openxmlformats.org/wordprocessingml/2006/main" xmlns:w14="http://schemas.microsoft.com/office/word/2010/wordml" xmlns:w15="http://schemas.microsoft.com/office/word/2012/wordml" xmlns:wpg="http://schemas.microsoft.com/office/word/2010/wordprocessingGroup" xmlns:wpi="http://schemas.microsoft.com/office/word/2010/wordprocessingInk" xmlns:wne="http://schemas.microsoft.com/office/word/2006/wordml" xmlns:wps="http://schemas.microsoft.com/office/word/2010/wordprocessingShape" mc:Ignorable="w14 w15 wp14">
+  <w:p>
+    <w:pPr>
+      <w:pStyle w:val="af5"/>
+      <w:jc w:val="center"/>
+    </w:pPr>
+  </w:p>
+  <w:p>
+    <w:pPr>
+      <w:pStyle w:val="af5"/>
+    </w:pPr>
+  </w:p>
+</w:ftr>
 </file>
 
 <file path=word/footnotes.xml><?xml version="1.0" encoding="utf-8"?>
@@ -7267,7 +8241,7 @@
 </file>
 
 <file path=customXml/itemProps1.xml><?xml version="1.0" encoding="utf-8"?>
-<ds:datastoreItem xmlns:ds="http://schemas.openxmlformats.org/officeDocument/2006/customXml" ds:itemID="{1C1FB053-F7F4-46C1-B5C4-747E50F5D606}">
+<ds:datastoreItem xmlns:ds="http://schemas.openxmlformats.org/officeDocument/2006/customXml" ds:itemID="{17B52516-7A58-4144-B9D8-C91B624CE99F}">
   <ds:schemaRefs>
     <ds:schemaRef ds:uri="http://schemas.openxmlformats.org/officeDocument/2006/bibliography"/>
   </ds:schemaRefs>
